--- a/documentation/05 Mobile/Mobile Server (BFF).docx
+++ b/documentation/05 Mobile/Mobile Server (BFF).docx
@@ -80,7 +80,7 @@
           <w:left w:w="10" w:type="dxa"/>
           <w:right w:w="10" w:type="dxa"/>
         </w:tblCellMar>
-        <w:tblLook w:val="0000" w:firstRow="0" w:lastRow="0" w:firstColumn="0" w:lastColumn="0" w:noHBand="0" w:noVBand="0"/>
+        <w:tblLook w:val="04A0" w:firstRow="1" w:lastRow="0" w:firstColumn="1" w:lastColumn="0" w:noHBand="0" w:noVBand="1"/>
       </w:tblPr>
       <w:tblGrid>
         <w:gridCol w:w="2600"/>
@@ -289,7 +289,7 @@
                 <w:sz w:val="20"/>
                 <w:szCs w:val="20"/>
               </w:rPr>
-              <w:t>20 October 2026</w:t>
+              <w:t>23 October 2026</w:t>
             </w:r>
           </w:p>
         </w:tc>
@@ -461,7 +461,7 @@
           <w:left w:w="10" w:type="dxa"/>
           <w:right w:w="10" w:type="dxa"/>
         </w:tblCellMar>
-        <w:tblLook w:val="0000" w:firstRow="0" w:lastRow="0" w:firstColumn="0" w:lastColumn="0" w:noHBand="0" w:noVBand="0"/>
+        <w:tblLook w:val="04A0" w:firstRow="1" w:lastRow="0" w:firstColumn="1" w:lastColumn="0" w:noHBand="0" w:noVBand="1"/>
       </w:tblPr>
       <w:tblGrid>
         <w:gridCol w:w="1300"/>
@@ -1027,6 +1027,81 @@
                 <w:szCs w:val="19"/>
               </w:rPr>
               <w:t>Route to save the account's colour theme from the phone app's Settings (PUT /auth/me/theme).</w:t>
+            </w:r>
+          </w:p>
+        </w:tc>
+      </w:tr>
+      <w:tr>
+        <w:tblPrEx>
+          <w:tblCellMar>
+            <w:top w:w="0" w:type="dxa"/>
+            <w:bottom w:w="0" w:type="dxa"/>
+          </w:tblCellMar>
+        </w:tblPrEx>
+        <w:tc>
+          <w:tcPr>
+            <w:tcW w:w="1300" w:type="dxa"/>
+            <w:tcMar>
+              <w:top w:w="50" w:type="dxa"/>
+              <w:left w:w="90" w:type="dxa"/>
+              <w:bottom w:w="50" w:type="dxa"/>
+              <w:right w:w="90" w:type="dxa"/>
+            </w:tcMar>
+          </w:tcPr>
+          <w:p>
+            <w:r>
+              <w:rPr>
+                <w:sz w:val="19"/>
+                <w:szCs w:val="19"/>
+              </w:rPr>
+              <w:t>1.1</w:t>
+            </w:r>
+          </w:p>
+        </w:tc>
+        <w:tc>
+          <w:tcPr>
+            <w:tcW w:w="1900" w:type="dxa"/>
+            <w:tcMar>
+              <w:top w:w="50" w:type="dxa"/>
+              <w:left w:w="90" w:type="dxa"/>
+              <w:bottom w:w="50" w:type="dxa"/>
+              <w:right w:w="90" w:type="dxa"/>
+            </w:tcMar>
+          </w:tcPr>
+          <w:p>
+            <w:r>
+              <w:rPr>
+                <w:sz w:val="19"/>
+                <w:szCs w:val="19"/>
+              </w:rPr>
+              <w:t>23 October 2026</w:t>
+            </w:r>
+          </w:p>
+        </w:tc>
+        <w:tc>
+          <w:tcPr>
+            <w:tcW w:w="6438" w:type="dxa"/>
+            <w:tcMar>
+              <w:top w:w="50" w:type="dxa"/>
+              <w:left w:w="90" w:type="dxa"/>
+              <w:bottom w:w="50" w:type="dxa"/>
+              <w:right w:w="90" w:type="dxa"/>
+            </w:tcMar>
+          </w:tcPr>
+          <w:p>
+            <w:r>
+              <w:rPr>
+                <w:sz w:val="19"/>
+                <w:szCs w:val="19"/>
+              </w:rPr>
+              <w:t>Route for Share driver on a light delivery from the phone app (PATCH /deliveries/light/{id}/share-driver); assignments and new light deliverie</w:t>
+            </w:r>
+            <w:r>
+              <w:rPr>
+                <w:sz w:val="19"/>
+                <w:szCs w:val="19"/>
+              </w:rPr>
+              <w:t>s carry shareDriver.</w:t>
             </w:r>
           </w:p>
         </w:tc>
@@ -1063,7 +1138,7 @@
     <w:sdt>
       <w:sdtPr>
         <w:alias w:val="Contents"/>
-        <w:id w:val="830331698"/>
+        <w:id w:val="2045642575"/>
       </w:sdtPr>
       <w:sdtEndPr/>
       <w:sdtContent>
@@ -1085,15 +1160,12 @@
             <w:fldChar w:fldCharType="begin"/>
           </w:r>
           <w:r>
-            <w:instrText>TOC \h \o "1-</w:instrText>
-          </w:r>
-          <w:r>
-            <w:instrText>2"</w:instrText>
+            <w:instrText>TOC \h \o "1-2"</w:instrText>
           </w:r>
           <w:r>
             <w:fldChar w:fldCharType="separate"/>
           </w:r>
-          <w:hyperlink w:anchor="_Toc243418423" w:history="1">
+          <w:hyperlink w:anchor="_Toc243679766" w:history="1">
             <w:r>
               <w:rPr>
                 <w:rStyle w:val="Hyperlink"/>
@@ -1117,7 +1189,7 @@
               <w:rPr>
                 <w:noProof/>
               </w:rPr>
-              <w:instrText xml:space="preserve"> PAGEREF _Toc243418423 \h </w:instrText>
+              <w:instrText xml:space="preserve"> PAGEREF _Toc243679766 \h </w:instrText>
             </w:r>
             <w:r>
               <w:rPr>
@@ -1158,7 +1230,7 @@
               <w:szCs w:val="22"/>
             </w:rPr>
           </w:pPr>
-          <w:hyperlink w:anchor="_Toc243418424" w:history="1">
+          <w:hyperlink w:anchor="_Toc243679767" w:history="1">
             <w:r>
               <w:rPr>
                 <w:rStyle w:val="Hyperlink"/>
@@ -1182,7 +1254,7 @@
               <w:rPr>
                 <w:noProof/>
               </w:rPr>
-              <w:instrText xml:space="preserve"> PAGEREF _Toc243418424 \h </w:instrText>
+              <w:instrText xml:space="preserve"> PAGEREF _Toc243679767 \h </w:instrText>
             </w:r>
             <w:r>
               <w:rPr>
@@ -1223,7 +1295,7 @@
               <w:szCs w:val="22"/>
             </w:rPr>
           </w:pPr>
-          <w:hyperlink w:anchor="_Toc243418425" w:history="1">
+          <w:hyperlink w:anchor="_Toc243679768" w:history="1">
             <w:r>
               <w:rPr>
                 <w:rStyle w:val="Hyperlink"/>
@@ -1247,7 +1319,7 @@
               <w:rPr>
                 <w:noProof/>
               </w:rPr>
-              <w:instrText xml:space="preserve"> PAGEREF _Toc243418425 \h </w:instrText>
+              <w:instrText xml:space="preserve"> PAGEREF _Toc243679768 \h </w:instrText>
             </w:r>
             <w:r>
               <w:rPr>
@@ -1288,7 +1360,7 @@
               <w:szCs w:val="22"/>
             </w:rPr>
           </w:pPr>
-          <w:hyperlink w:anchor="_Toc243418426" w:history="1">
+          <w:hyperlink w:anchor="_Toc243679769" w:history="1">
             <w:r>
               <w:rPr>
                 <w:rStyle w:val="Hyperlink"/>
@@ -1312,7 +1384,7 @@
               <w:rPr>
                 <w:noProof/>
               </w:rPr>
-              <w:instrText xml:space="preserve"> PAGEREF _Toc243418426 \h </w:instrText>
+              <w:instrText xml:space="preserve"> PAGEREF _Toc243679769 \h </w:instrText>
             </w:r>
             <w:r>
               <w:rPr>
@@ -1353,7 +1425,7 @@
               <w:szCs w:val="22"/>
             </w:rPr>
           </w:pPr>
-          <w:hyperlink w:anchor="_Toc243418427" w:history="1">
+          <w:hyperlink w:anchor="_Toc243679770" w:history="1">
             <w:r>
               <w:rPr>
                 <w:rStyle w:val="Hyperlink"/>
@@ -1377,7 +1449,7 @@
               <w:rPr>
                 <w:noProof/>
               </w:rPr>
-              <w:instrText xml:space="preserve"> PAGEREF _Toc243418427 \h </w:instrText>
+              <w:instrText xml:space="preserve"> PAGEREF _Toc243679770 \h </w:instrText>
             </w:r>
             <w:r>
               <w:rPr>
@@ -1418,7 +1490,7 @@
               <w:szCs w:val="22"/>
             </w:rPr>
           </w:pPr>
-          <w:hyperlink w:anchor="_Toc243418428" w:history="1">
+          <w:hyperlink w:anchor="_Toc243679771" w:history="1">
             <w:r>
               <w:rPr>
                 <w:rStyle w:val="Hyperlink"/>
@@ -1442,7 +1514,7 @@
               <w:rPr>
                 <w:noProof/>
               </w:rPr>
-              <w:instrText xml:space="preserve"> PAGEREF _Toc243418428 \h </w:instrText>
+              <w:instrText xml:space="preserve"> PAGEREF _Toc243679771 \h </w:instrText>
             </w:r>
             <w:r>
               <w:rPr>
@@ -1483,7 +1555,7 @@
               <w:szCs w:val="22"/>
             </w:rPr>
           </w:pPr>
-          <w:hyperlink w:anchor="_Toc243418429" w:history="1">
+          <w:hyperlink w:anchor="_Toc243679772" w:history="1">
             <w:r>
               <w:rPr>
                 <w:rStyle w:val="Hyperlink"/>
@@ -1507,7 +1579,7 @@
               <w:rPr>
                 <w:noProof/>
               </w:rPr>
-              <w:instrText xml:space="preserve"> PAGEREF _Toc243418429 \h </w:instrText>
+              <w:instrText xml:space="preserve"> PAGEREF _Toc243679772 \h </w:instrText>
             </w:r>
             <w:r>
               <w:rPr>
@@ -1548,7 +1620,7 @@
               <w:szCs w:val="22"/>
             </w:rPr>
           </w:pPr>
-          <w:hyperlink w:anchor="_Toc243418430" w:history="1">
+          <w:hyperlink w:anchor="_Toc243679773" w:history="1">
             <w:r>
               <w:rPr>
                 <w:rStyle w:val="Hyperlink"/>
@@ -1572,7 +1644,7 @@
               <w:rPr>
                 <w:noProof/>
               </w:rPr>
-              <w:instrText xml:space="preserve"> PAGEREF _Toc243418430 \h </w:instrText>
+              <w:instrText xml:space="preserve"> PAGEREF _Toc243679773 \h </w:instrText>
             </w:r>
             <w:r>
               <w:rPr>
@@ -1613,7 +1685,7 @@
               <w:szCs w:val="22"/>
             </w:rPr>
           </w:pPr>
-          <w:hyperlink w:anchor="_Toc243418431" w:history="1">
+          <w:hyperlink w:anchor="_Toc243679774" w:history="1">
             <w:r>
               <w:rPr>
                 <w:rStyle w:val="Hyperlink"/>
@@ -1637,7 +1709,7 @@
               <w:rPr>
                 <w:noProof/>
               </w:rPr>
-              <w:instrText xml:space="preserve"> PAGEREF _Toc243418431 \h </w:instrText>
+              <w:instrText xml:space="preserve"> PAGEREF _Toc243679774 \h </w:instrText>
             </w:r>
             <w:r>
               <w:rPr>
@@ -1678,7 +1750,7 @@
               <w:szCs w:val="22"/>
             </w:rPr>
           </w:pPr>
-          <w:hyperlink w:anchor="_Toc243418432" w:history="1">
+          <w:hyperlink w:anchor="_Toc243679775" w:history="1">
             <w:r>
               <w:rPr>
                 <w:rStyle w:val="Hyperlink"/>
@@ -1702,7 +1774,7 @@
               <w:rPr>
                 <w:noProof/>
               </w:rPr>
-              <w:instrText xml:space="preserve"> PAGEREF _Toc243418432 \h </w:instrText>
+              <w:instrText xml:space="preserve"> PAGEREF _Toc243679775 \h </w:instrText>
             </w:r>
             <w:r>
               <w:rPr>
@@ -1743,7 +1815,7 @@
               <w:szCs w:val="22"/>
             </w:rPr>
           </w:pPr>
-          <w:hyperlink w:anchor="_Toc243418433" w:history="1">
+          <w:hyperlink w:anchor="_Toc243679776" w:history="1">
             <w:r>
               <w:rPr>
                 <w:rStyle w:val="Hyperlink"/>
@@ -1767,7 +1839,7 @@
               <w:rPr>
                 <w:noProof/>
               </w:rPr>
-              <w:instrText xml:space="preserve"> PAGEREF _Toc243418433 \h </w:instrText>
+              <w:instrText xml:space="preserve"> PAGEREF _Toc243679776 \h </w:instrText>
             </w:r>
             <w:r>
               <w:rPr>
@@ -1808,7 +1880,7 @@
               <w:szCs w:val="22"/>
             </w:rPr>
           </w:pPr>
-          <w:hyperlink w:anchor="_Toc243418434" w:history="1">
+          <w:hyperlink w:anchor="_Toc243679777" w:history="1">
             <w:r>
               <w:rPr>
                 <w:rStyle w:val="Hyperlink"/>
@@ -1832,7 +1904,7 @@
               <w:rPr>
                 <w:noProof/>
               </w:rPr>
-              <w:instrText xml:space="preserve"> PAGEREF _Toc243418434 \h </w:instrText>
+              <w:instrText xml:space="preserve"> PAGEREF _Toc243679777 \h </w:instrText>
             </w:r>
             <w:r>
               <w:rPr>
@@ -1873,7 +1945,7 @@
               <w:szCs w:val="22"/>
             </w:rPr>
           </w:pPr>
-          <w:hyperlink w:anchor="_Toc243418435" w:history="1">
+          <w:hyperlink w:anchor="_Toc243679778" w:history="1">
             <w:r>
               <w:rPr>
                 <w:rStyle w:val="Hyperlink"/>
@@ -1897,7 +1969,7 @@
               <w:rPr>
                 <w:noProof/>
               </w:rPr>
-              <w:instrText xml:space="preserve"> PAGEREF _Toc243418435 \h </w:instrText>
+              <w:instrText xml:space="preserve"> PAGEREF _Toc243679778 \h </w:instrText>
             </w:r>
             <w:r>
               <w:rPr>
@@ -1938,7 +2010,7 @@
               <w:szCs w:val="22"/>
             </w:rPr>
           </w:pPr>
-          <w:hyperlink w:anchor="_Toc243418436" w:history="1">
+          <w:hyperlink w:anchor="_Toc243679779" w:history="1">
             <w:r>
               <w:rPr>
                 <w:rStyle w:val="Hyperlink"/>
@@ -1962,7 +2034,7 @@
               <w:rPr>
                 <w:noProof/>
               </w:rPr>
-              <w:instrText xml:space="preserve"> PAGEREF _Toc243418436 \h </w:instrText>
+              <w:instrText xml:space="preserve"> PAGEREF _Toc243679779 \h </w:instrText>
             </w:r>
             <w:r>
               <w:rPr>
@@ -2003,7 +2075,7 @@
               <w:szCs w:val="22"/>
             </w:rPr>
           </w:pPr>
-          <w:hyperlink w:anchor="_Toc243418437" w:history="1">
+          <w:hyperlink w:anchor="_Toc243679780" w:history="1">
             <w:r>
               <w:rPr>
                 <w:rStyle w:val="Hyperlink"/>
@@ -2027,7 +2099,7 @@
               <w:rPr>
                 <w:noProof/>
               </w:rPr>
-              <w:instrText xml:space="preserve"> PAGEREF _Toc243418437 \h </w:instrText>
+              <w:instrText xml:space="preserve"> PAGEREF _Toc243679780 \h </w:instrText>
             </w:r>
             <w:r>
               <w:rPr>
@@ -2068,7 +2140,7 @@
               <w:szCs w:val="22"/>
             </w:rPr>
           </w:pPr>
-          <w:hyperlink w:anchor="_Toc243418438" w:history="1">
+          <w:hyperlink w:anchor="_Toc243679781" w:history="1">
             <w:r>
               <w:rPr>
                 <w:rStyle w:val="Hyperlink"/>
@@ -2092,7 +2164,7 @@
               <w:rPr>
                 <w:noProof/>
               </w:rPr>
-              <w:instrText xml:space="preserve"> PAGEREF _Toc243418438 \h </w:instrText>
+              <w:instrText xml:space="preserve"> PAGEREF _Toc243679781 \h </w:instrText>
             </w:r>
             <w:r>
               <w:rPr>
@@ -2133,7 +2205,7 @@
               <w:szCs w:val="22"/>
             </w:rPr>
           </w:pPr>
-          <w:hyperlink w:anchor="_Toc243418439" w:history="1">
+          <w:hyperlink w:anchor="_Toc243679782" w:history="1">
             <w:r>
               <w:rPr>
                 <w:rStyle w:val="Hyperlink"/>
@@ -2157,7 +2229,7 @@
               <w:rPr>
                 <w:noProof/>
               </w:rPr>
-              <w:instrText xml:space="preserve"> PAGEREF _Toc243418439 \h </w:instrText>
+              <w:instrText xml:space="preserve"> PAGEREF _Toc243679782 \h </w:instrText>
             </w:r>
             <w:r>
               <w:rPr>
@@ -2198,7 +2270,7 @@
               <w:szCs w:val="22"/>
             </w:rPr>
           </w:pPr>
-          <w:hyperlink w:anchor="_Toc243418440" w:history="1">
+          <w:hyperlink w:anchor="_Toc243679783" w:history="1">
             <w:r>
               <w:rPr>
                 <w:rStyle w:val="Hyperlink"/>
@@ -2222,7 +2294,7 @@
               <w:rPr>
                 <w:noProof/>
               </w:rPr>
-              <w:instrText xml:space="preserve"> PAGEREF _Toc243418440 \h </w:instrText>
+              <w:instrText xml:space="preserve"> PAGEREF _Toc243679783 \h </w:instrText>
             </w:r>
             <w:r>
               <w:rPr>
@@ -2263,7 +2335,7 @@
               <w:szCs w:val="22"/>
             </w:rPr>
           </w:pPr>
-          <w:hyperlink w:anchor="_Toc243418441" w:history="1">
+          <w:hyperlink w:anchor="_Toc243679784" w:history="1">
             <w:r>
               <w:rPr>
                 <w:rStyle w:val="Hyperlink"/>
@@ -2287,7 +2359,7 @@
               <w:rPr>
                 <w:noProof/>
               </w:rPr>
-              <w:instrText xml:space="preserve"> PAGEREF _Toc243418441 \h </w:instrText>
+              <w:instrText xml:space="preserve"> PAGEREF _Toc243679784 \h </w:instrText>
             </w:r>
             <w:r>
               <w:rPr>
@@ -2328,7 +2400,7 @@
               <w:szCs w:val="22"/>
             </w:rPr>
           </w:pPr>
-          <w:hyperlink w:anchor="_Toc243418442" w:history="1">
+          <w:hyperlink w:anchor="_Toc243679785" w:history="1">
             <w:r>
               <w:rPr>
                 <w:rStyle w:val="Hyperlink"/>
@@ -2352,7 +2424,7 @@
               <w:rPr>
                 <w:noProof/>
               </w:rPr>
-              <w:instrText xml:space="preserve"> PAGEREF _Toc243418442 \h </w:instrText>
+              <w:instrText xml:space="preserve"> PAGEREF _Toc243679785 \h </w:instrText>
             </w:r>
             <w:r>
               <w:rPr>
@@ -2393,7 +2465,7 @@
               <w:szCs w:val="22"/>
             </w:rPr>
           </w:pPr>
-          <w:hyperlink w:anchor="_Toc243418443" w:history="1">
+          <w:hyperlink w:anchor="_Toc243679786" w:history="1">
             <w:r>
               <w:rPr>
                 <w:rStyle w:val="Hyperlink"/>
@@ -2417,7 +2489,7 @@
               <w:rPr>
                 <w:noProof/>
               </w:rPr>
-              <w:instrText xml:space="preserve"> PAGEREF _Toc243418443 \h </w:instrText>
+              <w:instrText xml:space="preserve"> PAGEREF _Toc243679786 \h </w:instrText>
             </w:r>
             <w:r>
               <w:rPr>
@@ -2458,7 +2530,7 @@
               <w:szCs w:val="22"/>
             </w:rPr>
           </w:pPr>
-          <w:hyperlink w:anchor="_Toc243418444" w:history="1">
+          <w:hyperlink w:anchor="_Toc243679787" w:history="1">
             <w:r>
               <w:rPr>
                 <w:rStyle w:val="Hyperlink"/>
@@ -2482,7 +2554,7 @@
               <w:rPr>
                 <w:noProof/>
               </w:rPr>
-              <w:instrText xml:space="preserve"> PAGEREF _Toc243418444 \h </w:instrText>
+              <w:instrText xml:space="preserve"> PAGEREF _Toc243679787 \h </w:instrText>
             </w:r>
             <w:r>
               <w:rPr>
@@ -2523,7 +2595,7 @@
               <w:szCs w:val="22"/>
             </w:rPr>
           </w:pPr>
-          <w:hyperlink w:anchor="_Toc243418445" w:history="1">
+          <w:hyperlink w:anchor="_Toc243679788" w:history="1">
             <w:r>
               <w:rPr>
                 <w:rStyle w:val="Hyperlink"/>
@@ -2547,7 +2619,7 @@
               <w:rPr>
                 <w:noProof/>
               </w:rPr>
-              <w:instrText xml:space="preserve"> PAGEREF _Toc243418445 \h </w:instrText>
+              <w:instrText xml:space="preserve"> PAGEREF _Toc243679788 \h </w:instrText>
             </w:r>
             <w:r>
               <w:rPr>
@@ -2588,7 +2660,7 @@
               <w:szCs w:val="22"/>
             </w:rPr>
           </w:pPr>
-          <w:hyperlink w:anchor="_Toc243418446" w:history="1">
+          <w:hyperlink w:anchor="_Toc243679789" w:history="1">
             <w:r>
               <w:rPr>
                 <w:rStyle w:val="Hyperlink"/>
@@ -2612,7 +2684,7 @@
               <w:rPr>
                 <w:noProof/>
               </w:rPr>
-              <w:instrText xml:space="preserve"> PAGEREF _Toc243418446 \h </w:instrText>
+              <w:instrText xml:space="preserve"> PAGEREF _Toc243679789 \h </w:instrText>
             </w:r>
             <w:r>
               <w:rPr>
@@ -2653,7 +2725,7 @@
               <w:szCs w:val="22"/>
             </w:rPr>
           </w:pPr>
-          <w:hyperlink w:anchor="_Toc243418447" w:history="1">
+          <w:hyperlink w:anchor="_Toc243679790" w:history="1">
             <w:r>
               <w:rPr>
                 <w:rStyle w:val="Hyperlink"/>
@@ -2677,7 +2749,7 @@
               <w:rPr>
                 <w:noProof/>
               </w:rPr>
-              <w:instrText xml:space="preserve"> PAGEREF _Toc243418447 \h </w:instrText>
+              <w:instrText xml:space="preserve"> PAGEREF _Toc243679790 \h </w:instrText>
             </w:r>
             <w:r>
               <w:rPr>
@@ -2718,7 +2790,7 @@
               <w:szCs w:val="22"/>
             </w:rPr>
           </w:pPr>
-          <w:hyperlink w:anchor="_Toc243418448" w:history="1">
+          <w:hyperlink w:anchor="_Toc243679791" w:history="1">
             <w:r>
               <w:rPr>
                 <w:rStyle w:val="Hyperlink"/>
@@ -2742,7 +2814,7 @@
               <w:rPr>
                 <w:noProof/>
               </w:rPr>
-              <w:instrText xml:space="preserve"> PAGEREF _Toc243418448 \h </w:instrText>
+              <w:instrText xml:space="preserve"> PAGEREF _Toc243679791 \h </w:instrText>
             </w:r>
             <w:r>
               <w:rPr>
@@ -2783,7 +2855,7 @@
               <w:szCs w:val="22"/>
             </w:rPr>
           </w:pPr>
-          <w:hyperlink w:anchor="_Toc243418449" w:history="1">
+          <w:hyperlink w:anchor="_Toc243679792" w:history="1">
             <w:r>
               <w:rPr>
                 <w:rStyle w:val="Hyperlink"/>
@@ -2807,7 +2879,7 @@
               <w:rPr>
                 <w:noProof/>
               </w:rPr>
-              <w:instrText xml:space="preserve"> PAGEREF _Toc243418449 \h </w:instrText>
+              <w:instrText xml:space="preserve"> PAGEREF _Toc243679792 \h </w:instrText>
             </w:r>
             <w:r>
               <w:rPr>
@@ -2848,7 +2920,7 @@
               <w:szCs w:val="22"/>
             </w:rPr>
           </w:pPr>
-          <w:hyperlink w:anchor="_Toc243418450" w:history="1">
+          <w:hyperlink w:anchor="_Toc243679793" w:history="1">
             <w:r>
               <w:rPr>
                 <w:rStyle w:val="Hyperlink"/>
@@ -2872,7 +2944,7 @@
               <w:rPr>
                 <w:noProof/>
               </w:rPr>
-              <w:instrText xml:space="preserve"> PAGEREF _Toc243418450 \h </w:instrText>
+              <w:instrText xml:space="preserve"> PAGEREF _Toc243679793 \h </w:instrText>
             </w:r>
             <w:r>
               <w:rPr>
@@ -2913,7 +2985,7 @@
               <w:szCs w:val="22"/>
             </w:rPr>
           </w:pPr>
-          <w:hyperlink w:anchor="_Toc243418451" w:history="1">
+          <w:hyperlink w:anchor="_Toc243679794" w:history="1">
             <w:r>
               <w:rPr>
                 <w:rStyle w:val="Hyperlink"/>
@@ -2937,7 +3009,7 @@
               <w:rPr>
                 <w:noProof/>
               </w:rPr>
-              <w:instrText xml:space="preserve"> PAGEREF _Toc243418451 \h </w:instrText>
+              <w:instrText xml:space="preserve"> PAGEREF _Toc243679794 \h </w:instrText>
             </w:r>
             <w:r>
               <w:rPr>
@@ -2978,7 +3050,7 @@
               <w:szCs w:val="22"/>
             </w:rPr>
           </w:pPr>
-          <w:hyperlink w:anchor="_Toc243418452" w:history="1">
+          <w:hyperlink w:anchor="_Toc243679795" w:history="1">
             <w:r>
               <w:rPr>
                 <w:rStyle w:val="Hyperlink"/>
@@ -3002,7 +3074,7 @@
               <w:rPr>
                 <w:noProof/>
               </w:rPr>
-              <w:instrText xml:space="preserve"> PAGEREF _Toc243418452 \h </w:instrText>
+              <w:instrText xml:space="preserve"> PAGEREF _Toc243679795 \h </w:instrText>
             </w:r>
             <w:r>
               <w:rPr>
@@ -3045,7 +3117,7 @@
       <w:pPr>
         <w:pStyle w:val="Heading1"/>
       </w:pPr>
-      <w:bookmarkStart w:id="1" w:name="_Toc243418423"/>
+      <w:bookmarkStart w:id="1" w:name="_Toc243679766"/>
       <w:r>
         <w:lastRenderedPageBreak/>
         <w:t>1  Introduction</w:t>
@@ -3057,10 +3129,10 @@
         <w:spacing w:after="120" w:line="276" w:lineRule="auto"/>
       </w:pPr>
       <w:r>
-        <w:t xml:space="preserve">The mobile server is the only server the staff Android app talks to. It forwards each request to the Java backend together with the phone's sign-in token, saves uploaded photos and videos into the shared media folder, and serves </w:t>
+        <w:t>The mobile server is the only server the staff Android app talks to. It forwards each request to the Java backend together with the phone's sign-in token, saves uploaded photos and videos into the shared media folder, and serves those files back to the pho</w:t>
       </w:r>
       <w:r>
-        <w:t>those files back to the phone.</w:t>
+        <w:t>ne.</w:t>
       </w:r>
     </w:p>
     <w:tbl>
@@ -3079,7 +3151,7 @@
           <w:left w:w="10" w:type="dxa"/>
           <w:right w:w="10" w:type="dxa"/>
         </w:tblCellMar>
-        <w:tblLook w:val="0000" w:firstRow="0" w:lastRow="0" w:firstColumn="0" w:lastColumn="0" w:noHBand="0" w:noVBand="0"/>
+        <w:tblLook w:val="04A0" w:firstRow="1" w:lastRow="0" w:firstColumn="1" w:lastColumn="0" w:noHBand="0" w:noVBand="1"/>
       </w:tblPr>
       <w:tblGrid>
         <w:gridCol w:w="2551"/>
@@ -3611,7 +3683,7 @@
       <w:pPr>
         <w:pStyle w:val="Heading1"/>
       </w:pPr>
-      <w:bookmarkStart w:id="2" w:name="_Toc243418424"/>
+      <w:bookmarkStart w:id="2" w:name="_Toc243679767"/>
       <w:r>
         <w:lastRenderedPageBreak/>
         <w:t>2  What it adds on top of the backend</w:t>
@@ -3622,7 +3694,7 @@
       <w:pPr>
         <w:pStyle w:val="Heading2"/>
       </w:pPr>
-      <w:bookmarkStart w:id="3" w:name="_Toc243418425"/>
+      <w:bookmarkStart w:id="3" w:name="_Toc243679768"/>
       <w:r>
         <w:t>2.1  Photo and video uploads</w:t>
       </w:r>
@@ -3639,16 +3711,7 @@
           <w:sz w:val="19"/>
           <w:szCs w:val="19"/>
         </w:rPr>
-        <w:t>rou</w:t>
-      </w:r>
-      <w:r>
-        <w:rPr>
-          <w:rFonts w:ascii="Consolas" w:eastAsia="Consolas" w:hAnsi="Consolas" w:cs="Consolas"/>
-          <w:color w:val="3B3F3D"/>
-          <w:sz w:val="19"/>
-          <w:szCs w:val="19"/>
-        </w:rPr>
-        <w:t>ters/uploads.py</w:t>
+        <w:t>routers/uploads.py</w:t>
       </w:r>
       <w:r>
         <w:t xml:space="preserve"> receives files from the phone and writes them into the shared media folder, so the website and the desktop see them immediately.</w:t>
@@ -3670,7 +3733,7 @@
           <w:left w:w="10" w:type="dxa"/>
           <w:right w:w="10" w:type="dxa"/>
         </w:tblCellMar>
-        <w:tblLook w:val="0000" w:firstRow="0" w:lastRow="0" w:firstColumn="0" w:lastColumn="0" w:noHBand="0" w:noVBand="0"/>
+        <w:tblLook w:val="04A0" w:firstRow="1" w:lastRow="0" w:firstColumn="1" w:lastColumn="0" w:noHBand="0" w:noVBand="1"/>
       </w:tblPr>
       <w:tblGrid>
         <w:gridCol w:w="2551"/>
@@ -3857,14 +3920,7 @@
                 <w:sz w:val="19"/>
                 <w:szCs w:val="19"/>
               </w:rPr>
-              <w:t xml:space="preserve">Image (same rules, media/campaigns) or video up to 60 MB (mp4, </w:t>
-            </w:r>
-            <w:r>
-              <w:rPr>
-                <w:sz w:val="19"/>
-                <w:szCs w:val="19"/>
-              </w:rPr>
-              <w:t>mov, webm, 3gp, m4v), saved unchanged</w:t>
+              <w:t>Image (same rules, media/campaigns) or video up to 60 MB (mp4, mov, webm, 3gp, m4v), saved unchanged</w:t>
             </w:r>
           </w:p>
         </w:tc>
@@ -3923,7 +3979,14 @@
                 <w:sz w:val="19"/>
                 <w:szCs w:val="19"/>
               </w:rPr>
-              <w:t>Bulk Orders page picture (since 9 October 2026): image, same rules as a product photo, saved in media/showcase; Marketer, Admin or SuperAdmin only</w:t>
+              <w:t>Bulk Orders page picture (since 9 October 2026): image, same rules as a product photo, saved in media/showcase; Mark</w:t>
+            </w:r>
+            <w:r>
+              <w:rPr>
+                <w:sz w:val="19"/>
+                <w:szCs w:val="19"/>
+              </w:rPr>
+              <w:t>eter, Admin or SuperAdmin only</w:t>
             </w:r>
           </w:p>
         </w:tc>
@@ -4025,7 +4088,7 @@
       <w:pPr>
         <w:pStyle w:val="Heading2"/>
       </w:pPr>
-      <w:bookmarkStart w:id="4" w:name="_Toc243418426"/>
+      <w:bookmarkStart w:id="4" w:name="_Toc243679769"/>
       <w:r>
         <w:t>2.2  Media serving and URL rewriting</w:t>
       </w:r>
@@ -4036,10 +4099,7 @@
         <w:spacing w:after="120" w:line="276" w:lineRule="auto"/>
       </w:pPr>
       <w:r>
-        <w:t>The server mounts the m</w:t>
-      </w:r>
-      <w:r>
-        <w:t xml:space="preserve">edia folder at </w:t>
+        <w:t xml:space="preserve">The server mounts the media folder at </w:t>
       </w:r>
       <w:r>
         <w:rPr>
@@ -4087,7 +4147,10 @@
         <w:t>media/...</w:t>
       </w:r>
       <w:r>
-        <w:t>, which the app resolves against its own base address - USB, LAN or tunnel alike.</w:t>
+        <w:t>, which the app resolves</w:t>
+      </w:r>
+      <w:r>
+        <w:t xml:space="preserve"> against its own base address - USB, LAN or tunnel alike.</w:t>
       </w:r>
     </w:p>
     <w:p>
@@ -4105,15 +4168,7 @@
           <w:bCs/>
           <w:color w:val="2E6B4F"/>
         </w:rPr>
-        <w:t>No</w:t>
-      </w:r>
-      <w:r>
-        <w:rPr>
-          <w:b/>
-          <w:bCs/>
-          <w:color w:val="2E6B4F"/>
-        </w:rPr>
-        <w:t xml:space="preserve">te: </w:t>
+        <w:t xml:space="preserve">Note: </w:t>
       </w:r>
       <w:r>
         <w:t xml:space="preserve">Because of this rewriting, a campaign or product the phone loads carries </w:t>
@@ -4159,7 +4214,7 @@
       <w:pPr>
         <w:pStyle w:val="Heading2"/>
       </w:pPr>
-      <w:bookmarkStart w:id="5" w:name="_Toc243418427"/>
+      <w:bookmarkStart w:id="5" w:name="_Toc243679770"/>
       <w:r>
         <w:t>2.3  Passing on the sign-in token</w:t>
       </w:r>
@@ -4170,10 +4225,10 @@
         <w:spacing w:after="120" w:line="276" w:lineRule="auto"/>
       </w:pPr>
       <w:r>
-        <w:t>Since 3 October 2026 only approved phones may use this server (see the Backend Server document, Approved phones). The server itself makes no approval dec</w:t>
+        <w:t>Since 3 October 2026 only approved phones may use this server (see the Backen</w:t>
       </w:r>
       <w:r>
-        <w:t>ision; it makes sure the backend can:</w:t>
+        <w:t>d Server document, Approved phones). The server itself makes no approval decision; it makes sure the backend can:</w:t>
       </w:r>
     </w:p>
     <w:p>
@@ -4219,7 +4274,10 @@
         <w:t>Authorization</w:t>
       </w:r>
       <w:r>
-        <w:t xml:space="preserve"> header of each incoming request in a context variable (</w:t>
+        <w:t xml:space="preserve"> header of each incoming request in a context variable</w:t>
+      </w:r>
+      <w:r>
+        <w:t xml:space="preserve"> (</w:t>
       </w:r>
       <w:r>
         <w:rPr>
@@ -4256,10 +4314,7 @@
         <w:t>app/core/backend_client.py</w:t>
       </w:r>
       <w:r>
-        <w:t xml:space="preserve"> add</w:t>
-      </w:r>
-      <w:r>
-        <w:t xml:space="preserve">s that header and </w:t>
+        <w:t xml:space="preserve"> adds that header and </w:t>
       </w:r>
       <w:r>
         <w:rPr>
@@ -4294,7 +4349,16 @@
           <w:sz w:val="19"/>
           <w:szCs w:val="19"/>
         </w:rPr>
-        <w:t>GET /auth/device/challenge</w:t>
+        <w:t>GE</w:t>
+      </w:r>
+      <w:r>
+        <w:rPr>
+          <w:rFonts w:ascii="Consolas" w:eastAsia="Consolas" w:hAnsi="Consolas" w:cs="Consolas"/>
+          <w:color w:val="3B3F3D"/>
+          <w:sz w:val="19"/>
+          <w:szCs w:val="19"/>
+        </w:rPr>
+        <w:t>T /auth/device/challenge</w:t>
       </w:r>
       <w:r>
         <w:t xml:space="preserve"> returns the one-time value the phone signs, and </w:t>
@@ -4306,16 +4370,7 @@
           <w:sz w:val="19"/>
           <w:szCs w:val="19"/>
         </w:rPr>
-        <w:t>POS</w:t>
-      </w:r>
-      <w:r>
-        <w:rPr>
-          <w:rFonts w:ascii="Consolas" w:eastAsia="Consolas" w:hAnsi="Consolas" w:cs="Consolas"/>
-          <w:color w:val="3B3F3D"/>
-          <w:sz w:val="19"/>
-          <w:szCs w:val="19"/>
-        </w:rPr>
-        <w:t>T /auth/login</w:t>
+        <w:t>POST /auth/login</w:t>
       </w:r>
       <w:r>
         <w:t xml:space="preserve"> forwards the signed proof (</w:t>
@@ -4352,7 +4407,16 @@
           <w:sz w:val="19"/>
           <w:szCs w:val="19"/>
         </w:rPr>
-        <w:t>/api/auth/me</w:t>
+        <w:t>/api/a</w:t>
+      </w:r>
+      <w:r>
+        <w:rPr>
+          <w:rFonts w:ascii="Consolas" w:eastAsia="Consolas" w:hAnsi="Consolas" w:cs="Consolas"/>
+          <w:color w:val="3B3F3D"/>
+          <w:sz w:val="19"/>
+          <w:szCs w:val="19"/>
+        </w:rPr>
+        <w:t>uth/me</w:t>
       </w:r>
       <w:r>
         <w:t xml:space="preserve"> (</w:t>
@@ -4379,10 +4443,7 @@
         <w:t>routers/uploads.py</w:t>
       </w:r>
       <w:r>
-        <w:t xml:space="preserve">). A phone that is not </w:t>
-      </w:r>
-      <w:r>
-        <w:t>approved cannot upload. The showcase upload also checks the role that answer gives (</w:t>
+        <w:t>). A phone that is not approved cannot upload. The showcase upload also checks the role that answer gives (</w:t>
       </w:r>
       <w:r>
         <w:rPr>
@@ -4394,7 +4455,10 @@
         <w:t>SHOWCASE_EDITORS</w:t>
       </w:r>
       <w:r>
-        <w:t>: Marketer, Admin, SuperAdmin), so no one else can leave files in media/showcase.</w:t>
+        <w:t>: Marketer, Admin, SuperAdmin), so no one else can leave files in media/showcase</w:t>
+      </w:r>
+      <w:r>
+        <w:t>.</w:t>
       </w:r>
     </w:p>
     <w:p>
@@ -4429,16 +4493,7 @@
           <w:sz w:val="19"/>
           <w:szCs w:val="19"/>
         </w:rPr>
-        <w:t>backend</w:t>
-      </w:r>
-      <w:r>
-        <w:rPr>
-          <w:rFonts w:ascii="Consolas" w:eastAsia="Consolas" w:hAnsi="Consolas" w:cs="Consolas"/>
-          <w:color w:val="3B3F3D"/>
-          <w:sz w:val="19"/>
-          <w:szCs w:val="19"/>
-        </w:rPr>
-        <w:t>_client</w:t>
+        <w:t>backend_client</w:t>
       </w:r>
       <w:r>
         <w:t xml:space="preserve"> functions so the token and the </w:t>
@@ -4465,14 +4520,17 @@
         <w:t>_require_approved_phone()</w:t>
       </w:r>
       <w:r>
-        <w:t xml:space="preserve"> or an equivalent check first.</w:t>
+        <w:t xml:space="preserve"> or an equival</w:t>
+      </w:r>
+      <w:r>
+        <w:t>ent check first.</w:t>
       </w:r>
     </w:p>
     <w:p>
       <w:pPr>
         <w:pStyle w:val="Heading2"/>
       </w:pPr>
-      <w:bookmarkStart w:id="6" w:name="_Toc243418428"/>
+      <w:bookmarkStart w:id="6" w:name="_Toc243679771"/>
       <w:r>
         <w:t>2.4  Trip list sized to load</w:t>
       </w:r>
@@ -4483,10 +4541,7 @@
         <w:spacing w:after="120" w:line="276" w:lineRule="auto"/>
       </w:pPr>
       <w:r>
-        <w:t>Following the business rule "s</w:t>
-      </w:r>
-      <w:r>
-        <w:t xml:space="preserve">end only 3-6 trips, fewer at busy times", </w:t>
+        <w:t xml:space="preserve">Following the business rule "send only 3-6 trips, fewer at busy times", </w:t>
       </w:r>
       <w:r>
         <w:rPr>
@@ -4505,7 +4560,7 @@
       <w:pPr>
         <w:pStyle w:val="Heading2"/>
       </w:pPr>
-      <w:bookmarkStart w:id="7" w:name="_Toc243418429"/>
+      <w:bookmarkStart w:id="7" w:name="_Toc243679772"/>
       <w:r>
         <w:t>2.5  Other behaviour</w:t>
       </w:r>
@@ -4546,10 +4601,13 @@
         <w:t>app/core/backend_client.py</w:t>
       </w:r>
       <w:r>
-        <w:t xml:space="preserve"> never passes on technical details. A backend that can't be reached becomes 503 "We can't reach our server right now ...", a slow one 504, and any backend 500 becomes "Something went wrong on our si</w:t>
+        <w:t xml:space="preserve"> never passes on technical details. A backend that can't be reached becomes 503 "We can't reach our server right now ...", a </w:t>
       </w:r>
       <w:r>
-        <w:t xml:space="preserve">de ..." - the real error goes to this server's log. A reason the backend wrote for people (any 4xx, or a deliberate 503 such as "Text messages are not set up yet.") passes through; a 4xx without one gets a plain sentence for its status. </w:t>
+        <w:t xml:space="preserve">slow one 504, and any backend 500 becomes "Something went wrong on our side ..." - the real error goes to this server's log. A reason the backend wrote for people (any 4xx, or a deliberate 503 such as "Text messages are not set up yet.") passes through; a </w:t>
+      </w:r>
+      <w:r>
+        <w:t xml:space="preserve">4xx without one gets a plain sentence for its status. </w:t>
       </w:r>
       <w:r>
         <w:rPr>
@@ -4561,10 +4619,7 @@
         <w:t>app/main.py</w:t>
       </w:r>
       <w:r>
-        <w:t xml:space="preserve"> answers</w:t>
-      </w:r>
-      <w:r>
-        <w:t xml:space="preserve"> a request with fields that don't fit with one sentence (422) and anything unexpected with the calm 500, logging the trace.</w:t>
+        <w:t xml:space="preserve"> answers a request with fields that don't fit with one sentence (422) and anything unexpected with the calm 500, logging the trace.</w:t>
       </w:r>
     </w:p>
     <w:p>
@@ -4577,7 +4632,10 @@
         <w:spacing w:after="60" w:line="264" w:lineRule="auto"/>
       </w:pPr>
       <w:r>
-        <w:t>Longer time-outs for AI chat and the handwriting scan (up to 45 seconds).</w:t>
+        <w:t>Longer time-outs for AI chat and the handwriting scan (up t</w:t>
+      </w:r>
+      <w:r>
+        <w:t>o 45 seconds).</w:t>
       </w:r>
     </w:p>
     <w:p>
@@ -4599,16 +4657,7 @@
           <w:sz w:val="19"/>
           <w:szCs w:val="19"/>
         </w:rPr>
-        <w:t>GET /marketing/campaigns/{campaign_id}/</w:t>
-      </w:r>
-      <w:r>
-        <w:rPr>
-          <w:rFonts w:ascii="Consolas" w:eastAsia="Consolas" w:hAnsi="Consolas" w:cs="Consolas"/>
-          <w:color w:val="3B3F3D"/>
-          <w:sz w:val="19"/>
-          <w:szCs w:val="19"/>
-        </w:rPr>
-        <w:t>products</w:t>
+        <w:t>GET /marketing/campaigns/{campaign_id}/products</w:t>
       </w:r>
       <w:r>
         <w:t xml:space="preserve"> reads and </w:t>
@@ -4657,13 +4706,19 @@
           <w:sz w:val="19"/>
           <w:szCs w:val="19"/>
         </w:rPr>
-        <w:t>X-Actor-User-Id</w:t>
+        <w:t>X-Ac</w:t>
       </w:r>
       <w:r>
-        <w:t xml:space="preserve"> header from the app and pass it on, but the backend replaces </w:t>
+        <w:rPr>
+          <w:rFonts w:ascii="Consolas" w:eastAsia="Consolas" w:hAnsi="Consolas" w:cs="Consolas"/>
+          <w:color w:val="3B3F3D"/>
+          <w:sz w:val="19"/>
+          <w:szCs w:val="19"/>
+        </w:rPr>
+        <w:t>tor-User-Id</w:t>
       </w:r>
       <w:r>
-        <w:t>it with the user in the verified token, so a wrong or altered value has no effect.</w:t>
+        <w:t xml:space="preserve"> header from the app and pass it on, but the backend replaces it with the user in the verified token, so a wrong or altered value has no effect.</w:t>
       </w:r>
     </w:p>
     <w:p>
@@ -4689,10 +4744,10 @@
         <w:t xml:space="preserve">Security: </w:t>
       </w:r>
       <w:r>
-        <w:t>This server is reachable from the internet through the tunnel. Every request it passes on is checked by the backend for a token issued to an approved phone, and t</w:t>
+        <w:t xml:space="preserve">This server is reachable from the internet through the tunnel. Every request it passes on is checked by the backend for a token issued to an approved phone, and the acting user is taken from that token (closed on 3 October 2026; previously the id from the </w:t>
       </w:r>
       <w:r>
-        <w:t xml:space="preserve">he acting user is taken from that token (closed on 3 October 2026; previously the id from the phone was trusted). Keep the </w:t>
+        <w:t xml:space="preserve">phone was trusted). Keep the </w:t>
       </w:r>
       <w:r>
         <w:rPr>
@@ -4716,7 +4771,7 @@
       <w:pPr>
         <w:pStyle w:val="Heading1"/>
       </w:pPr>
-      <w:bookmarkStart w:id="8" w:name="_Toc243418430"/>
+      <w:bookmarkStart w:id="8" w:name="_Toc243679773"/>
       <w:r>
         <w:lastRenderedPageBreak/>
         <w:t>3  Routes</w:t>
@@ -4740,7 +4795,10 @@
         <w:t>/mobile-api</w:t>
       </w:r>
       <w:r>
-        <w:t>. "Passes" shows what identity is forwarded to the backend.</w:t>
+        <w:t xml:space="preserve">. "Passes" </w:t>
+      </w:r>
+      <w:r>
+        <w:t>shows what identity is forwarded to the backend.</w:t>
       </w:r>
     </w:p>
     <w:p>
@@ -4782,16 +4840,7 @@
           <w:sz w:val="19"/>
           <w:szCs w:val="19"/>
         </w:rPr>
-        <w:t>i</w:t>
-      </w:r>
-      <w:r>
-        <w:rPr>
-          <w:rFonts w:ascii="Consolas" w:eastAsia="Consolas" w:hAnsi="Consolas" w:cs="Consolas"/>
-          <w:color w:val="3B3F3D"/>
-          <w:sz w:val="19"/>
-          <w:szCs w:val="19"/>
-        </w:rPr>
-        <w:t>sRetired</w:t>
+        <w:t>isRetired</w:t>
       </w:r>
       <w:r>
         <w:t xml:space="preserve">); </w:t>
@@ -4830,14 +4879,17 @@
         <w:t>/unretire</w:t>
       </w:r>
       <w:r>
-        <w:t xml:space="preserve"> serve the app's retire feature; the API description pages are off; and the backend refuses customer accounts at sign-in.</w:t>
+        <w:t xml:space="preserve"> serve the app's</w:t>
+      </w:r>
+      <w:r>
+        <w:t xml:space="preserve"> retire feature; the API description pages are off; and the backend refuses customer accounts at sign-in.</w:t>
       </w:r>
     </w:p>
     <w:p>
       <w:pPr>
         <w:pStyle w:val="Heading2"/>
       </w:pPr>
-      <w:bookmarkStart w:id="9" w:name="_Toc243418431"/>
+      <w:bookmarkStart w:id="9" w:name="_Toc243679774"/>
       <w:r>
         <w:t>3.1  ai_chat.py</w:t>
       </w:r>
@@ -4859,7 +4911,7 @@
           <w:left w:w="10" w:type="dxa"/>
           <w:right w:w="10" w:type="dxa"/>
         </w:tblCellMar>
-        <w:tblLook w:val="0000" w:firstRow="0" w:lastRow="0" w:firstColumn="0" w:lastColumn="0" w:noHBand="0" w:noVBand="0"/>
+        <w:tblLook w:val="04A0" w:firstRow="1" w:lastRow="0" w:firstColumn="1" w:lastColumn="0" w:noHBand="0" w:noVBand="1"/>
       </w:tblPr>
       <w:tblGrid>
         <w:gridCol w:w="876"/>
@@ -5282,7 +5334,7 @@
       <w:pPr>
         <w:pStyle w:val="Heading2"/>
       </w:pPr>
-      <w:bookmarkStart w:id="10" w:name="_Toc243418432"/>
+      <w:bookmarkStart w:id="10" w:name="_Toc243679775"/>
       <w:r>
         <w:t>3.2  auth.py</w:t>
       </w:r>
@@ -5304,7 +5356,7 @@
           <w:left w:w="10" w:type="dxa"/>
           <w:right w:w="10" w:type="dxa"/>
         </w:tblCellMar>
-        <w:tblLook w:val="0000" w:firstRow="0" w:lastRow="0" w:firstColumn="0" w:lastColumn="0" w:noHBand="0" w:noVBand="0"/>
+        <w:tblLook w:val="04A0" w:firstRow="1" w:lastRow="0" w:firstColumn="1" w:lastColumn="0" w:noHBand="0" w:noVBand="1"/>
       </w:tblPr>
       <w:tblGrid>
         <w:gridCol w:w="876"/>
@@ -5984,7 +6036,7 @@
       <w:pPr>
         <w:pStyle w:val="Heading2"/>
       </w:pPr>
-      <w:bookmarkStart w:id="11" w:name="_Toc243418433"/>
+      <w:bookmarkStart w:id="11" w:name="_Toc243679776"/>
       <w:r>
         <w:t>3.3  bulk_orders.py</w:t>
       </w:r>
@@ -6006,7 +6058,7 @@
           <w:left w:w="10" w:type="dxa"/>
           <w:right w:w="10" w:type="dxa"/>
         </w:tblCellMar>
-        <w:tblLook w:val="0000" w:firstRow="0" w:lastRow="0" w:firstColumn="0" w:lastColumn="0" w:noHBand="0" w:noVBand="0"/>
+        <w:tblLook w:val="04A0" w:firstRow="1" w:lastRow="0" w:firstColumn="1" w:lastColumn="0" w:noHBand="0" w:noVBand="1"/>
       </w:tblPr>
       <w:tblGrid>
         <w:gridCol w:w="876"/>
@@ -6922,7 +6974,7 @@
       <w:pPr>
         <w:pStyle w:val="Heading2"/>
       </w:pPr>
-      <w:bookmarkStart w:id="12" w:name="_Toc243418434"/>
+      <w:bookmarkStart w:id="12" w:name="_Toc243679777"/>
       <w:r>
         <w:lastRenderedPageBreak/>
         <w:t>3.4  deliveries.py</w:t>
@@ -6945,7 +6997,7 @@
           <w:left w:w="10" w:type="dxa"/>
           <w:right w:w="10" w:type="dxa"/>
         </w:tblCellMar>
-        <w:tblLook w:val="0000" w:firstRow="0" w:lastRow="0" w:firstColumn="0" w:lastColumn="0" w:noHBand="0" w:noVBand="0"/>
+        <w:tblLook w:val="04A0" w:firstRow="1" w:lastRow="0" w:firstColumn="1" w:lastColumn="0" w:noHBand="0" w:noVBand="1"/>
       </w:tblPr>
       <w:tblGrid>
         <w:gridCol w:w="876"/>
@@ -7493,7 +7545,7 @@
                 <w:sz w:val="19"/>
                 <w:szCs w:val="19"/>
               </w:rPr>
-              <w:t>GET</w:t>
+              <w:t>PATCH</w:t>
             </w:r>
           </w:p>
         </w:tc>
@@ -7517,7 +7569,7 @@
                 <w:sz w:val="19"/>
                 <w:szCs w:val="19"/>
               </w:rPr>
-              <w:t>/deliveries/light/pending-groups</w:t>
+              <w:t>/deliveries/light/{light_delivery_id}/share-driver</w:t>
             </w:r>
           </w:p>
         </w:tc>
@@ -7541,7 +7593,7 @@
                 <w:sz w:val="19"/>
                 <w:szCs w:val="19"/>
               </w:rPr>
-              <w:t>Pending order groups</w:t>
+              <w:t>Share driver</w:t>
             </w:r>
           </w:p>
         </w:tc>
@@ -7565,7 +7617,7 @@
                 <w:sz w:val="19"/>
                 <w:szCs w:val="19"/>
               </w:rPr>
-              <w:t>GET /api/deliveries/light/pending-groups</w:t>
+              <w:t>PATCH /api/deliveries/light/{light_delivery_id}/share-driver</w:t>
             </w:r>
           </w:p>
         </w:tc>
@@ -7584,6 +7636,13 @@
             <w:pPr>
               <w:spacing w:after="20" w:line="252" w:lineRule="auto"/>
             </w:pPr>
+            <w:r>
+              <w:rPr>
+                <w:sz w:val="19"/>
+                <w:szCs w:val="19"/>
+              </w:rPr>
+              <w:t>acting user id</w:t>
+            </w:r>
           </w:p>
         </w:tc>
       </w:tr>
@@ -7616,7 +7675,7 @@
                 <w:sz w:val="19"/>
                 <w:szCs w:val="19"/>
               </w:rPr>
-              <w:t>POST</w:t>
+              <w:t>GET</w:t>
             </w:r>
           </w:p>
         </w:tc>
@@ -7639,7 +7698,7 @@
                 <w:sz w:val="19"/>
                 <w:szCs w:val="19"/>
               </w:rPr>
-              <w:t>/deliveries/light/assign-batch</w:t>
+              <w:t>/deliveries/light/pending-groups</w:t>
             </w:r>
           </w:p>
         </w:tc>
@@ -7662,7 +7721,7 @@
                 <w:sz w:val="19"/>
                 <w:szCs w:val="19"/>
               </w:rPr>
-              <w:t>Assign batch</w:t>
+              <w:t>Pending order groups</w:t>
             </w:r>
           </w:p>
         </w:tc>
@@ -7685,7 +7744,7 @@
                 <w:sz w:val="19"/>
                 <w:szCs w:val="19"/>
               </w:rPr>
-              <w:t>POST /api/deliveries/light/assign-batch</w:t>
+              <w:t>GET /api/deliveries/light/pending-groups</w:t>
             </w:r>
           </w:p>
         </w:tc>
@@ -7703,13 +7762,6 @@
             <w:pPr>
               <w:spacing w:after="20" w:line="252" w:lineRule="auto"/>
             </w:pPr>
-            <w:r>
-              <w:rPr>
-                <w:sz w:val="19"/>
-                <w:szCs w:val="19"/>
-              </w:rPr>
-              <w:t>acting user id</w:t>
-            </w:r>
           </w:p>
         </w:tc>
       </w:tr>
@@ -7767,7 +7819,7 @@
                 <w:sz w:val="19"/>
                 <w:szCs w:val="19"/>
               </w:rPr>
-              <w:t>/deliveries/light/settle</w:t>
+              <w:t>/deliveries/light/assign-batch</w:t>
             </w:r>
           </w:p>
         </w:tc>
@@ -7791,7 +7843,7 @@
                 <w:sz w:val="19"/>
                 <w:szCs w:val="19"/>
               </w:rPr>
-              <w:t>Settle light orders</w:t>
+              <w:t>Assign batch</w:t>
             </w:r>
           </w:p>
         </w:tc>
@@ -7815,7 +7867,7 @@
                 <w:sz w:val="19"/>
                 <w:szCs w:val="19"/>
               </w:rPr>
-              <w:t>POST /api/deliveries/light/settle</w:t>
+              <w:t>POST /api/deliveries/light/assign-batch</w:t>
             </w:r>
           </w:p>
         </w:tc>
@@ -7896,6 +7948,134 @@
                 <w:sz w:val="19"/>
                 <w:szCs w:val="19"/>
               </w:rPr>
+              <w:t>/deliveries/light/settle</w:t>
+            </w:r>
+          </w:p>
+        </w:tc>
+        <w:tc>
+          <w:tcPr>
+            <w:tcW w:w="2080" w:type="dxa"/>
+            <w:tcMar>
+              <w:top w:w="50" w:type="dxa"/>
+              <w:left w:w="90" w:type="dxa"/>
+              <w:bottom w:w="50" w:type="dxa"/>
+              <w:right w:w="90" w:type="dxa"/>
+            </w:tcMar>
+          </w:tcPr>
+          <w:p>
+            <w:pPr>
+              <w:spacing w:after="20" w:line="252" w:lineRule="auto"/>
+            </w:pPr>
+            <w:r>
+              <w:rPr>
+                <w:sz w:val="19"/>
+                <w:szCs w:val="19"/>
+              </w:rPr>
+              <w:t>Settle light orders</w:t>
+            </w:r>
+          </w:p>
+        </w:tc>
+        <w:tc>
+          <w:tcPr>
+            <w:tcW w:w="2847" w:type="dxa"/>
+            <w:tcMar>
+              <w:top w:w="50" w:type="dxa"/>
+              <w:left w:w="90" w:type="dxa"/>
+              <w:bottom w:w="50" w:type="dxa"/>
+              <w:right w:w="90" w:type="dxa"/>
+            </w:tcMar>
+          </w:tcPr>
+          <w:p>
+            <w:pPr>
+              <w:spacing w:after="20" w:line="252" w:lineRule="auto"/>
+            </w:pPr>
+            <w:r>
+              <w:rPr>
+                <w:sz w:val="19"/>
+                <w:szCs w:val="19"/>
+              </w:rPr>
+              <w:t>POST /api/deliveries/light/settle</w:t>
+            </w:r>
+          </w:p>
+        </w:tc>
+        <w:tc>
+          <w:tcPr>
+            <w:tcW w:w="1207" w:type="dxa"/>
+            <w:tcMar>
+              <w:top w:w="50" w:type="dxa"/>
+              <w:left w:w="90" w:type="dxa"/>
+              <w:bottom w:w="50" w:type="dxa"/>
+              <w:right w:w="90" w:type="dxa"/>
+            </w:tcMar>
+          </w:tcPr>
+          <w:p>
+            <w:pPr>
+              <w:spacing w:after="20" w:line="252" w:lineRule="auto"/>
+            </w:pPr>
+            <w:r>
+              <w:rPr>
+                <w:sz w:val="19"/>
+                <w:szCs w:val="19"/>
+              </w:rPr>
+              <w:t>acting user id</w:t>
+            </w:r>
+          </w:p>
+        </w:tc>
+      </w:tr>
+      <w:tr>
+        <w:tblPrEx>
+          <w:tblCellMar>
+            <w:top w:w="0" w:type="dxa"/>
+            <w:bottom w:w="0" w:type="dxa"/>
+          </w:tblCellMar>
+        </w:tblPrEx>
+        <w:trPr>
+          <w:cantSplit/>
+        </w:trPr>
+        <w:tc>
+          <w:tcPr>
+            <w:tcW w:w="876" w:type="dxa"/>
+            <w:shd w:val="clear" w:color="auto" w:fill="F4F5F3"/>
+            <w:tcMar>
+              <w:top w:w="50" w:type="dxa"/>
+              <w:left w:w="90" w:type="dxa"/>
+              <w:bottom w:w="50" w:type="dxa"/>
+              <w:right w:w="90" w:type="dxa"/>
+            </w:tcMar>
+          </w:tcPr>
+          <w:p>
+            <w:pPr>
+              <w:spacing w:after="20" w:line="252" w:lineRule="auto"/>
+            </w:pPr>
+            <w:r>
+              <w:rPr>
+                <w:sz w:val="19"/>
+                <w:szCs w:val="19"/>
+              </w:rPr>
+              <w:t>POST</w:t>
+            </w:r>
+          </w:p>
+        </w:tc>
+        <w:tc>
+          <w:tcPr>
+            <w:tcW w:w="2628" w:type="dxa"/>
+            <w:shd w:val="clear" w:color="auto" w:fill="F4F5F3"/>
+            <w:tcMar>
+              <w:top w:w="50" w:type="dxa"/>
+              <w:left w:w="90" w:type="dxa"/>
+              <w:bottom w:w="50" w:type="dxa"/>
+              <w:right w:w="90" w:type="dxa"/>
+            </w:tcMar>
+          </w:tcPr>
+          <w:p>
+            <w:pPr>
+              <w:spacing w:after="20" w:line="252" w:lineRule="auto"/>
+            </w:pPr>
+            <w:r>
+              <w:rPr>
+                <w:sz w:val="19"/>
+                <w:szCs w:val="19"/>
+              </w:rPr>
               <w:t>/deliveries/light</w:t>
             </w:r>
           </w:p>
@@ -7903,6 +8083,7 @@
         <w:tc>
           <w:tcPr>
             <w:tcW w:w="2080" w:type="dxa"/>
+            <w:shd w:val="clear" w:color="auto" w:fill="F4F5F3"/>
             <w:tcMar>
               <w:top w:w="50" w:type="dxa"/>
               <w:left w:w="90" w:type="dxa"/>
@@ -7926,6 +8107,7 @@
         <w:tc>
           <w:tcPr>
             <w:tcW w:w="2847" w:type="dxa"/>
+            <w:shd w:val="clear" w:color="auto" w:fill="F4F5F3"/>
             <w:tcMar>
               <w:top w:w="50" w:type="dxa"/>
               <w:left w:w="90" w:type="dxa"/>
@@ -7949,6 +8131,7 @@
         <w:tc>
           <w:tcPr>
             <w:tcW w:w="1207" w:type="dxa"/>
+            <w:shd w:val="clear" w:color="auto" w:fill="F4F5F3"/>
             <w:tcMar>
               <w:top w:w="50" w:type="dxa"/>
               <w:left w:w="90" w:type="dxa"/>
@@ -7980,7 +8163,7 @@
       <w:pPr>
         <w:pStyle w:val="Heading2"/>
       </w:pPr>
-      <w:bookmarkStart w:id="13" w:name="_Toc243418435"/>
+      <w:bookmarkStart w:id="13" w:name="_Toc243679778"/>
       <w:r>
         <w:t>3.5  expenses.py</w:t>
       </w:r>
@@ -8002,7 +8185,7 @@
           <w:left w:w="10" w:type="dxa"/>
           <w:right w:w="10" w:type="dxa"/>
         </w:tblCellMar>
-        <w:tblLook w:val="0000" w:firstRow="0" w:lastRow="0" w:firstColumn="0" w:lastColumn="0" w:noHBand="0" w:noVBand="0"/>
+        <w:tblLook w:val="04A0" w:firstRow="1" w:lastRow="0" w:firstColumn="1" w:lastColumn="0" w:noHBand="0" w:noVBand="1"/>
       </w:tblPr>
       <w:tblGrid>
         <w:gridCol w:w="876"/>
@@ -8668,7 +8851,7 @@
       <w:pPr>
         <w:pStyle w:val="Heading2"/>
       </w:pPr>
-      <w:bookmarkStart w:id="14" w:name="_Toc243418436"/>
+      <w:bookmarkStart w:id="14" w:name="_Toc243679779"/>
       <w:r>
         <w:t>3.6  finance.py</w:t>
       </w:r>
@@ -8690,7 +8873,7 @@
           <w:left w:w="10" w:type="dxa"/>
           <w:right w:w="10" w:type="dxa"/>
         </w:tblCellMar>
-        <w:tblLook w:val="0000" w:firstRow="0" w:lastRow="0" w:firstColumn="0" w:lastColumn="0" w:noHBand="0" w:noVBand="0"/>
+        <w:tblLook w:val="04A0" w:firstRow="1" w:lastRow="0" w:firstColumn="1" w:lastColumn="0" w:noHBand="0" w:noVBand="1"/>
       </w:tblPr>
       <w:tblGrid>
         <w:gridCol w:w="876"/>
@@ -9375,6 +9558,7 @@
                 <w:sz w:val="19"/>
                 <w:szCs w:val="19"/>
               </w:rPr>
+              <w:lastRenderedPageBreak/>
               <w:t>GET</w:t>
             </w:r>
           </w:p>
@@ -9495,7 +9679,6 @@
                 <w:sz w:val="19"/>
                 <w:szCs w:val="19"/>
               </w:rPr>
-              <w:lastRenderedPageBreak/>
               <w:t>POST</w:t>
             </w:r>
           </w:p>
@@ -9726,7 +9909,7 @@
       <w:pPr>
         <w:pStyle w:val="Heading2"/>
       </w:pPr>
-      <w:bookmarkStart w:id="15" w:name="_Toc243418437"/>
+      <w:bookmarkStart w:id="15" w:name="_Toc243679780"/>
       <w:r>
         <w:t>3.7  health.py</w:t>
       </w:r>
@@ -9748,7 +9931,7 @@
           <w:left w:w="10" w:type="dxa"/>
           <w:right w:w="10" w:type="dxa"/>
         </w:tblCellMar>
-        <w:tblLook w:val="0000" w:firstRow="0" w:lastRow="0" w:firstColumn="0" w:lastColumn="0" w:noHBand="0" w:noVBand="0"/>
+        <w:tblLook w:val="04A0" w:firstRow="1" w:lastRow="0" w:firstColumn="1" w:lastColumn="0" w:noHBand="0" w:noVBand="1"/>
       </w:tblPr>
       <w:tblGrid>
         <w:gridCol w:w="876"/>
@@ -10033,7 +10216,7 @@
       <w:pPr>
         <w:pStyle w:val="Heading2"/>
       </w:pPr>
-      <w:bookmarkStart w:id="16" w:name="_Toc243418438"/>
+      <w:bookmarkStart w:id="16" w:name="_Toc243679781"/>
       <w:r>
         <w:t>3.8  insights.py</w:t>
       </w:r>
@@ -10055,7 +10238,7 @@
           <w:left w:w="10" w:type="dxa"/>
           <w:right w:w="10" w:type="dxa"/>
         </w:tblCellMar>
-        <w:tblLook w:val="0000" w:firstRow="0" w:lastRow="0" w:firstColumn="0" w:lastColumn="0" w:noHBand="0" w:noVBand="0"/>
+        <w:tblLook w:val="04A0" w:firstRow="1" w:lastRow="0" w:firstColumn="1" w:lastColumn="0" w:noHBand="0" w:noVBand="1"/>
       </w:tblPr>
       <w:tblGrid>
         <w:gridCol w:w="876"/>
@@ -10340,7 +10523,7 @@
       <w:pPr>
         <w:pStyle w:val="Heading2"/>
       </w:pPr>
-      <w:bookmarkStart w:id="17" w:name="_Toc243418439"/>
+      <w:bookmarkStart w:id="17" w:name="_Toc243679782"/>
       <w:r>
         <w:t>3.9  machines_vehicles.py</w:t>
       </w:r>
@@ -10362,7 +10545,7 @@
           <w:left w:w="10" w:type="dxa"/>
           <w:right w:w="10" w:type="dxa"/>
         </w:tblCellMar>
-        <w:tblLook w:val="0000" w:firstRow="0" w:lastRow="0" w:firstColumn="0" w:lastColumn="0" w:noHBand="0" w:noVBand="0"/>
+        <w:tblLook w:val="04A0" w:firstRow="1" w:lastRow="0" w:firstColumn="1" w:lastColumn="0" w:noHBand="0" w:noVBand="1"/>
       </w:tblPr>
       <w:tblGrid>
         <w:gridCol w:w="876"/>
@@ -10771,7 +10954,7 @@
       <w:pPr>
         <w:pStyle w:val="Heading2"/>
       </w:pPr>
-      <w:bookmarkStart w:id="18" w:name="_Toc243418440"/>
+      <w:bookmarkStart w:id="18" w:name="_Toc243679783"/>
       <w:r>
         <w:t>3.10  marketing.py</w:t>
       </w:r>
@@ -10793,7 +10976,7 @@
           <w:left w:w="10" w:type="dxa"/>
           <w:right w:w="10" w:type="dxa"/>
         </w:tblCellMar>
-        <w:tblLook w:val="0000" w:firstRow="0" w:lastRow="0" w:firstColumn="0" w:lastColumn="0" w:noHBand="0" w:noVBand="0"/>
+        <w:tblLook w:val="04A0" w:firstRow="1" w:lastRow="0" w:firstColumn="1" w:lastColumn="0" w:noHBand="0" w:noVBand="1"/>
       </w:tblPr>
       <w:tblGrid>
         <w:gridCol w:w="876"/>
@@ -12210,7 +12393,7 @@
       <w:pPr>
         <w:pStyle w:val="Heading2"/>
       </w:pPr>
-      <w:bookmarkStart w:id="19" w:name="_Toc243418441"/>
+      <w:bookmarkStart w:id="19" w:name="_Toc243679784"/>
       <w:r>
         <w:t>3.11  orders.py</w:t>
       </w:r>
@@ -12232,7 +12415,7 @@
           <w:left w:w="10" w:type="dxa"/>
           <w:right w:w="10" w:type="dxa"/>
         </w:tblCellMar>
-        <w:tblLook w:val="0000" w:firstRow="0" w:lastRow="0" w:firstColumn="0" w:lastColumn="0" w:noHBand="0" w:noVBand="0"/>
+        <w:tblLook w:val="04A0" w:firstRow="1" w:lastRow="0" w:firstColumn="1" w:lastColumn="0" w:noHBand="0" w:noVBand="1"/>
       </w:tblPr>
       <w:tblGrid>
         <w:gridCol w:w="876"/>
@@ -12655,7 +12838,7 @@
       <w:pPr>
         <w:pStyle w:val="Heading2"/>
       </w:pPr>
-      <w:bookmarkStart w:id="20" w:name="_Toc243418442"/>
+      <w:bookmarkStart w:id="20" w:name="_Toc243679785"/>
       <w:r>
         <w:t>3.12  products.py</w:t>
       </w:r>
@@ -12677,7 +12860,7 @@
           <w:left w:w="10" w:type="dxa"/>
           <w:right w:w="10" w:type="dxa"/>
         </w:tblCellMar>
-        <w:tblLook w:val="0000" w:firstRow="0" w:lastRow="0" w:firstColumn="0" w:lastColumn="0" w:noHBand="0" w:noVBand="0"/>
+        <w:tblLook w:val="04A0" w:firstRow="1" w:lastRow="0" w:firstColumn="1" w:lastColumn="0" w:noHBand="0" w:noVBand="1"/>
       </w:tblPr>
       <w:tblGrid>
         <w:gridCol w:w="876"/>
@@ -14100,7 +14283,7 @@
       <w:pPr>
         <w:pStyle w:val="Heading2"/>
       </w:pPr>
-      <w:bookmarkStart w:id="21" w:name="_Toc243418443"/>
+      <w:bookmarkStart w:id="21" w:name="_Toc243679786"/>
       <w:r>
         <w:lastRenderedPageBreak/>
         <w:t>3.13  shipping.py</w:t>
@@ -14123,7 +14306,7 @@
           <w:left w:w="10" w:type="dxa"/>
           <w:right w:w="10" w:type="dxa"/>
         </w:tblCellMar>
-        <w:tblLook w:val="0000" w:firstRow="0" w:lastRow="0" w:firstColumn="0" w:lastColumn="0" w:noHBand="0" w:noVBand="0"/>
+        <w:tblLook w:val="04A0" w:firstRow="1" w:lastRow="0" w:firstColumn="1" w:lastColumn="0" w:noHBand="0" w:noVBand="1"/>
       </w:tblPr>
       <w:tblGrid>
         <w:gridCol w:w="876"/>
@@ -14775,7 +14958,7 @@
       <w:pPr>
         <w:pStyle w:val="Heading2"/>
       </w:pPr>
-      <w:bookmarkStart w:id="22" w:name="_Toc243418444"/>
+      <w:bookmarkStart w:id="22" w:name="_Toc243679787"/>
       <w:r>
         <w:t>3.14  showcase.py</w:t>
       </w:r>
@@ -14797,7 +14980,7 @@
           <w:left w:w="10" w:type="dxa"/>
           <w:right w:w="10" w:type="dxa"/>
         </w:tblCellMar>
-        <w:tblLook w:val="0000" w:firstRow="0" w:lastRow="0" w:firstColumn="0" w:lastColumn="0" w:noHBand="0" w:noVBand="0"/>
+        <w:tblLook w:val="04A0" w:firstRow="1" w:lastRow="0" w:firstColumn="1" w:lastColumn="0" w:noHBand="0" w:noVBand="1"/>
       </w:tblPr>
       <w:tblGrid>
         <w:gridCol w:w="876"/>
@@ -15568,7 +15751,7 @@
       <w:pPr>
         <w:pStyle w:val="Heading2"/>
       </w:pPr>
-      <w:bookmarkStart w:id="23" w:name="_Toc243418445"/>
+      <w:bookmarkStart w:id="23" w:name="_Toc243679788"/>
       <w:r>
         <w:t>3.15  sms_queue.py</w:t>
       </w:r>
@@ -15590,7 +15773,7 @@
           <w:left w:w="10" w:type="dxa"/>
           <w:right w:w="10" w:type="dxa"/>
         </w:tblCellMar>
-        <w:tblLook w:val="0000" w:firstRow="0" w:lastRow="0" w:firstColumn="0" w:lastColumn="0" w:noHBand="0" w:noVBand="0"/>
+        <w:tblLook w:val="04A0" w:firstRow="1" w:lastRow="0" w:firstColumn="1" w:lastColumn="0" w:noHBand="0" w:noVBand="1"/>
       </w:tblPr>
       <w:tblGrid>
         <w:gridCol w:w="876"/>
@@ -15882,7 +16065,7 @@
       <w:pPr>
         <w:pStyle w:val="Heading2"/>
       </w:pPr>
-      <w:bookmarkStart w:id="24" w:name="_Toc243418446"/>
+      <w:bookmarkStart w:id="24" w:name="_Toc243679789"/>
       <w:r>
         <w:t>3.16  transactions.py</w:t>
       </w:r>
@@ -15904,7 +16087,7 @@
           <w:left w:w="10" w:type="dxa"/>
           <w:right w:w="10" w:type="dxa"/>
         </w:tblCellMar>
-        <w:tblLook w:val="0000" w:firstRow="0" w:lastRow="0" w:firstColumn="0" w:lastColumn="0" w:noHBand="0" w:noVBand="0"/>
+        <w:tblLook w:val="04A0" w:firstRow="1" w:lastRow="0" w:firstColumn="1" w:lastColumn="0" w:noHBand="0" w:noVBand="1"/>
       </w:tblPr>
       <w:tblGrid>
         <w:gridCol w:w="876"/>
@@ -17704,7 +17887,7 @@
       <w:pPr>
         <w:pStyle w:val="Heading2"/>
       </w:pPr>
-      <w:bookmarkStart w:id="25" w:name="_Toc243418447"/>
+      <w:bookmarkStart w:id="25" w:name="_Toc243679790"/>
       <w:r>
         <w:t>3.17  trees.py</w:t>
       </w:r>
@@ -17726,7 +17909,7 @@
           <w:left w:w="10" w:type="dxa"/>
           <w:right w:w="10" w:type="dxa"/>
         </w:tblCellMar>
-        <w:tblLook w:val="0000" w:firstRow="0" w:lastRow="0" w:firstColumn="0" w:lastColumn="0" w:noHBand="0" w:noVBand="0"/>
+        <w:tblLook w:val="04A0" w:firstRow="1" w:lastRow="0" w:firstColumn="1" w:lastColumn="0" w:noHBand="0" w:noVBand="1"/>
       </w:tblPr>
       <w:tblGrid>
         <w:gridCol w:w="876"/>
@@ -19483,7 +19666,7 @@
       <w:pPr>
         <w:pStyle w:val="Heading2"/>
       </w:pPr>
-      <w:bookmarkStart w:id="26" w:name="_Toc243418448"/>
+      <w:bookmarkStart w:id="26" w:name="_Toc243679791"/>
       <w:r>
         <w:t>3.18  trips.py</w:t>
       </w:r>
@@ -19505,7 +19688,7 @@
           <w:left w:w="10" w:type="dxa"/>
           <w:right w:w="10" w:type="dxa"/>
         </w:tblCellMar>
-        <w:tblLook w:val="0000" w:firstRow="0" w:lastRow="0" w:firstColumn="0" w:lastColumn="0" w:noHBand="0" w:noVBand="0"/>
+        <w:tblLook w:val="04A0" w:firstRow="1" w:lastRow="0" w:firstColumn="1" w:lastColumn="0" w:noHBand="0" w:noVBand="1"/>
       </w:tblPr>
       <w:tblGrid>
         <w:gridCol w:w="876"/>
@@ -21020,7 +21203,7 @@
       <w:pPr>
         <w:pStyle w:val="Heading2"/>
       </w:pPr>
-      <w:bookmarkStart w:id="27" w:name="_Toc243418449"/>
+      <w:bookmarkStart w:id="27" w:name="_Toc243679792"/>
       <w:r>
         <w:t>3.19  uploads.py</w:t>
       </w:r>
@@ -21042,7 +21225,7 @@
           <w:left w:w="10" w:type="dxa"/>
           <w:right w:w="10" w:type="dxa"/>
         </w:tblCellMar>
-        <w:tblLook w:val="0000" w:firstRow="0" w:lastRow="0" w:firstColumn="0" w:lastColumn="0" w:noHBand="0" w:noVBand="0"/>
+        <w:tblLook w:val="04A0" w:firstRow="1" w:lastRow="0" w:firstColumn="1" w:lastColumn="0" w:noHBand="0" w:noVBand="1"/>
       </w:tblPr>
       <w:tblGrid>
         <w:gridCol w:w="876"/>
@@ -21591,7 +21774,7 @@
       <w:pPr>
         <w:pStyle w:val="Heading2"/>
       </w:pPr>
-      <w:bookmarkStart w:id="28" w:name="_Toc243418450"/>
+      <w:bookmarkStart w:id="28" w:name="_Toc243679793"/>
       <w:r>
         <w:t>3.20  users.py</w:t>
       </w:r>
@@ -21613,7 +21796,7 @@
           <w:left w:w="10" w:type="dxa"/>
           <w:right w:w="10" w:type="dxa"/>
         </w:tblCellMar>
-        <w:tblLook w:val="0000" w:firstRow="0" w:lastRow="0" w:firstColumn="0" w:lastColumn="0" w:noHBand="0" w:noVBand="0"/>
+        <w:tblLook w:val="04A0" w:firstRow="1" w:lastRow="0" w:firstColumn="1" w:lastColumn="0" w:noHBand="0" w:noVBand="1"/>
       </w:tblPr>
       <w:tblGrid>
         <w:gridCol w:w="876"/>
@@ -22041,7 +22224,7 @@
       <w:pPr>
         <w:pStyle w:val="Heading1"/>
       </w:pPr>
-      <w:bookmarkStart w:id="29" w:name="_Toc243418451"/>
+      <w:bookmarkStart w:id="29" w:name="_Toc243679794"/>
       <w:r>
         <w:lastRenderedPageBreak/>
         <w:t>4  Configuration</w:t>
@@ -22064,7 +22247,7 @@
           <w:left w:w="10" w:type="dxa"/>
           <w:right w:w="10" w:type="dxa"/>
         </w:tblCellMar>
-        <w:tblLook w:val="0000" w:firstRow="0" w:lastRow="0" w:firstColumn="0" w:lastColumn="0" w:noHBand="0" w:noVBand="0"/>
+        <w:tblLook w:val="04A0" w:firstRow="1" w:lastRow="0" w:firstColumn="1" w:lastColumn="0" w:noHBand="0" w:noVBand="1"/>
       </w:tblPr>
       <w:tblGrid>
         <w:gridCol w:w="2789"/>
@@ -22505,7 +22688,7 @@
       <w:pPr>
         <w:pStyle w:val="Heading1"/>
       </w:pPr>
-      <w:bookmarkStart w:id="30" w:name="_Toc243418452"/>
+      <w:bookmarkStart w:id="30" w:name="_Toc243679795"/>
       <w:r>
         <w:lastRenderedPageBreak/>
         <w:t>5  Running and checking</w:t>
@@ -22685,15 +22868,7 @@
         <w:sz w:val="16"/>
         <w:szCs w:val="16"/>
       </w:rPr>
-      <w:t xml:space="preserve">DWS-MOB-01 </w:t>
-    </w:r>
-    <w:r>
-      <w:rPr>
-        <w:color w:val="5F6B66"/>
-        <w:sz w:val="16"/>
-        <w:szCs w:val="16"/>
-      </w:rPr>
-      <w:t xml:space="preserve"> |  Version 1.1  |  Internal</w:t>
+      <w:t>DWS-MOB-01  |  Version 1.1  |  Internal</w:t>
     </w:r>
     <w:r>
       <w:rPr>
@@ -22875,10 +23050,72 @@
 <file path=word/numbering.xml><?xml version="1.0" encoding="utf-8"?>
 <w:numbering xmlns:wpc="http://schemas.microsoft.com/office/word/2010/wordprocessingCanvas" xmlns:cx="http://schemas.microsoft.com/office/drawing/2014/chartex" xmlns:cx1="http://schemas.microsoft.com/office/drawing/2015/9/8/chartex" xmlns:mc="http://schemas.openxmlformats.org/markup-compatibility/2006" xmlns:o="urn:schemas-microsoft-com:office:office" xmlns:r="http://schemas.openxmlformats.org/officeDocument/2006/relationships" xmlns:m="http://schemas.openxmlformats.org/officeDocument/2006/math" xmlns:v="urn:schemas-microsoft-com:vml" xmlns:wp14="http://schemas.microsoft.com/office/word/2010/wordprocessingDrawing" xmlns:wp="http://schemas.openxmlformats.org/drawingml/2006/wordprocessingDrawing" xmlns:w10="urn:schemas-microsoft-com:office:word" xmlns:w="http://schemas.openxmlformats.org/wordprocessingml/2006/main" xmlns:w14="http://schemas.microsoft.com/office/word/2010/wordml" xmlns:w15="http://schemas.microsoft.com/office/word/2012/wordml" xmlns:w16se="http://schemas.microsoft.com/office/word/2015/wordml/symex" xmlns:wpg="http://schemas.microsoft.com/office/word/2010/wordprocessingGroup" xmlns:wpi="http://schemas.microsoft.com/office/word/2010/wordprocessingInk" xmlns:wne="http://schemas.microsoft.com/office/word/2006/wordml" xmlns:wps="http://schemas.microsoft.com/office/word/2010/wordprocessingShape" mc:Ignorable="w14 w15 w16se wp14">
   <w:abstractNum w:abstractNumId="0" w15:restartNumberingAfterBreak="0">
-    <w:nsid w:val="57D41DBD"/>
+    <w:nsid w:val="028D102D"/>
     <w:multiLevelType w:val="hybridMultilevel"/>
-    <w:tmpl w:val="1C66C7AA"/>
-    <w:lvl w:ilvl="0" w:tplc="42B8DCFA" w:tentative="1">
+    <w:tmpl w:val="776A80CE"/>
+    <w:lvl w:ilvl="0" w:tplc="DD8014FC">
+      <w:start w:val="1"/>
+      <w:numFmt w:val="bullet"/>
+      <w:lvlText w:val="•"/>
+      <w:lvlJc w:val="left"/>
+      <w:pPr>
+        <w:ind w:left="540" w:hanging="300"/>
+      </w:pPr>
+    </w:lvl>
+    <w:lvl w:ilvl="1" w:tplc="46AECF64" w:tentative="1">
+      <w:start w:val="1"/>
+      <w:numFmt w:val="bullet"/>
+      <w:lvlText w:val="–"/>
+      <w:lvlJc w:val="left"/>
+      <w:pPr>
+        <w:ind w:left="940" w:hanging="300"/>
+      </w:pPr>
+    </w:lvl>
+    <w:lvl w:ilvl="2" w:tplc="CABC0C9E" w:tentative="1">
+      <w:start w:val="1"/>
+      <w:numFmt w:val="bullet"/>
+      <w:lvlText w:val="◦"/>
+      <w:lvlJc w:val="left"/>
+      <w:pPr>
+        <w:ind w:left="1340" w:hanging="300"/>
+      </w:pPr>
+    </w:lvl>
+    <w:lvl w:ilvl="3" w:tplc="5336BD1C">
+      <w:numFmt w:val="decimal"/>
+      <w:lvlText w:val=""/>
+      <w:lvlJc w:val="left"/>
+    </w:lvl>
+    <w:lvl w:ilvl="4" w:tplc="74DC98FA">
+      <w:numFmt w:val="decimal"/>
+      <w:lvlText w:val=""/>
+      <w:lvlJc w:val="left"/>
+    </w:lvl>
+    <w:lvl w:ilvl="5" w:tplc="585409D6">
+      <w:numFmt w:val="decimal"/>
+      <w:lvlText w:val=""/>
+      <w:lvlJc w:val="left"/>
+    </w:lvl>
+    <w:lvl w:ilvl="6" w:tplc="9892A7C8">
+      <w:numFmt w:val="decimal"/>
+      <w:lvlText w:val=""/>
+      <w:lvlJc w:val="left"/>
+    </w:lvl>
+    <w:lvl w:ilvl="7" w:tplc="31F848DC">
+      <w:numFmt w:val="decimal"/>
+      <w:lvlText w:val=""/>
+      <w:lvlJc w:val="left"/>
+    </w:lvl>
+    <w:lvl w:ilvl="8" w:tplc="91A8681E">
+      <w:numFmt w:val="decimal"/>
+      <w:lvlText w:val=""/>
+      <w:lvlJc w:val="left"/>
+    </w:lvl>
+  </w:abstractNum>
+  <w:abstractNum w:abstractNumId="1" w15:restartNumberingAfterBreak="0">
+    <w:nsid w:val="357514A2"/>
+    <w:multiLevelType w:val="hybridMultilevel"/>
+    <w:tmpl w:val="7C1EF8AA"/>
+    <w:lvl w:ilvl="0" w:tplc="226E2796" w:tentative="1">
       <w:start w:val="1"/>
       <w:numFmt w:val="bullet"/>
       <w:lvlText w:val="●"/>
@@ -22887,7 +23124,7 @@
         <w:ind w:left="720" w:hanging="360"/>
       </w:pPr>
     </w:lvl>
-    <w:lvl w:ilvl="1" w:tplc="07F46C7E" w:tentative="1">
+    <w:lvl w:ilvl="1" w:tplc="0DE20A94" w:tentative="1">
       <w:start w:val="1"/>
       <w:numFmt w:val="bullet"/>
       <w:lvlText w:val="○"/>
@@ -22896,7 +23133,7 @@
         <w:ind w:left="1440" w:hanging="360"/>
       </w:pPr>
     </w:lvl>
-    <w:lvl w:ilvl="2" w:tplc="A3B4B3E6" w:tentative="1">
+    <w:lvl w:ilvl="2" w:tplc="35D6CB2A" w:tentative="1">
       <w:start w:val="1"/>
       <w:numFmt w:val="bullet"/>
       <w:lvlText w:val="■"/>
@@ -22905,7 +23142,7 @@
         <w:ind w:left="2160" w:hanging="360"/>
       </w:pPr>
     </w:lvl>
-    <w:lvl w:ilvl="3" w:tplc="169261BE" w:tentative="1">
+    <w:lvl w:ilvl="3" w:tplc="843A0A1C" w:tentative="1">
       <w:start w:val="1"/>
       <w:numFmt w:val="bullet"/>
       <w:lvlText w:val="●"/>
@@ -22914,7 +23151,7 @@
         <w:ind w:left="2880" w:hanging="360"/>
       </w:pPr>
     </w:lvl>
-    <w:lvl w:ilvl="4" w:tplc="54DE1B54" w:tentative="1">
+    <w:lvl w:ilvl="4" w:tplc="53F8A7CE" w:tentative="1">
       <w:start w:val="1"/>
       <w:numFmt w:val="bullet"/>
       <w:lvlText w:val="○"/>
@@ -22923,7 +23160,7 @@
         <w:ind w:left="3600" w:hanging="360"/>
       </w:pPr>
     </w:lvl>
-    <w:lvl w:ilvl="5" w:tplc="CF741868" w:tentative="1">
+    <w:lvl w:ilvl="5" w:tplc="2E70F3E4" w:tentative="1">
       <w:start w:val="1"/>
       <w:numFmt w:val="bullet"/>
       <w:lvlText w:val="■"/>
@@ -22932,7 +23169,7 @@
         <w:ind w:left="4320" w:hanging="360"/>
       </w:pPr>
     </w:lvl>
-    <w:lvl w:ilvl="6" w:tplc="BF2EFA54" w:tentative="1">
+    <w:lvl w:ilvl="6" w:tplc="0EC6063C" w:tentative="1">
       <w:start w:val="1"/>
       <w:numFmt w:val="bullet"/>
       <w:lvlText w:val="●"/>
@@ -22941,7 +23178,7 @@
         <w:ind w:left="5040" w:hanging="360"/>
       </w:pPr>
     </w:lvl>
-    <w:lvl w:ilvl="7" w:tplc="F57AF224" w:tentative="1">
+    <w:lvl w:ilvl="7" w:tplc="94FC125A" w:tentative="1">
       <w:start w:val="1"/>
       <w:numFmt w:val="bullet"/>
       <w:lvlText w:val="●"/>
@@ -22950,7 +23187,7 @@
         <w:ind w:left="5760" w:hanging="360"/>
       </w:pPr>
     </w:lvl>
-    <w:lvl w:ilvl="8" w:tplc="0E983A30" w:tentative="1">
+    <w:lvl w:ilvl="8" w:tplc="66EA8FB8" w:tentative="1">
       <w:start w:val="1"/>
       <w:numFmt w:val="bullet"/>
       <w:lvlText w:val="●"/>
@@ -22960,11 +23197,11 @@
       </w:pPr>
     </w:lvl>
   </w:abstractNum>
-  <w:abstractNum w:abstractNumId="1" w15:restartNumberingAfterBreak="0">
-    <w:nsid w:val="61CF1264"/>
+  <w:abstractNum w:abstractNumId="2" w15:restartNumberingAfterBreak="0">
+    <w:nsid w:val="5F89594E"/>
     <w:multiLevelType w:val="hybridMultilevel"/>
-    <w:tmpl w:val="7CBA511E"/>
-    <w:lvl w:ilvl="0" w:tplc="716A8DB2" w:tentative="1">
+    <w:tmpl w:val="91A28DBA"/>
+    <w:lvl w:ilvl="0" w:tplc="7A28C5CC" w:tentative="1">
       <w:start w:val="1"/>
       <w:numFmt w:val="decimal"/>
       <w:lvlText w:val="%1."/>
@@ -22973,7 +23210,7 @@
         <w:ind w:left="540" w:hanging="300"/>
       </w:pPr>
     </w:lvl>
-    <w:lvl w:ilvl="1" w:tplc="4DEE3D32" w:tentative="1">
+    <w:lvl w:ilvl="1" w:tplc="BD169046" w:tentative="1">
       <w:start w:val="1"/>
       <w:numFmt w:val="lowerLetter"/>
       <w:lvlText w:val="%2."/>
@@ -22982,7 +23219,7 @@
         <w:ind w:left="940" w:hanging="300"/>
       </w:pPr>
     </w:lvl>
-    <w:lvl w:ilvl="2" w:tplc="0DA4C834" w:tentative="1">
+    <w:lvl w:ilvl="2" w:tplc="4D60DBB8" w:tentative="1">
       <w:start w:val="1"/>
       <w:numFmt w:val="lowerRoman"/>
       <w:lvlText w:val="%3."/>
@@ -22991,107 +23228,45 @@
         <w:ind w:left="1340" w:hanging="300"/>
       </w:pPr>
     </w:lvl>
-    <w:lvl w:ilvl="3" w:tplc="0D8E5A9C">
+    <w:lvl w:ilvl="3" w:tplc="BF363696">
       <w:numFmt w:val="decimal"/>
       <w:lvlText w:val=""/>
       <w:lvlJc w:val="left"/>
     </w:lvl>
-    <w:lvl w:ilvl="4" w:tplc="A260BD70">
+    <w:lvl w:ilvl="4" w:tplc="801E9A30">
       <w:numFmt w:val="decimal"/>
       <w:lvlText w:val=""/>
       <w:lvlJc w:val="left"/>
     </w:lvl>
-    <w:lvl w:ilvl="5" w:tplc="24425C38">
+    <w:lvl w:ilvl="5" w:tplc="89A8702C">
       <w:numFmt w:val="decimal"/>
       <w:lvlText w:val=""/>
       <w:lvlJc w:val="left"/>
     </w:lvl>
-    <w:lvl w:ilvl="6" w:tplc="4AEA4384">
+    <w:lvl w:ilvl="6" w:tplc="B4B63EAA">
       <w:numFmt w:val="decimal"/>
       <w:lvlText w:val=""/>
       <w:lvlJc w:val="left"/>
     </w:lvl>
-    <w:lvl w:ilvl="7" w:tplc="A35EBBC8">
+    <w:lvl w:ilvl="7" w:tplc="9238EF72">
       <w:numFmt w:val="decimal"/>
       <w:lvlText w:val=""/>
       <w:lvlJc w:val="left"/>
     </w:lvl>
-    <w:lvl w:ilvl="8" w:tplc="847AE57C">
-      <w:numFmt w:val="decimal"/>
-      <w:lvlText w:val=""/>
-      <w:lvlJc w:val="left"/>
-    </w:lvl>
-  </w:abstractNum>
-  <w:abstractNum w:abstractNumId="2" w15:restartNumberingAfterBreak="0">
-    <w:nsid w:val="6B125ABB"/>
-    <w:multiLevelType w:val="hybridMultilevel"/>
-    <w:tmpl w:val="1464BD30"/>
-    <w:lvl w:ilvl="0" w:tplc="87B23802">
-      <w:start w:val="1"/>
-      <w:numFmt w:val="bullet"/>
-      <w:lvlText w:val="•"/>
-      <w:lvlJc w:val="left"/>
-      <w:pPr>
-        <w:ind w:left="540" w:hanging="300"/>
-      </w:pPr>
-    </w:lvl>
-    <w:lvl w:ilvl="1" w:tplc="05F4C864" w:tentative="1">
-      <w:start w:val="1"/>
-      <w:numFmt w:val="bullet"/>
-      <w:lvlText w:val="–"/>
-      <w:lvlJc w:val="left"/>
-      <w:pPr>
-        <w:ind w:left="940" w:hanging="300"/>
-      </w:pPr>
-    </w:lvl>
-    <w:lvl w:ilvl="2" w:tplc="3C305B1E" w:tentative="1">
-      <w:start w:val="1"/>
-      <w:numFmt w:val="bullet"/>
-      <w:lvlText w:val="◦"/>
-      <w:lvlJc w:val="left"/>
-      <w:pPr>
-        <w:ind w:left="1340" w:hanging="300"/>
-      </w:pPr>
-    </w:lvl>
-    <w:lvl w:ilvl="3" w:tplc="E536DC92">
-      <w:numFmt w:val="decimal"/>
-      <w:lvlText w:val=""/>
-      <w:lvlJc w:val="left"/>
-    </w:lvl>
-    <w:lvl w:ilvl="4" w:tplc="5CEEA980">
-      <w:numFmt w:val="decimal"/>
-      <w:lvlText w:val=""/>
-      <w:lvlJc w:val="left"/>
-    </w:lvl>
-    <w:lvl w:ilvl="5" w:tplc="22764C4A">
-      <w:numFmt w:val="decimal"/>
-      <w:lvlText w:val=""/>
-      <w:lvlJc w:val="left"/>
-    </w:lvl>
-    <w:lvl w:ilvl="6" w:tplc="0CD828E4">
-      <w:numFmt w:val="decimal"/>
-      <w:lvlText w:val=""/>
-      <w:lvlJc w:val="left"/>
-    </w:lvl>
-    <w:lvl w:ilvl="7" w:tplc="07CC8A4E">
-      <w:numFmt w:val="decimal"/>
-      <w:lvlText w:val=""/>
-      <w:lvlJc w:val="left"/>
-    </w:lvl>
-    <w:lvl w:ilvl="8" w:tplc="5C20CE7A">
+    <w:lvl w:ilvl="8" w:tplc="AB349E06">
       <w:numFmt w:val="decimal"/>
       <w:lvlText w:val=""/>
       <w:lvlJc w:val="left"/>
     </w:lvl>
   </w:abstractNum>
   <w:num w:numId="1">
-    <w:abstractNumId w:val="0"/>
+    <w:abstractNumId w:val="1"/>
     <w:lvlOverride w:ilvl="0">
       <w:startOverride w:val="1"/>
     </w:lvlOverride>
   </w:num>
   <w:num w:numId="2">
-    <w:abstractNumId w:val="2"/>
+    <w:abstractNumId w:val="0"/>
     <w:lvlOverride w:ilvl="0">
       <w:startOverride w:val="1"/>
     </w:lvlOverride>
@@ -23720,7 +23895,7 @@
     <w:autoRedefine/>
     <w:uiPriority w:val="39"/>
     <w:unhideWhenUsed/>
-    <w:rsid w:val="008B090C"/>
+    <w:rsid w:val="00045367"/>
     <w:pPr>
       <w:spacing w:after="100"/>
     </w:pPr>
@@ -23732,7 +23907,7 @@
     <w:autoRedefine/>
     <w:uiPriority w:val="39"/>
     <w:unhideWhenUsed/>
-    <w:rsid w:val="008B090C"/>
+    <w:rsid w:val="00045367"/>
     <w:pPr>
       <w:spacing w:after="100"/>
       <w:ind w:left="210"/>

--- a/documentation/05 Mobile/Mobile Server (BFF).docx
+++ b/documentation/05 Mobile/Mobile Server (BFF).docx
@@ -80,7 +80,7 @@
           <w:left w:w="10" w:type="dxa"/>
           <w:right w:w="10" w:type="dxa"/>
         </w:tblCellMar>
-        <w:tblLook w:val="04A0" w:firstRow="1" w:lastRow="0" w:firstColumn="1" w:lastColumn="0" w:noHBand="0" w:noVBand="1"/>
+        <w:tblLook w:val="0000" w:firstRow="0" w:lastRow="0" w:firstColumn="0" w:lastColumn="0" w:noHBand="0" w:noVBand="0"/>
       </w:tblPr>
       <w:tblGrid>
         <w:gridCol w:w="2600"/>
@@ -289,7 +289,7 @@
                 <w:sz w:val="20"/>
                 <w:szCs w:val="20"/>
               </w:rPr>
-              <w:t>23 October 2026</w:t>
+              <w:t>24 October 2026</w:t>
             </w:r>
           </w:p>
         </w:tc>
@@ -461,7 +461,7 @@
           <w:left w:w="10" w:type="dxa"/>
           <w:right w:w="10" w:type="dxa"/>
         </w:tblCellMar>
-        <w:tblLook w:val="04A0" w:firstRow="1" w:lastRow="0" w:firstColumn="1" w:lastColumn="0" w:noHBand="0" w:noVBand="1"/>
+        <w:tblLook w:val="0000" w:firstRow="0" w:lastRow="0" w:firstColumn="0" w:lastColumn="0" w:noHBand="0" w:noVBand="0"/>
       </w:tblPr>
       <w:tblGrid>
         <w:gridCol w:w="1300"/>
@@ -1102,6 +1102,81 @@
                 <w:szCs w:val="19"/>
               </w:rPr>
               <w:t>s carry shareDriver.</w:t>
+            </w:r>
+          </w:p>
+        </w:tc>
+      </w:tr>
+      <w:tr>
+        <w:tblPrEx>
+          <w:tblCellMar>
+            <w:top w:w="0" w:type="dxa"/>
+            <w:bottom w:w="0" w:type="dxa"/>
+          </w:tblCellMar>
+        </w:tblPrEx>
+        <w:tc>
+          <w:tcPr>
+            <w:tcW w:w="1300" w:type="dxa"/>
+            <w:tcMar>
+              <w:top w:w="50" w:type="dxa"/>
+              <w:left w:w="90" w:type="dxa"/>
+              <w:bottom w:w="50" w:type="dxa"/>
+              <w:right w:w="90" w:type="dxa"/>
+            </w:tcMar>
+          </w:tcPr>
+          <w:p>
+            <w:r>
+              <w:rPr>
+                <w:sz w:val="19"/>
+                <w:szCs w:val="19"/>
+              </w:rPr>
+              <w:t>1.1</w:t>
+            </w:r>
+          </w:p>
+        </w:tc>
+        <w:tc>
+          <w:tcPr>
+            <w:tcW w:w="1900" w:type="dxa"/>
+            <w:tcMar>
+              <w:top w:w="50" w:type="dxa"/>
+              <w:left w:w="90" w:type="dxa"/>
+              <w:bottom w:w="50" w:type="dxa"/>
+              <w:right w:w="90" w:type="dxa"/>
+            </w:tcMar>
+          </w:tcPr>
+          <w:p>
+            <w:r>
+              <w:rPr>
+                <w:sz w:val="19"/>
+                <w:szCs w:val="19"/>
+              </w:rPr>
+              <w:t>24 October 2026</w:t>
+            </w:r>
+          </w:p>
+        </w:tc>
+        <w:tc>
+          <w:tcPr>
+            <w:tcW w:w="6438" w:type="dxa"/>
+            <w:tcMar>
+              <w:top w:w="50" w:type="dxa"/>
+              <w:left w:w="90" w:type="dxa"/>
+              <w:bottom w:w="50" w:type="dxa"/>
+              <w:right w:w="90" w:type="dxa"/>
+            </w:tcMar>
+          </w:tcPr>
+          <w:p>
+            <w:r>
+              <w:rPr>
+                <w:sz w:val="19"/>
+                <w:szCs w:val="19"/>
+              </w:rPr>
+              <w:t>Routes for the profile: PUT /auth/me/profile, POST /auth/me/password, POST and DELETE /auth/me/photo (the photo from the camera or gallery, turned upright, cut to a centred 512 px square here and saved in media/pro</w:t>
+            </w:r>
+            <w:r>
+              <w:rPr>
+                <w:sz w:val="19"/>
+                <w:szCs w:val="19"/>
+              </w:rPr>
+              <w:t>files).</w:t>
             </w:r>
           </w:p>
         </w:tc>
@@ -1138,7 +1213,7 @@
     <w:sdt>
       <w:sdtPr>
         <w:alias w:val="Contents"/>
-        <w:id w:val="2045642575"/>
+        <w:id w:val="-1265310951"/>
       </w:sdtPr>
       <w:sdtEndPr/>
       <w:sdtContent>
@@ -1165,7 +1240,7 @@
           <w:r>
             <w:fldChar w:fldCharType="separate"/>
           </w:r>
-          <w:hyperlink w:anchor="_Toc243679766" w:history="1">
+          <w:hyperlink w:anchor="_Toc243693237" w:history="1">
             <w:r>
               <w:rPr>
                 <w:rStyle w:val="Hyperlink"/>
@@ -1189,7 +1264,7 @@
               <w:rPr>
                 <w:noProof/>
               </w:rPr>
-              <w:instrText xml:space="preserve"> PAGEREF _Toc243679766 \h </w:instrText>
+              <w:instrText xml:space="preserve"> PAGEREF _Toc243693237 \h </w:instrText>
             </w:r>
             <w:r>
               <w:rPr>
@@ -1230,7 +1305,7 @@
               <w:szCs w:val="22"/>
             </w:rPr>
           </w:pPr>
-          <w:hyperlink w:anchor="_Toc243679767" w:history="1">
+          <w:hyperlink w:anchor="_Toc243693238" w:history="1">
             <w:r>
               <w:rPr>
                 <w:rStyle w:val="Hyperlink"/>
@@ -1254,7 +1329,7 @@
               <w:rPr>
                 <w:noProof/>
               </w:rPr>
-              <w:instrText xml:space="preserve"> PAGEREF _Toc243679767 \h </w:instrText>
+              <w:instrText xml:space="preserve"> PAGEREF _Toc243693238 \h </w:instrText>
             </w:r>
             <w:r>
               <w:rPr>
@@ -1295,7 +1370,7 @@
               <w:szCs w:val="22"/>
             </w:rPr>
           </w:pPr>
-          <w:hyperlink w:anchor="_Toc243679768" w:history="1">
+          <w:hyperlink w:anchor="_Toc243693239" w:history="1">
             <w:r>
               <w:rPr>
                 <w:rStyle w:val="Hyperlink"/>
@@ -1319,7 +1394,7 @@
               <w:rPr>
                 <w:noProof/>
               </w:rPr>
-              <w:instrText xml:space="preserve"> PAGEREF _Toc243679768 \h </w:instrText>
+              <w:instrText xml:space="preserve"> PAGEREF _Toc243693239 \h </w:instrText>
             </w:r>
             <w:r>
               <w:rPr>
@@ -1360,7 +1435,7 @@
               <w:szCs w:val="22"/>
             </w:rPr>
           </w:pPr>
-          <w:hyperlink w:anchor="_Toc243679769" w:history="1">
+          <w:hyperlink w:anchor="_Toc243693240" w:history="1">
             <w:r>
               <w:rPr>
                 <w:rStyle w:val="Hyperlink"/>
@@ -1384,7 +1459,7 @@
               <w:rPr>
                 <w:noProof/>
               </w:rPr>
-              <w:instrText xml:space="preserve"> PAGEREF _Toc243679769 \h </w:instrText>
+              <w:instrText xml:space="preserve"> PAGEREF _Toc243693240 \h </w:instrText>
             </w:r>
             <w:r>
               <w:rPr>
@@ -1425,7 +1500,7 @@
               <w:szCs w:val="22"/>
             </w:rPr>
           </w:pPr>
-          <w:hyperlink w:anchor="_Toc243679770" w:history="1">
+          <w:hyperlink w:anchor="_Toc243693241" w:history="1">
             <w:r>
               <w:rPr>
                 <w:rStyle w:val="Hyperlink"/>
@@ -1449,7 +1524,7 @@
               <w:rPr>
                 <w:noProof/>
               </w:rPr>
-              <w:instrText xml:space="preserve"> PAGEREF _Toc243679770 \h </w:instrText>
+              <w:instrText xml:space="preserve"> PAGEREF _Toc243693241 \h </w:instrText>
             </w:r>
             <w:r>
               <w:rPr>
@@ -1490,7 +1565,7 @@
               <w:szCs w:val="22"/>
             </w:rPr>
           </w:pPr>
-          <w:hyperlink w:anchor="_Toc243679771" w:history="1">
+          <w:hyperlink w:anchor="_Toc243693242" w:history="1">
             <w:r>
               <w:rPr>
                 <w:rStyle w:val="Hyperlink"/>
@@ -1514,7 +1589,7 @@
               <w:rPr>
                 <w:noProof/>
               </w:rPr>
-              <w:instrText xml:space="preserve"> PAGEREF _Toc243679771 \h </w:instrText>
+              <w:instrText xml:space="preserve"> PAGEREF _Toc243693242 \h </w:instrText>
             </w:r>
             <w:r>
               <w:rPr>
@@ -1555,7 +1630,7 @@
               <w:szCs w:val="22"/>
             </w:rPr>
           </w:pPr>
-          <w:hyperlink w:anchor="_Toc243679772" w:history="1">
+          <w:hyperlink w:anchor="_Toc243693243" w:history="1">
             <w:r>
               <w:rPr>
                 <w:rStyle w:val="Hyperlink"/>
@@ -1579,7 +1654,7 @@
               <w:rPr>
                 <w:noProof/>
               </w:rPr>
-              <w:instrText xml:space="preserve"> PAGEREF _Toc243679772 \h </w:instrText>
+              <w:instrText xml:space="preserve"> PAGEREF _Toc243693243 \h </w:instrText>
             </w:r>
             <w:r>
               <w:rPr>
@@ -1620,7 +1695,7 @@
               <w:szCs w:val="22"/>
             </w:rPr>
           </w:pPr>
-          <w:hyperlink w:anchor="_Toc243679773" w:history="1">
+          <w:hyperlink w:anchor="_Toc243693244" w:history="1">
             <w:r>
               <w:rPr>
                 <w:rStyle w:val="Hyperlink"/>
@@ -1644,7 +1719,7 @@
               <w:rPr>
                 <w:noProof/>
               </w:rPr>
-              <w:instrText xml:space="preserve"> PAGEREF _Toc243679773 \h </w:instrText>
+              <w:instrText xml:space="preserve"> PAGEREF _Toc243693244 \h </w:instrText>
             </w:r>
             <w:r>
               <w:rPr>
@@ -1685,7 +1760,7 @@
               <w:szCs w:val="22"/>
             </w:rPr>
           </w:pPr>
-          <w:hyperlink w:anchor="_Toc243679774" w:history="1">
+          <w:hyperlink w:anchor="_Toc243693245" w:history="1">
             <w:r>
               <w:rPr>
                 <w:rStyle w:val="Hyperlink"/>
@@ -1709,7 +1784,7 @@
               <w:rPr>
                 <w:noProof/>
               </w:rPr>
-              <w:instrText xml:space="preserve"> PAGEREF _Toc243679774 \h </w:instrText>
+              <w:instrText xml:space="preserve"> PAGEREF _Toc243693245 \h </w:instrText>
             </w:r>
             <w:r>
               <w:rPr>
@@ -1750,7 +1825,7 @@
               <w:szCs w:val="22"/>
             </w:rPr>
           </w:pPr>
-          <w:hyperlink w:anchor="_Toc243679775" w:history="1">
+          <w:hyperlink w:anchor="_Toc243693246" w:history="1">
             <w:r>
               <w:rPr>
                 <w:rStyle w:val="Hyperlink"/>
@@ -1774,7 +1849,7 @@
               <w:rPr>
                 <w:noProof/>
               </w:rPr>
-              <w:instrText xml:space="preserve"> PAGEREF _Toc243679775 \h </w:instrText>
+              <w:instrText xml:space="preserve"> PAGEREF _Toc243693246 \h </w:instrText>
             </w:r>
             <w:r>
               <w:rPr>
@@ -1815,7 +1890,7 @@
               <w:szCs w:val="22"/>
             </w:rPr>
           </w:pPr>
-          <w:hyperlink w:anchor="_Toc243679776" w:history="1">
+          <w:hyperlink w:anchor="_Toc243693247" w:history="1">
             <w:r>
               <w:rPr>
                 <w:rStyle w:val="Hyperlink"/>
@@ -1839,7 +1914,7 @@
               <w:rPr>
                 <w:noProof/>
               </w:rPr>
-              <w:instrText xml:space="preserve"> PAGEREF _Toc243679776 \h </w:instrText>
+              <w:instrText xml:space="preserve"> PAGEREF _Toc243693247 \h </w:instrText>
             </w:r>
             <w:r>
               <w:rPr>
@@ -1880,7 +1955,7 @@
               <w:szCs w:val="22"/>
             </w:rPr>
           </w:pPr>
-          <w:hyperlink w:anchor="_Toc243679777" w:history="1">
+          <w:hyperlink w:anchor="_Toc243693248" w:history="1">
             <w:r>
               <w:rPr>
                 <w:rStyle w:val="Hyperlink"/>
@@ -1904,7 +1979,7 @@
               <w:rPr>
                 <w:noProof/>
               </w:rPr>
-              <w:instrText xml:space="preserve"> PAGEREF _Toc243679777 \h </w:instrText>
+              <w:instrText xml:space="preserve"> PAGEREF _Toc243693248 \h </w:instrText>
             </w:r>
             <w:r>
               <w:rPr>
@@ -1945,7 +2020,7 @@
               <w:szCs w:val="22"/>
             </w:rPr>
           </w:pPr>
-          <w:hyperlink w:anchor="_Toc243679778" w:history="1">
+          <w:hyperlink w:anchor="_Toc243693249" w:history="1">
             <w:r>
               <w:rPr>
                 <w:rStyle w:val="Hyperlink"/>
@@ -1969,7 +2044,7 @@
               <w:rPr>
                 <w:noProof/>
               </w:rPr>
-              <w:instrText xml:space="preserve"> PAGEREF _Toc243679778 \h </w:instrText>
+              <w:instrText xml:space="preserve"> PAGEREF _Toc243693249 \h </w:instrText>
             </w:r>
             <w:r>
               <w:rPr>
@@ -2010,7 +2085,7 @@
               <w:szCs w:val="22"/>
             </w:rPr>
           </w:pPr>
-          <w:hyperlink w:anchor="_Toc243679779" w:history="1">
+          <w:hyperlink w:anchor="_Toc243693250" w:history="1">
             <w:r>
               <w:rPr>
                 <w:rStyle w:val="Hyperlink"/>
@@ -2034,7 +2109,7 @@
               <w:rPr>
                 <w:noProof/>
               </w:rPr>
-              <w:instrText xml:space="preserve"> PAGEREF _Toc243679779 \h </w:instrText>
+              <w:instrText xml:space="preserve"> PAGEREF _Toc243693250 \h </w:instrText>
             </w:r>
             <w:r>
               <w:rPr>
@@ -2075,7 +2150,7 @@
               <w:szCs w:val="22"/>
             </w:rPr>
           </w:pPr>
-          <w:hyperlink w:anchor="_Toc243679780" w:history="1">
+          <w:hyperlink w:anchor="_Toc243693251" w:history="1">
             <w:r>
               <w:rPr>
                 <w:rStyle w:val="Hyperlink"/>
@@ -2099,7 +2174,7 @@
               <w:rPr>
                 <w:noProof/>
               </w:rPr>
-              <w:instrText xml:space="preserve"> PAGEREF _Toc243679780 \h </w:instrText>
+              <w:instrText xml:space="preserve"> PAGEREF _Toc243693251 \h </w:instrText>
             </w:r>
             <w:r>
               <w:rPr>
@@ -2140,7 +2215,7 @@
               <w:szCs w:val="22"/>
             </w:rPr>
           </w:pPr>
-          <w:hyperlink w:anchor="_Toc243679781" w:history="1">
+          <w:hyperlink w:anchor="_Toc243693252" w:history="1">
             <w:r>
               <w:rPr>
                 <w:rStyle w:val="Hyperlink"/>
@@ -2164,7 +2239,7 @@
               <w:rPr>
                 <w:noProof/>
               </w:rPr>
-              <w:instrText xml:space="preserve"> PAGEREF _Toc243679781 \h </w:instrText>
+              <w:instrText xml:space="preserve"> PAGEREF _Toc243693252 \h </w:instrText>
             </w:r>
             <w:r>
               <w:rPr>
@@ -2205,7 +2280,7 @@
               <w:szCs w:val="22"/>
             </w:rPr>
           </w:pPr>
-          <w:hyperlink w:anchor="_Toc243679782" w:history="1">
+          <w:hyperlink w:anchor="_Toc243693253" w:history="1">
             <w:r>
               <w:rPr>
                 <w:rStyle w:val="Hyperlink"/>
@@ -2229,7 +2304,7 @@
               <w:rPr>
                 <w:noProof/>
               </w:rPr>
-              <w:instrText xml:space="preserve"> PAGEREF _Toc243679782 \h </w:instrText>
+              <w:instrText xml:space="preserve"> PAGEREF _Toc243693253 \h </w:instrText>
             </w:r>
             <w:r>
               <w:rPr>
@@ -2270,7 +2345,7 @@
               <w:szCs w:val="22"/>
             </w:rPr>
           </w:pPr>
-          <w:hyperlink w:anchor="_Toc243679783" w:history="1">
+          <w:hyperlink w:anchor="_Toc243693254" w:history="1">
             <w:r>
               <w:rPr>
                 <w:rStyle w:val="Hyperlink"/>
@@ -2294,7 +2369,7 @@
               <w:rPr>
                 <w:noProof/>
               </w:rPr>
-              <w:instrText xml:space="preserve"> PAGEREF _Toc243679783 \h </w:instrText>
+              <w:instrText xml:space="preserve"> PAGEREF _Toc243693254 \h </w:instrText>
             </w:r>
             <w:r>
               <w:rPr>
@@ -2335,7 +2410,7 @@
               <w:szCs w:val="22"/>
             </w:rPr>
           </w:pPr>
-          <w:hyperlink w:anchor="_Toc243679784" w:history="1">
+          <w:hyperlink w:anchor="_Toc243693255" w:history="1">
             <w:r>
               <w:rPr>
                 <w:rStyle w:val="Hyperlink"/>
@@ -2359,7 +2434,7 @@
               <w:rPr>
                 <w:noProof/>
               </w:rPr>
-              <w:instrText xml:space="preserve"> PAGEREF _Toc243679784 \h </w:instrText>
+              <w:instrText xml:space="preserve"> PAGEREF _Toc243693255 \h </w:instrText>
             </w:r>
             <w:r>
               <w:rPr>
@@ -2400,7 +2475,7 @@
               <w:szCs w:val="22"/>
             </w:rPr>
           </w:pPr>
-          <w:hyperlink w:anchor="_Toc243679785" w:history="1">
+          <w:hyperlink w:anchor="_Toc243693256" w:history="1">
             <w:r>
               <w:rPr>
                 <w:rStyle w:val="Hyperlink"/>
@@ -2424,7 +2499,7 @@
               <w:rPr>
                 <w:noProof/>
               </w:rPr>
-              <w:instrText xml:space="preserve"> PAGEREF _Toc243679785 \h </w:instrText>
+              <w:instrText xml:space="preserve"> PAGEREF _Toc243693256 \h </w:instrText>
             </w:r>
             <w:r>
               <w:rPr>
@@ -2465,7 +2540,7 @@
               <w:szCs w:val="22"/>
             </w:rPr>
           </w:pPr>
-          <w:hyperlink w:anchor="_Toc243679786" w:history="1">
+          <w:hyperlink w:anchor="_Toc243693257" w:history="1">
             <w:r>
               <w:rPr>
                 <w:rStyle w:val="Hyperlink"/>
@@ -2489,7 +2564,7 @@
               <w:rPr>
                 <w:noProof/>
               </w:rPr>
-              <w:instrText xml:space="preserve"> PAGEREF _Toc243679786 \h </w:instrText>
+              <w:instrText xml:space="preserve"> PAGEREF _Toc243693257 \h </w:instrText>
             </w:r>
             <w:r>
               <w:rPr>
@@ -2530,7 +2605,7 @@
               <w:szCs w:val="22"/>
             </w:rPr>
           </w:pPr>
-          <w:hyperlink w:anchor="_Toc243679787" w:history="1">
+          <w:hyperlink w:anchor="_Toc243693258" w:history="1">
             <w:r>
               <w:rPr>
                 <w:rStyle w:val="Hyperlink"/>
@@ -2554,7 +2629,7 @@
               <w:rPr>
                 <w:noProof/>
               </w:rPr>
-              <w:instrText xml:space="preserve"> PAGEREF _Toc243679787 \h </w:instrText>
+              <w:instrText xml:space="preserve"> PAGEREF _Toc243693258 \h </w:instrText>
             </w:r>
             <w:r>
               <w:rPr>
@@ -2595,7 +2670,7 @@
               <w:szCs w:val="22"/>
             </w:rPr>
           </w:pPr>
-          <w:hyperlink w:anchor="_Toc243679788" w:history="1">
+          <w:hyperlink w:anchor="_Toc243693259" w:history="1">
             <w:r>
               <w:rPr>
                 <w:rStyle w:val="Hyperlink"/>
@@ -2619,7 +2694,7 @@
               <w:rPr>
                 <w:noProof/>
               </w:rPr>
-              <w:instrText xml:space="preserve"> PAGEREF _Toc243679788 \h </w:instrText>
+              <w:instrText xml:space="preserve"> PAGEREF _Toc243693259 \h </w:instrText>
             </w:r>
             <w:r>
               <w:rPr>
@@ -2660,7 +2735,7 @@
               <w:szCs w:val="22"/>
             </w:rPr>
           </w:pPr>
-          <w:hyperlink w:anchor="_Toc243679789" w:history="1">
+          <w:hyperlink w:anchor="_Toc243693260" w:history="1">
             <w:r>
               <w:rPr>
                 <w:rStyle w:val="Hyperlink"/>
@@ -2684,7 +2759,7 @@
               <w:rPr>
                 <w:noProof/>
               </w:rPr>
-              <w:instrText xml:space="preserve"> PAGEREF _Toc243679789 \h </w:instrText>
+              <w:instrText xml:space="preserve"> PAGEREF _Toc243693260 \h </w:instrText>
             </w:r>
             <w:r>
               <w:rPr>
@@ -2725,7 +2800,7 @@
               <w:szCs w:val="22"/>
             </w:rPr>
           </w:pPr>
-          <w:hyperlink w:anchor="_Toc243679790" w:history="1">
+          <w:hyperlink w:anchor="_Toc243693261" w:history="1">
             <w:r>
               <w:rPr>
                 <w:rStyle w:val="Hyperlink"/>
@@ -2749,7 +2824,7 @@
               <w:rPr>
                 <w:noProof/>
               </w:rPr>
-              <w:instrText xml:space="preserve"> PAGEREF _Toc243679790 \h </w:instrText>
+              <w:instrText xml:space="preserve"> PAGEREF _Toc243693261 \h </w:instrText>
             </w:r>
             <w:r>
               <w:rPr>
@@ -2790,7 +2865,7 @@
               <w:szCs w:val="22"/>
             </w:rPr>
           </w:pPr>
-          <w:hyperlink w:anchor="_Toc243679791" w:history="1">
+          <w:hyperlink w:anchor="_Toc243693262" w:history="1">
             <w:r>
               <w:rPr>
                 <w:rStyle w:val="Hyperlink"/>
@@ -2814,7 +2889,7 @@
               <w:rPr>
                 <w:noProof/>
               </w:rPr>
-              <w:instrText xml:space="preserve"> PAGEREF _Toc243679791 \h </w:instrText>
+              <w:instrText xml:space="preserve"> PAGEREF _Toc243693262 \h </w:instrText>
             </w:r>
             <w:r>
               <w:rPr>
@@ -2831,7 +2906,7 @@
               <w:rPr>
                 <w:noProof/>
               </w:rPr>
-              <w:t>14</w:t>
+              <w:t>15</w:t>
             </w:r>
             <w:r>
               <w:rPr>
@@ -2855,7 +2930,7 @@
               <w:szCs w:val="22"/>
             </w:rPr>
           </w:pPr>
-          <w:hyperlink w:anchor="_Toc243679792" w:history="1">
+          <w:hyperlink w:anchor="_Toc243693263" w:history="1">
             <w:r>
               <w:rPr>
                 <w:rStyle w:val="Hyperlink"/>
@@ -2879,7 +2954,7 @@
               <w:rPr>
                 <w:noProof/>
               </w:rPr>
-              <w:instrText xml:space="preserve"> PAGEREF _Toc243679792 \h </w:instrText>
+              <w:instrText xml:space="preserve"> PAGEREF _Toc243693263 \h </w:instrText>
             </w:r>
             <w:r>
               <w:rPr>
@@ -2920,7 +2995,7 @@
               <w:szCs w:val="22"/>
             </w:rPr>
           </w:pPr>
-          <w:hyperlink w:anchor="_Toc243679793" w:history="1">
+          <w:hyperlink w:anchor="_Toc243693264" w:history="1">
             <w:r>
               <w:rPr>
                 <w:rStyle w:val="Hyperlink"/>
@@ -2944,7 +3019,7 @@
               <w:rPr>
                 <w:noProof/>
               </w:rPr>
-              <w:instrText xml:space="preserve"> PAGEREF _Toc243679793 \h </w:instrText>
+              <w:instrText xml:space="preserve"> PAGEREF _Toc243693264 \h </w:instrText>
             </w:r>
             <w:r>
               <w:rPr>
@@ -2985,7 +3060,7 @@
               <w:szCs w:val="22"/>
             </w:rPr>
           </w:pPr>
-          <w:hyperlink w:anchor="_Toc243679794" w:history="1">
+          <w:hyperlink w:anchor="_Toc243693265" w:history="1">
             <w:r>
               <w:rPr>
                 <w:rStyle w:val="Hyperlink"/>
@@ -3009,7 +3084,7 @@
               <w:rPr>
                 <w:noProof/>
               </w:rPr>
-              <w:instrText xml:space="preserve"> PAGEREF _Toc243679794 \h </w:instrText>
+              <w:instrText xml:space="preserve"> PAGEREF _Toc243693265 \h </w:instrText>
             </w:r>
             <w:r>
               <w:rPr>
@@ -3050,7 +3125,7 @@
               <w:szCs w:val="22"/>
             </w:rPr>
           </w:pPr>
-          <w:hyperlink w:anchor="_Toc243679795" w:history="1">
+          <w:hyperlink w:anchor="_Toc243693266" w:history="1">
             <w:r>
               <w:rPr>
                 <w:rStyle w:val="Hyperlink"/>
@@ -3074,7 +3149,7 @@
               <w:rPr>
                 <w:noProof/>
               </w:rPr>
-              <w:instrText xml:space="preserve"> PAGEREF _Toc243679795 \h </w:instrText>
+              <w:instrText xml:space="preserve"> PAGEREF _Toc243693266 \h </w:instrText>
             </w:r>
             <w:r>
               <w:rPr>
@@ -3117,7 +3192,7 @@
       <w:pPr>
         <w:pStyle w:val="Heading1"/>
       </w:pPr>
-      <w:bookmarkStart w:id="1" w:name="_Toc243679766"/>
+      <w:bookmarkStart w:id="1" w:name="_Toc243693237"/>
       <w:r>
         <w:lastRenderedPageBreak/>
         <w:t>1  Introduction</w:t>
@@ -3151,7 +3226,7 @@
           <w:left w:w="10" w:type="dxa"/>
           <w:right w:w="10" w:type="dxa"/>
         </w:tblCellMar>
-        <w:tblLook w:val="04A0" w:firstRow="1" w:lastRow="0" w:firstColumn="1" w:lastColumn="0" w:noHBand="0" w:noVBand="1"/>
+        <w:tblLook w:val="0000" w:firstRow="0" w:lastRow="0" w:firstColumn="0" w:lastColumn="0" w:noHBand="0" w:noVBand="0"/>
       </w:tblPr>
       <w:tblGrid>
         <w:gridCol w:w="2551"/>
@@ -3683,7 +3758,7 @@
       <w:pPr>
         <w:pStyle w:val="Heading1"/>
       </w:pPr>
-      <w:bookmarkStart w:id="2" w:name="_Toc243679767"/>
+      <w:bookmarkStart w:id="2" w:name="_Toc243693238"/>
       <w:r>
         <w:lastRenderedPageBreak/>
         <w:t>2  What it adds on top of the backend</w:t>
@@ -3694,7 +3769,7 @@
       <w:pPr>
         <w:pStyle w:val="Heading2"/>
       </w:pPr>
-      <w:bookmarkStart w:id="3" w:name="_Toc243679768"/>
+      <w:bookmarkStart w:id="3" w:name="_Toc243693239"/>
       <w:r>
         <w:t>2.1  Photo and video uploads</w:t>
       </w:r>
@@ -3733,7 +3808,7 @@
           <w:left w:w="10" w:type="dxa"/>
           <w:right w:w="10" w:type="dxa"/>
         </w:tblCellMar>
-        <w:tblLook w:val="04A0" w:firstRow="1" w:lastRow="0" w:firstColumn="1" w:lastColumn="0" w:noHBand="0" w:noVBand="1"/>
+        <w:tblLook w:val="0000" w:firstRow="0" w:lastRow="0" w:firstColumn="0" w:lastColumn="0" w:noHBand="0" w:noVBand="0"/>
       </w:tblPr>
       <w:tblGrid>
         <w:gridCol w:w="2551"/>
@@ -3859,7 +3934,14 @@
                 <w:sz w:val="19"/>
                 <w:szCs w:val="19"/>
               </w:rPr>
-              <w:t>Image up to 15 MB; resized to at most 1600 px and saved as JPEG (quality 85) in media/products, named after the product plus a short random suffix</w:t>
+              <w:t>Image up to 15 MB; resized to at most 1600 px and s</w:t>
+            </w:r>
+            <w:r>
+              <w:rPr>
+                <w:sz w:val="19"/>
+                <w:szCs w:val="19"/>
+              </w:rPr>
+              <w:t>aved as JPEG (quality 85) in media/products, named after the product plus a short random suffix</w:t>
             </w:r>
           </w:p>
         </w:tc>
@@ -3979,14 +4061,7 @@
                 <w:sz w:val="19"/>
                 <w:szCs w:val="19"/>
               </w:rPr>
-              <w:t>Bulk Orders page picture (since 9 October 2026): image, same rules as a product photo, saved in media/showcase; Mark</w:t>
-            </w:r>
-            <w:r>
-              <w:rPr>
-                <w:sz w:val="19"/>
-                <w:szCs w:val="19"/>
-              </w:rPr>
-              <w:t>eter, Admin or SuperAdmin only</w:t>
+              <w:t>Bulk Orders page picture (since 9 October 2026): image, same rules as a product photo, saved in media/showcase; Marketer, Admin or SuperAdmin only</w:t>
             </w:r>
           </w:p>
         </w:tc>
@@ -4088,7 +4163,7 @@
       <w:pPr>
         <w:pStyle w:val="Heading2"/>
       </w:pPr>
-      <w:bookmarkStart w:id="4" w:name="_Toc243679769"/>
+      <w:bookmarkStart w:id="4" w:name="_Toc243693240"/>
       <w:r>
         <w:t>2.2  Media serving and URL rewriting</w:t>
       </w:r>
@@ -4111,7 +4186,10 @@
         <w:t>/media</w:t>
       </w:r>
       <w:r>
-        <w:t>. Image URLs from the backend (</w:t>
+        <w:t>. Image URLs from the bac</w:t>
+      </w:r>
+      <w:r>
+        <w:t>kend (</w:t>
       </w:r>
       <w:r>
         <w:rPr>
@@ -4147,10 +4225,7 @@
         <w:t>media/...</w:t>
       </w:r>
       <w:r>
-        <w:t>, which the app resolves</w:t>
-      </w:r>
-      <w:r>
-        <w:t xml:space="preserve"> against its own base address - USB, LAN or tunnel alike.</w:t>
+        <w:t>, which the app resolves against its own base address - USB, LAN or tunnel alike.</w:t>
       </w:r>
     </w:p>
     <w:p>
@@ -4214,7 +4289,7 @@
       <w:pPr>
         <w:pStyle w:val="Heading2"/>
       </w:pPr>
-      <w:bookmarkStart w:id="5" w:name="_Toc243679770"/>
+      <w:bookmarkStart w:id="5" w:name="_Toc243693241"/>
       <w:r>
         <w:t>2.3  Passing on the sign-in token</w:t>
       </w:r>
@@ -4225,10 +4300,10 @@
         <w:spacing w:after="120" w:line="276" w:lineRule="auto"/>
       </w:pPr>
       <w:r>
-        <w:t>Since 3 October 2026 only approved phones may use this server (see the Backen</w:t>
+        <w:t>Since 3 October 2026 only approved phones may use this server (see the Backend Server document, Approved phones). The server itself makes no approval decision; it makes</w:t>
       </w:r>
       <w:r>
-        <w:t>d Server document, Approved phones). The server itself makes no approval decision; it makes sure the backend can:</w:t>
+        <w:t xml:space="preserve"> sure the backend can:</w:t>
       </w:r>
     </w:p>
     <w:p>
@@ -4274,10 +4349,7 @@
         <w:t>Authorization</w:t>
       </w:r>
       <w:r>
-        <w:t xml:space="preserve"> header of each incoming request in a context variable</w:t>
-      </w:r>
-      <w:r>
-        <w:t xml:space="preserve"> (</w:t>
+        <w:t xml:space="preserve"> header of each incoming request in a context variable (</w:t>
       </w:r>
       <w:r>
         <w:rPr>
@@ -4349,19 +4421,13 @@
           <w:sz w:val="19"/>
           <w:szCs w:val="19"/>
         </w:rPr>
-        <w:t>GE</w:t>
+        <w:t>GET /auth/device/challenge</w:t>
       </w:r>
       <w:r>
-        <w:rPr>
-          <w:rFonts w:ascii="Consolas" w:eastAsia="Consolas" w:hAnsi="Consolas" w:cs="Consolas"/>
-          <w:color w:val="3B3F3D"/>
-          <w:sz w:val="19"/>
-          <w:szCs w:val="19"/>
-        </w:rPr>
-        <w:t>T /auth/device/challenge</w:t>
+        <w:t xml:space="preserve"> returns the one-time value the phone signs, and</w:t>
       </w:r>
       <w:r>
-        <w:t xml:space="preserve"> returns the one-time value the phone signs, and </w:t>
+        <w:t xml:space="preserve"> </w:t>
       </w:r>
       <w:r>
         <w:rPr>
@@ -4407,16 +4473,7 @@
           <w:sz w:val="19"/>
           <w:szCs w:val="19"/>
         </w:rPr>
-        <w:t>/api/a</w:t>
-      </w:r>
-      <w:r>
-        <w:rPr>
-          <w:rFonts w:ascii="Consolas" w:eastAsia="Consolas" w:hAnsi="Consolas" w:cs="Consolas"/>
-          <w:color w:val="3B3F3D"/>
-          <w:sz w:val="19"/>
-          <w:szCs w:val="19"/>
-        </w:rPr>
-        <w:t>uth/me</w:t>
+        <w:t>/api/auth/me</w:t>
       </w:r>
       <w:r>
         <w:t xml:space="preserve"> (</w:t>
@@ -4443,7 +4500,10 @@
         <w:t>routers/uploads.py</w:t>
       </w:r>
       <w:r>
-        <w:t>). A phone that is not approved cannot upload. The showcase upload also checks the role that answer gives (</w:t>
+        <w:t xml:space="preserve">). A phone that is </w:t>
+      </w:r>
+      <w:r>
+        <w:t>not approved cannot upload. The showcase upload also checks the role that answer gives (</w:t>
       </w:r>
       <w:r>
         <w:rPr>
@@ -4455,10 +4515,7 @@
         <w:t>SHOWCASE_EDITORS</w:t>
       </w:r>
       <w:r>
-        <w:t>: Marketer, Admin, SuperAdmin), so no one else can leave files in media/showcase</w:t>
-      </w:r>
-      <w:r>
-        <w:t>.</w:t>
+        <w:t>: Marketer, Admin, SuperAdmin), so no one else can leave files in media/showcase.</w:t>
       </w:r>
     </w:p>
     <w:p>
@@ -4493,7 +4550,16 @@
           <w:sz w:val="19"/>
           <w:szCs w:val="19"/>
         </w:rPr>
-        <w:t>backend_client</w:t>
+        <w:t>bac</w:t>
+      </w:r>
+      <w:r>
+        <w:rPr>
+          <w:rFonts w:ascii="Consolas" w:eastAsia="Consolas" w:hAnsi="Consolas" w:cs="Consolas"/>
+          <w:color w:val="3B3F3D"/>
+          <w:sz w:val="19"/>
+          <w:szCs w:val="19"/>
+        </w:rPr>
+        <w:t>kend_client</w:t>
       </w:r>
       <w:r>
         <w:t xml:space="preserve"> functions so the token and the </w:t>
@@ -4520,17 +4586,14 @@
         <w:t>_require_approved_phone()</w:t>
       </w:r>
       <w:r>
-        <w:t xml:space="preserve"> or an equival</w:t>
-      </w:r>
-      <w:r>
-        <w:t>ent check first.</w:t>
+        <w:t xml:space="preserve"> or an equivalent check first.</w:t>
       </w:r>
     </w:p>
     <w:p>
       <w:pPr>
         <w:pStyle w:val="Heading2"/>
       </w:pPr>
-      <w:bookmarkStart w:id="6" w:name="_Toc243679771"/>
+      <w:bookmarkStart w:id="6" w:name="_Toc243693242"/>
       <w:r>
         <w:t>2.4  Trip list sized to load</w:t>
       </w:r>
@@ -4541,7 +4604,10 @@
         <w:spacing w:after="120" w:line="276" w:lineRule="auto"/>
       </w:pPr>
       <w:r>
-        <w:t xml:space="preserve">Following the business rule "send only 3-6 trips, fewer at busy times", </w:t>
+        <w:t>Following the business rul</w:t>
+      </w:r>
+      <w:r>
+        <w:t xml:space="preserve">e "send only 3-6 trips, fewer at busy times", </w:t>
       </w:r>
       <w:r>
         <w:rPr>
@@ -4560,7 +4626,7 @@
       <w:pPr>
         <w:pStyle w:val="Heading2"/>
       </w:pPr>
-      <w:bookmarkStart w:id="7" w:name="_Toc243679772"/>
+      <w:bookmarkStart w:id="7" w:name="_Toc243693243"/>
       <w:r>
         <w:t>2.5  Other behaviour</w:t>
       </w:r>
@@ -4589,7 +4655,10 @@
         <w:spacing w:after="60" w:line="264" w:lineRule="auto"/>
       </w:pPr>
       <w:r>
-        <w:t xml:space="preserve">Errors (since 18 October 2026): </w:t>
+        <w:t>Errors (since 18</w:t>
+      </w:r>
+      <w:r>
+        <w:t xml:space="preserve"> October 2026): </w:t>
       </w:r>
       <w:r>
         <w:rPr>
@@ -4601,13 +4670,10 @@
         <w:t>app/core/backend_client.py</w:t>
       </w:r>
       <w:r>
-        <w:t xml:space="preserve"> never passes on technical details. A backend that can't be reached becomes 503 "We can't reach our server right now ...", a </w:t>
+        <w:t xml:space="preserve"> never passes on technical details. A backend that can't be reached becomes 503 "We can't reach our server right now ...", a slow one 504, and any backend 500 becomes "Something went wrong on our side ..." - the re</w:t>
       </w:r>
       <w:r>
-        <w:t xml:space="preserve">slow one 504, and any backend 500 becomes "Something went wrong on our side ..." - the real error goes to this server's log. A reason the backend wrote for people (any 4xx, or a deliberate 503 such as "Text messages are not set up yet.") passes through; a </w:t>
-      </w:r>
-      <w:r>
-        <w:t xml:space="preserve">4xx without one gets a plain sentence for its status. </w:t>
+        <w:t xml:space="preserve">al error goes to this server's log. A reason the backend wrote for people (any 4xx, or a deliberate 503 such as "Text messages are not set up yet.") passes through; a 4xx without one gets a plain sentence for its status. </w:t>
       </w:r>
       <w:r>
         <w:rPr>
@@ -4619,7 +4685,10 @@
         <w:t>app/main.py</w:t>
       </w:r>
       <w:r>
-        <w:t xml:space="preserve"> answers a request with fields that don't fit with one sentence (422) and anything unexpected with the calm 500, logging the trace.</w:t>
+        <w:t xml:space="preserve"> answers a request with </w:t>
+      </w:r>
+      <w:r>
+        <w:t>fields that don't fit with one sentence (422) and anything unexpected with the calm 500, logging the trace.</w:t>
       </w:r>
     </w:p>
     <w:p>
@@ -4632,10 +4701,7 @@
         <w:spacing w:after="60" w:line="264" w:lineRule="auto"/>
       </w:pPr>
       <w:r>
-        <w:t>Longer time-outs for AI chat and the handwriting scan (up t</w:t>
-      </w:r>
-      <w:r>
-        <w:t>o 45 seconds).</w:t>
+        <w:t>Longer time-outs for AI chat and the handwriting scan (up to 45 seconds).</w:t>
       </w:r>
     </w:p>
     <w:p>
@@ -4660,7 +4726,10 @@
         <w:t>GET /marketing/campaigns/{campaign_id}/products</w:t>
       </w:r>
       <w:r>
-        <w:t xml:space="preserve"> reads and </w:t>
+        <w:t xml:space="preserve"> reads a</w:t>
+      </w:r>
+      <w:r>
+        <w:t xml:space="preserve">nd </w:t>
       </w:r>
       <w:r>
         <w:rPr>
@@ -4706,19 +4775,13 @@
           <w:sz w:val="19"/>
           <w:szCs w:val="19"/>
         </w:rPr>
-        <w:t>X-Ac</w:t>
+        <w:t>X-Actor-User-Id</w:t>
       </w:r>
       <w:r>
-        <w:rPr>
-          <w:rFonts w:ascii="Consolas" w:eastAsia="Consolas" w:hAnsi="Consolas" w:cs="Consolas"/>
-          <w:color w:val="3B3F3D"/>
-          <w:sz w:val="19"/>
-          <w:szCs w:val="19"/>
-        </w:rPr>
-        <w:t>tor-User-Id</w:t>
+        <w:t xml:space="preserve"> header from the app and pass it on, but the backend replaces it with the user</w:t>
       </w:r>
       <w:r>
-        <w:t xml:space="preserve"> header from the app and pass it on, but the backend replaces it with the user in the verified token, so a wrong or altered value has no effect.</w:t>
+        <w:t xml:space="preserve"> in the verified token, so a wrong or altered value has no effect.</w:t>
       </w:r>
     </w:p>
     <w:p>
@@ -4771,7 +4834,7 @@
       <w:pPr>
         <w:pStyle w:val="Heading1"/>
       </w:pPr>
-      <w:bookmarkStart w:id="8" w:name="_Toc243679773"/>
+      <w:bookmarkStart w:id="8" w:name="_Toc243693244"/>
       <w:r>
         <w:lastRenderedPageBreak/>
         <w:t>3  Routes</w:t>
@@ -4879,17 +4942,14 @@
         <w:t>/unretire</w:t>
       </w:r>
       <w:r>
-        <w:t xml:space="preserve"> serve the app's</w:t>
-      </w:r>
-      <w:r>
-        <w:t xml:space="preserve"> retire feature; the API description pages are off; and the backend refuses customer accounts at sign-in.</w:t>
+        <w:t xml:space="preserve"> serve the app's retire feature; the API description pages are off; and the backend refuses customer accounts at sign-in.</w:t>
       </w:r>
     </w:p>
     <w:p>
       <w:pPr>
         <w:pStyle w:val="Heading2"/>
       </w:pPr>
-      <w:bookmarkStart w:id="9" w:name="_Toc243679774"/>
+      <w:bookmarkStart w:id="9" w:name="_Toc243693245"/>
       <w:r>
         <w:t>3.1  ai_chat.py</w:t>
       </w:r>
@@ -4911,7 +4971,7 @@
           <w:left w:w="10" w:type="dxa"/>
           <w:right w:w="10" w:type="dxa"/>
         </w:tblCellMar>
-        <w:tblLook w:val="04A0" w:firstRow="1" w:lastRow="0" w:firstColumn="1" w:lastColumn="0" w:noHBand="0" w:noVBand="1"/>
+        <w:tblLook w:val="0000" w:firstRow="0" w:lastRow="0" w:firstColumn="0" w:lastColumn="0" w:noHBand="0" w:noVBand="0"/>
       </w:tblPr>
       <w:tblGrid>
         <w:gridCol w:w="876"/>
@@ -5334,7 +5394,7 @@
       <w:pPr>
         <w:pStyle w:val="Heading2"/>
       </w:pPr>
-      <w:bookmarkStart w:id="10" w:name="_Toc243679775"/>
+      <w:bookmarkStart w:id="10" w:name="_Toc243693246"/>
       <w:r>
         <w:t>3.2  auth.py</w:t>
       </w:r>
@@ -5356,7 +5416,7 @@
           <w:left w:w="10" w:type="dxa"/>
           <w:right w:w="10" w:type="dxa"/>
         </w:tblCellMar>
-        <w:tblLook w:val="04A0" w:firstRow="1" w:lastRow="0" w:firstColumn="1" w:lastColumn="0" w:noHBand="0" w:noVBand="1"/>
+        <w:tblLook w:val="0000" w:firstRow="0" w:lastRow="0" w:firstColumn="0" w:lastColumn="0" w:noHBand="0" w:noVBand="0"/>
       </w:tblPr>
       <w:tblGrid>
         <w:gridCol w:w="876"/>
@@ -6026,6 +6086,520 @@
           </w:p>
         </w:tc>
       </w:tr>
+      <w:tr>
+        <w:tblPrEx>
+          <w:tblCellMar>
+            <w:top w:w="0" w:type="dxa"/>
+            <w:bottom w:w="0" w:type="dxa"/>
+          </w:tblCellMar>
+        </w:tblPrEx>
+        <w:trPr>
+          <w:cantSplit/>
+        </w:trPr>
+        <w:tc>
+          <w:tcPr>
+            <w:tcW w:w="876" w:type="dxa"/>
+            <w:tcMar>
+              <w:top w:w="50" w:type="dxa"/>
+              <w:left w:w="90" w:type="dxa"/>
+              <w:bottom w:w="50" w:type="dxa"/>
+              <w:right w:w="90" w:type="dxa"/>
+            </w:tcMar>
+          </w:tcPr>
+          <w:p>
+            <w:pPr>
+              <w:spacing w:after="20" w:line="252" w:lineRule="auto"/>
+            </w:pPr>
+            <w:r>
+              <w:rPr>
+                <w:sz w:val="19"/>
+                <w:szCs w:val="19"/>
+              </w:rPr>
+              <w:t>PUT</w:t>
+            </w:r>
+          </w:p>
+        </w:tc>
+        <w:tc>
+          <w:tcPr>
+            <w:tcW w:w="2628" w:type="dxa"/>
+            <w:tcMar>
+              <w:top w:w="50" w:type="dxa"/>
+              <w:left w:w="90" w:type="dxa"/>
+              <w:bottom w:w="50" w:type="dxa"/>
+              <w:right w:w="90" w:type="dxa"/>
+            </w:tcMar>
+          </w:tcPr>
+          <w:p>
+            <w:pPr>
+              <w:spacing w:after="20" w:line="252" w:lineRule="auto"/>
+            </w:pPr>
+            <w:r>
+              <w:rPr>
+                <w:sz w:val="19"/>
+                <w:szCs w:val="19"/>
+              </w:rPr>
+              <w:t>/auth/me/profile</w:t>
+            </w:r>
+          </w:p>
+        </w:tc>
+        <w:tc>
+          <w:tcPr>
+            <w:tcW w:w="2080" w:type="dxa"/>
+            <w:tcMar>
+              <w:top w:w="50" w:type="dxa"/>
+              <w:left w:w="90" w:type="dxa"/>
+              <w:bottom w:w="50" w:type="dxa"/>
+              <w:right w:w="90" w:type="dxa"/>
+            </w:tcMar>
+          </w:tcPr>
+          <w:p>
+            <w:pPr>
+              <w:spacing w:after="20" w:line="252" w:lineRule="auto"/>
+            </w:pPr>
+            <w:r>
+              <w:rPr>
+                <w:sz w:val="19"/>
+                <w:szCs w:val="19"/>
+              </w:rPr>
+              <w:t>Update profile</w:t>
+            </w:r>
+          </w:p>
+        </w:tc>
+        <w:tc>
+          <w:tcPr>
+            <w:tcW w:w="2847" w:type="dxa"/>
+            <w:tcMar>
+              <w:top w:w="50" w:type="dxa"/>
+              <w:left w:w="90" w:type="dxa"/>
+              <w:bottom w:w="50" w:type="dxa"/>
+              <w:right w:w="90" w:type="dxa"/>
+            </w:tcMar>
+          </w:tcPr>
+          <w:p>
+            <w:pPr>
+              <w:spacing w:after="20" w:line="252" w:lineRule="auto"/>
+            </w:pPr>
+            <w:r>
+              <w:rPr>
+                <w:sz w:val="19"/>
+                <w:szCs w:val="19"/>
+              </w:rPr>
+              <w:t>PUT /api/auth/me/profile</w:t>
+            </w:r>
+          </w:p>
+        </w:tc>
+        <w:tc>
+          <w:tcPr>
+            <w:tcW w:w="1207" w:type="dxa"/>
+            <w:tcMar>
+              <w:top w:w="50" w:type="dxa"/>
+              <w:left w:w="90" w:type="dxa"/>
+              <w:bottom w:w="50" w:type="dxa"/>
+              <w:right w:w="90" w:type="dxa"/>
+            </w:tcMar>
+          </w:tcPr>
+          <w:p>
+            <w:pPr>
+              <w:spacing w:after="20" w:line="252" w:lineRule="auto"/>
+            </w:pPr>
+            <w:r>
+              <w:rPr>
+                <w:sz w:val="19"/>
+                <w:szCs w:val="19"/>
+              </w:rPr>
+              <w:t>token</w:t>
+            </w:r>
+          </w:p>
+        </w:tc>
+      </w:tr>
+      <w:tr>
+        <w:tblPrEx>
+          <w:tblCellMar>
+            <w:top w:w="0" w:type="dxa"/>
+            <w:bottom w:w="0" w:type="dxa"/>
+          </w:tblCellMar>
+        </w:tblPrEx>
+        <w:trPr>
+          <w:cantSplit/>
+        </w:trPr>
+        <w:tc>
+          <w:tcPr>
+            <w:tcW w:w="876" w:type="dxa"/>
+            <w:shd w:val="clear" w:color="auto" w:fill="F4F5F3"/>
+            <w:tcMar>
+              <w:top w:w="50" w:type="dxa"/>
+              <w:left w:w="90" w:type="dxa"/>
+              <w:bottom w:w="50" w:type="dxa"/>
+              <w:right w:w="90" w:type="dxa"/>
+            </w:tcMar>
+          </w:tcPr>
+          <w:p>
+            <w:pPr>
+              <w:spacing w:after="20" w:line="252" w:lineRule="auto"/>
+            </w:pPr>
+            <w:r>
+              <w:rPr>
+                <w:sz w:val="19"/>
+                <w:szCs w:val="19"/>
+              </w:rPr>
+              <w:t>POST</w:t>
+            </w:r>
+          </w:p>
+        </w:tc>
+        <w:tc>
+          <w:tcPr>
+            <w:tcW w:w="2628" w:type="dxa"/>
+            <w:shd w:val="clear" w:color="auto" w:fill="F4F5F3"/>
+            <w:tcMar>
+              <w:top w:w="50" w:type="dxa"/>
+              <w:left w:w="90" w:type="dxa"/>
+              <w:bottom w:w="50" w:type="dxa"/>
+              <w:right w:w="90" w:type="dxa"/>
+            </w:tcMar>
+          </w:tcPr>
+          <w:p>
+            <w:pPr>
+              <w:spacing w:after="20" w:line="252" w:lineRule="auto"/>
+            </w:pPr>
+            <w:r>
+              <w:rPr>
+                <w:sz w:val="19"/>
+                <w:szCs w:val="19"/>
+              </w:rPr>
+              <w:t>/auth/me/password</w:t>
+            </w:r>
+          </w:p>
+        </w:tc>
+        <w:tc>
+          <w:tcPr>
+            <w:tcW w:w="2080" w:type="dxa"/>
+            <w:shd w:val="clear" w:color="auto" w:fill="F4F5F3"/>
+            <w:tcMar>
+              <w:top w:w="50" w:type="dxa"/>
+              <w:left w:w="90" w:type="dxa"/>
+              <w:bottom w:w="50" w:type="dxa"/>
+              <w:right w:w="90" w:type="dxa"/>
+            </w:tcMar>
+          </w:tcPr>
+          <w:p>
+            <w:pPr>
+              <w:spacing w:after="20" w:line="252" w:lineRule="auto"/>
+            </w:pPr>
+            <w:r>
+              <w:rPr>
+                <w:sz w:val="19"/>
+                <w:szCs w:val="19"/>
+              </w:rPr>
+              <w:t>Change password</w:t>
+            </w:r>
+          </w:p>
+        </w:tc>
+        <w:tc>
+          <w:tcPr>
+            <w:tcW w:w="2847" w:type="dxa"/>
+            <w:shd w:val="clear" w:color="auto" w:fill="F4F5F3"/>
+            <w:tcMar>
+              <w:top w:w="50" w:type="dxa"/>
+              <w:left w:w="90" w:type="dxa"/>
+              <w:bottom w:w="50" w:type="dxa"/>
+              <w:right w:w="90" w:type="dxa"/>
+            </w:tcMar>
+          </w:tcPr>
+          <w:p>
+            <w:pPr>
+              <w:spacing w:after="20" w:line="252" w:lineRule="auto"/>
+            </w:pPr>
+            <w:r>
+              <w:rPr>
+                <w:sz w:val="19"/>
+                <w:szCs w:val="19"/>
+              </w:rPr>
+              <w:t>POST /api/auth/me/password</w:t>
+            </w:r>
+          </w:p>
+        </w:tc>
+        <w:tc>
+          <w:tcPr>
+            <w:tcW w:w="1207" w:type="dxa"/>
+            <w:shd w:val="clear" w:color="auto" w:fill="F4F5F3"/>
+            <w:tcMar>
+              <w:top w:w="50" w:type="dxa"/>
+              <w:left w:w="90" w:type="dxa"/>
+              <w:bottom w:w="50" w:type="dxa"/>
+              <w:right w:w="90" w:type="dxa"/>
+            </w:tcMar>
+          </w:tcPr>
+          <w:p>
+            <w:pPr>
+              <w:spacing w:after="20" w:line="252" w:lineRule="auto"/>
+            </w:pPr>
+            <w:r>
+              <w:rPr>
+                <w:sz w:val="19"/>
+                <w:szCs w:val="19"/>
+              </w:rPr>
+              <w:t>token</w:t>
+            </w:r>
+          </w:p>
+        </w:tc>
+      </w:tr>
+      <w:tr>
+        <w:tblPrEx>
+          <w:tblCellMar>
+            <w:top w:w="0" w:type="dxa"/>
+            <w:bottom w:w="0" w:type="dxa"/>
+          </w:tblCellMar>
+        </w:tblPrEx>
+        <w:trPr>
+          <w:cantSplit/>
+        </w:trPr>
+        <w:tc>
+          <w:tcPr>
+            <w:tcW w:w="876" w:type="dxa"/>
+            <w:tcMar>
+              <w:top w:w="50" w:type="dxa"/>
+              <w:left w:w="90" w:type="dxa"/>
+              <w:bottom w:w="50" w:type="dxa"/>
+              <w:right w:w="90" w:type="dxa"/>
+            </w:tcMar>
+          </w:tcPr>
+          <w:p>
+            <w:pPr>
+              <w:spacing w:after="20" w:line="252" w:lineRule="auto"/>
+            </w:pPr>
+            <w:r>
+              <w:rPr>
+                <w:sz w:val="19"/>
+                <w:szCs w:val="19"/>
+              </w:rPr>
+              <w:t>POST</w:t>
+            </w:r>
+          </w:p>
+        </w:tc>
+        <w:tc>
+          <w:tcPr>
+            <w:tcW w:w="2628" w:type="dxa"/>
+            <w:tcMar>
+              <w:top w:w="50" w:type="dxa"/>
+              <w:left w:w="90" w:type="dxa"/>
+              <w:bottom w:w="50" w:type="dxa"/>
+              <w:right w:w="90" w:type="dxa"/>
+            </w:tcMar>
+          </w:tcPr>
+          <w:p>
+            <w:pPr>
+              <w:spacing w:after="20" w:line="252" w:lineRule="auto"/>
+            </w:pPr>
+            <w:r>
+              <w:rPr>
+                <w:sz w:val="19"/>
+                <w:szCs w:val="19"/>
+              </w:rPr>
+              <w:t>/auth/me/photo</w:t>
+            </w:r>
+          </w:p>
+        </w:tc>
+        <w:tc>
+          <w:tcPr>
+            <w:tcW w:w="2080" w:type="dxa"/>
+            <w:tcMar>
+              <w:top w:w="50" w:type="dxa"/>
+              <w:left w:w="90" w:type="dxa"/>
+              <w:bottom w:w="50" w:type="dxa"/>
+              <w:right w:w="90" w:type="dxa"/>
+            </w:tcMar>
+          </w:tcPr>
+          <w:p>
+            <w:pPr>
+              <w:spacing w:after="20" w:line="252" w:lineRule="auto"/>
+            </w:pPr>
+            <w:r>
+              <w:rPr>
+                <w:sz w:val="19"/>
+                <w:szCs w:val="19"/>
+              </w:rPr>
+              <w:t>Upload photo</w:t>
+            </w:r>
+          </w:p>
+        </w:tc>
+        <w:tc>
+          <w:tcPr>
+            <w:tcW w:w="2847" w:type="dxa"/>
+            <w:tcMar>
+              <w:top w:w="50" w:type="dxa"/>
+              <w:left w:w="90" w:type="dxa"/>
+              <w:bottom w:w="50" w:type="dxa"/>
+              <w:right w:w="90" w:type="dxa"/>
+            </w:tcMar>
+          </w:tcPr>
+          <w:p>
+            <w:pPr>
+              <w:spacing w:after="20" w:line="252" w:lineRule="auto"/>
+            </w:pPr>
+            <w:r>
+              <w:rPr>
+                <w:sz w:val="19"/>
+                <w:szCs w:val="19"/>
+              </w:rPr>
+              <w:t>PUT /api/auth/me/photo</w:t>
+            </w:r>
+          </w:p>
+        </w:tc>
+        <w:tc>
+          <w:tcPr>
+            <w:tcW w:w="1207" w:type="dxa"/>
+            <w:tcMar>
+              <w:top w:w="50" w:type="dxa"/>
+              <w:left w:w="90" w:type="dxa"/>
+              <w:bottom w:w="50" w:type="dxa"/>
+              <w:right w:w="90" w:type="dxa"/>
+            </w:tcMar>
+          </w:tcPr>
+          <w:p>
+            <w:pPr>
+              <w:spacing w:after="20" w:line="252" w:lineRule="auto"/>
+            </w:pPr>
+            <w:r>
+              <w:rPr>
+                <w:sz w:val="19"/>
+                <w:szCs w:val="19"/>
+              </w:rPr>
+              <w:t>token</w:t>
+            </w:r>
+          </w:p>
+        </w:tc>
+      </w:tr>
+      <w:tr>
+        <w:tblPrEx>
+          <w:tblCellMar>
+            <w:top w:w="0" w:type="dxa"/>
+            <w:bottom w:w="0" w:type="dxa"/>
+          </w:tblCellMar>
+        </w:tblPrEx>
+        <w:trPr>
+          <w:cantSplit/>
+        </w:trPr>
+        <w:tc>
+          <w:tcPr>
+            <w:tcW w:w="876" w:type="dxa"/>
+            <w:shd w:val="clear" w:color="auto" w:fill="F4F5F3"/>
+            <w:tcMar>
+              <w:top w:w="50" w:type="dxa"/>
+              <w:left w:w="90" w:type="dxa"/>
+              <w:bottom w:w="50" w:type="dxa"/>
+              <w:right w:w="90" w:type="dxa"/>
+            </w:tcMar>
+          </w:tcPr>
+          <w:p>
+            <w:pPr>
+              <w:spacing w:after="20" w:line="252" w:lineRule="auto"/>
+            </w:pPr>
+            <w:r>
+              <w:rPr>
+                <w:sz w:val="19"/>
+                <w:szCs w:val="19"/>
+              </w:rPr>
+              <w:t>DELETE</w:t>
+            </w:r>
+          </w:p>
+        </w:tc>
+        <w:tc>
+          <w:tcPr>
+            <w:tcW w:w="2628" w:type="dxa"/>
+            <w:shd w:val="clear" w:color="auto" w:fill="F4F5F3"/>
+            <w:tcMar>
+              <w:top w:w="50" w:type="dxa"/>
+              <w:left w:w="90" w:type="dxa"/>
+              <w:bottom w:w="50" w:type="dxa"/>
+              <w:right w:w="90" w:type="dxa"/>
+            </w:tcMar>
+          </w:tcPr>
+          <w:p>
+            <w:pPr>
+              <w:spacing w:after="20" w:line="252" w:lineRule="auto"/>
+            </w:pPr>
+            <w:r>
+              <w:rPr>
+                <w:sz w:val="19"/>
+                <w:szCs w:val="19"/>
+              </w:rPr>
+              <w:t>/auth/me/photo</w:t>
+            </w:r>
+          </w:p>
+        </w:tc>
+        <w:tc>
+          <w:tcPr>
+            <w:tcW w:w="2080" w:type="dxa"/>
+            <w:shd w:val="clear" w:color="auto" w:fill="F4F5F3"/>
+            <w:tcMar>
+              <w:top w:w="50" w:type="dxa"/>
+              <w:left w:w="90" w:type="dxa"/>
+              <w:bottom w:w="50" w:type="dxa"/>
+              <w:right w:w="90" w:type="dxa"/>
+            </w:tcMar>
+          </w:tcPr>
+          <w:p>
+            <w:pPr>
+              <w:spacing w:after="20" w:line="252" w:lineRule="auto"/>
+            </w:pPr>
+            <w:r>
+              <w:rPr>
+                <w:sz w:val="19"/>
+                <w:szCs w:val="19"/>
+              </w:rPr>
+              <w:t>Remove photo</w:t>
+            </w:r>
+          </w:p>
+        </w:tc>
+        <w:tc>
+          <w:tcPr>
+            <w:tcW w:w="2847" w:type="dxa"/>
+            <w:shd w:val="clear" w:color="auto" w:fill="F4F5F3"/>
+            <w:tcMar>
+              <w:top w:w="50" w:type="dxa"/>
+              <w:left w:w="90" w:type="dxa"/>
+              <w:bottom w:w="50" w:type="dxa"/>
+              <w:right w:w="90" w:type="dxa"/>
+            </w:tcMar>
+          </w:tcPr>
+          <w:p>
+            <w:pPr>
+              <w:spacing w:after="20" w:line="252" w:lineRule="auto"/>
+            </w:pPr>
+            <w:r>
+              <w:rPr>
+                <w:sz w:val="19"/>
+                <w:szCs w:val="19"/>
+              </w:rPr>
+              <w:t>PUT /api/auth/me/photo</w:t>
+            </w:r>
+          </w:p>
+        </w:tc>
+        <w:tc>
+          <w:tcPr>
+            <w:tcW w:w="1207" w:type="dxa"/>
+            <w:shd w:val="clear" w:color="auto" w:fill="F4F5F3"/>
+            <w:tcMar>
+              <w:top w:w="50" w:type="dxa"/>
+              <w:left w:w="90" w:type="dxa"/>
+              <w:bottom w:w="50" w:type="dxa"/>
+              <w:right w:w="90" w:type="dxa"/>
+            </w:tcMar>
+          </w:tcPr>
+          <w:p>
+            <w:pPr>
+              <w:spacing w:after="20" w:line="252" w:lineRule="auto"/>
+            </w:pPr>
+            <w:r>
+              <w:rPr>
+                <w:sz w:val="19"/>
+                <w:szCs w:val="19"/>
+              </w:rPr>
+              <w:t>token</w:t>
+            </w:r>
+          </w:p>
+        </w:tc>
+      </w:tr>
     </w:tbl>
     <w:p>
       <w:pPr>
@@ -6036,7 +6610,7 @@
       <w:pPr>
         <w:pStyle w:val="Heading2"/>
       </w:pPr>
-      <w:bookmarkStart w:id="11" w:name="_Toc243679776"/>
+      <w:bookmarkStart w:id="11" w:name="_Toc243693247"/>
       <w:r>
         <w:t>3.3  bulk_orders.py</w:t>
       </w:r>
@@ -6058,7 +6632,7 @@
           <w:left w:w="10" w:type="dxa"/>
           <w:right w:w="10" w:type="dxa"/>
         </w:tblCellMar>
-        <w:tblLook w:val="04A0" w:firstRow="1" w:lastRow="0" w:firstColumn="1" w:lastColumn="0" w:noHBand="0" w:noVBand="1"/>
+        <w:tblLook w:val="0000" w:firstRow="0" w:lastRow="0" w:firstColumn="0" w:lastColumn="0" w:noHBand="0" w:noVBand="0"/>
       </w:tblPr>
       <w:tblGrid>
         <w:gridCol w:w="876"/>
@@ -6863,6 +7437,7 @@
                 <w:sz w:val="19"/>
                 <w:szCs w:val="19"/>
               </w:rPr>
+              <w:lastRenderedPageBreak/>
               <w:t>PATCH</w:t>
             </w:r>
           </w:p>
@@ -6974,9 +7549,8 @@
       <w:pPr>
         <w:pStyle w:val="Heading2"/>
       </w:pPr>
-      <w:bookmarkStart w:id="12" w:name="_Toc243679777"/>
+      <w:bookmarkStart w:id="12" w:name="_Toc243693248"/>
       <w:r>
-        <w:lastRenderedPageBreak/>
         <w:t>3.4  deliveries.py</w:t>
       </w:r>
       <w:bookmarkEnd w:id="12"/>
@@ -6997,7 +7571,7 @@
           <w:left w:w="10" w:type="dxa"/>
           <w:right w:w="10" w:type="dxa"/>
         </w:tblCellMar>
-        <w:tblLook w:val="04A0" w:firstRow="1" w:lastRow="0" w:firstColumn="1" w:lastColumn="0" w:noHBand="0" w:noVBand="1"/>
+        <w:tblLook w:val="0000" w:firstRow="0" w:lastRow="0" w:firstColumn="0" w:lastColumn="0" w:noHBand="0" w:noVBand="0"/>
       </w:tblPr>
       <w:tblGrid>
         <w:gridCol w:w="876"/>
@@ -8163,7 +8737,7 @@
       <w:pPr>
         <w:pStyle w:val="Heading2"/>
       </w:pPr>
-      <w:bookmarkStart w:id="13" w:name="_Toc243679778"/>
+      <w:bookmarkStart w:id="13" w:name="_Toc243693249"/>
       <w:r>
         <w:t>3.5  expenses.py</w:t>
       </w:r>
@@ -8185,7 +8759,7 @@
           <w:left w:w="10" w:type="dxa"/>
           <w:right w:w="10" w:type="dxa"/>
         </w:tblCellMar>
-        <w:tblLook w:val="04A0" w:firstRow="1" w:lastRow="0" w:firstColumn="1" w:lastColumn="0" w:noHBand="0" w:noVBand="1"/>
+        <w:tblLook w:val="0000" w:firstRow="0" w:lastRow="0" w:firstColumn="0" w:lastColumn="0" w:noHBand="0" w:noVBand="0"/>
       </w:tblPr>
       <w:tblGrid>
         <w:gridCol w:w="876"/>
@@ -8851,7 +9425,7 @@
       <w:pPr>
         <w:pStyle w:val="Heading2"/>
       </w:pPr>
-      <w:bookmarkStart w:id="14" w:name="_Toc243679779"/>
+      <w:bookmarkStart w:id="14" w:name="_Toc243693250"/>
       <w:r>
         <w:t>3.6  finance.py</w:t>
       </w:r>
@@ -8873,7 +9447,7 @@
           <w:left w:w="10" w:type="dxa"/>
           <w:right w:w="10" w:type="dxa"/>
         </w:tblCellMar>
-        <w:tblLook w:val="04A0" w:firstRow="1" w:lastRow="0" w:firstColumn="1" w:lastColumn="0" w:noHBand="0" w:noVBand="1"/>
+        <w:tblLook w:val="0000" w:firstRow="0" w:lastRow="0" w:firstColumn="0" w:lastColumn="0" w:noHBand="0" w:noVBand="0"/>
       </w:tblPr>
       <w:tblGrid>
         <w:gridCol w:w="876"/>
@@ -9178,6 +9752,7 @@
                 <w:sz w:val="19"/>
                 <w:szCs w:val="19"/>
               </w:rPr>
+              <w:lastRenderedPageBreak/>
               <w:t>POST</w:t>
             </w:r>
           </w:p>
@@ -9558,7 +10133,6 @@
                 <w:sz w:val="19"/>
                 <w:szCs w:val="19"/>
               </w:rPr>
-              <w:lastRenderedPageBreak/>
               <w:t>GET</w:t>
             </w:r>
           </w:p>
@@ -9909,7 +10483,7 @@
       <w:pPr>
         <w:pStyle w:val="Heading2"/>
       </w:pPr>
-      <w:bookmarkStart w:id="15" w:name="_Toc243679780"/>
+      <w:bookmarkStart w:id="15" w:name="_Toc243693251"/>
       <w:r>
         <w:t>3.7  health.py</w:t>
       </w:r>
@@ -9931,7 +10505,7 @@
           <w:left w:w="10" w:type="dxa"/>
           <w:right w:w="10" w:type="dxa"/>
         </w:tblCellMar>
-        <w:tblLook w:val="04A0" w:firstRow="1" w:lastRow="0" w:firstColumn="1" w:lastColumn="0" w:noHBand="0" w:noVBand="1"/>
+        <w:tblLook w:val="0000" w:firstRow="0" w:lastRow="0" w:firstColumn="0" w:lastColumn="0" w:noHBand="0" w:noVBand="0"/>
       </w:tblPr>
       <w:tblGrid>
         <w:gridCol w:w="876"/>
@@ -10216,7 +10790,7 @@
       <w:pPr>
         <w:pStyle w:val="Heading2"/>
       </w:pPr>
-      <w:bookmarkStart w:id="16" w:name="_Toc243679781"/>
+      <w:bookmarkStart w:id="16" w:name="_Toc243693252"/>
       <w:r>
         <w:t>3.8  insights.py</w:t>
       </w:r>
@@ -10238,7 +10812,7 @@
           <w:left w:w="10" w:type="dxa"/>
           <w:right w:w="10" w:type="dxa"/>
         </w:tblCellMar>
-        <w:tblLook w:val="04A0" w:firstRow="1" w:lastRow="0" w:firstColumn="1" w:lastColumn="0" w:noHBand="0" w:noVBand="1"/>
+        <w:tblLook w:val="0000" w:firstRow="0" w:lastRow="0" w:firstColumn="0" w:lastColumn="0" w:noHBand="0" w:noVBand="0"/>
       </w:tblPr>
       <w:tblGrid>
         <w:gridCol w:w="876"/>
@@ -10523,7 +11097,7 @@
       <w:pPr>
         <w:pStyle w:val="Heading2"/>
       </w:pPr>
-      <w:bookmarkStart w:id="17" w:name="_Toc243679782"/>
+      <w:bookmarkStart w:id="17" w:name="_Toc243693253"/>
       <w:r>
         <w:t>3.9  machines_vehicles.py</w:t>
       </w:r>
@@ -10545,7 +11119,7 @@
           <w:left w:w="10" w:type="dxa"/>
           <w:right w:w="10" w:type="dxa"/>
         </w:tblCellMar>
-        <w:tblLook w:val="04A0" w:firstRow="1" w:lastRow="0" w:firstColumn="1" w:lastColumn="0" w:noHBand="0" w:noVBand="1"/>
+        <w:tblLook w:val="0000" w:firstRow="0" w:lastRow="0" w:firstColumn="0" w:lastColumn="0" w:noHBand="0" w:noVBand="0"/>
       </w:tblPr>
       <w:tblGrid>
         <w:gridCol w:w="876"/>
@@ -10954,7 +11528,7 @@
       <w:pPr>
         <w:pStyle w:val="Heading2"/>
       </w:pPr>
-      <w:bookmarkStart w:id="18" w:name="_Toc243679783"/>
+      <w:bookmarkStart w:id="18" w:name="_Toc243693254"/>
       <w:r>
         <w:t>3.10  marketing.py</w:t>
       </w:r>
@@ -10976,7 +11550,7 @@
           <w:left w:w="10" w:type="dxa"/>
           <w:right w:w="10" w:type="dxa"/>
         </w:tblCellMar>
-        <w:tblLook w:val="04A0" w:firstRow="1" w:lastRow="0" w:firstColumn="1" w:lastColumn="0" w:noHBand="0" w:noVBand="1"/>
+        <w:tblLook w:val="0000" w:firstRow="0" w:lastRow="0" w:firstColumn="0" w:lastColumn="0" w:noHBand="0" w:noVBand="0"/>
       </w:tblPr>
       <w:tblGrid>
         <w:gridCol w:w="876"/>
@@ -11524,6 +12098,7 @@
                 <w:sz w:val="19"/>
                 <w:szCs w:val="19"/>
               </w:rPr>
+              <w:lastRenderedPageBreak/>
               <w:t>POST</w:t>
             </w:r>
           </w:p>
@@ -11911,7 +12486,6 @@
                 <w:sz w:val="19"/>
                 <w:szCs w:val="19"/>
               </w:rPr>
-              <w:lastRenderedPageBreak/>
               <w:t>POST</w:t>
             </w:r>
           </w:p>
@@ -12393,7 +12967,7 @@
       <w:pPr>
         <w:pStyle w:val="Heading2"/>
       </w:pPr>
-      <w:bookmarkStart w:id="19" w:name="_Toc243679784"/>
+      <w:bookmarkStart w:id="19" w:name="_Toc243693255"/>
       <w:r>
         <w:t>3.11  orders.py</w:t>
       </w:r>
@@ -12415,7 +12989,7 @@
           <w:left w:w="10" w:type="dxa"/>
           <w:right w:w="10" w:type="dxa"/>
         </w:tblCellMar>
-        <w:tblLook w:val="04A0" w:firstRow="1" w:lastRow="0" w:firstColumn="1" w:lastColumn="0" w:noHBand="0" w:noVBand="1"/>
+        <w:tblLook w:val="0000" w:firstRow="0" w:lastRow="0" w:firstColumn="0" w:lastColumn="0" w:noHBand="0" w:noVBand="0"/>
       </w:tblPr>
       <w:tblGrid>
         <w:gridCol w:w="876"/>
@@ -12838,7 +13412,7 @@
       <w:pPr>
         <w:pStyle w:val="Heading2"/>
       </w:pPr>
-      <w:bookmarkStart w:id="20" w:name="_Toc243679785"/>
+      <w:bookmarkStart w:id="20" w:name="_Toc243693256"/>
       <w:r>
         <w:t>3.12  products.py</w:t>
       </w:r>
@@ -12860,7 +13434,7 @@
           <w:left w:w="10" w:type="dxa"/>
           <w:right w:w="10" w:type="dxa"/>
         </w:tblCellMar>
-        <w:tblLook w:val="04A0" w:firstRow="1" w:lastRow="0" w:firstColumn="1" w:lastColumn="0" w:noHBand="0" w:noVBand="1"/>
+        <w:tblLook w:val="0000" w:firstRow="0" w:lastRow="0" w:firstColumn="0" w:lastColumn="0" w:noHBand="0" w:noVBand="0"/>
       </w:tblPr>
       <w:tblGrid>
         <w:gridCol w:w="876"/>
@@ -14045,6 +14619,7 @@
                 <w:sz w:val="19"/>
                 <w:szCs w:val="19"/>
               </w:rPr>
+              <w:lastRenderedPageBreak/>
               <w:t>POST</w:t>
             </w:r>
           </w:p>
@@ -14283,9 +14858,8 @@
       <w:pPr>
         <w:pStyle w:val="Heading2"/>
       </w:pPr>
-      <w:bookmarkStart w:id="21" w:name="_Toc243679786"/>
+      <w:bookmarkStart w:id="21" w:name="_Toc243693257"/>
       <w:r>
-        <w:lastRenderedPageBreak/>
         <w:t>3.13  shipping.py</w:t>
       </w:r>
       <w:bookmarkEnd w:id="21"/>
@@ -14306,7 +14880,7 @@
           <w:left w:w="10" w:type="dxa"/>
           <w:right w:w="10" w:type="dxa"/>
         </w:tblCellMar>
-        <w:tblLook w:val="04A0" w:firstRow="1" w:lastRow="0" w:firstColumn="1" w:lastColumn="0" w:noHBand="0" w:noVBand="1"/>
+        <w:tblLook w:val="0000" w:firstRow="0" w:lastRow="0" w:firstColumn="0" w:lastColumn="0" w:noHBand="0" w:noVBand="0"/>
       </w:tblPr>
       <w:tblGrid>
         <w:gridCol w:w="876"/>
@@ -14958,7 +15532,7 @@
       <w:pPr>
         <w:pStyle w:val="Heading2"/>
       </w:pPr>
-      <w:bookmarkStart w:id="22" w:name="_Toc243679787"/>
+      <w:bookmarkStart w:id="22" w:name="_Toc243693258"/>
       <w:r>
         <w:t>3.14  showcase.py</w:t>
       </w:r>
@@ -14980,7 +15554,7 @@
           <w:left w:w="10" w:type="dxa"/>
           <w:right w:w="10" w:type="dxa"/>
         </w:tblCellMar>
-        <w:tblLook w:val="04A0" w:firstRow="1" w:lastRow="0" w:firstColumn="1" w:lastColumn="0" w:noHBand="0" w:noVBand="1"/>
+        <w:tblLook w:val="0000" w:firstRow="0" w:lastRow="0" w:firstColumn="0" w:lastColumn="0" w:noHBand="0" w:noVBand="0"/>
       </w:tblPr>
       <w:tblGrid>
         <w:gridCol w:w="876"/>
@@ -15751,7 +16325,7 @@
       <w:pPr>
         <w:pStyle w:val="Heading2"/>
       </w:pPr>
-      <w:bookmarkStart w:id="23" w:name="_Toc243679788"/>
+      <w:bookmarkStart w:id="23" w:name="_Toc243693259"/>
       <w:r>
         <w:t>3.15  sms_queue.py</w:t>
       </w:r>
@@ -15773,7 +16347,7 @@
           <w:left w:w="10" w:type="dxa"/>
           <w:right w:w="10" w:type="dxa"/>
         </w:tblCellMar>
-        <w:tblLook w:val="04A0" w:firstRow="1" w:lastRow="0" w:firstColumn="1" w:lastColumn="0" w:noHBand="0" w:noVBand="1"/>
+        <w:tblLook w:val="0000" w:firstRow="0" w:lastRow="0" w:firstColumn="0" w:lastColumn="0" w:noHBand="0" w:noVBand="0"/>
       </w:tblPr>
       <w:tblGrid>
         <w:gridCol w:w="876"/>
@@ -16065,7 +16639,7 @@
       <w:pPr>
         <w:pStyle w:val="Heading2"/>
       </w:pPr>
-      <w:bookmarkStart w:id="24" w:name="_Toc243679789"/>
+      <w:bookmarkStart w:id="24" w:name="_Toc243693260"/>
       <w:r>
         <w:t>3.16  transactions.py</w:t>
       </w:r>
@@ -16087,7 +16661,7 @@
           <w:left w:w="10" w:type="dxa"/>
           <w:right w:w="10" w:type="dxa"/>
         </w:tblCellMar>
-        <w:tblLook w:val="04A0" w:firstRow="1" w:lastRow="0" w:firstColumn="1" w:lastColumn="0" w:noHBand="0" w:noVBand="1"/>
+        <w:tblLook w:val="0000" w:firstRow="0" w:lastRow="0" w:firstColumn="0" w:lastColumn="0" w:noHBand="0" w:noVBand="0"/>
       </w:tblPr>
       <w:tblGrid>
         <w:gridCol w:w="876"/>
@@ -16772,6 +17346,7 @@
                 <w:sz w:val="19"/>
                 <w:szCs w:val="19"/>
               </w:rPr>
+              <w:lastRenderedPageBreak/>
               <w:t>GET</w:t>
             </w:r>
           </w:p>
@@ -17149,7 +17724,6 @@
                 <w:sz w:val="19"/>
                 <w:szCs w:val="19"/>
               </w:rPr>
-              <w:lastRenderedPageBreak/>
               <w:t>POST</w:t>
             </w:r>
           </w:p>
@@ -17887,7 +18461,7 @@
       <w:pPr>
         <w:pStyle w:val="Heading2"/>
       </w:pPr>
-      <w:bookmarkStart w:id="25" w:name="_Toc243679790"/>
+      <w:bookmarkStart w:id="25" w:name="_Toc243693261"/>
       <w:r>
         <w:t>3.17  trees.py</w:t>
       </w:r>
@@ -17909,7 +18483,7 @@
           <w:left w:w="10" w:type="dxa"/>
           <w:right w:w="10" w:type="dxa"/>
         </w:tblCellMar>
-        <w:tblLook w:val="04A0" w:firstRow="1" w:lastRow="0" w:firstColumn="1" w:lastColumn="0" w:noHBand="0" w:noVBand="1"/>
+        <w:tblLook w:val="0000" w:firstRow="0" w:lastRow="0" w:firstColumn="0" w:lastColumn="0" w:noHBand="0" w:noVBand="0"/>
       </w:tblPr>
       <w:tblGrid>
         <w:gridCol w:w="876"/>
@@ -19559,6 +20133,7 @@
                 <w:sz w:val="19"/>
                 <w:szCs w:val="19"/>
               </w:rPr>
+              <w:lastRenderedPageBreak/>
               <w:t>POST</w:t>
             </w:r>
           </w:p>
@@ -19666,7 +20241,7 @@
       <w:pPr>
         <w:pStyle w:val="Heading2"/>
       </w:pPr>
-      <w:bookmarkStart w:id="26" w:name="_Toc243679791"/>
+      <w:bookmarkStart w:id="26" w:name="_Toc243693262"/>
       <w:r>
         <w:t>3.18  trips.py</w:t>
       </w:r>
@@ -19688,7 +20263,7 @@
           <w:left w:w="10" w:type="dxa"/>
           <w:right w:w="10" w:type="dxa"/>
         </w:tblCellMar>
-        <w:tblLook w:val="04A0" w:firstRow="1" w:lastRow="0" w:firstColumn="1" w:lastColumn="0" w:noHBand="0" w:noVBand="1"/>
+        <w:tblLook w:val="0000" w:firstRow="0" w:lastRow="0" w:firstColumn="0" w:lastColumn="0" w:noHBand="0" w:noVBand="0"/>
       </w:tblPr>
       <w:tblGrid>
         <w:gridCol w:w="876"/>
@@ -20116,7 +20691,6 @@
                 <w:sz w:val="19"/>
                 <w:szCs w:val="19"/>
               </w:rPr>
-              <w:lastRenderedPageBreak/>
               <w:t>GET</w:t>
             </w:r>
           </w:p>
@@ -21203,7 +21777,7 @@
       <w:pPr>
         <w:pStyle w:val="Heading2"/>
       </w:pPr>
-      <w:bookmarkStart w:id="27" w:name="_Toc243679792"/>
+      <w:bookmarkStart w:id="27" w:name="_Toc243693263"/>
       <w:r>
         <w:t>3.19  uploads.py</w:t>
       </w:r>
@@ -21225,7 +21799,7 @@
           <w:left w:w="10" w:type="dxa"/>
           <w:right w:w="10" w:type="dxa"/>
         </w:tblCellMar>
-        <w:tblLook w:val="04A0" w:firstRow="1" w:lastRow="0" w:firstColumn="1" w:lastColumn="0" w:noHBand="0" w:noVBand="1"/>
+        <w:tblLook w:val="0000" w:firstRow="0" w:lastRow="0" w:firstColumn="0" w:lastColumn="0" w:noHBand="0" w:noVBand="0"/>
       </w:tblPr>
       <w:tblGrid>
         <w:gridCol w:w="876"/>
@@ -21774,7 +22348,7 @@
       <w:pPr>
         <w:pStyle w:val="Heading2"/>
       </w:pPr>
-      <w:bookmarkStart w:id="28" w:name="_Toc243679793"/>
+      <w:bookmarkStart w:id="28" w:name="_Toc243693264"/>
       <w:r>
         <w:t>3.20  users.py</w:t>
       </w:r>
@@ -21796,7 +22370,7 @@
           <w:left w:w="10" w:type="dxa"/>
           <w:right w:w="10" w:type="dxa"/>
         </w:tblCellMar>
-        <w:tblLook w:val="04A0" w:firstRow="1" w:lastRow="0" w:firstColumn="1" w:lastColumn="0" w:noHBand="0" w:noVBand="1"/>
+        <w:tblLook w:val="0000" w:firstRow="0" w:lastRow="0" w:firstColumn="0" w:lastColumn="0" w:noHBand="0" w:noVBand="0"/>
       </w:tblPr>
       <w:tblGrid>
         <w:gridCol w:w="876"/>
@@ -22224,7 +22798,7 @@
       <w:pPr>
         <w:pStyle w:val="Heading1"/>
       </w:pPr>
-      <w:bookmarkStart w:id="29" w:name="_Toc243679794"/>
+      <w:bookmarkStart w:id="29" w:name="_Toc243693265"/>
       <w:r>
         <w:lastRenderedPageBreak/>
         <w:t>4  Configuration</w:t>
@@ -22247,7 +22821,7 @@
           <w:left w:w="10" w:type="dxa"/>
           <w:right w:w="10" w:type="dxa"/>
         </w:tblCellMar>
-        <w:tblLook w:val="04A0" w:firstRow="1" w:lastRow="0" w:firstColumn="1" w:lastColumn="0" w:noHBand="0" w:noVBand="1"/>
+        <w:tblLook w:val="0000" w:firstRow="0" w:lastRow="0" w:firstColumn="0" w:lastColumn="0" w:noHBand="0" w:noVBand="0"/>
       </w:tblPr>
       <w:tblGrid>
         <w:gridCol w:w="2789"/>
@@ -22688,7 +23262,7 @@
       <w:pPr>
         <w:pStyle w:val="Heading1"/>
       </w:pPr>
-      <w:bookmarkStart w:id="30" w:name="_Toc243679795"/>
+      <w:bookmarkStart w:id="30" w:name="_Toc243693266"/>
       <w:r>
         <w:lastRenderedPageBreak/>
         <w:t>5  Running and checking</w:t>
@@ -23050,10 +23624,72 @@
 <file path=word/numbering.xml><?xml version="1.0" encoding="utf-8"?>
 <w:numbering xmlns:wpc="http://schemas.microsoft.com/office/word/2010/wordprocessingCanvas" xmlns:cx="http://schemas.microsoft.com/office/drawing/2014/chartex" xmlns:cx1="http://schemas.microsoft.com/office/drawing/2015/9/8/chartex" xmlns:mc="http://schemas.openxmlformats.org/markup-compatibility/2006" xmlns:o="urn:schemas-microsoft-com:office:office" xmlns:r="http://schemas.openxmlformats.org/officeDocument/2006/relationships" xmlns:m="http://schemas.openxmlformats.org/officeDocument/2006/math" xmlns:v="urn:schemas-microsoft-com:vml" xmlns:wp14="http://schemas.microsoft.com/office/word/2010/wordprocessingDrawing" xmlns:wp="http://schemas.openxmlformats.org/drawingml/2006/wordprocessingDrawing" xmlns:w10="urn:schemas-microsoft-com:office:word" xmlns:w="http://schemas.openxmlformats.org/wordprocessingml/2006/main" xmlns:w14="http://schemas.microsoft.com/office/word/2010/wordml" xmlns:w15="http://schemas.microsoft.com/office/word/2012/wordml" xmlns:w16se="http://schemas.microsoft.com/office/word/2015/wordml/symex" xmlns:wpg="http://schemas.microsoft.com/office/word/2010/wordprocessingGroup" xmlns:wpi="http://schemas.microsoft.com/office/word/2010/wordprocessingInk" xmlns:wne="http://schemas.microsoft.com/office/word/2006/wordml" xmlns:wps="http://schemas.microsoft.com/office/word/2010/wordprocessingShape" mc:Ignorable="w14 w15 w16se wp14">
   <w:abstractNum w:abstractNumId="0" w15:restartNumberingAfterBreak="0">
-    <w:nsid w:val="028D102D"/>
+    <w:nsid w:val="12311B06"/>
     <w:multiLevelType w:val="hybridMultilevel"/>
-    <w:tmpl w:val="776A80CE"/>
-    <w:lvl w:ilvl="0" w:tplc="DD8014FC">
+    <w:tmpl w:val="E910D208"/>
+    <w:lvl w:ilvl="0" w:tplc="3D02CA2E" w:tentative="1">
+      <w:start w:val="1"/>
+      <w:numFmt w:val="decimal"/>
+      <w:lvlText w:val="%1."/>
+      <w:lvlJc w:val="left"/>
+      <w:pPr>
+        <w:ind w:left="540" w:hanging="300"/>
+      </w:pPr>
+    </w:lvl>
+    <w:lvl w:ilvl="1" w:tplc="FF201CC0" w:tentative="1">
+      <w:start w:val="1"/>
+      <w:numFmt w:val="lowerLetter"/>
+      <w:lvlText w:val="%2."/>
+      <w:lvlJc w:val="left"/>
+      <w:pPr>
+        <w:ind w:left="940" w:hanging="300"/>
+      </w:pPr>
+    </w:lvl>
+    <w:lvl w:ilvl="2" w:tplc="6610ECE0" w:tentative="1">
+      <w:start w:val="1"/>
+      <w:numFmt w:val="lowerRoman"/>
+      <w:lvlText w:val="%3."/>
+      <w:lvlJc w:val="left"/>
+      <w:pPr>
+        <w:ind w:left="1340" w:hanging="300"/>
+      </w:pPr>
+    </w:lvl>
+    <w:lvl w:ilvl="3" w:tplc="D0A25962">
+      <w:numFmt w:val="decimal"/>
+      <w:lvlText w:val=""/>
+      <w:lvlJc w:val="left"/>
+    </w:lvl>
+    <w:lvl w:ilvl="4" w:tplc="717AE8E4">
+      <w:numFmt w:val="decimal"/>
+      <w:lvlText w:val=""/>
+      <w:lvlJc w:val="left"/>
+    </w:lvl>
+    <w:lvl w:ilvl="5" w:tplc="16CA9312">
+      <w:numFmt w:val="decimal"/>
+      <w:lvlText w:val=""/>
+      <w:lvlJc w:val="left"/>
+    </w:lvl>
+    <w:lvl w:ilvl="6" w:tplc="869EF0BA">
+      <w:numFmt w:val="decimal"/>
+      <w:lvlText w:val=""/>
+      <w:lvlJc w:val="left"/>
+    </w:lvl>
+    <w:lvl w:ilvl="7" w:tplc="CD305FB0">
+      <w:numFmt w:val="decimal"/>
+      <w:lvlText w:val=""/>
+      <w:lvlJc w:val="left"/>
+    </w:lvl>
+    <w:lvl w:ilvl="8" w:tplc="40603184">
+      <w:numFmt w:val="decimal"/>
+      <w:lvlText w:val=""/>
+      <w:lvlJc w:val="left"/>
+    </w:lvl>
+  </w:abstractNum>
+  <w:abstractNum w:abstractNumId="1" w15:restartNumberingAfterBreak="0">
+    <w:nsid w:val="2ED42D8C"/>
+    <w:multiLevelType w:val="hybridMultilevel"/>
+    <w:tmpl w:val="25DCB4D6"/>
+    <w:lvl w:ilvl="0" w:tplc="2626F99C">
       <w:start w:val="1"/>
       <w:numFmt w:val="bullet"/>
       <w:lvlText w:val="•"/>
@@ -23062,7 +23698,7 @@
         <w:ind w:left="540" w:hanging="300"/>
       </w:pPr>
     </w:lvl>
-    <w:lvl w:ilvl="1" w:tplc="46AECF64" w:tentative="1">
+    <w:lvl w:ilvl="1" w:tplc="6C4ABFEE" w:tentative="1">
       <w:start w:val="1"/>
       <w:numFmt w:val="bullet"/>
       <w:lvlText w:val="–"/>
@@ -23071,7 +23707,7 @@
         <w:ind w:left="940" w:hanging="300"/>
       </w:pPr>
     </w:lvl>
-    <w:lvl w:ilvl="2" w:tplc="CABC0C9E" w:tentative="1">
+    <w:lvl w:ilvl="2" w:tplc="815E666C" w:tentative="1">
       <w:start w:val="1"/>
       <w:numFmt w:val="bullet"/>
       <w:lvlText w:val="◦"/>
@@ -23080,42 +23716,42 @@
         <w:ind w:left="1340" w:hanging="300"/>
       </w:pPr>
     </w:lvl>
-    <w:lvl w:ilvl="3" w:tplc="5336BD1C">
+    <w:lvl w:ilvl="3" w:tplc="C106B1DC">
       <w:numFmt w:val="decimal"/>
       <w:lvlText w:val=""/>
       <w:lvlJc w:val="left"/>
     </w:lvl>
-    <w:lvl w:ilvl="4" w:tplc="74DC98FA">
+    <w:lvl w:ilvl="4" w:tplc="EC668BC2">
       <w:numFmt w:val="decimal"/>
       <w:lvlText w:val=""/>
       <w:lvlJc w:val="left"/>
     </w:lvl>
-    <w:lvl w:ilvl="5" w:tplc="585409D6">
+    <w:lvl w:ilvl="5" w:tplc="037642BA">
       <w:numFmt w:val="decimal"/>
       <w:lvlText w:val=""/>
       <w:lvlJc w:val="left"/>
     </w:lvl>
-    <w:lvl w:ilvl="6" w:tplc="9892A7C8">
+    <w:lvl w:ilvl="6" w:tplc="375627FC">
       <w:numFmt w:val="decimal"/>
       <w:lvlText w:val=""/>
       <w:lvlJc w:val="left"/>
     </w:lvl>
-    <w:lvl w:ilvl="7" w:tplc="31F848DC">
+    <w:lvl w:ilvl="7" w:tplc="420080AC">
       <w:numFmt w:val="decimal"/>
       <w:lvlText w:val=""/>
       <w:lvlJc w:val="left"/>
     </w:lvl>
-    <w:lvl w:ilvl="8" w:tplc="91A8681E">
+    <w:lvl w:ilvl="8" w:tplc="D1CE757A">
       <w:numFmt w:val="decimal"/>
       <w:lvlText w:val=""/>
       <w:lvlJc w:val="left"/>
     </w:lvl>
   </w:abstractNum>
-  <w:abstractNum w:abstractNumId="1" w15:restartNumberingAfterBreak="0">
-    <w:nsid w:val="357514A2"/>
+  <w:abstractNum w:abstractNumId="2" w15:restartNumberingAfterBreak="0">
+    <w:nsid w:val="588A6A9F"/>
     <w:multiLevelType w:val="hybridMultilevel"/>
-    <w:tmpl w:val="7C1EF8AA"/>
-    <w:lvl w:ilvl="0" w:tplc="226E2796" w:tentative="1">
+    <w:tmpl w:val="2C2E5648"/>
+    <w:lvl w:ilvl="0" w:tplc="82488E62" w:tentative="1">
       <w:start w:val="1"/>
       <w:numFmt w:val="bullet"/>
       <w:lvlText w:val="●"/>
@@ -23124,7 +23760,7 @@
         <w:ind w:left="720" w:hanging="360"/>
       </w:pPr>
     </w:lvl>
-    <w:lvl w:ilvl="1" w:tplc="0DE20A94" w:tentative="1">
+    <w:lvl w:ilvl="1" w:tplc="D068A3FA" w:tentative="1">
       <w:start w:val="1"/>
       <w:numFmt w:val="bullet"/>
       <w:lvlText w:val="○"/>
@@ -23133,7 +23769,7 @@
         <w:ind w:left="1440" w:hanging="360"/>
       </w:pPr>
     </w:lvl>
-    <w:lvl w:ilvl="2" w:tplc="35D6CB2A" w:tentative="1">
+    <w:lvl w:ilvl="2" w:tplc="3A36946A" w:tentative="1">
       <w:start w:val="1"/>
       <w:numFmt w:val="bullet"/>
       <w:lvlText w:val="■"/>
@@ -23142,7 +23778,7 @@
         <w:ind w:left="2160" w:hanging="360"/>
       </w:pPr>
     </w:lvl>
-    <w:lvl w:ilvl="3" w:tplc="843A0A1C" w:tentative="1">
+    <w:lvl w:ilvl="3" w:tplc="2446E728" w:tentative="1">
       <w:start w:val="1"/>
       <w:numFmt w:val="bullet"/>
       <w:lvlText w:val="●"/>
@@ -23151,7 +23787,7 @@
         <w:ind w:left="2880" w:hanging="360"/>
       </w:pPr>
     </w:lvl>
-    <w:lvl w:ilvl="4" w:tplc="53F8A7CE" w:tentative="1">
+    <w:lvl w:ilvl="4" w:tplc="7D54697A" w:tentative="1">
       <w:start w:val="1"/>
       <w:numFmt w:val="bullet"/>
       <w:lvlText w:val="○"/>
@@ -23160,7 +23796,7 @@
         <w:ind w:left="3600" w:hanging="360"/>
       </w:pPr>
     </w:lvl>
-    <w:lvl w:ilvl="5" w:tplc="2E70F3E4" w:tentative="1">
+    <w:lvl w:ilvl="5" w:tplc="003EC332" w:tentative="1">
       <w:start w:val="1"/>
       <w:numFmt w:val="bullet"/>
       <w:lvlText w:val="■"/>
@@ -23169,7 +23805,7 @@
         <w:ind w:left="4320" w:hanging="360"/>
       </w:pPr>
     </w:lvl>
-    <w:lvl w:ilvl="6" w:tplc="0EC6063C" w:tentative="1">
+    <w:lvl w:ilvl="6" w:tplc="0CE88F2E" w:tentative="1">
       <w:start w:val="1"/>
       <w:numFmt w:val="bullet"/>
       <w:lvlText w:val="●"/>
@@ -23178,7 +23814,7 @@
         <w:ind w:left="5040" w:hanging="360"/>
       </w:pPr>
     </w:lvl>
-    <w:lvl w:ilvl="7" w:tplc="94FC125A" w:tentative="1">
+    <w:lvl w:ilvl="7" w:tplc="6234D2DE" w:tentative="1">
       <w:start w:val="1"/>
       <w:numFmt w:val="bullet"/>
       <w:lvlText w:val="●"/>
@@ -23187,7 +23823,7 @@
         <w:ind w:left="5760" w:hanging="360"/>
       </w:pPr>
     </w:lvl>
-    <w:lvl w:ilvl="8" w:tplc="66EA8FB8" w:tentative="1">
+    <w:lvl w:ilvl="8" w:tplc="4D425DC2" w:tentative="1">
       <w:start w:val="1"/>
       <w:numFmt w:val="bullet"/>
       <w:lvlText w:val="●"/>
@@ -23197,76 +23833,14 @@
       </w:pPr>
     </w:lvl>
   </w:abstractNum>
-  <w:abstractNum w:abstractNumId="2" w15:restartNumberingAfterBreak="0">
-    <w:nsid w:val="5F89594E"/>
-    <w:multiLevelType w:val="hybridMultilevel"/>
-    <w:tmpl w:val="91A28DBA"/>
-    <w:lvl w:ilvl="0" w:tplc="7A28C5CC" w:tentative="1">
-      <w:start w:val="1"/>
-      <w:numFmt w:val="decimal"/>
-      <w:lvlText w:val="%1."/>
-      <w:lvlJc w:val="left"/>
-      <w:pPr>
-        <w:ind w:left="540" w:hanging="300"/>
-      </w:pPr>
-    </w:lvl>
-    <w:lvl w:ilvl="1" w:tplc="BD169046" w:tentative="1">
-      <w:start w:val="1"/>
-      <w:numFmt w:val="lowerLetter"/>
-      <w:lvlText w:val="%2."/>
-      <w:lvlJc w:val="left"/>
-      <w:pPr>
-        <w:ind w:left="940" w:hanging="300"/>
-      </w:pPr>
-    </w:lvl>
-    <w:lvl w:ilvl="2" w:tplc="4D60DBB8" w:tentative="1">
-      <w:start w:val="1"/>
-      <w:numFmt w:val="lowerRoman"/>
-      <w:lvlText w:val="%3."/>
-      <w:lvlJc w:val="left"/>
-      <w:pPr>
-        <w:ind w:left="1340" w:hanging="300"/>
-      </w:pPr>
-    </w:lvl>
-    <w:lvl w:ilvl="3" w:tplc="BF363696">
-      <w:numFmt w:val="decimal"/>
-      <w:lvlText w:val=""/>
-      <w:lvlJc w:val="left"/>
-    </w:lvl>
-    <w:lvl w:ilvl="4" w:tplc="801E9A30">
-      <w:numFmt w:val="decimal"/>
-      <w:lvlText w:val=""/>
-      <w:lvlJc w:val="left"/>
-    </w:lvl>
-    <w:lvl w:ilvl="5" w:tplc="89A8702C">
-      <w:numFmt w:val="decimal"/>
-      <w:lvlText w:val=""/>
-      <w:lvlJc w:val="left"/>
-    </w:lvl>
-    <w:lvl w:ilvl="6" w:tplc="B4B63EAA">
-      <w:numFmt w:val="decimal"/>
-      <w:lvlText w:val=""/>
-      <w:lvlJc w:val="left"/>
-    </w:lvl>
-    <w:lvl w:ilvl="7" w:tplc="9238EF72">
-      <w:numFmt w:val="decimal"/>
-      <w:lvlText w:val=""/>
-      <w:lvlJc w:val="left"/>
-    </w:lvl>
-    <w:lvl w:ilvl="8" w:tplc="AB349E06">
-      <w:numFmt w:val="decimal"/>
-      <w:lvlText w:val=""/>
-      <w:lvlJc w:val="left"/>
-    </w:lvl>
-  </w:abstractNum>
   <w:num w:numId="1">
-    <w:abstractNumId w:val="1"/>
+    <w:abstractNumId w:val="2"/>
     <w:lvlOverride w:ilvl="0">
       <w:startOverride w:val="1"/>
     </w:lvlOverride>
   </w:num>
   <w:num w:numId="2">
-    <w:abstractNumId w:val="0"/>
+    <w:abstractNumId w:val="1"/>
     <w:lvlOverride w:ilvl="0">
       <w:startOverride w:val="1"/>
     </w:lvlOverride>
@@ -23895,7 +24469,7 @@
     <w:autoRedefine/>
     <w:uiPriority w:val="39"/>
     <w:unhideWhenUsed/>
-    <w:rsid w:val="00045367"/>
+    <w:rsid w:val="00175CDB"/>
     <w:pPr>
       <w:spacing w:after="100"/>
     </w:pPr>
@@ -23907,7 +24481,7 @@
     <w:autoRedefine/>
     <w:uiPriority w:val="39"/>
     <w:unhideWhenUsed/>
-    <w:rsid w:val="00045367"/>
+    <w:rsid w:val="00175CDB"/>
     <w:pPr>
       <w:spacing w:after="100"/>
       <w:ind w:left="210"/>

--- a/documentation/05 Mobile/Mobile Server (BFF).docx
+++ b/documentation/05 Mobile/Mobile Server (BFF).docx
@@ -80,7 +80,7 @@
           <w:left w:w="10" w:type="dxa"/>
           <w:right w:w="10" w:type="dxa"/>
         </w:tblCellMar>
-        <w:tblLook w:val="0000" w:firstRow="0" w:lastRow="0" w:firstColumn="0" w:lastColumn="0" w:noHBand="0" w:noVBand="0"/>
+        <w:tblLook w:val="04A0" w:firstRow="1" w:lastRow="0" w:firstColumn="1" w:lastColumn="0" w:noHBand="0" w:noVBand="1"/>
       </w:tblPr>
       <w:tblGrid>
         <w:gridCol w:w="2600"/>
@@ -461,7 +461,7 @@
           <w:left w:w="10" w:type="dxa"/>
           <w:right w:w="10" w:type="dxa"/>
         </w:tblCellMar>
-        <w:tblLook w:val="0000" w:firstRow="0" w:lastRow="0" w:firstColumn="0" w:lastColumn="0" w:noHBand="0" w:noVBand="0"/>
+        <w:tblLook w:val="04A0" w:firstRow="1" w:lastRow="0" w:firstColumn="1" w:lastColumn="0" w:noHBand="0" w:noVBand="1"/>
       </w:tblPr>
       <w:tblGrid>
         <w:gridCol w:w="1300"/>
@@ -1249,6 +1249,74 @@
           </w:p>
         </w:tc>
       </w:tr>
+      <w:tr>
+        <w:tblPrEx>
+          <w:tblCellMar>
+            <w:top w:w="0" w:type="dxa"/>
+            <w:bottom w:w="0" w:type="dxa"/>
+          </w:tblCellMar>
+        </w:tblPrEx>
+        <w:tc>
+          <w:tcPr>
+            <w:tcW w:w="1300" w:type="dxa"/>
+            <w:tcMar>
+              <w:top w:w="50" w:type="dxa"/>
+              <w:left w:w="90" w:type="dxa"/>
+              <w:bottom w:w="50" w:type="dxa"/>
+              <w:right w:w="90" w:type="dxa"/>
+            </w:tcMar>
+          </w:tcPr>
+          <w:p>
+            <w:r>
+              <w:rPr>
+                <w:sz w:val="19"/>
+                <w:szCs w:val="19"/>
+              </w:rPr>
+              <w:t>1.1</w:t>
+            </w:r>
+          </w:p>
+        </w:tc>
+        <w:tc>
+          <w:tcPr>
+            <w:tcW w:w="1900" w:type="dxa"/>
+            <w:tcMar>
+              <w:top w:w="50" w:type="dxa"/>
+              <w:left w:w="90" w:type="dxa"/>
+              <w:bottom w:w="50" w:type="dxa"/>
+              <w:right w:w="90" w:type="dxa"/>
+            </w:tcMar>
+          </w:tcPr>
+          <w:p>
+            <w:r>
+              <w:rPr>
+                <w:sz w:val="19"/>
+                <w:szCs w:val="19"/>
+              </w:rPr>
+              <w:t>24 October 2026</w:t>
+            </w:r>
+          </w:p>
+        </w:tc>
+        <w:tc>
+          <w:tcPr>
+            <w:tcW w:w="6438" w:type="dxa"/>
+            <w:tcMar>
+              <w:top w:w="50" w:type="dxa"/>
+              <w:left w:w="90" w:type="dxa"/>
+              <w:bottom w:w="50" w:type="dxa"/>
+              <w:right w:w="90" w:type="dxa"/>
+            </w:tcMar>
+          </w:tcPr>
+          <w:p>
+            <w:r>
+              <w:rPr>
+                <w:sz w:val="19"/>
+                <w:szCs w:val="19"/>
+              </w:rPr>
+              <w:t>Routes for Worker details: GET and PUT /workers/me, and POST /workers/me/documents/{type_key} - the photo from the camera or gallery is turned upright and shrunk to at most 1600 px here, then sent on for the backend to encrypt.</w:t>
+            </w:r>
+          </w:p>
+        </w:tc>
+      </w:tr>
     </w:tbl>
     <w:p>
       <w:pPr>
@@ -1260,7 +1328,15 @@
           <w:sz w:val="20"/>
           <w:szCs w:val="20"/>
         </w:rPr>
-        <w:t>Keep this document up to date: when a feature, setting or server changes, edit the matching section here and add a line to the table above.</w:t>
+        <w:t>Keep this document up to da</w:t>
+      </w:r>
+      <w:r>
+        <w:rPr>
+          <w:color w:val="5F6B66"/>
+          <w:sz w:val="20"/>
+          <w:szCs w:val="20"/>
+        </w:rPr>
+        <w:t>te: when a feature, setting or server changes, edit the matching section here and add a line to the table above.</w:t>
       </w:r>
     </w:p>
     <w:p>
@@ -1281,7 +1357,7 @@
     <w:sdt>
       <w:sdtPr>
         <w:alias w:val="Contents"/>
-        <w:id w:val="-753203060"/>
+        <w:id w:val="-1858718373"/>
       </w:sdtPr>
       <w:sdtEndPr/>
       <w:sdtContent>
@@ -1308,7 +1384,7 @@
           <w:r>
             <w:fldChar w:fldCharType="separate"/>
           </w:r>
-          <w:hyperlink w:anchor="_Toc243694739" w:history="1">
+          <w:hyperlink w:anchor="_Toc243697140" w:history="1">
             <w:r>
               <w:rPr>
                 <w:rStyle w:val="Hyperlink"/>
@@ -1332,7 +1408,7 @@
               <w:rPr>
                 <w:noProof/>
               </w:rPr>
-              <w:instrText xml:space="preserve"> PAGEREF _Toc243694739 \h </w:instrText>
+              <w:instrText xml:space="preserve"> PAGEREF _Toc243697140 \h </w:instrText>
             </w:r>
             <w:r>
               <w:rPr>
@@ -1373,7 +1449,7 @@
               <w:szCs w:val="22"/>
             </w:rPr>
           </w:pPr>
-          <w:hyperlink w:anchor="_Toc243694740" w:history="1">
+          <w:hyperlink w:anchor="_Toc243697141" w:history="1">
             <w:r>
               <w:rPr>
                 <w:rStyle w:val="Hyperlink"/>
@@ -1397,7 +1473,7 @@
               <w:rPr>
                 <w:noProof/>
               </w:rPr>
-              <w:instrText xml:space="preserve"> PAGEREF _Toc243694740 \h </w:instrText>
+              <w:instrText xml:space="preserve"> PAGEREF _Toc243697141 \h </w:instrText>
             </w:r>
             <w:r>
               <w:rPr>
@@ -1438,7 +1514,7 @@
               <w:szCs w:val="22"/>
             </w:rPr>
           </w:pPr>
-          <w:hyperlink w:anchor="_Toc243694741" w:history="1">
+          <w:hyperlink w:anchor="_Toc243697142" w:history="1">
             <w:r>
               <w:rPr>
                 <w:rStyle w:val="Hyperlink"/>
@@ -1462,7 +1538,7 @@
               <w:rPr>
                 <w:noProof/>
               </w:rPr>
-              <w:instrText xml:space="preserve"> PAGEREF _Toc243694741 \h </w:instrText>
+              <w:instrText xml:space="preserve"> PAGEREF _Toc243697142 \h </w:instrText>
             </w:r>
             <w:r>
               <w:rPr>
@@ -1503,7 +1579,7 @@
               <w:szCs w:val="22"/>
             </w:rPr>
           </w:pPr>
-          <w:hyperlink w:anchor="_Toc243694742" w:history="1">
+          <w:hyperlink w:anchor="_Toc243697143" w:history="1">
             <w:r>
               <w:rPr>
                 <w:rStyle w:val="Hyperlink"/>
@@ -1527,7 +1603,7 @@
               <w:rPr>
                 <w:noProof/>
               </w:rPr>
-              <w:instrText xml:space="preserve"> PAGEREF _Toc243694742 \h </w:instrText>
+              <w:instrText xml:space="preserve"> PAGEREF _Toc243697143 \h </w:instrText>
             </w:r>
             <w:r>
               <w:rPr>
@@ -1568,7 +1644,7 @@
               <w:szCs w:val="22"/>
             </w:rPr>
           </w:pPr>
-          <w:hyperlink w:anchor="_Toc243694743" w:history="1">
+          <w:hyperlink w:anchor="_Toc243697144" w:history="1">
             <w:r>
               <w:rPr>
                 <w:rStyle w:val="Hyperlink"/>
@@ -1592,7 +1668,7 @@
               <w:rPr>
                 <w:noProof/>
               </w:rPr>
-              <w:instrText xml:space="preserve"> PAGEREF _Toc243694743 \h </w:instrText>
+              <w:instrText xml:space="preserve"> PAGEREF _Toc243697144 \h </w:instrText>
             </w:r>
             <w:r>
               <w:rPr>
@@ -1633,7 +1709,7 @@
               <w:szCs w:val="22"/>
             </w:rPr>
           </w:pPr>
-          <w:hyperlink w:anchor="_Toc243694744" w:history="1">
+          <w:hyperlink w:anchor="_Toc243697145" w:history="1">
             <w:r>
               <w:rPr>
                 <w:rStyle w:val="Hyperlink"/>
@@ -1657,7 +1733,7 @@
               <w:rPr>
                 <w:noProof/>
               </w:rPr>
-              <w:instrText xml:space="preserve"> PAGEREF _Toc243694744 \h </w:instrText>
+              <w:instrText xml:space="preserve"> PAGEREF _Toc243697145 \h </w:instrText>
             </w:r>
             <w:r>
               <w:rPr>
@@ -1698,7 +1774,7 @@
               <w:szCs w:val="22"/>
             </w:rPr>
           </w:pPr>
-          <w:hyperlink w:anchor="_Toc243694745" w:history="1">
+          <w:hyperlink w:anchor="_Toc243697146" w:history="1">
             <w:r>
               <w:rPr>
                 <w:rStyle w:val="Hyperlink"/>
@@ -1722,7 +1798,7 @@
               <w:rPr>
                 <w:noProof/>
               </w:rPr>
-              <w:instrText xml:space="preserve"> PAGEREF _Toc243694745 \h </w:instrText>
+              <w:instrText xml:space="preserve"> PAGEREF _Toc243697146 \h </w:instrText>
             </w:r>
             <w:r>
               <w:rPr>
@@ -1763,7 +1839,7 @@
               <w:szCs w:val="22"/>
             </w:rPr>
           </w:pPr>
-          <w:hyperlink w:anchor="_Toc243694746" w:history="1">
+          <w:hyperlink w:anchor="_Toc243697147" w:history="1">
             <w:r>
               <w:rPr>
                 <w:rStyle w:val="Hyperlink"/>
@@ -1787,7 +1863,7 @@
               <w:rPr>
                 <w:noProof/>
               </w:rPr>
-              <w:instrText xml:space="preserve"> PAGEREF _Toc243694746 \h </w:instrText>
+              <w:instrText xml:space="preserve"> PAGEREF _Toc243697147 \h </w:instrText>
             </w:r>
             <w:r>
               <w:rPr>
@@ -1828,7 +1904,7 @@
               <w:szCs w:val="22"/>
             </w:rPr>
           </w:pPr>
-          <w:hyperlink w:anchor="_Toc243694747" w:history="1">
+          <w:hyperlink w:anchor="_Toc243697148" w:history="1">
             <w:r>
               <w:rPr>
                 <w:rStyle w:val="Hyperlink"/>
@@ -1852,7 +1928,7 @@
               <w:rPr>
                 <w:noProof/>
               </w:rPr>
-              <w:instrText xml:space="preserve"> PAGEREF _Toc243694747 \h </w:instrText>
+              <w:instrText xml:space="preserve"> PAGEREF _Toc243697148 \h </w:instrText>
             </w:r>
             <w:r>
               <w:rPr>
@@ -1893,7 +1969,7 @@
               <w:szCs w:val="22"/>
             </w:rPr>
           </w:pPr>
-          <w:hyperlink w:anchor="_Toc243694748" w:history="1">
+          <w:hyperlink w:anchor="_Toc243697149" w:history="1">
             <w:r>
               <w:rPr>
                 <w:rStyle w:val="Hyperlink"/>
@@ -1917,7 +1993,7 @@
               <w:rPr>
                 <w:noProof/>
               </w:rPr>
-              <w:instrText xml:space="preserve"> PAGEREF _Toc243694748 \h </w:instrText>
+              <w:instrText xml:space="preserve"> PAGEREF _Toc243697149 \h </w:instrText>
             </w:r>
             <w:r>
               <w:rPr>
@@ -1958,7 +2034,7 @@
               <w:szCs w:val="22"/>
             </w:rPr>
           </w:pPr>
-          <w:hyperlink w:anchor="_Toc243694749" w:history="1">
+          <w:hyperlink w:anchor="_Toc243697150" w:history="1">
             <w:r>
               <w:rPr>
                 <w:rStyle w:val="Hyperlink"/>
@@ -1982,7 +2058,7 @@
               <w:rPr>
                 <w:noProof/>
               </w:rPr>
-              <w:instrText xml:space="preserve"> PAGEREF _Toc243694749 \h </w:instrText>
+              <w:instrText xml:space="preserve"> PAGEREF _Toc243697150 \h </w:instrText>
             </w:r>
             <w:r>
               <w:rPr>
@@ -2023,7 +2099,7 @@
               <w:szCs w:val="22"/>
             </w:rPr>
           </w:pPr>
-          <w:hyperlink w:anchor="_Toc243694750" w:history="1">
+          <w:hyperlink w:anchor="_Toc243697151" w:history="1">
             <w:r>
               <w:rPr>
                 <w:rStyle w:val="Hyperlink"/>
@@ -2047,7 +2123,7 @@
               <w:rPr>
                 <w:noProof/>
               </w:rPr>
-              <w:instrText xml:space="preserve"> PAGEREF _Toc243694750 \h </w:instrText>
+              <w:instrText xml:space="preserve"> PAGEREF _Toc243697151 \h </w:instrText>
             </w:r>
             <w:r>
               <w:rPr>
@@ -2088,7 +2164,7 @@
               <w:szCs w:val="22"/>
             </w:rPr>
           </w:pPr>
-          <w:hyperlink w:anchor="_Toc243694751" w:history="1">
+          <w:hyperlink w:anchor="_Toc243697152" w:history="1">
             <w:r>
               <w:rPr>
                 <w:rStyle w:val="Hyperlink"/>
@@ -2112,7 +2188,7 @@
               <w:rPr>
                 <w:noProof/>
               </w:rPr>
-              <w:instrText xml:space="preserve"> PAGEREF _Toc243694751 \h </w:instrText>
+              <w:instrText xml:space="preserve"> PAGEREF _Toc243697152 \h </w:instrText>
             </w:r>
             <w:r>
               <w:rPr>
@@ -2153,7 +2229,7 @@
               <w:szCs w:val="22"/>
             </w:rPr>
           </w:pPr>
-          <w:hyperlink w:anchor="_Toc243694752" w:history="1">
+          <w:hyperlink w:anchor="_Toc243697153" w:history="1">
             <w:r>
               <w:rPr>
                 <w:rStyle w:val="Hyperlink"/>
@@ -2177,7 +2253,7 @@
               <w:rPr>
                 <w:noProof/>
               </w:rPr>
-              <w:instrText xml:space="preserve"> PAGEREF _Toc243694752 \h </w:instrText>
+              <w:instrText xml:space="preserve"> PAGEREF _Toc243697153 \h </w:instrText>
             </w:r>
             <w:r>
               <w:rPr>
@@ -2218,7 +2294,7 @@
               <w:szCs w:val="22"/>
             </w:rPr>
           </w:pPr>
-          <w:hyperlink w:anchor="_Toc243694753" w:history="1">
+          <w:hyperlink w:anchor="_Toc243697154" w:history="1">
             <w:r>
               <w:rPr>
                 <w:rStyle w:val="Hyperlink"/>
@@ -2242,7 +2318,7 @@
               <w:rPr>
                 <w:noProof/>
               </w:rPr>
-              <w:instrText xml:space="preserve"> PAGEREF _Toc243694753 \h </w:instrText>
+              <w:instrText xml:space="preserve"> PAGEREF _Toc243697154 \h </w:instrText>
             </w:r>
             <w:r>
               <w:rPr>
@@ -2283,7 +2359,7 @@
               <w:szCs w:val="22"/>
             </w:rPr>
           </w:pPr>
-          <w:hyperlink w:anchor="_Toc243694754" w:history="1">
+          <w:hyperlink w:anchor="_Toc243697155" w:history="1">
             <w:r>
               <w:rPr>
                 <w:rStyle w:val="Hyperlink"/>
@@ -2307,7 +2383,7 @@
               <w:rPr>
                 <w:noProof/>
               </w:rPr>
-              <w:instrText xml:space="preserve"> PAGEREF _Toc243694754 \h </w:instrText>
+              <w:instrText xml:space="preserve"> PAGEREF _Toc243697155 \h </w:instrText>
             </w:r>
             <w:r>
               <w:rPr>
@@ -2348,7 +2424,7 @@
               <w:szCs w:val="22"/>
             </w:rPr>
           </w:pPr>
-          <w:hyperlink w:anchor="_Toc243694755" w:history="1">
+          <w:hyperlink w:anchor="_Toc243697156" w:history="1">
             <w:r>
               <w:rPr>
                 <w:rStyle w:val="Hyperlink"/>
@@ -2372,7 +2448,7 @@
               <w:rPr>
                 <w:noProof/>
               </w:rPr>
-              <w:instrText xml:space="preserve"> PAGEREF _Toc243694755 \h </w:instrText>
+              <w:instrText xml:space="preserve"> PAGEREF _Toc243697156 \h </w:instrText>
             </w:r>
             <w:r>
               <w:rPr>
@@ -2413,7 +2489,7 @@
               <w:szCs w:val="22"/>
             </w:rPr>
           </w:pPr>
-          <w:hyperlink w:anchor="_Toc243694756" w:history="1">
+          <w:hyperlink w:anchor="_Toc243697157" w:history="1">
             <w:r>
               <w:rPr>
                 <w:rStyle w:val="Hyperlink"/>
@@ -2437,7 +2513,7 @@
               <w:rPr>
                 <w:noProof/>
               </w:rPr>
-              <w:instrText xml:space="preserve"> PAGEREF _Toc243694756 \h </w:instrText>
+              <w:instrText xml:space="preserve"> PAGEREF _Toc243697157 \h </w:instrText>
             </w:r>
             <w:r>
               <w:rPr>
@@ -2478,7 +2554,7 @@
               <w:szCs w:val="22"/>
             </w:rPr>
           </w:pPr>
-          <w:hyperlink w:anchor="_Toc243694757" w:history="1">
+          <w:hyperlink w:anchor="_Toc243697158" w:history="1">
             <w:r>
               <w:rPr>
                 <w:rStyle w:val="Hyperlink"/>
@@ -2502,7 +2578,7 @@
               <w:rPr>
                 <w:noProof/>
               </w:rPr>
-              <w:instrText xml:space="preserve"> PAGEREF _Toc243694757 \h </w:instrText>
+              <w:instrText xml:space="preserve"> PAGEREF _Toc243697158 \h </w:instrText>
             </w:r>
             <w:r>
               <w:rPr>
@@ -2543,7 +2619,7 @@
               <w:szCs w:val="22"/>
             </w:rPr>
           </w:pPr>
-          <w:hyperlink w:anchor="_Toc243694758" w:history="1">
+          <w:hyperlink w:anchor="_Toc243697159" w:history="1">
             <w:r>
               <w:rPr>
                 <w:rStyle w:val="Hyperlink"/>
@@ -2567,7 +2643,7 @@
               <w:rPr>
                 <w:noProof/>
               </w:rPr>
-              <w:instrText xml:space="preserve"> PAGEREF _Toc243694758 \h </w:instrText>
+              <w:instrText xml:space="preserve"> PAGEREF _Toc243697159 \h </w:instrText>
             </w:r>
             <w:r>
               <w:rPr>
@@ -2608,7 +2684,7 @@
               <w:szCs w:val="22"/>
             </w:rPr>
           </w:pPr>
-          <w:hyperlink w:anchor="_Toc243694759" w:history="1">
+          <w:hyperlink w:anchor="_Toc243697160" w:history="1">
             <w:r>
               <w:rPr>
                 <w:rStyle w:val="Hyperlink"/>
@@ -2632,7 +2708,7 @@
               <w:rPr>
                 <w:noProof/>
               </w:rPr>
-              <w:instrText xml:space="preserve"> PAGEREF _Toc243694759 \h </w:instrText>
+              <w:instrText xml:space="preserve"> PAGEREF _Toc243697160 \h </w:instrText>
             </w:r>
             <w:r>
               <w:rPr>
@@ -2673,7 +2749,7 @@
               <w:szCs w:val="22"/>
             </w:rPr>
           </w:pPr>
-          <w:hyperlink w:anchor="_Toc243694760" w:history="1">
+          <w:hyperlink w:anchor="_Toc243697161" w:history="1">
             <w:r>
               <w:rPr>
                 <w:rStyle w:val="Hyperlink"/>
@@ -2697,7 +2773,7 @@
               <w:rPr>
                 <w:noProof/>
               </w:rPr>
-              <w:instrText xml:space="preserve"> PAGEREF _Toc243694760 \h </w:instrText>
+              <w:instrText xml:space="preserve"> PAGEREF _Toc243697161 \h </w:instrText>
             </w:r>
             <w:r>
               <w:rPr>
@@ -2738,7 +2814,7 @@
               <w:szCs w:val="22"/>
             </w:rPr>
           </w:pPr>
-          <w:hyperlink w:anchor="_Toc243694761" w:history="1">
+          <w:hyperlink w:anchor="_Toc243697162" w:history="1">
             <w:r>
               <w:rPr>
                 <w:rStyle w:val="Hyperlink"/>
@@ -2762,7 +2838,7 @@
               <w:rPr>
                 <w:noProof/>
               </w:rPr>
-              <w:instrText xml:space="preserve"> PAGEREF _Toc243694761 \h </w:instrText>
+              <w:instrText xml:space="preserve"> PAGEREF _Toc243697162 \h </w:instrText>
             </w:r>
             <w:r>
               <w:rPr>
@@ -2803,7 +2879,7 @@
               <w:szCs w:val="22"/>
             </w:rPr>
           </w:pPr>
-          <w:hyperlink w:anchor="_Toc243694762" w:history="1">
+          <w:hyperlink w:anchor="_Toc243697163" w:history="1">
             <w:r>
               <w:rPr>
                 <w:rStyle w:val="Hyperlink"/>
@@ -2827,7 +2903,7 @@
               <w:rPr>
                 <w:noProof/>
               </w:rPr>
-              <w:instrText xml:space="preserve"> PAGEREF _Toc243694762 \h </w:instrText>
+              <w:instrText xml:space="preserve"> PAGEREF _Toc243697163 \h </w:instrText>
             </w:r>
             <w:r>
               <w:rPr>
@@ -2868,7 +2944,7 @@
               <w:szCs w:val="22"/>
             </w:rPr>
           </w:pPr>
-          <w:hyperlink w:anchor="_Toc243694763" w:history="1">
+          <w:hyperlink w:anchor="_Toc243697164" w:history="1">
             <w:r>
               <w:rPr>
                 <w:rStyle w:val="Hyperlink"/>
@@ -2892,7 +2968,7 @@
               <w:rPr>
                 <w:noProof/>
               </w:rPr>
-              <w:instrText xml:space="preserve"> PAGEREF _Toc243694763 \h </w:instrText>
+              <w:instrText xml:space="preserve"> PAGEREF _Toc243697164 \h </w:instrText>
             </w:r>
             <w:r>
               <w:rPr>
@@ -2933,7 +3009,7 @@
               <w:szCs w:val="22"/>
             </w:rPr>
           </w:pPr>
-          <w:hyperlink w:anchor="_Toc243694764" w:history="1">
+          <w:hyperlink w:anchor="_Toc243697165" w:history="1">
             <w:r>
               <w:rPr>
                 <w:rStyle w:val="Hyperlink"/>
@@ -2957,7 +3033,7 @@
               <w:rPr>
                 <w:noProof/>
               </w:rPr>
-              <w:instrText xml:space="preserve"> PAGEREF _Toc243694764 \h </w:instrText>
+              <w:instrText xml:space="preserve"> PAGEREF _Toc243697165 \h </w:instrText>
             </w:r>
             <w:r>
               <w:rPr>
@@ -2998,7 +3074,7 @@
               <w:szCs w:val="22"/>
             </w:rPr>
           </w:pPr>
-          <w:hyperlink w:anchor="_Toc243694765" w:history="1">
+          <w:hyperlink w:anchor="_Toc243697166" w:history="1">
             <w:r>
               <w:rPr>
                 <w:rStyle w:val="Hyperlink"/>
@@ -3022,7 +3098,7 @@
               <w:rPr>
                 <w:noProof/>
               </w:rPr>
-              <w:instrText xml:space="preserve"> PAGEREF _Toc243694765 \h </w:instrText>
+              <w:instrText xml:space="preserve"> PAGEREF _Toc243697166 \h </w:instrText>
             </w:r>
             <w:r>
               <w:rPr>
@@ -3063,7 +3139,7 @@
               <w:szCs w:val="22"/>
             </w:rPr>
           </w:pPr>
-          <w:hyperlink w:anchor="_Toc243694766" w:history="1">
+          <w:hyperlink w:anchor="_Toc243697167" w:history="1">
             <w:r>
               <w:rPr>
                 <w:rStyle w:val="Hyperlink"/>
@@ -3087,7 +3163,7 @@
               <w:rPr>
                 <w:noProof/>
               </w:rPr>
-              <w:instrText xml:space="preserve"> PAGEREF _Toc243694766 \h </w:instrText>
+              <w:instrText xml:space="preserve"> PAGEREF _Toc243697167 \h </w:instrText>
             </w:r>
             <w:r>
               <w:rPr>
@@ -3128,7 +3204,7 @@
               <w:szCs w:val="22"/>
             </w:rPr>
           </w:pPr>
-          <w:hyperlink w:anchor="_Toc243694767" w:history="1">
+          <w:hyperlink w:anchor="_Toc243697168" w:history="1">
             <w:r>
               <w:rPr>
                 <w:rStyle w:val="Hyperlink"/>
@@ -3152,7 +3228,7 @@
               <w:rPr>
                 <w:noProof/>
               </w:rPr>
-              <w:instrText xml:space="preserve"> PAGEREF _Toc243694767 \h </w:instrText>
+              <w:instrText xml:space="preserve"> PAGEREF _Toc243697168 \h </w:instrText>
             </w:r>
             <w:r>
               <w:rPr>
@@ -3170,6 +3246,71 @@
                 <w:noProof/>
               </w:rPr>
               <w:t>15</w:t>
+            </w:r>
+            <w:r>
+              <w:rPr>
+                <w:noProof/>
+              </w:rPr>
+              <w:fldChar w:fldCharType="end"/>
+            </w:r>
+          </w:hyperlink>
+        </w:p>
+        <w:p>
+          <w:pPr>
+            <w:pStyle w:val="TOC2"/>
+            <w:tabs>
+              <w:tab w:val="right" w:leader="dot" w:pos="9628"/>
+            </w:tabs>
+            <w:rPr>
+              <w:rFonts w:asciiTheme="minorHAnsi" w:eastAsiaTheme="minorEastAsia" w:hAnsiTheme="minorHAnsi" w:cstheme="minorBidi"/>
+              <w:noProof/>
+              <w:color w:val="auto"/>
+              <w:sz w:val="22"/>
+              <w:szCs w:val="22"/>
+            </w:rPr>
+          </w:pPr>
+          <w:hyperlink w:anchor="_Toc243697169" w:history="1">
+            <w:r>
+              <w:rPr>
+                <w:rStyle w:val="Hyperlink"/>
+                <w:noProof/>
+              </w:rPr>
+              <w:t>3.22  workers.py</w:t>
+            </w:r>
+            <w:r>
+              <w:rPr>
+                <w:noProof/>
+              </w:rPr>
+              <w:tab/>
+            </w:r>
+            <w:r>
+              <w:rPr>
+                <w:noProof/>
+              </w:rPr>
+              <w:fldChar w:fldCharType="begin"/>
+            </w:r>
+            <w:r>
+              <w:rPr>
+                <w:noProof/>
+              </w:rPr>
+              <w:instrText xml:space="preserve"> PAGEREF _Toc243697169 \h </w:instrText>
+            </w:r>
+            <w:r>
+              <w:rPr>
+                <w:noProof/>
+              </w:rPr>
+            </w:r>
+            <w:r>
+              <w:rPr>
+                <w:noProof/>
+              </w:rPr>
+              <w:fldChar w:fldCharType="separate"/>
+            </w:r>
+            <w:r>
+              <w:rPr>
+                <w:noProof/>
+              </w:rPr>
+              <w:t>16</w:t>
             </w:r>
             <w:r>
               <w:rPr>
@@ -3193,7 +3334,7 @@
               <w:szCs w:val="22"/>
             </w:rPr>
           </w:pPr>
-          <w:hyperlink w:anchor="_Toc243694768" w:history="1">
+          <w:hyperlink w:anchor="_Toc243697170" w:history="1">
             <w:r>
               <w:rPr>
                 <w:rStyle w:val="Hyperlink"/>
@@ -3217,7 +3358,7 @@
               <w:rPr>
                 <w:noProof/>
               </w:rPr>
-              <w:instrText xml:space="preserve"> PAGEREF _Toc243694768 \h </w:instrText>
+              <w:instrText xml:space="preserve"> PAGEREF _Toc243697170 \h </w:instrText>
             </w:r>
             <w:r>
               <w:rPr>
@@ -3258,7 +3399,7 @@
               <w:szCs w:val="22"/>
             </w:rPr>
           </w:pPr>
-          <w:hyperlink w:anchor="_Toc243694769" w:history="1">
+          <w:hyperlink w:anchor="_Toc243697171" w:history="1">
             <w:r>
               <w:rPr>
                 <w:rStyle w:val="Hyperlink"/>
@@ -3282,7 +3423,7 @@
               <w:rPr>
                 <w:noProof/>
               </w:rPr>
-              <w:instrText xml:space="preserve"> PAGEREF _Toc243694769 \h </w:instrText>
+              <w:instrText xml:space="preserve"> PAGEREF _Toc243697171 \h </w:instrText>
             </w:r>
             <w:r>
               <w:rPr>
@@ -3325,7 +3466,7 @@
       <w:pPr>
         <w:pStyle w:val="Heading1"/>
       </w:pPr>
-      <w:bookmarkStart w:id="1" w:name="_Toc243694739"/>
+      <w:bookmarkStart w:id="1" w:name="_Toc243697140"/>
       <w:r>
         <w:lastRenderedPageBreak/>
         <w:t>1  Introduction</w:t>
@@ -3337,10 +3478,10 @@
         <w:spacing w:after="120" w:line="276" w:lineRule="auto"/>
       </w:pPr>
       <w:r>
-        <w:t>The mobile server is the only server the staff Android app talks to</w:t>
+        <w:t xml:space="preserve">The mobile server is the only server the staff Android app talks to. It forwards each request </w:t>
       </w:r>
       <w:r>
-        <w:t>. It forwards each request to the Java backend together with the phone's sign-in token, saves uploaded photos and videos into the shared media folder, and serves those files back to the phone.</w:t>
+        <w:t>to the Java backend together with the phone's sign-in token, saves uploaded photos and videos into the shared media folder, and serves those files back to the phone.</w:t>
       </w:r>
     </w:p>
     <w:tbl>
@@ -3359,7 +3500,7 @@
           <w:left w:w="10" w:type="dxa"/>
           <w:right w:w="10" w:type="dxa"/>
         </w:tblCellMar>
-        <w:tblLook w:val="0000" w:firstRow="0" w:lastRow="0" w:firstColumn="0" w:lastColumn="0" w:noHBand="0" w:noVBand="0"/>
+        <w:tblLook w:val="04A0" w:firstRow="1" w:lastRow="0" w:firstColumn="1" w:lastColumn="0" w:noHBand="0" w:noVBand="1"/>
       </w:tblPr>
       <w:tblGrid>
         <w:gridCol w:w="2551"/>
@@ -3485,14 +3626,7 @@
                 <w:sz w:val="19"/>
                 <w:szCs w:val="19"/>
               </w:rPr>
-              <w:t>/root/fathersProject/mobileServer (virtua</w:t>
-            </w:r>
-            <w:r>
-              <w:rPr>
-                <w:sz w:val="19"/>
-                <w:szCs w:val="19"/>
-              </w:rPr>
-              <w:t>l environment in mobileServer/venv)</w:t>
+              <w:t>/root/fathersProject/mobileServer (virtual environment in mobileServer/venv)</w:t>
             </w:r>
           </w:p>
         </w:tc>
@@ -3898,7 +4032,7 @@
       <w:pPr>
         <w:pStyle w:val="Heading1"/>
       </w:pPr>
-      <w:bookmarkStart w:id="2" w:name="_Toc243694740"/>
+      <w:bookmarkStart w:id="2" w:name="_Toc243697141"/>
       <w:r>
         <w:lastRenderedPageBreak/>
         <w:t>2  What it adds on top of the backend</w:t>
@@ -3909,7 +4043,7 @@
       <w:pPr>
         <w:pStyle w:val="Heading2"/>
       </w:pPr>
-      <w:bookmarkStart w:id="3" w:name="_Toc243694741"/>
+      <w:bookmarkStart w:id="3" w:name="_Toc243697142"/>
       <w:r>
         <w:t>2.1  Photo and video uploads</w:t>
       </w:r>
@@ -3948,7 +4082,7 @@
           <w:left w:w="10" w:type="dxa"/>
           <w:right w:w="10" w:type="dxa"/>
         </w:tblCellMar>
-        <w:tblLook w:val="0000" w:firstRow="0" w:lastRow="0" w:firstColumn="0" w:lastColumn="0" w:noHBand="0" w:noVBand="0"/>
+        <w:tblLook w:val="04A0" w:firstRow="1" w:lastRow="0" w:firstColumn="1" w:lastColumn="0" w:noHBand="0" w:noVBand="1"/>
       </w:tblPr>
       <w:tblGrid>
         <w:gridCol w:w="2551"/>
@@ -4074,14 +4208,7 @@
                 <w:sz w:val="19"/>
                 <w:szCs w:val="19"/>
               </w:rPr>
-              <w:t>Image up to 15 MB; resized to at most 1600 px and s</w:t>
-            </w:r>
-            <w:r>
-              <w:rPr>
-                <w:sz w:val="19"/>
-                <w:szCs w:val="19"/>
-              </w:rPr>
-              <w:t>aved as JPEG (quality 85) in media/products, named after the product plus a short random suffix</w:t>
+              <w:t>Image up to 15 MB; resized to at most 1600 px and saved as JPEG (quality 85) in media/products, named after the product plus a short random suffix</w:t>
             </w:r>
           </w:p>
         </w:tc>
@@ -4201,7 +4328,14 @@
                 <w:sz w:val="19"/>
                 <w:szCs w:val="19"/>
               </w:rPr>
-              <w:t>Bulk Orders page picture (since 9 October 2026): image, same rules as a product photo, saved in media/showcase; Marketer, Admin or SuperAdmin only</w:t>
+              <w:t>Bulk Orders page picture (since 9 October 2026): image, same rules as a product photo, saved in media/showcase; Mark</w:t>
+            </w:r>
+            <w:r>
+              <w:rPr>
+                <w:sz w:val="19"/>
+                <w:szCs w:val="19"/>
+              </w:rPr>
+              <w:t>eter, Admin or SuperAdmin only</w:t>
             </w:r>
           </w:p>
         </w:tc>
@@ -4303,7 +4437,7 @@
       <w:pPr>
         <w:pStyle w:val="Heading2"/>
       </w:pPr>
-      <w:bookmarkStart w:id="4" w:name="_Toc243694742"/>
+      <w:bookmarkStart w:id="4" w:name="_Toc243697143"/>
       <w:r>
         <w:t>2.2  Media serving and URL rewriting</w:t>
       </w:r>
@@ -4383,10 +4517,7 @@
         <w:t xml:space="preserve">Note: </w:t>
       </w:r>
       <w:r>
-        <w:t>Because of this r</w:t>
-      </w:r>
-      <w:r>
-        <w:t xml:space="preserve">ewriting, a campaign or product the phone loads carries </w:t>
+        <w:t xml:space="preserve">Because of this rewriting, a campaign or product the phone loads carries </w:t>
       </w:r>
       <w:r>
         <w:rPr>
@@ -4410,7 +4541,10 @@
         <w:t>mediaKeyOf</w:t>
       </w:r>
       <w:r>
-        <w:t xml:space="preserve"> in CampaignFormViewModel.kt) before saving, and the backend does the same (</w:t>
+        <w:t xml:space="preserve"> in</w:t>
+      </w:r>
+      <w:r>
+        <w:t xml:space="preserve"> CampaignFormViewModel.kt) before saving, and the backend does the same (</w:t>
       </w:r>
       <w:r>
         <w:rPr>
@@ -4422,17 +4556,14 @@
         <w:t>MediaUrls.toKey</w:t>
       </w:r>
       <w:r>
-        <w:t>), so editing nev</w:t>
-      </w:r>
-      <w:r>
-        <w:t>er drops an existing photo or video.</w:t>
+        <w:t>), so editing never drops an existing photo or video.</w:t>
       </w:r>
     </w:p>
     <w:p>
       <w:pPr>
         <w:pStyle w:val="Heading2"/>
       </w:pPr>
-      <w:bookmarkStart w:id="5" w:name="_Toc243694743"/>
+      <w:bookmarkStart w:id="5" w:name="_Toc243697144"/>
       <w:r>
         <w:t>2.3  Passing on the sign-in token</w:t>
       </w:r>
@@ -4443,10 +4574,10 @@
         <w:spacing w:after="120" w:line="276" w:lineRule="auto"/>
       </w:pPr>
       <w:r>
-        <w:t>Since 3 October 2026 only approved phones may use this server (see the Backend Server document, Approved phones). The server itself makes no approval decision; it makes sure the backend</w:t>
+        <w:t>Since 3 October 2026 only approved phones may use this server (see the Backend S</w:t>
       </w:r>
       <w:r>
-        <w:t xml:space="preserve"> can:</w:t>
+        <w:t>erver document, Approved phones). The server itself makes no approval decision; it makes sure the backend can:</w:t>
       </w:r>
     </w:p>
     <w:p>
@@ -4501,7 +4632,16 @@
           <w:sz w:val="19"/>
           <w:szCs w:val="19"/>
         </w:rPr>
-        <w:t>app/core/request_context.py</w:t>
+        <w:t>a</w:t>
+      </w:r>
+      <w:r>
+        <w:rPr>
+          <w:rFonts w:ascii="Consolas" w:eastAsia="Consolas" w:hAnsi="Consolas" w:cs="Consolas"/>
+          <w:color w:val="3B3F3D"/>
+          <w:sz w:val="19"/>
+          <w:szCs w:val="19"/>
+        </w:rPr>
+        <w:t>pp/core/request_context.py</w:t>
       </w:r>
       <w:r>
         <w:t>).</w:t>
@@ -4564,7 +4704,16 @@
           <w:sz w:val="19"/>
           <w:szCs w:val="19"/>
         </w:rPr>
-        <w:t>GET /auth/device/challenge</w:t>
+        <w:t>GET /</w:t>
+      </w:r>
+      <w:r>
+        <w:rPr>
+          <w:rFonts w:ascii="Consolas" w:eastAsia="Consolas" w:hAnsi="Consolas" w:cs="Consolas"/>
+          <w:color w:val="3B3F3D"/>
+          <w:sz w:val="19"/>
+          <w:szCs w:val="19"/>
+        </w:rPr>
+        <w:t>auth/device/challenge</w:t>
       </w:r>
       <w:r>
         <w:t xml:space="preserve"> returns the one-time value the phone signs, and </w:t>
@@ -4579,10 +4728,7 @@
         <w:t>POST /auth/login</w:t>
       </w:r>
       <w:r>
-        <w:t xml:space="preserve"> forw</w:t>
-      </w:r>
-      <w:r>
-        <w:t>ards the signed proof (</w:t>
+        <w:t xml:space="preserve"> forwards the signed proof (</w:t>
       </w:r>
       <w:r>
         <w:rPr>
@@ -4616,7 +4762,16 @@
           <w:sz w:val="19"/>
           <w:szCs w:val="19"/>
         </w:rPr>
-        <w:t>/api/auth/me</w:t>
+        <w:t>/api/auth</w:t>
+      </w:r>
+      <w:r>
+        <w:rPr>
+          <w:rFonts w:ascii="Consolas" w:eastAsia="Consolas" w:hAnsi="Consolas" w:cs="Consolas"/>
+          <w:color w:val="3B3F3D"/>
+          <w:sz w:val="19"/>
+          <w:szCs w:val="19"/>
+        </w:rPr>
+        <w:t>/me</w:t>
       </w:r>
       <w:r>
         <w:t xml:space="preserve"> (</w:t>
@@ -4643,10 +4798,7 @@
         <w:t>routers/uploads.py</w:t>
       </w:r>
       <w:r>
-        <w:t>). A phone that is not approved cannot up</w:t>
-      </w:r>
-      <w:r>
-        <w:t>load. The showcase upload also checks the role that answer gives (</w:t>
+        <w:t>). A phone that is not approved cannot upload. The showcase upload also checks the role that answer gives (</w:t>
       </w:r>
       <w:r>
         <w:rPr>
@@ -4696,10 +4848,7 @@
         <w:t>backend_client</w:t>
       </w:r>
       <w:r>
-        <w:t xml:space="preserve"> functions </w:t>
-      </w:r>
-      <w:r>
-        <w:t xml:space="preserve">so the token and the </w:t>
+        <w:t xml:space="preserve"> functions so the token and the </w:t>
       </w:r>
       <w:r>
         <w:rPr>
@@ -4723,14 +4872,17 @@
         <w:t>_require_approved_phone()</w:t>
       </w:r>
       <w:r>
-        <w:t xml:space="preserve"> or an equivalent check first.</w:t>
+        <w:t xml:space="preserve"> or an equivalent</w:t>
+      </w:r>
+      <w:r>
+        <w:t xml:space="preserve"> check first.</w:t>
       </w:r>
     </w:p>
     <w:p>
       <w:pPr>
         <w:pStyle w:val="Heading2"/>
       </w:pPr>
-      <w:bookmarkStart w:id="6" w:name="_Toc243694744"/>
+      <w:bookmarkStart w:id="6" w:name="_Toc243697145"/>
       <w:r>
         <w:t>2.4  Trip list sized to load</w:t>
       </w:r>
@@ -4741,10 +4893,7 @@
         <w:spacing w:after="120" w:line="276" w:lineRule="auto"/>
       </w:pPr>
       <w:r>
-        <w:t>Following the business rule "send only 3-6 trips</w:t>
-      </w:r>
-      <w:r>
-        <w:t xml:space="preserve">, fewer at busy times", </w:t>
+        <w:t xml:space="preserve">Following the business rule "send only 3-6 trips, fewer at busy times", </w:t>
       </w:r>
       <w:r>
         <w:rPr>
@@ -4763,7 +4912,7 @@
       <w:pPr>
         <w:pStyle w:val="Heading2"/>
       </w:pPr>
-      <w:bookmarkStart w:id="7" w:name="_Toc243694745"/>
+      <w:bookmarkStart w:id="7" w:name="_Toc243697146"/>
       <w:r>
         <w:t>2.5  Other behaviour</w:t>
       </w:r>
@@ -4801,22 +4950,16 @@
           <w:sz w:val="19"/>
           <w:szCs w:val="19"/>
         </w:rPr>
-        <w:t>app/co</w:t>
+        <w:t>app/core/backend_client.py</w:t>
       </w:r>
       <w:r>
-        <w:rPr>
-          <w:rFonts w:ascii="Consolas" w:eastAsia="Consolas" w:hAnsi="Consolas" w:cs="Consolas"/>
-          <w:color w:val="3B3F3D"/>
-          <w:sz w:val="19"/>
-          <w:szCs w:val="19"/>
-        </w:rPr>
-        <w:t>re/backend_client.py</w:t>
+        <w:t xml:space="preserve"> never passes on technical details. A backend that can't be reached becomes 503 "We can't reach our server right now ...", a slow one 504, and an</w:t>
       </w:r>
       <w:r>
-        <w:t xml:space="preserve"> never passes on technical details. A backend that can't be reached becomes 503 "We can't reach our server right now ...", a slow one 504, and any backend 500 becomes "Something went wrong on our side ..." - the real error goes to this </w:t>
+        <w:t>y backend 500 becomes "Something went wrong on our side ..." - the real error goes to this server's log. A reason the backend wrote for people (any 4xx, or a deliberate 503 such as "Text messages are not set up yet.") passes through; a 4xx without one gets</w:t>
       </w:r>
       <w:r>
-        <w:t xml:space="preserve">server's log. A reason the backend wrote for people (any 4xx, or a deliberate 503 such as "Text messages are not set up yet.") passes through; a 4xx without one gets a plain sentence for its status. </w:t>
+        <w:t xml:space="preserve"> a plain sentence for its status. </w:t>
       </w:r>
       <w:r>
         <w:rPr>
@@ -4828,10 +4971,7 @@
         <w:t>app/main.py</w:t>
       </w:r>
       <w:r>
-        <w:t xml:space="preserve"> answers a request with fields that don't fit </w:t>
-      </w:r>
-      <w:r>
-        <w:t>with one sentence (422) and anything unexpected with the calm 500, logging the trace.</w:t>
+        <w:t xml:space="preserve"> answers a request with fields that don't fit with one sentence (422) and anything unexpected with the calm 500, logging the trace.</w:t>
       </w:r>
     </w:p>
     <w:p>
@@ -4857,7 +4997,10 @@
         <w:spacing w:after="60" w:line="264" w:lineRule="auto"/>
       </w:pPr>
       <w:r>
-        <w:t xml:space="preserve">Campaign products: </w:t>
+        <w:t>Campa</w:t>
+      </w:r>
+      <w:r>
+        <w:t xml:space="preserve">ign products: </w:t>
       </w:r>
       <w:r>
         <w:rPr>
@@ -4918,10 +5061,7 @@
         <w:t>X-Actor-User-Id</w:t>
       </w:r>
       <w:r>
-        <w:t xml:space="preserve"> header from the app and pass it on, but the backend replaces it with the user in the verif</w:t>
-      </w:r>
-      <w:r>
-        <w:t>ied token, so a wrong or altered value has no effect.</w:t>
+        <w:t xml:space="preserve"> header from the app and pass it on, but the backend replaces it with the user in the verified token, so a wrong or altered value has no effect.</w:t>
       </w:r>
     </w:p>
     <w:p>
@@ -4947,10 +5087,10 @@
         <w:t xml:space="preserve">Security: </w:t>
       </w:r>
       <w:r>
-        <w:t xml:space="preserve">This server is reachable from the internet through the tunnel. Every request it passes on is checked by the backend for a token issued to an approved phone, and the acting user is taken from </w:t>
+        <w:t>This server is reachable from the internet through the tunnel. Every request it passes on is checked</w:t>
       </w:r>
       <w:r>
-        <w:t xml:space="preserve">that token (closed on 3 October 2026; previously the id from the phone was trusted). Keep the </w:t>
+        <w:t xml:space="preserve"> by the backend for a token issued to an approved phone, and the acting user is taken from that token (closed on 3 October 2026; previously the id from the phone was trusted). Keep the </w:t>
       </w:r>
       <w:r>
         <w:rPr>
@@ -4962,7 +5102,10 @@
         <w:t>X-Client: mobile</w:t>
       </w:r>
       <w:r>
-        <w:t xml:space="preserve"> mark on every backend call: without it the backend treats the call as coming from the company computer.</w:t>
+        <w:t xml:space="preserve"> mark on every backend call: without it the backend tre</w:t>
+      </w:r>
+      <w:r>
+        <w:t>ats the call as coming from the company computer.</w:t>
       </w:r>
     </w:p>
     <w:p>
@@ -4974,7 +5117,7 @@
       <w:pPr>
         <w:pStyle w:val="Heading1"/>
       </w:pPr>
-      <w:bookmarkStart w:id="8" w:name="_Toc243694746"/>
+      <w:bookmarkStart w:id="8" w:name="_Toc243697147"/>
       <w:r>
         <w:lastRenderedPageBreak/>
         <w:t>3  Routes</w:t>
@@ -4986,10 +5129,7 @@
         <w:spacing w:after="120" w:line="276" w:lineRule="auto"/>
       </w:pPr>
       <w:r>
-        <w:t>Paths as seen by this server;</w:t>
-      </w:r>
-      <w:r>
-        <w:t xml:space="preserve"> through the tunnel they are prefixed with </w:t>
+        <w:t xml:space="preserve">Paths as seen by this server; through the tunnel they are prefixed with </w:t>
       </w:r>
       <w:r>
         <w:rPr>
@@ -5022,7 +5162,10 @@
         <w:t xml:space="preserve">Note: </w:t>
       </w:r>
       <w:r>
-        <w:t>Since 9 October 2026: product lists and single products include retired ones (</w:t>
+        <w:t>Since 9 October 2026: product lists and singl</w:t>
+      </w:r>
+      <w:r>
+        <w:t>e products include retired ones (</w:t>
       </w:r>
       <w:r>
         <w:rPr>
@@ -5082,14 +5225,17 @@
         <w:t>/unretire</w:t>
       </w:r>
       <w:r>
-        <w:t xml:space="preserve"> serve the app's retire feature; the API description pages are off; and the backend refuses customer accounts at sign-in.</w:t>
+        <w:t xml:space="preserve"> serve the app's retire feature; the API description pages are off; and the backend refuses customer accounts at sig</w:t>
+      </w:r>
+      <w:r>
+        <w:t>n-in.</w:t>
       </w:r>
     </w:p>
     <w:p>
       <w:pPr>
         <w:pStyle w:val="Heading2"/>
       </w:pPr>
-      <w:bookmarkStart w:id="9" w:name="_Toc243694747"/>
+      <w:bookmarkStart w:id="9" w:name="_Toc243697148"/>
       <w:r>
         <w:t>3.1  ai_chat.py</w:t>
       </w:r>
@@ -5111,7 +5257,7 @@
           <w:left w:w="10" w:type="dxa"/>
           <w:right w:w="10" w:type="dxa"/>
         </w:tblCellMar>
-        <w:tblLook w:val="0000" w:firstRow="0" w:lastRow="0" w:firstColumn="0" w:lastColumn="0" w:noHBand="0" w:noVBand="0"/>
+        <w:tblLook w:val="04A0" w:firstRow="1" w:lastRow="0" w:firstColumn="1" w:lastColumn="0" w:noHBand="0" w:noVBand="1"/>
       </w:tblPr>
       <w:tblGrid>
         <w:gridCol w:w="876"/>
@@ -5534,7 +5680,7 @@
       <w:pPr>
         <w:pStyle w:val="Heading2"/>
       </w:pPr>
-      <w:bookmarkStart w:id="10" w:name="_Toc243694748"/>
+      <w:bookmarkStart w:id="10" w:name="_Toc243697149"/>
       <w:r>
         <w:t>3.2  auth.py</w:t>
       </w:r>
@@ -5556,7 +5702,7 @@
           <w:left w:w="10" w:type="dxa"/>
           <w:right w:w="10" w:type="dxa"/>
         </w:tblCellMar>
-        <w:tblLook w:val="0000" w:firstRow="0" w:lastRow="0" w:firstColumn="0" w:lastColumn="0" w:noHBand="0" w:noVBand="0"/>
+        <w:tblLook w:val="04A0" w:firstRow="1" w:lastRow="0" w:firstColumn="1" w:lastColumn="0" w:noHBand="0" w:noVBand="1"/>
       </w:tblPr>
       <w:tblGrid>
         <w:gridCol w:w="876"/>
@@ -6750,7 +6896,7 @@
       <w:pPr>
         <w:pStyle w:val="Heading2"/>
       </w:pPr>
-      <w:bookmarkStart w:id="11" w:name="_Toc243694749"/>
+      <w:bookmarkStart w:id="11" w:name="_Toc243697150"/>
       <w:r>
         <w:t>3.3  bulk_orders.py</w:t>
       </w:r>
@@ -6772,7 +6918,7 @@
           <w:left w:w="10" w:type="dxa"/>
           <w:right w:w="10" w:type="dxa"/>
         </w:tblCellMar>
-        <w:tblLook w:val="0000" w:firstRow="0" w:lastRow="0" w:firstColumn="0" w:lastColumn="0" w:noHBand="0" w:noVBand="0"/>
+        <w:tblLook w:val="04A0" w:firstRow="1" w:lastRow="0" w:firstColumn="1" w:lastColumn="0" w:noHBand="0" w:noVBand="1"/>
       </w:tblPr>
       <w:tblGrid>
         <w:gridCol w:w="876"/>
@@ -7689,7 +7835,7 @@
       <w:pPr>
         <w:pStyle w:val="Heading2"/>
       </w:pPr>
-      <w:bookmarkStart w:id="12" w:name="_Toc243694750"/>
+      <w:bookmarkStart w:id="12" w:name="_Toc243697151"/>
       <w:r>
         <w:t>3.4  deliveries.py</w:t>
       </w:r>
@@ -7711,7 +7857,7 @@
           <w:left w:w="10" w:type="dxa"/>
           <w:right w:w="10" w:type="dxa"/>
         </w:tblCellMar>
-        <w:tblLook w:val="0000" w:firstRow="0" w:lastRow="0" w:firstColumn="0" w:lastColumn="0" w:noHBand="0" w:noVBand="0"/>
+        <w:tblLook w:val="04A0" w:firstRow="1" w:lastRow="0" w:firstColumn="1" w:lastColumn="0" w:noHBand="0" w:noVBand="1"/>
       </w:tblPr>
       <w:tblGrid>
         <w:gridCol w:w="876"/>
@@ -8877,7 +9023,7 @@
       <w:pPr>
         <w:pStyle w:val="Heading2"/>
       </w:pPr>
-      <w:bookmarkStart w:id="13" w:name="_Toc243694751"/>
+      <w:bookmarkStart w:id="13" w:name="_Toc243697152"/>
       <w:r>
         <w:t>3.5  expenses.py</w:t>
       </w:r>
@@ -8899,7 +9045,7 @@
           <w:left w:w="10" w:type="dxa"/>
           <w:right w:w="10" w:type="dxa"/>
         </w:tblCellMar>
-        <w:tblLook w:val="0000" w:firstRow="0" w:lastRow="0" w:firstColumn="0" w:lastColumn="0" w:noHBand="0" w:noVBand="0"/>
+        <w:tblLook w:val="04A0" w:firstRow="1" w:lastRow="0" w:firstColumn="1" w:lastColumn="0" w:noHBand="0" w:noVBand="1"/>
       </w:tblPr>
       <w:tblGrid>
         <w:gridCol w:w="876"/>
@@ -9565,7 +9711,7 @@
       <w:pPr>
         <w:pStyle w:val="Heading2"/>
       </w:pPr>
-      <w:bookmarkStart w:id="14" w:name="_Toc243694752"/>
+      <w:bookmarkStart w:id="14" w:name="_Toc243697153"/>
       <w:r>
         <w:t>3.6  finance.py</w:t>
       </w:r>
@@ -9587,7 +9733,7 @@
           <w:left w:w="10" w:type="dxa"/>
           <w:right w:w="10" w:type="dxa"/>
         </w:tblCellMar>
-        <w:tblLook w:val="0000" w:firstRow="0" w:lastRow="0" w:firstColumn="0" w:lastColumn="0" w:noHBand="0" w:noVBand="0"/>
+        <w:tblLook w:val="04A0" w:firstRow="1" w:lastRow="0" w:firstColumn="1" w:lastColumn="0" w:noHBand="0" w:noVBand="1"/>
       </w:tblPr>
       <w:tblGrid>
         <w:gridCol w:w="876"/>
@@ -10623,7 +10769,7 @@
       <w:pPr>
         <w:pStyle w:val="Heading2"/>
       </w:pPr>
-      <w:bookmarkStart w:id="15" w:name="_Toc243694753"/>
+      <w:bookmarkStart w:id="15" w:name="_Toc243697154"/>
       <w:r>
         <w:t>3.7  health.py</w:t>
       </w:r>
@@ -10645,7 +10791,7 @@
           <w:left w:w="10" w:type="dxa"/>
           <w:right w:w="10" w:type="dxa"/>
         </w:tblCellMar>
-        <w:tblLook w:val="0000" w:firstRow="0" w:lastRow="0" w:firstColumn="0" w:lastColumn="0" w:noHBand="0" w:noVBand="0"/>
+        <w:tblLook w:val="04A0" w:firstRow="1" w:lastRow="0" w:firstColumn="1" w:lastColumn="0" w:noHBand="0" w:noVBand="1"/>
       </w:tblPr>
       <w:tblGrid>
         <w:gridCol w:w="876"/>
@@ -10930,7 +11076,7 @@
       <w:pPr>
         <w:pStyle w:val="Heading2"/>
       </w:pPr>
-      <w:bookmarkStart w:id="16" w:name="_Toc243694754"/>
+      <w:bookmarkStart w:id="16" w:name="_Toc243697155"/>
       <w:r>
         <w:t>3.8  insights.py</w:t>
       </w:r>
@@ -10952,7 +11098,7 @@
           <w:left w:w="10" w:type="dxa"/>
           <w:right w:w="10" w:type="dxa"/>
         </w:tblCellMar>
-        <w:tblLook w:val="0000" w:firstRow="0" w:lastRow="0" w:firstColumn="0" w:lastColumn="0" w:noHBand="0" w:noVBand="0"/>
+        <w:tblLook w:val="04A0" w:firstRow="1" w:lastRow="0" w:firstColumn="1" w:lastColumn="0" w:noHBand="0" w:noVBand="1"/>
       </w:tblPr>
       <w:tblGrid>
         <w:gridCol w:w="876"/>
@@ -11361,7 +11507,7 @@
       <w:pPr>
         <w:pStyle w:val="Heading2"/>
       </w:pPr>
-      <w:bookmarkStart w:id="17" w:name="_Toc243694755"/>
+      <w:bookmarkStart w:id="17" w:name="_Toc243697156"/>
       <w:r>
         <w:t>3.9  settings.py</w:t>
       </w:r>
@@ -11383,7 +11529,7 @@
           <w:left w:w="10" w:type="dxa"/>
           <w:right w:w="10" w:type="dxa"/>
         </w:tblCellMar>
-        <w:tblLook w:val="0000" w:firstRow="0" w:lastRow="0" w:firstColumn="0" w:lastColumn="0" w:noHBand="0" w:noVBand="0"/>
+        <w:tblLook w:val="04A0" w:firstRow="1" w:lastRow="0" w:firstColumn="1" w:lastColumn="0" w:noHBand="0" w:noVBand="1"/>
       </w:tblPr>
       <w:tblGrid>
         <w:gridCol w:w="876"/>
@@ -11806,7 +11952,7 @@
       <w:pPr>
         <w:pStyle w:val="Heading2"/>
       </w:pPr>
-      <w:bookmarkStart w:id="18" w:name="_Toc243694756"/>
+      <w:bookmarkStart w:id="18" w:name="_Toc243697157"/>
       <w:r>
         <w:t>3.10  machines_vehicles.py</w:t>
       </w:r>
@@ -11828,7 +11974,7 @@
           <w:left w:w="10" w:type="dxa"/>
           <w:right w:w="10" w:type="dxa"/>
         </w:tblCellMar>
-        <w:tblLook w:val="0000" w:firstRow="0" w:lastRow="0" w:firstColumn="0" w:lastColumn="0" w:noHBand="0" w:noVBand="0"/>
+        <w:tblLook w:val="04A0" w:firstRow="1" w:lastRow="0" w:firstColumn="1" w:lastColumn="0" w:noHBand="0" w:noVBand="1"/>
       </w:tblPr>
       <w:tblGrid>
         <w:gridCol w:w="876"/>
@@ -12237,7 +12383,7 @@
       <w:pPr>
         <w:pStyle w:val="Heading2"/>
       </w:pPr>
-      <w:bookmarkStart w:id="19" w:name="_Toc243694757"/>
+      <w:bookmarkStart w:id="19" w:name="_Toc243697158"/>
       <w:r>
         <w:lastRenderedPageBreak/>
         <w:t>3.11  marketing.py</w:t>
@@ -12260,7 +12406,7 @@
           <w:left w:w="10" w:type="dxa"/>
           <w:right w:w="10" w:type="dxa"/>
         </w:tblCellMar>
-        <w:tblLook w:val="0000" w:firstRow="0" w:lastRow="0" w:firstColumn="0" w:lastColumn="0" w:noHBand="0" w:noVBand="0"/>
+        <w:tblLook w:val="04A0" w:firstRow="1" w:lastRow="0" w:firstColumn="1" w:lastColumn="0" w:noHBand="0" w:noVBand="1"/>
       </w:tblPr>
       <w:tblGrid>
         <w:gridCol w:w="876"/>
@@ -13676,7 +13822,7 @@
       <w:pPr>
         <w:pStyle w:val="Heading2"/>
       </w:pPr>
-      <w:bookmarkStart w:id="20" w:name="_Toc243694758"/>
+      <w:bookmarkStart w:id="20" w:name="_Toc243697159"/>
       <w:r>
         <w:t>3.12  orders.py</w:t>
       </w:r>
@@ -13698,7 +13844,7 @@
           <w:left w:w="10" w:type="dxa"/>
           <w:right w:w="10" w:type="dxa"/>
         </w:tblCellMar>
-        <w:tblLook w:val="0000" w:firstRow="0" w:lastRow="0" w:firstColumn="0" w:lastColumn="0" w:noHBand="0" w:noVBand="0"/>
+        <w:tblLook w:val="04A0" w:firstRow="1" w:lastRow="0" w:firstColumn="1" w:lastColumn="0" w:noHBand="0" w:noVBand="1"/>
       </w:tblPr>
       <w:tblGrid>
         <w:gridCol w:w="876"/>
@@ -14121,7 +14267,7 @@
       <w:pPr>
         <w:pStyle w:val="Heading2"/>
       </w:pPr>
-      <w:bookmarkStart w:id="21" w:name="_Toc243694759"/>
+      <w:bookmarkStart w:id="21" w:name="_Toc243697160"/>
       <w:r>
         <w:t>3.13  products.py</w:t>
       </w:r>
@@ -14143,7 +14289,7 @@
           <w:left w:w="10" w:type="dxa"/>
           <w:right w:w="10" w:type="dxa"/>
         </w:tblCellMar>
-        <w:tblLook w:val="0000" w:firstRow="0" w:lastRow="0" w:firstColumn="0" w:lastColumn="0" w:noHBand="0" w:noVBand="0"/>
+        <w:tblLook w:val="04A0" w:firstRow="1" w:lastRow="0" w:firstColumn="1" w:lastColumn="0" w:noHBand="0" w:noVBand="1"/>
       </w:tblPr>
       <w:tblGrid>
         <w:gridCol w:w="876"/>
@@ -15567,7 +15713,7 @@
       <w:pPr>
         <w:pStyle w:val="Heading2"/>
       </w:pPr>
-      <w:bookmarkStart w:id="22" w:name="_Toc243694760"/>
+      <w:bookmarkStart w:id="22" w:name="_Toc243697161"/>
       <w:r>
         <w:t>3.14  shipping.py</w:t>
       </w:r>
@@ -15589,7 +15735,7 @@
           <w:left w:w="10" w:type="dxa"/>
           <w:right w:w="10" w:type="dxa"/>
         </w:tblCellMar>
-        <w:tblLook w:val="0000" w:firstRow="0" w:lastRow="0" w:firstColumn="0" w:lastColumn="0" w:noHBand="0" w:noVBand="0"/>
+        <w:tblLook w:val="04A0" w:firstRow="1" w:lastRow="0" w:firstColumn="1" w:lastColumn="0" w:noHBand="0" w:noVBand="1"/>
       </w:tblPr>
       <w:tblGrid>
         <w:gridCol w:w="876"/>
@@ -16241,7 +16387,7 @@
       <w:pPr>
         <w:pStyle w:val="Heading2"/>
       </w:pPr>
-      <w:bookmarkStart w:id="23" w:name="_Toc243694761"/>
+      <w:bookmarkStart w:id="23" w:name="_Toc243697162"/>
       <w:r>
         <w:t>3.15  showcase.py</w:t>
       </w:r>
@@ -16263,7 +16409,7 @@
           <w:left w:w="10" w:type="dxa"/>
           <w:right w:w="10" w:type="dxa"/>
         </w:tblCellMar>
-        <w:tblLook w:val="0000" w:firstRow="0" w:lastRow="0" w:firstColumn="0" w:lastColumn="0" w:noHBand="0" w:noVBand="0"/>
+        <w:tblLook w:val="04A0" w:firstRow="1" w:lastRow="0" w:firstColumn="1" w:lastColumn="0" w:noHBand="0" w:noVBand="1"/>
       </w:tblPr>
       <w:tblGrid>
         <w:gridCol w:w="876"/>
@@ -17034,7 +17180,7 @@
       <w:pPr>
         <w:pStyle w:val="Heading2"/>
       </w:pPr>
-      <w:bookmarkStart w:id="24" w:name="_Toc243694762"/>
+      <w:bookmarkStart w:id="24" w:name="_Toc243697163"/>
       <w:r>
         <w:t>3.16  sms_queue.py</w:t>
       </w:r>
@@ -17056,7 +17202,7 @@
           <w:left w:w="10" w:type="dxa"/>
           <w:right w:w="10" w:type="dxa"/>
         </w:tblCellMar>
-        <w:tblLook w:val="0000" w:firstRow="0" w:lastRow="0" w:firstColumn="0" w:lastColumn="0" w:noHBand="0" w:noVBand="0"/>
+        <w:tblLook w:val="04A0" w:firstRow="1" w:lastRow="0" w:firstColumn="1" w:lastColumn="0" w:noHBand="0" w:noVBand="1"/>
       </w:tblPr>
       <w:tblGrid>
         <w:gridCol w:w="876"/>
@@ -17348,7 +17494,7 @@
       <w:pPr>
         <w:pStyle w:val="Heading2"/>
       </w:pPr>
-      <w:bookmarkStart w:id="25" w:name="_Toc243694763"/>
+      <w:bookmarkStart w:id="25" w:name="_Toc243697164"/>
       <w:r>
         <w:t>3.17  transactions.py</w:t>
       </w:r>
@@ -17370,7 +17516,7 @@
           <w:left w:w="10" w:type="dxa"/>
           <w:right w:w="10" w:type="dxa"/>
         </w:tblCellMar>
-        <w:tblLook w:val="0000" w:firstRow="0" w:lastRow="0" w:firstColumn="0" w:lastColumn="0" w:noHBand="0" w:noVBand="0"/>
+        <w:tblLook w:val="04A0" w:firstRow="1" w:lastRow="0" w:firstColumn="1" w:lastColumn="0" w:noHBand="0" w:noVBand="1"/>
       </w:tblPr>
       <w:tblGrid>
         <w:gridCol w:w="876"/>
@@ -19170,7 +19316,7 @@
       <w:pPr>
         <w:pStyle w:val="Heading2"/>
       </w:pPr>
-      <w:bookmarkStart w:id="26" w:name="_Toc243694764"/>
+      <w:bookmarkStart w:id="26" w:name="_Toc243697165"/>
       <w:r>
         <w:t>3.18  trees.py</w:t>
       </w:r>
@@ -19192,7 +19338,7 @@
           <w:left w:w="10" w:type="dxa"/>
           <w:right w:w="10" w:type="dxa"/>
         </w:tblCellMar>
-        <w:tblLook w:val="0000" w:firstRow="0" w:lastRow="0" w:firstColumn="0" w:lastColumn="0" w:noHBand="0" w:noVBand="0"/>
+        <w:tblLook w:val="04A0" w:firstRow="1" w:lastRow="0" w:firstColumn="1" w:lastColumn="0" w:noHBand="0" w:noVBand="1"/>
       </w:tblPr>
       <w:tblGrid>
         <w:gridCol w:w="876"/>
@@ -20950,7 +21096,7 @@
       <w:pPr>
         <w:pStyle w:val="Heading2"/>
       </w:pPr>
-      <w:bookmarkStart w:id="27" w:name="_Toc243694765"/>
+      <w:bookmarkStart w:id="27" w:name="_Toc243697166"/>
       <w:r>
         <w:t>3.19  trips.py</w:t>
       </w:r>
@@ -20972,7 +21118,7 @@
           <w:left w:w="10" w:type="dxa"/>
           <w:right w:w="10" w:type="dxa"/>
         </w:tblCellMar>
-        <w:tblLook w:val="0000" w:firstRow="0" w:lastRow="0" w:firstColumn="0" w:lastColumn="0" w:noHBand="0" w:noVBand="0"/>
+        <w:tblLook w:val="04A0" w:firstRow="1" w:lastRow="0" w:firstColumn="1" w:lastColumn="0" w:noHBand="0" w:noVBand="1"/>
       </w:tblPr>
       <w:tblGrid>
         <w:gridCol w:w="876"/>
@@ -22486,7 +22632,7 @@
       <w:pPr>
         <w:pStyle w:val="Heading2"/>
       </w:pPr>
-      <w:bookmarkStart w:id="28" w:name="_Toc243694766"/>
+      <w:bookmarkStart w:id="28" w:name="_Toc243697167"/>
       <w:r>
         <w:t>3.20  uploads.py</w:t>
       </w:r>
@@ -22508,7 +22654,7 @@
           <w:left w:w="10" w:type="dxa"/>
           <w:right w:w="10" w:type="dxa"/>
         </w:tblCellMar>
-        <w:tblLook w:val="0000" w:firstRow="0" w:lastRow="0" w:firstColumn="0" w:lastColumn="0" w:noHBand="0" w:noVBand="0"/>
+        <w:tblLook w:val="04A0" w:firstRow="1" w:lastRow="0" w:firstColumn="1" w:lastColumn="0" w:noHBand="0" w:noVBand="1"/>
       </w:tblPr>
       <w:tblGrid>
         <w:gridCol w:w="876"/>
@@ -23057,7 +23203,7 @@
       <w:pPr>
         <w:pStyle w:val="Heading2"/>
       </w:pPr>
-      <w:bookmarkStart w:id="29" w:name="_Toc243694767"/>
+      <w:bookmarkStart w:id="29" w:name="_Toc243697168"/>
       <w:r>
         <w:t>3.21  users.py</w:t>
       </w:r>
@@ -23079,7 +23225,7 @@
           <w:left w:w="10" w:type="dxa"/>
           <w:right w:w="10" w:type="dxa"/>
         </w:tblCellMar>
-        <w:tblLook w:val="0000" w:firstRow="0" w:lastRow="0" w:firstColumn="0" w:lastColumn="0" w:noHBand="0" w:noVBand="0"/>
+        <w:tblLook w:val="04A0" w:firstRow="1" w:lastRow="0" w:firstColumn="1" w:lastColumn="0" w:noHBand="0" w:noVBand="1"/>
       </w:tblPr>
       <w:tblGrid>
         <w:gridCol w:w="876"/>
@@ -23499,18 +23645,12 @@
       </w:pPr>
     </w:p>
     <w:p>
+      <w:pPr>
+        <w:pStyle w:val="Heading2"/>
+      </w:pPr>
+      <w:bookmarkStart w:id="30" w:name="_Toc243697169"/>
       <w:r>
-        <w:br w:type="page"/>
-      </w:r>
-    </w:p>
-    <w:p>
-      <w:pPr>
-        <w:pStyle w:val="Heading1"/>
-      </w:pPr>
-      <w:bookmarkStart w:id="30" w:name="_Toc243694768"/>
-      <w:r>
-        <w:lastRenderedPageBreak/>
-        <w:t>4  Configuration</w:t>
+        <w:t>3.22  workers.py</w:t>
       </w:r>
       <w:bookmarkEnd w:id="30"/>
     </w:p>
@@ -23530,7 +23670,584 @@
           <w:left w:w="10" w:type="dxa"/>
           <w:right w:w="10" w:type="dxa"/>
         </w:tblCellMar>
-        <w:tblLook w:val="0000" w:firstRow="0" w:lastRow="0" w:firstColumn="0" w:lastColumn="0" w:noHBand="0" w:noVBand="0"/>
+        <w:tblLook w:val="04A0" w:firstRow="1" w:lastRow="0" w:firstColumn="1" w:lastColumn="0" w:noHBand="0" w:noVBand="1"/>
+      </w:tblPr>
+      <w:tblGrid>
+        <w:gridCol w:w="876"/>
+        <w:gridCol w:w="2628"/>
+        <w:gridCol w:w="2080"/>
+        <w:gridCol w:w="2847"/>
+        <w:gridCol w:w="1207"/>
+      </w:tblGrid>
+      <w:tr>
+        <w:tblPrEx>
+          <w:tblCellMar>
+            <w:top w:w="0" w:type="dxa"/>
+            <w:bottom w:w="0" w:type="dxa"/>
+          </w:tblCellMar>
+        </w:tblPrEx>
+        <w:trPr>
+          <w:cantSplit/>
+          <w:tblHeader/>
+        </w:trPr>
+        <w:tc>
+          <w:tcPr>
+            <w:tcW w:w="876" w:type="dxa"/>
+            <w:shd w:val="clear" w:color="auto" w:fill="1F4D3A"/>
+            <w:tcMar>
+              <w:top w:w="50" w:type="dxa"/>
+              <w:left w:w="90" w:type="dxa"/>
+              <w:bottom w:w="50" w:type="dxa"/>
+              <w:right w:w="90" w:type="dxa"/>
+            </w:tcMar>
+          </w:tcPr>
+          <w:p>
+            <w:pPr>
+              <w:spacing w:after="20" w:line="252" w:lineRule="auto"/>
+            </w:pPr>
+            <w:r>
+              <w:rPr>
+                <w:b/>
+                <w:bCs/>
+                <w:color w:val="FFFFFF"/>
+                <w:sz w:val="19"/>
+                <w:szCs w:val="19"/>
+              </w:rPr>
+              <w:t>Method</w:t>
+            </w:r>
+          </w:p>
+        </w:tc>
+        <w:tc>
+          <w:tcPr>
+            <w:tcW w:w="2628" w:type="dxa"/>
+            <w:shd w:val="clear" w:color="auto" w:fill="1F4D3A"/>
+            <w:tcMar>
+              <w:top w:w="50" w:type="dxa"/>
+              <w:left w:w="90" w:type="dxa"/>
+              <w:bottom w:w="50" w:type="dxa"/>
+              <w:right w:w="90" w:type="dxa"/>
+            </w:tcMar>
+          </w:tcPr>
+          <w:p>
+            <w:pPr>
+              <w:spacing w:after="20" w:line="252" w:lineRule="auto"/>
+            </w:pPr>
+            <w:r>
+              <w:rPr>
+                <w:b/>
+                <w:bCs/>
+                <w:color w:val="FFFFFF"/>
+                <w:sz w:val="19"/>
+                <w:szCs w:val="19"/>
+              </w:rPr>
+              <w:t>Path</w:t>
+            </w:r>
+          </w:p>
+        </w:tc>
+        <w:tc>
+          <w:tcPr>
+            <w:tcW w:w="2080" w:type="dxa"/>
+            <w:shd w:val="clear" w:color="auto" w:fill="1F4D3A"/>
+            <w:tcMar>
+              <w:top w:w="50" w:type="dxa"/>
+              <w:left w:w="90" w:type="dxa"/>
+              <w:bottom w:w="50" w:type="dxa"/>
+              <w:right w:w="90" w:type="dxa"/>
+            </w:tcMar>
+          </w:tcPr>
+          <w:p>
+            <w:pPr>
+              <w:spacing w:after="20" w:line="252" w:lineRule="auto"/>
+            </w:pPr>
+            <w:r>
+              <w:rPr>
+                <w:b/>
+                <w:bCs/>
+                <w:color w:val="FFFFFF"/>
+                <w:sz w:val="19"/>
+                <w:szCs w:val="19"/>
+              </w:rPr>
+              <w:t>Handler</w:t>
+            </w:r>
+          </w:p>
+        </w:tc>
+        <w:tc>
+          <w:tcPr>
+            <w:tcW w:w="2847" w:type="dxa"/>
+            <w:shd w:val="clear" w:color="auto" w:fill="1F4D3A"/>
+            <w:tcMar>
+              <w:top w:w="50" w:type="dxa"/>
+              <w:left w:w="90" w:type="dxa"/>
+              <w:bottom w:w="50" w:type="dxa"/>
+              <w:right w:w="90" w:type="dxa"/>
+            </w:tcMar>
+          </w:tcPr>
+          <w:p>
+            <w:pPr>
+              <w:spacing w:after="20" w:line="252" w:lineRule="auto"/>
+            </w:pPr>
+            <w:r>
+              <w:rPr>
+                <w:b/>
+                <w:bCs/>
+                <w:color w:val="FFFFFF"/>
+                <w:sz w:val="19"/>
+                <w:szCs w:val="19"/>
+              </w:rPr>
+              <w:t>Backend call</w:t>
+            </w:r>
+          </w:p>
+        </w:tc>
+        <w:tc>
+          <w:tcPr>
+            <w:tcW w:w="1207" w:type="dxa"/>
+            <w:shd w:val="clear" w:color="auto" w:fill="1F4D3A"/>
+            <w:tcMar>
+              <w:top w:w="50" w:type="dxa"/>
+              <w:left w:w="90" w:type="dxa"/>
+              <w:bottom w:w="50" w:type="dxa"/>
+              <w:right w:w="90" w:type="dxa"/>
+            </w:tcMar>
+          </w:tcPr>
+          <w:p>
+            <w:pPr>
+              <w:spacing w:after="20" w:line="252" w:lineRule="auto"/>
+            </w:pPr>
+            <w:r>
+              <w:rPr>
+                <w:b/>
+                <w:bCs/>
+                <w:color w:val="FFFFFF"/>
+                <w:sz w:val="19"/>
+                <w:szCs w:val="19"/>
+              </w:rPr>
+              <w:t>Passes</w:t>
+            </w:r>
+          </w:p>
+        </w:tc>
+      </w:tr>
+      <w:tr>
+        <w:tblPrEx>
+          <w:tblCellMar>
+            <w:top w:w="0" w:type="dxa"/>
+            <w:bottom w:w="0" w:type="dxa"/>
+          </w:tblCellMar>
+        </w:tblPrEx>
+        <w:trPr>
+          <w:cantSplit/>
+        </w:trPr>
+        <w:tc>
+          <w:tcPr>
+            <w:tcW w:w="876" w:type="dxa"/>
+            <w:tcMar>
+              <w:top w:w="50" w:type="dxa"/>
+              <w:left w:w="90" w:type="dxa"/>
+              <w:bottom w:w="50" w:type="dxa"/>
+              <w:right w:w="90" w:type="dxa"/>
+            </w:tcMar>
+          </w:tcPr>
+          <w:p>
+            <w:pPr>
+              <w:spacing w:after="20" w:line="252" w:lineRule="auto"/>
+            </w:pPr>
+            <w:r>
+              <w:rPr>
+                <w:sz w:val="19"/>
+                <w:szCs w:val="19"/>
+              </w:rPr>
+              <w:t>GET</w:t>
+            </w:r>
+          </w:p>
+        </w:tc>
+        <w:tc>
+          <w:tcPr>
+            <w:tcW w:w="2628" w:type="dxa"/>
+            <w:tcMar>
+              <w:top w:w="50" w:type="dxa"/>
+              <w:left w:w="90" w:type="dxa"/>
+              <w:bottom w:w="50" w:type="dxa"/>
+              <w:right w:w="90" w:type="dxa"/>
+            </w:tcMar>
+          </w:tcPr>
+          <w:p>
+            <w:pPr>
+              <w:spacing w:after="20" w:line="252" w:lineRule="auto"/>
+            </w:pPr>
+            <w:r>
+              <w:rPr>
+                <w:sz w:val="19"/>
+                <w:szCs w:val="19"/>
+              </w:rPr>
+              <w:t>/workers/me</w:t>
+            </w:r>
+          </w:p>
+        </w:tc>
+        <w:tc>
+          <w:tcPr>
+            <w:tcW w:w="2080" w:type="dxa"/>
+            <w:tcMar>
+              <w:top w:w="50" w:type="dxa"/>
+              <w:left w:w="90" w:type="dxa"/>
+              <w:bottom w:w="50" w:type="dxa"/>
+              <w:right w:w="90" w:type="dxa"/>
+            </w:tcMar>
+          </w:tcPr>
+          <w:p>
+            <w:pPr>
+              <w:spacing w:after="20" w:line="252" w:lineRule="auto"/>
+            </w:pPr>
+            <w:r>
+              <w:rPr>
+                <w:sz w:val="19"/>
+                <w:szCs w:val="19"/>
+              </w:rPr>
+              <w:t>My details</w:t>
+            </w:r>
+          </w:p>
+        </w:tc>
+        <w:tc>
+          <w:tcPr>
+            <w:tcW w:w="2847" w:type="dxa"/>
+            <w:tcMar>
+              <w:top w:w="50" w:type="dxa"/>
+              <w:left w:w="90" w:type="dxa"/>
+              <w:bottom w:w="50" w:type="dxa"/>
+              <w:right w:w="90" w:type="dxa"/>
+            </w:tcMar>
+          </w:tcPr>
+          <w:p>
+            <w:pPr>
+              <w:spacing w:after="20" w:line="252" w:lineRule="auto"/>
+            </w:pPr>
+            <w:r>
+              <w:rPr>
+                <w:sz w:val="19"/>
+                <w:szCs w:val="19"/>
+              </w:rPr>
+              <w:t>GET /api/workers/me</w:t>
+            </w:r>
+          </w:p>
+        </w:tc>
+        <w:tc>
+          <w:tcPr>
+            <w:tcW w:w="1207" w:type="dxa"/>
+            <w:tcMar>
+              <w:top w:w="50" w:type="dxa"/>
+              <w:left w:w="90" w:type="dxa"/>
+              <w:bottom w:w="50" w:type="dxa"/>
+              <w:right w:w="90" w:type="dxa"/>
+            </w:tcMar>
+          </w:tcPr>
+          <w:p>
+            <w:pPr>
+              <w:spacing w:after="20" w:line="252" w:lineRule="auto"/>
+            </w:pPr>
+            <w:r>
+              <w:rPr>
+                <w:sz w:val="19"/>
+                <w:szCs w:val="19"/>
+              </w:rPr>
+              <w:t>token</w:t>
+            </w:r>
+          </w:p>
+        </w:tc>
+      </w:tr>
+      <w:tr>
+        <w:tblPrEx>
+          <w:tblCellMar>
+            <w:top w:w="0" w:type="dxa"/>
+            <w:bottom w:w="0" w:type="dxa"/>
+          </w:tblCellMar>
+        </w:tblPrEx>
+        <w:trPr>
+          <w:cantSplit/>
+        </w:trPr>
+        <w:tc>
+          <w:tcPr>
+            <w:tcW w:w="876" w:type="dxa"/>
+            <w:shd w:val="clear" w:color="auto" w:fill="F4F5F3"/>
+            <w:tcMar>
+              <w:top w:w="50" w:type="dxa"/>
+              <w:left w:w="90" w:type="dxa"/>
+              <w:bottom w:w="50" w:type="dxa"/>
+              <w:right w:w="90" w:type="dxa"/>
+            </w:tcMar>
+          </w:tcPr>
+          <w:p>
+            <w:pPr>
+              <w:spacing w:after="20" w:line="252" w:lineRule="auto"/>
+            </w:pPr>
+            <w:r>
+              <w:rPr>
+                <w:sz w:val="19"/>
+                <w:szCs w:val="19"/>
+              </w:rPr>
+              <w:t>PUT</w:t>
+            </w:r>
+          </w:p>
+        </w:tc>
+        <w:tc>
+          <w:tcPr>
+            <w:tcW w:w="2628" w:type="dxa"/>
+            <w:shd w:val="clear" w:color="auto" w:fill="F4F5F3"/>
+            <w:tcMar>
+              <w:top w:w="50" w:type="dxa"/>
+              <w:left w:w="90" w:type="dxa"/>
+              <w:bottom w:w="50" w:type="dxa"/>
+              <w:right w:w="90" w:type="dxa"/>
+            </w:tcMar>
+          </w:tcPr>
+          <w:p>
+            <w:pPr>
+              <w:spacing w:after="20" w:line="252" w:lineRule="auto"/>
+            </w:pPr>
+            <w:r>
+              <w:rPr>
+                <w:sz w:val="19"/>
+                <w:szCs w:val="19"/>
+              </w:rPr>
+              <w:t>/workers/me</w:t>
+            </w:r>
+          </w:p>
+        </w:tc>
+        <w:tc>
+          <w:tcPr>
+            <w:tcW w:w="2080" w:type="dxa"/>
+            <w:shd w:val="clear" w:color="auto" w:fill="F4F5F3"/>
+            <w:tcMar>
+              <w:top w:w="50" w:type="dxa"/>
+              <w:left w:w="90" w:type="dxa"/>
+              <w:bottom w:w="50" w:type="dxa"/>
+              <w:right w:w="90" w:type="dxa"/>
+            </w:tcMar>
+          </w:tcPr>
+          <w:p>
+            <w:pPr>
+              <w:spacing w:after="20" w:line="252" w:lineRule="auto"/>
+            </w:pPr>
+            <w:r>
+              <w:rPr>
+                <w:sz w:val="19"/>
+                <w:szCs w:val="19"/>
+              </w:rPr>
+              <w:t>Save my details</w:t>
+            </w:r>
+          </w:p>
+        </w:tc>
+        <w:tc>
+          <w:tcPr>
+            <w:tcW w:w="2847" w:type="dxa"/>
+            <w:shd w:val="clear" w:color="auto" w:fill="F4F5F3"/>
+            <w:tcMar>
+              <w:top w:w="50" w:type="dxa"/>
+              <w:left w:w="90" w:type="dxa"/>
+              <w:bottom w:w="50" w:type="dxa"/>
+              <w:right w:w="90" w:type="dxa"/>
+            </w:tcMar>
+          </w:tcPr>
+          <w:p>
+            <w:pPr>
+              <w:spacing w:after="20" w:line="252" w:lineRule="auto"/>
+            </w:pPr>
+            <w:r>
+              <w:rPr>
+                <w:sz w:val="19"/>
+                <w:szCs w:val="19"/>
+              </w:rPr>
+              <w:t>PUT /api/workers/me</w:t>
+            </w:r>
+          </w:p>
+        </w:tc>
+        <w:tc>
+          <w:tcPr>
+            <w:tcW w:w="1207" w:type="dxa"/>
+            <w:shd w:val="clear" w:color="auto" w:fill="F4F5F3"/>
+            <w:tcMar>
+              <w:top w:w="50" w:type="dxa"/>
+              <w:left w:w="90" w:type="dxa"/>
+              <w:bottom w:w="50" w:type="dxa"/>
+              <w:right w:w="90" w:type="dxa"/>
+            </w:tcMar>
+          </w:tcPr>
+          <w:p>
+            <w:pPr>
+              <w:spacing w:after="20" w:line="252" w:lineRule="auto"/>
+            </w:pPr>
+            <w:r>
+              <w:rPr>
+                <w:sz w:val="19"/>
+                <w:szCs w:val="19"/>
+              </w:rPr>
+              <w:t>token</w:t>
+            </w:r>
+          </w:p>
+        </w:tc>
+      </w:tr>
+      <w:tr>
+        <w:tblPrEx>
+          <w:tblCellMar>
+            <w:top w:w="0" w:type="dxa"/>
+            <w:bottom w:w="0" w:type="dxa"/>
+          </w:tblCellMar>
+        </w:tblPrEx>
+        <w:trPr>
+          <w:cantSplit/>
+        </w:trPr>
+        <w:tc>
+          <w:tcPr>
+            <w:tcW w:w="876" w:type="dxa"/>
+            <w:tcMar>
+              <w:top w:w="50" w:type="dxa"/>
+              <w:left w:w="90" w:type="dxa"/>
+              <w:bottom w:w="50" w:type="dxa"/>
+              <w:right w:w="90" w:type="dxa"/>
+            </w:tcMar>
+          </w:tcPr>
+          <w:p>
+            <w:pPr>
+              <w:spacing w:after="20" w:line="252" w:lineRule="auto"/>
+            </w:pPr>
+            <w:r>
+              <w:rPr>
+                <w:sz w:val="19"/>
+                <w:szCs w:val="19"/>
+              </w:rPr>
+              <w:t>POST</w:t>
+            </w:r>
+          </w:p>
+        </w:tc>
+        <w:tc>
+          <w:tcPr>
+            <w:tcW w:w="2628" w:type="dxa"/>
+            <w:tcMar>
+              <w:top w:w="50" w:type="dxa"/>
+              <w:left w:w="90" w:type="dxa"/>
+              <w:bottom w:w="50" w:type="dxa"/>
+              <w:right w:w="90" w:type="dxa"/>
+            </w:tcMar>
+          </w:tcPr>
+          <w:p>
+            <w:pPr>
+              <w:spacing w:after="20" w:line="252" w:lineRule="auto"/>
+            </w:pPr>
+            <w:r>
+              <w:rPr>
+                <w:sz w:val="19"/>
+                <w:szCs w:val="19"/>
+              </w:rPr>
+              <w:t>/workers/me/documents/{type_key}</w:t>
+            </w:r>
+          </w:p>
+        </w:tc>
+        <w:tc>
+          <w:tcPr>
+            <w:tcW w:w="2080" w:type="dxa"/>
+            <w:tcMar>
+              <w:top w:w="50" w:type="dxa"/>
+              <w:left w:w="90" w:type="dxa"/>
+              <w:bottom w:w="50" w:type="dxa"/>
+              <w:right w:w="90" w:type="dxa"/>
+            </w:tcMar>
+          </w:tcPr>
+          <w:p>
+            <w:pPr>
+              <w:spacing w:after="20" w:line="252" w:lineRule="auto"/>
+            </w:pPr>
+            <w:r>
+              <w:rPr>
+                <w:sz w:val="19"/>
+                <w:szCs w:val="19"/>
+              </w:rPr>
+              <w:t>Upload my document</w:t>
+            </w:r>
+          </w:p>
+        </w:tc>
+        <w:tc>
+          <w:tcPr>
+            <w:tcW w:w="2847" w:type="dxa"/>
+            <w:tcMar>
+              <w:top w:w="50" w:type="dxa"/>
+              <w:left w:w="90" w:type="dxa"/>
+              <w:bottom w:w="50" w:type="dxa"/>
+              <w:right w:w="90" w:type="dxa"/>
+            </w:tcMar>
+          </w:tcPr>
+          <w:p>
+            <w:pPr>
+              <w:spacing w:after="20" w:line="252" w:lineRule="auto"/>
+            </w:pPr>
+            <w:r>
+              <w:rPr>
+                <w:sz w:val="19"/>
+                <w:szCs w:val="19"/>
+              </w:rPr>
+              <w:t>POST /api/workers/me/documents/{type_key}</w:t>
+            </w:r>
+          </w:p>
+        </w:tc>
+        <w:tc>
+          <w:tcPr>
+            <w:tcW w:w="1207" w:type="dxa"/>
+            <w:tcMar>
+              <w:top w:w="50" w:type="dxa"/>
+              <w:left w:w="90" w:type="dxa"/>
+              <w:bottom w:w="50" w:type="dxa"/>
+              <w:right w:w="90" w:type="dxa"/>
+            </w:tcMar>
+          </w:tcPr>
+          <w:p>
+            <w:pPr>
+              <w:spacing w:after="20" w:line="252" w:lineRule="auto"/>
+            </w:pPr>
+            <w:r>
+              <w:rPr>
+                <w:sz w:val="19"/>
+                <w:szCs w:val="19"/>
+              </w:rPr>
+              <w:t>token</w:t>
+            </w:r>
+          </w:p>
+        </w:tc>
+      </w:tr>
+    </w:tbl>
+    <w:p>
+      <w:pPr>
+        <w:spacing w:after="120"/>
+      </w:pPr>
+    </w:p>
+    <w:p>
+      <w:r>
+        <w:br w:type="page"/>
+      </w:r>
+    </w:p>
+    <w:p>
+      <w:pPr>
+        <w:pStyle w:val="Heading1"/>
+      </w:pPr>
+      <w:bookmarkStart w:id="31" w:name="_Toc243697170"/>
+      <w:r>
+        <w:lastRenderedPageBreak/>
+        <w:t>4  Configuration</w:t>
+      </w:r>
+      <w:bookmarkEnd w:id="31"/>
+    </w:p>
+    <w:tbl>
+      <w:tblPr>
+        <w:tblW w:w="9638" w:type="dxa"/>
+        <w:tblBorders>
+          <w:top w:val="single" w:sz="4" w:space="0" w:color="C9D2CC"/>
+          <w:left w:val="single" w:sz="4" w:space="0" w:color="C9D2CC"/>
+          <w:bottom w:val="single" w:sz="4" w:space="0" w:color="C9D2CC"/>
+          <w:right w:val="single" w:sz="4" w:space="0" w:color="C9D2CC"/>
+          <w:insideH w:val="single" w:sz="4" w:space="0" w:color="C9D2CC"/>
+          <w:insideV w:val="single" w:sz="4" w:space="0" w:color="C9D2CC"/>
+        </w:tblBorders>
+        <w:tblLayout w:type="fixed"/>
+        <w:tblCellMar>
+          <w:left w:w="10" w:type="dxa"/>
+          <w:right w:w="10" w:type="dxa"/>
+        </w:tblCellMar>
+        <w:tblLook w:val="04A0" w:firstRow="1" w:lastRow="0" w:firstColumn="1" w:lastColumn="0" w:noHBand="0" w:noVBand="1"/>
       </w:tblPr>
       <w:tblGrid>
         <w:gridCol w:w="2789"/>
@@ -23971,12 +24688,12 @@
       <w:pPr>
         <w:pStyle w:val="Heading1"/>
       </w:pPr>
-      <w:bookmarkStart w:id="31" w:name="_Toc243694769"/>
+      <w:bookmarkStart w:id="32" w:name="_Toc243697171"/>
       <w:r>
         <w:lastRenderedPageBreak/>
         <w:t>5  Running and checking</w:t>
       </w:r>
-      <w:bookmarkEnd w:id="31"/>
+      <w:bookmarkEnd w:id="32"/>
     </w:p>
     <w:p>
       <w:pPr>
@@ -24151,7 +24868,15 @@
         <w:sz w:val="16"/>
         <w:szCs w:val="16"/>
       </w:rPr>
-      <w:t>DWS-MOB-01  |  Version 1.1  |  Internal</w:t>
+      <w:t xml:space="preserve">DWS-MOB-01 </w:t>
+    </w:r>
+    <w:r>
+      <w:rPr>
+        <w:color w:val="5F6B66"/>
+        <w:sz w:val="16"/>
+        <w:szCs w:val="16"/>
+      </w:rPr>
+      <w:t xml:space="preserve"> |  Version 1.1  |  Internal</w:t>
     </w:r>
     <w:r>
       <w:rPr>
@@ -24333,134 +25058,10 @@
 <file path=word/numbering.xml><?xml version="1.0" encoding="utf-8"?>
 <w:numbering xmlns:wpc="http://schemas.microsoft.com/office/word/2010/wordprocessingCanvas" xmlns:cx="http://schemas.microsoft.com/office/drawing/2014/chartex" xmlns:cx1="http://schemas.microsoft.com/office/drawing/2015/9/8/chartex" xmlns:mc="http://schemas.openxmlformats.org/markup-compatibility/2006" xmlns:o="urn:schemas-microsoft-com:office:office" xmlns:r="http://schemas.openxmlformats.org/officeDocument/2006/relationships" xmlns:m="http://schemas.openxmlformats.org/officeDocument/2006/math" xmlns:v="urn:schemas-microsoft-com:vml" xmlns:wp14="http://schemas.microsoft.com/office/word/2010/wordprocessingDrawing" xmlns:wp="http://schemas.openxmlformats.org/drawingml/2006/wordprocessingDrawing" xmlns:w10="urn:schemas-microsoft-com:office:word" xmlns:w="http://schemas.openxmlformats.org/wordprocessingml/2006/main" xmlns:w14="http://schemas.microsoft.com/office/word/2010/wordml" xmlns:w15="http://schemas.microsoft.com/office/word/2012/wordml" xmlns:w16se="http://schemas.microsoft.com/office/word/2015/wordml/symex" xmlns:wpg="http://schemas.microsoft.com/office/word/2010/wordprocessingGroup" xmlns:wpi="http://schemas.microsoft.com/office/word/2010/wordprocessingInk" xmlns:wne="http://schemas.microsoft.com/office/word/2006/wordml" xmlns:wps="http://schemas.microsoft.com/office/word/2010/wordprocessingShape" mc:Ignorable="w14 w15 w16se wp14">
   <w:abstractNum w:abstractNumId="0" w15:restartNumberingAfterBreak="0">
-    <w:nsid w:val="004B7E44"/>
+    <w:nsid w:val="368C518E"/>
     <w:multiLevelType w:val="hybridMultilevel"/>
-    <w:tmpl w:val="AB3CB390"/>
-    <w:lvl w:ilvl="0" w:tplc="3378EBDC">
-      <w:start w:val="1"/>
-      <w:numFmt w:val="bullet"/>
-      <w:lvlText w:val="•"/>
-      <w:lvlJc w:val="left"/>
-      <w:pPr>
-        <w:ind w:left="540" w:hanging="300"/>
-      </w:pPr>
-    </w:lvl>
-    <w:lvl w:ilvl="1" w:tplc="E2EAA52E" w:tentative="1">
-      <w:start w:val="1"/>
-      <w:numFmt w:val="bullet"/>
-      <w:lvlText w:val="–"/>
-      <w:lvlJc w:val="left"/>
-      <w:pPr>
-        <w:ind w:left="940" w:hanging="300"/>
-      </w:pPr>
-    </w:lvl>
-    <w:lvl w:ilvl="2" w:tplc="4E187372" w:tentative="1">
-      <w:start w:val="1"/>
-      <w:numFmt w:val="bullet"/>
-      <w:lvlText w:val="◦"/>
-      <w:lvlJc w:val="left"/>
-      <w:pPr>
-        <w:ind w:left="1340" w:hanging="300"/>
-      </w:pPr>
-    </w:lvl>
-    <w:lvl w:ilvl="3" w:tplc="38DCCF8A">
-      <w:numFmt w:val="decimal"/>
-      <w:lvlText w:val=""/>
-      <w:lvlJc w:val="left"/>
-    </w:lvl>
-    <w:lvl w:ilvl="4" w:tplc="8C26FCD0">
-      <w:numFmt w:val="decimal"/>
-      <w:lvlText w:val=""/>
-      <w:lvlJc w:val="left"/>
-    </w:lvl>
-    <w:lvl w:ilvl="5" w:tplc="52607BB6">
-      <w:numFmt w:val="decimal"/>
-      <w:lvlText w:val=""/>
-      <w:lvlJc w:val="left"/>
-    </w:lvl>
-    <w:lvl w:ilvl="6" w:tplc="51A81C9E">
-      <w:numFmt w:val="decimal"/>
-      <w:lvlText w:val=""/>
-      <w:lvlJc w:val="left"/>
-    </w:lvl>
-    <w:lvl w:ilvl="7" w:tplc="2BE8E488">
-      <w:numFmt w:val="decimal"/>
-      <w:lvlText w:val=""/>
-      <w:lvlJc w:val="left"/>
-    </w:lvl>
-    <w:lvl w:ilvl="8" w:tplc="D168169A">
-      <w:numFmt w:val="decimal"/>
-      <w:lvlText w:val=""/>
-      <w:lvlJc w:val="left"/>
-    </w:lvl>
-  </w:abstractNum>
-  <w:abstractNum w:abstractNumId="1" w15:restartNumberingAfterBreak="0">
-    <w:nsid w:val="2C9058F6"/>
-    <w:multiLevelType w:val="hybridMultilevel"/>
-    <w:tmpl w:val="39DE6E66"/>
-    <w:lvl w:ilvl="0" w:tplc="CC4AD418" w:tentative="1">
-      <w:start w:val="1"/>
-      <w:numFmt w:val="decimal"/>
-      <w:lvlText w:val="%1."/>
-      <w:lvlJc w:val="left"/>
-      <w:pPr>
-        <w:ind w:left="540" w:hanging="300"/>
-      </w:pPr>
-    </w:lvl>
-    <w:lvl w:ilvl="1" w:tplc="36C0AAA8" w:tentative="1">
-      <w:start w:val="1"/>
-      <w:numFmt w:val="lowerLetter"/>
-      <w:lvlText w:val="%2."/>
-      <w:lvlJc w:val="left"/>
-      <w:pPr>
-        <w:ind w:left="940" w:hanging="300"/>
-      </w:pPr>
-    </w:lvl>
-    <w:lvl w:ilvl="2" w:tplc="6A768884" w:tentative="1">
-      <w:start w:val="1"/>
-      <w:numFmt w:val="lowerRoman"/>
-      <w:lvlText w:val="%3."/>
-      <w:lvlJc w:val="left"/>
-      <w:pPr>
-        <w:ind w:left="1340" w:hanging="300"/>
-      </w:pPr>
-    </w:lvl>
-    <w:lvl w:ilvl="3" w:tplc="B2D2B55E">
-      <w:numFmt w:val="decimal"/>
-      <w:lvlText w:val=""/>
-      <w:lvlJc w:val="left"/>
-    </w:lvl>
-    <w:lvl w:ilvl="4" w:tplc="6E646A32">
-      <w:numFmt w:val="decimal"/>
-      <w:lvlText w:val=""/>
-      <w:lvlJc w:val="left"/>
-    </w:lvl>
-    <w:lvl w:ilvl="5" w:tplc="94D2D6AA">
-      <w:numFmt w:val="decimal"/>
-      <w:lvlText w:val=""/>
-      <w:lvlJc w:val="left"/>
-    </w:lvl>
-    <w:lvl w:ilvl="6" w:tplc="E1C0473A">
-      <w:numFmt w:val="decimal"/>
-      <w:lvlText w:val=""/>
-      <w:lvlJc w:val="left"/>
-    </w:lvl>
-    <w:lvl w:ilvl="7" w:tplc="E1D091F2">
-      <w:numFmt w:val="decimal"/>
-      <w:lvlText w:val=""/>
-      <w:lvlJc w:val="left"/>
-    </w:lvl>
-    <w:lvl w:ilvl="8" w:tplc="6C101CD4">
-      <w:numFmt w:val="decimal"/>
-      <w:lvlText w:val=""/>
-      <w:lvlJc w:val="left"/>
-    </w:lvl>
-  </w:abstractNum>
-  <w:abstractNum w:abstractNumId="2" w15:restartNumberingAfterBreak="0">
-    <w:nsid w:val="7D6148B9"/>
-    <w:multiLevelType w:val="hybridMultilevel"/>
-    <w:tmpl w:val="28161F22"/>
-    <w:lvl w:ilvl="0" w:tplc="CF22CDC6" w:tentative="1">
+    <w:tmpl w:val="15001B14"/>
+    <w:lvl w:ilvl="0" w:tplc="12942056" w:tentative="1">
       <w:start w:val="1"/>
       <w:numFmt w:val="bullet"/>
       <w:lvlText w:val="●"/>
@@ -24469,7 +25070,7 @@
         <w:ind w:left="720" w:hanging="360"/>
       </w:pPr>
     </w:lvl>
-    <w:lvl w:ilvl="1" w:tplc="B43E3004" w:tentative="1">
+    <w:lvl w:ilvl="1" w:tplc="F42E271C" w:tentative="1">
       <w:start w:val="1"/>
       <w:numFmt w:val="bullet"/>
       <w:lvlText w:val="○"/>
@@ -24478,7 +25079,7 @@
         <w:ind w:left="1440" w:hanging="360"/>
       </w:pPr>
     </w:lvl>
-    <w:lvl w:ilvl="2" w:tplc="67EEA984" w:tentative="1">
+    <w:lvl w:ilvl="2" w:tplc="B38EFF62" w:tentative="1">
       <w:start w:val="1"/>
       <w:numFmt w:val="bullet"/>
       <w:lvlText w:val="■"/>
@@ -24487,7 +25088,7 @@
         <w:ind w:left="2160" w:hanging="360"/>
       </w:pPr>
     </w:lvl>
-    <w:lvl w:ilvl="3" w:tplc="B406D468" w:tentative="1">
+    <w:lvl w:ilvl="3" w:tplc="EBAA8254" w:tentative="1">
       <w:start w:val="1"/>
       <w:numFmt w:val="bullet"/>
       <w:lvlText w:val="●"/>
@@ -24496,7 +25097,7 @@
         <w:ind w:left="2880" w:hanging="360"/>
       </w:pPr>
     </w:lvl>
-    <w:lvl w:ilvl="4" w:tplc="56823794" w:tentative="1">
+    <w:lvl w:ilvl="4" w:tplc="46848FB8" w:tentative="1">
       <w:start w:val="1"/>
       <w:numFmt w:val="bullet"/>
       <w:lvlText w:val="○"/>
@@ -24505,7 +25106,7 @@
         <w:ind w:left="3600" w:hanging="360"/>
       </w:pPr>
     </w:lvl>
-    <w:lvl w:ilvl="5" w:tplc="8FAC46AC" w:tentative="1">
+    <w:lvl w:ilvl="5" w:tplc="00982596" w:tentative="1">
       <w:start w:val="1"/>
       <w:numFmt w:val="bullet"/>
       <w:lvlText w:val="■"/>
@@ -24514,7 +25115,7 @@
         <w:ind w:left="4320" w:hanging="360"/>
       </w:pPr>
     </w:lvl>
-    <w:lvl w:ilvl="6" w:tplc="BFD03020" w:tentative="1">
+    <w:lvl w:ilvl="6" w:tplc="78C0F388" w:tentative="1">
       <w:start w:val="1"/>
       <w:numFmt w:val="bullet"/>
       <w:lvlText w:val="●"/>
@@ -24523,7 +25124,7 @@
         <w:ind w:left="5040" w:hanging="360"/>
       </w:pPr>
     </w:lvl>
-    <w:lvl w:ilvl="7" w:tplc="B00EA0A0" w:tentative="1">
+    <w:lvl w:ilvl="7" w:tplc="6994B8E4" w:tentative="1">
       <w:start w:val="1"/>
       <w:numFmt w:val="bullet"/>
       <w:lvlText w:val="●"/>
@@ -24532,7 +25133,7 @@
         <w:ind w:left="5760" w:hanging="360"/>
       </w:pPr>
     </w:lvl>
-    <w:lvl w:ilvl="8" w:tplc="846A4254" w:tentative="1">
+    <w:lvl w:ilvl="8" w:tplc="962C8B26" w:tentative="1">
       <w:start w:val="1"/>
       <w:numFmt w:val="bullet"/>
       <w:lvlText w:val="●"/>
@@ -24542,14 +25143,138 @@
       </w:pPr>
     </w:lvl>
   </w:abstractNum>
+  <w:abstractNum w:abstractNumId="1" w15:restartNumberingAfterBreak="0">
+    <w:nsid w:val="39275BF9"/>
+    <w:multiLevelType w:val="hybridMultilevel"/>
+    <w:tmpl w:val="4344EEF2"/>
+    <w:lvl w:ilvl="0" w:tplc="41967548" w:tentative="1">
+      <w:start w:val="1"/>
+      <w:numFmt w:val="decimal"/>
+      <w:lvlText w:val="%1."/>
+      <w:lvlJc w:val="left"/>
+      <w:pPr>
+        <w:ind w:left="540" w:hanging="300"/>
+      </w:pPr>
+    </w:lvl>
+    <w:lvl w:ilvl="1" w:tplc="A5ECBCFA" w:tentative="1">
+      <w:start w:val="1"/>
+      <w:numFmt w:val="lowerLetter"/>
+      <w:lvlText w:val="%2."/>
+      <w:lvlJc w:val="left"/>
+      <w:pPr>
+        <w:ind w:left="940" w:hanging="300"/>
+      </w:pPr>
+    </w:lvl>
+    <w:lvl w:ilvl="2" w:tplc="3C5872CC" w:tentative="1">
+      <w:start w:val="1"/>
+      <w:numFmt w:val="lowerRoman"/>
+      <w:lvlText w:val="%3."/>
+      <w:lvlJc w:val="left"/>
+      <w:pPr>
+        <w:ind w:left="1340" w:hanging="300"/>
+      </w:pPr>
+    </w:lvl>
+    <w:lvl w:ilvl="3" w:tplc="8DAA43B6">
+      <w:numFmt w:val="decimal"/>
+      <w:lvlText w:val=""/>
+      <w:lvlJc w:val="left"/>
+    </w:lvl>
+    <w:lvl w:ilvl="4" w:tplc="2EBC2818">
+      <w:numFmt w:val="decimal"/>
+      <w:lvlText w:val=""/>
+      <w:lvlJc w:val="left"/>
+    </w:lvl>
+    <w:lvl w:ilvl="5" w:tplc="9628E586">
+      <w:numFmt w:val="decimal"/>
+      <w:lvlText w:val=""/>
+      <w:lvlJc w:val="left"/>
+    </w:lvl>
+    <w:lvl w:ilvl="6" w:tplc="EAEE6732">
+      <w:numFmt w:val="decimal"/>
+      <w:lvlText w:val=""/>
+      <w:lvlJc w:val="left"/>
+    </w:lvl>
+    <w:lvl w:ilvl="7" w:tplc="809AFFD2">
+      <w:numFmt w:val="decimal"/>
+      <w:lvlText w:val=""/>
+      <w:lvlJc w:val="left"/>
+    </w:lvl>
+    <w:lvl w:ilvl="8" w:tplc="AF8E6498">
+      <w:numFmt w:val="decimal"/>
+      <w:lvlText w:val=""/>
+      <w:lvlJc w:val="left"/>
+    </w:lvl>
+  </w:abstractNum>
+  <w:abstractNum w:abstractNumId="2" w15:restartNumberingAfterBreak="0">
+    <w:nsid w:val="5C4E68E4"/>
+    <w:multiLevelType w:val="hybridMultilevel"/>
+    <w:tmpl w:val="7F9AD2EE"/>
+    <w:lvl w:ilvl="0" w:tplc="8898B54C">
+      <w:start w:val="1"/>
+      <w:numFmt w:val="bullet"/>
+      <w:lvlText w:val="•"/>
+      <w:lvlJc w:val="left"/>
+      <w:pPr>
+        <w:ind w:left="540" w:hanging="300"/>
+      </w:pPr>
+    </w:lvl>
+    <w:lvl w:ilvl="1" w:tplc="D624E4F6" w:tentative="1">
+      <w:start w:val="1"/>
+      <w:numFmt w:val="bullet"/>
+      <w:lvlText w:val="–"/>
+      <w:lvlJc w:val="left"/>
+      <w:pPr>
+        <w:ind w:left="940" w:hanging="300"/>
+      </w:pPr>
+    </w:lvl>
+    <w:lvl w:ilvl="2" w:tplc="3B581F56" w:tentative="1">
+      <w:start w:val="1"/>
+      <w:numFmt w:val="bullet"/>
+      <w:lvlText w:val="◦"/>
+      <w:lvlJc w:val="left"/>
+      <w:pPr>
+        <w:ind w:left="1340" w:hanging="300"/>
+      </w:pPr>
+    </w:lvl>
+    <w:lvl w:ilvl="3" w:tplc="A1E69CB4">
+      <w:numFmt w:val="decimal"/>
+      <w:lvlText w:val=""/>
+      <w:lvlJc w:val="left"/>
+    </w:lvl>
+    <w:lvl w:ilvl="4" w:tplc="1F764EA6">
+      <w:numFmt w:val="decimal"/>
+      <w:lvlText w:val=""/>
+      <w:lvlJc w:val="left"/>
+    </w:lvl>
+    <w:lvl w:ilvl="5" w:tplc="A2C034CA">
+      <w:numFmt w:val="decimal"/>
+      <w:lvlText w:val=""/>
+      <w:lvlJc w:val="left"/>
+    </w:lvl>
+    <w:lvl w:ilvl="6" w:tplc="78B40110">
+      <w:numFmt w:val="decimal"/>
+      <w:lvlText w:val=""/>
+      <w:lvlJc w:val="left"/>
+    </w:lvl>
+    <w:lvl w:ilvl="7" w:tplc="19E4B058">
+      <w:numFmt w:val="decimal"/>
+      <w:lvlText w:val=""/>
+      <w:lvlJc w:val="left"/>
+    </w:lvl>
+    <w:lvl w:ilvl="8" w:tplc="B5C6DBA2">
+      <w:numFmt w:val="decimal"/>
+      <w:lvlText w:val=""/>
+      <w:lvlJc w:val="left"/>
+    </w:lvl>
+  </w:abstractNum>
   <w:num w:numId="1">
-    <w:abstractNumId w:val="2"/>
+    <w:abstractNumId w:val="0"/>
     <w:lvlOverride w:ilvl="0">
       <w:startOverride w:val="1"/>
     </w:lvlOverride>
   </w:num>
   <w:num w:numId="2">
-    <w:abstractNumId w:val="0"/>
+    <w:abstractNumId w:val="2"/>
     <w:lvlOverride w:ilvl="0">
       <w:startOverride w:val="1"/>
     </w:lvlOverride>
@@ -25178,7 +25903,7 @@
     <w:autoRedefine/>
     <w:uiPriority w:val="39"/>
     <w:unhideWhenUsed/>
-    <w:rsid w:val="002E1CE4"/>
+    <w:rsid w:val="00F81614"/>
     <w:pPr>
       <w:spacing w:after="100"/>
     </w:pPr>
@@ -25190,7 +25915,7 @@
     <w:autoRedefine/>
     <w:uiPriority w:val="39"/>
     <w:unhideWhenUsed/>
-    <w:rsid w:val="002E1CE4"/>
+    <w:rsid w:val="00F81614"/>
     <w:pPr>
       <w:spacing w:after="100"/>
       <w:ind w:left="210"/>

--- a/documentation/05 Mobile/Mobile Server (BFF).docx
+++ b/documentation/05 Mobile/Mobile Server (BFF).docx
@@ -1317,6 +1317,81 @@
           </w:p>
         </w:tc>
       </w:tr>
+      <w:tr>
+        <w:tblPrEx>
+          <w:tblCellMar>
+            <w:top w:w="0" w:type="dxa"/>
+            <w:bottom w:w="0" w:type="dxa"/>
+          </w:tblCellMar>
+        </w:tblPrEx>
+        <w:tc>
+          <w:tcPr>
+            <w:tcW w:w="1300" w:type="dxa"/>
+            <w:tcMar>
+              <w:top w:w="50" w:type="dxa"/>
+              <w:left w:w="90" w:type="dxa"/>
+              <w:bottom w:w="50" w:type="dxa"/>
+              <w:right w:w="90" w:type="dxa"/>
+            </w:tcMar>
+          </w:tcPr>
+          <w:p>
+            <w:r>
+              <w:rPr>
+                <w:sz w:val="19"/>
+                <w:szCs w:val="19"/>
+              </w:rPr>
+              <w:t>1.1</w:t>
+            </w:r>
+          </w:p>
+        </w:tc>
+        <w:tc>
+          <w:tcPr>
+            <w:tcW w:w="1900" w:type="dxa"/>
+            <w:tcMar>
+              <w:top w:w="50" w:type="dxa"/>
+              <w:left w:w="90" w:type="dxa"/>
+              <w:bottom w:w="50" w:type="dxa"/>
+              <w:right w:w="90" w:type="dxa"/>
+            </w:tcMar>
+          </w:tcPr>
+          <w:p>
+            <w:r>
+              <w:rPr>
+                <w:sz w:val="19"/>
+                <w:szCs w:val="19"/>
+              </w:rPr>
+              <w:t>24 October 2026</w:t>
+            </w:r>
+          </w:p>
+        </w:tc>
+        <w:tc>
+          <w:tcPr>
+            <w:tcW w:w="6438" w:type="dxa"/>
+            <w:tcMar>
+              <w:top w:w="50" w:type="dxa"/>
+              <w:left w:w="90" w:type="dxa"/>
+              <w:bottom w:w="50" w:type="dxa"/>
+              <w:right w:w="90" w:type="dxa"/>
+            </w:tcMar>
+          </w:tcPr>
+          <w:p>
+            <w:r>
+              <w:rPr>
+                <w:sz w:val="19"/>
+                <w:szCs w:val="19"/>
+              </w:rPr>
+              <w:t xml:space="preserve">Named: </w:t>
+            </w:r>
+            <w:r>
+              <w:rPr>
+                <w:sz w:val="19"/>
+                <w:szCs w:val="19"/>
+              </w:rPr>
+              <w:t>app/core/profile_photos.py saves a profile photo (squared, at most 1 MB) as media/profiles/u&lt;id&gt;-&lt;random&gt;.jpg and deletes the old one. Here it also turns the phone's photo upright.</w:t>
+            </w:r>
+          </w:p>
+        </w:tc>
+      </w:tr>
     </w:tbl>
     <w:p>
       <w:pPr>
@@ -1328,7 +1403,7 @@
           <w:sz w:val="20"/>
           <w:szCs w:val="20"/>
         </w:rPr>
-        <w:t>Keep this document up to da</w:t>
+        <w:t xml:space="preserve">Keep this document up to date: when a feature, setting or server changes, </w:t>
       </w:r>
       <w:r>
         <w:rPr>
@@ -1336,7 +1411,7 @@
           <w:sz w:val="20"/>
           <w:szCs w:val="20"/>
         </w:rPr>
-        <w:t>te: when a feature, setting or server changes, edit the matching section here and add a line to the table above.</w:t>
+        <w:t>edit the matching section here and add a line to the table above.</w:t>
       </w:r>
     </w:p>
     <w:p>
@@ -1357,7 +1432,7 @@
     <w:sdt>
       <w:sdtPr>
         <w:alias w:val="Contents"/>
-        <w:id w:val="-1858718373"/>
+        <w:id w:val="569779895"/>
       </w:sdtPr>
       <w:sdtEndPr/>
       <w:sdtContent>
@@ -1384,7 +1459,7 @@
           <w:r>
             <w:fldChar w:fldCharType="separate"/>
           </w:r>
-          <w:hyperlink w:anchor="_Toc243697140" w:history="1">
+          <w:hyperlink w:anchor="_Toc243725365" w:history="1">
             <w:r>
               <w:rPr>
                 <w:rStyle w:val="Hyperlink"/>
@@ -1408,7 +1483,7 @@
               <w:rPr>
                 <w:noProof/>
               </w:rPr>
-              <w:instrText xml:space="preserve"> PAGEREF _Toc243697140 \h </w:instrText>
+              <w:instrText xml:space="preserve"> PAGEREF _Toc243725365 \h </w:instrText>
             </w:r>
             <w:r>
               <w:rPr>
@@ -1449,7 +1524,7 @@
               <w:szCs w:val="22"/>
             </w:rPr>
           </w:pPr>
-          <w:hyperlink w:anchor="_Toc243697141" w:history="1">
+          <w:hyperlink w:anchor="_Toc243725366" w:history="1">
             <w:r>
               <w:rPr>
                 <w:rStyle w:val="Hyperlink"/>
@@ -1473,7 +1548,7 @@
               <w:rPr>
                 <w:noProof/>
               </w:rPr>
-              <w:instrText xml:space="preserve"> PAGEREF _Toc243697141 \h </w:instrText>
+              <w:instrText xml:space="preserve"> PAGEREF _Toc243725366 \h </w:instrText>
             </w:r>
             <w:r>
               <w:rPr>
@@ -1514,7 +1589,7 @@
               <w:szCs w:val="22"/>
             </w:rPr>
           </w:pPr>
-          <w:hyperlink w:anchor="_Toc243697142" w:history="1">
+          <w:hyperlink w:anchor="_Toc243725367" w:history="1">
             <w:r>
               <w:rPr>
                 <w:rStyle w:val="Hyperlink"/>
@@ -1538,7 +1613,7 @@
               <w:rPr>
                 <w:noProof/>
               </w:rPr>
-              <w:instrText xml:space="preserve"> PAGEREF _Toc243697142 \h </w:instrText>
+              <w:instrText xml:space="preserve"> PAGEREF _Toc243725367 \h </w:instrText>
             </w:r>
             <w:r>
               <w:rPr>
@@ -1579,7 +1654,7 @@
               <w:szCs w:val="22"/>
             </w:rPr>
           </w:pPr>
-          <w:hyperlink w:anchor="_Toc243697143" w:history="1">
+          <w:hyperlink w:anchor="_Toc243725368" w:history="1">
             <w:r>
               <w:rPr>
                 <w:rStyle w:val="Hyperlink"/>
@@ -1603,7 +1678,7 @@
               <w:rPr>
                 <w:noProof/>
               </w:rPr>
-              <w:instrText xml:space="preserve"> PAGEREF _Toc243697143 \h </w:instrText>
+              <w:instrText xml:space="preserve"> PAGEREF _Toc243725368 \h </w:instrText>
             </w:r>
             <w:r>
               <w:rPr>
@@ -1644,7 +1719,7 @@
               <w:szCs w:val="22"/>
             </w:rPr>
           </w:pPr>
-          <w:hyperlink w:anchor="_Toc243697144" w:history="1">
+          <w:hyperlink w:anchor="_Toc243725369" w:history="1">
             <w:r>
               <w:rPr>
                 <w:rStyle w:val="Hyperlink"/>
@@ -1668,7 +1743,7 @@
               <w:rPr>
                 <w:noProof/>
               </w:rPr>
-              <w:instrText xml:space="preserve"> PAGEREF _Toc243697144 \h </w:instrText>
+              <w:instrText xml:space="preserve"> PAGEREF _Toc243725369 \h </w:instrText>
             </w:r>
             <w:r>
               <w:rPr>
@@ -1709,7 +1784,7 @@
               <w:szCs w:val="22"/>
             </w:rPr>
           </w:pPr>
-          <w:hyperlink w:anchor="_Toc243697145" w:history="1">
+          <w:hyperlink w:anchor="_Toc243725370" w:history="1">
             <w:r>
               <w:rPr>
                 <w:rStyle w:val="Hyperlink"/>
@@ -1733,7 +1808,7 @@
               <w:rPr>
                 <w:noProof/>
               </w:rPr>
-              <w:instrText xml:space="preserve"> PAGEREF _Toc243697145 \h </w:instrText>
+              <w:instrText xml:space="preserve"> PAGEREF _Toc243725370 \h </w:instrText>
             </w:r>
             <w:r>
               <w:rPr>
@@ -1774,7 +1849,7 @@
               <w:szCs w:val="22"/>
             </w:rPr>
           </w:pPr>
-          <w:hyperlink w:anchor="_Toc243697146" w:history="1">
+          <w:hyperlink w:anchor="_Toc243725371" w:history="1">
             <w:r>
               <w:rPr>
                 <w:rStyle w:val="Hyperlink"/>
@@ -1798,7 +1873,7 @@
               <w:rPr>
                 <w:noProof/>
               </w:rPr>
-              <w:instrText xml:space="preserve"> PAGEREF _Toc243697146 \h </w:instrText>
+              <w:instrText xml:space="preserve"> PAGEREF _Toc243725371 \h </w:instrText>
             </w:r>
             <w:r>
               <w:rPr>
@@ -1839,7 +1914,7 @@
               <w:szCs w:val="22"/>
             </w:rPr>
           </w:pPr>
-          <w:hyperlink w:anchor="_Toc243697147" w:history="1">
+          <w:hyperlink w:anchor="_Toc243725372" w:history="1">
             <w:r>
               <w:rPr>
                 <w:rStyle w:val="Hyperlink"/>
@@ -1863,7 +1938,7 @@
               <w:rPr>
                 <w:noProof/>
               </w:rPr>
-              <w:instrText xml:space="preserve"> PAGEREF _Toc243697147 \h </w:instrText>
+              <w:instrText xml:space="preserve"> PAGEREF _Toc243725372 \h </w:instrText>
             </w:r>
             <w:r>
               <w:rPr>
@@ -1904,7 +1979,7 @@
               <w:szCs w:val="22"/>
             </w:rPr>
           </w:pPr>
-          <w:hyperlink w:anchor="_Toc243697148" w:history="1">
+          <w:hyperlink w:anchor="_Toc243725373" w:history="1">
             <w:r>
               <w:rPr>
                 <w:rStyle w:val="Hyperlink"/>
@@ -1928,7 +2003,7 @@
               <w:rPr>
                 <w:noProof/>
               </w:rPr>
-              <w:instrText xml:space="preserve"> PAGEREF _Toc243697148 \h </w:instrText>
+              <w:instrText xml:space="preserve"> PAGEREF _Toc243725373 \h </w:instrText>
             </w:r>
             <w:r>
               <w:rPr>
@@ -1969,7 +2044,7 @@
               <w:szCs w:val="22"/>
             </w:rPr>
           </w:pPr>
-          <w:hyperlink w:anchor="_Toc243697149" w:history="1">
+          <w:hyperlink w:anchor="_Toc243725374" w:history="1">
             <w:r>
               <w:rPr>
                 <w:rStyle w:val="Hyperlink"/>
@@ -1993,7 +2068,7 @@
               <w:rPr>
                 <w:noProof/>
               </w:rPr>
-              <w:instrText xml:space="preserve"> PAGEREF _Toc243697149 \h </w:instrText>
+              <w:instrText xml:space="preserve"> PAGEREF _Toc243725374 \h </w:instrText>
             </w:r>
             <w:r>
               <w:rPr>
@@ -2034,7 +2109,7 @@
               <w:szCs w:val="22"/>
             </w:rPr>
           </w:pPr>
-          <w:hyperlink w:anchor="_Toc243697150" w:history="1">
+          <w:hyperlink w:anchor="_Toc243725375" w:history="1">
             <w:r>
               <w:rPr>
                 <w:rStyle w:val="Hyperlink"/>
@@ -2058,7 +2133,7 @@
               <w:rPr>
                 <w:noProof/>
               </w:rPr>
-              <w:instrText xml:space="preserve"> PAGEREF _Toc243697150 \h </w:instrText>
+              <w:instrText xml:space="preserve"> PAGEREF _Toc243725375 \h </w:instrText>
             </w:r>
             <w:r>
               <w:rPr>
@@ -2099,7 +2174,7 @@
               <w:szCs w:val="22"/>
             </w:rPr>
           </w:pPr>
-          <w:hyperlink w:anchor="_Toc243697151" w:history="1">
+          <w:hyperlink w:anchor="_Toc243725376" w:history="1">
             <w:r>
               <w:rPr>
                 <w:rStyle w:val="Hyperlink"/>
@@ -2123,7 +2198,7 @@
               <w:rPr>
                 <w:noProof/>
               </w:rPr>
-              <w:instrText xml:space="preserve"> PAGEREF _Toc243697151 \h </w:instrText>
+              <w:instrText xml:space="preserve"> PAGEREF _Toc243725376 \h </w:instrText>
             </w:r>
             <w:r>
               <w:rPr>
@@ -2164,7 +2239,7 @@
               <w:szCs w:val="22"/>
             </w:rPr>
           </w:pPr>
-          <w:hyperlink w:anchor="_Toc243697152" w:history="1">
+          <w:hyperlink w:anchor="_Toc243725377" w:history="1">
             <w:r>
               <w:rPr>
                 <w:rStyle w:val="Hyperlink"/>
@@ -2188,7 +2263,7 @@
               <w:rPr>
                 <w:noProof/>
               </w:rPr>
-              <w:instrText xml:space="preserve"> PAGEREF _Toc243697152 \h </w:instrText>
+              <w:instrText xml:space="preserve"> PAGEREF _Toc243725377 \h </w:instrText>
             </w:r>
             <w:r>
               <w:rPr>
@@ -2229,7 +2304,7 @@
               <w:szCs w:val="22"/>
             </w:rPr>
           </w:pPr>
-          <w:hyperlink w:anchor="_Toc243697153" w:history="1">
+          <w:hyperlink w:anchor="_Toc243725378" w:history="1">
             <w:r>
               <w:rPr>
                 <w:rStyle w:val="Hyperlink"/>
@@ -2253,7 +2328,7 @@
               <w:rPr>
                 <w:noProof/>
               </w:rPr>
-              <w:instrText xml:space="preserve"> PAGEREF _Toc243697153 \h </w:instrText>
+              <w:instrText xml:space="preserve"> PAGEREF _Toc243725378 \h </w:instrText>
             </w:r>
             <w:r>
               <w:rPr>
@@ -2294,7 +2369,7 @@
               <w:szCs w:val="22"/>
             </w:rPr>
           </w:pPr>
-          <w:hyperlink w:anchor="_Toc243697154" w:history="1">
+          <w:hyperlink w:anchor="_Toc243725379" w:history="1">
             <w:r>
               <w:rPr>
                 <w:rStyle w:val="Hyperlink"/>
@@ -2318,7 +2393,7 @@
               <w:rPr>
                 <w:noProof/>
               </w:rPr>
-              <w:instrText xml:space="preserve"> PAGEREF _Toc243697154 \h </w:instrText>
+              <w:instrText xml:space="preserve"> PAGEREF _Toc243725379 \h </w:instrText>
             </w:r>
             <w:r>
               <w:rPr>
@@ -2359,7 +2434,7 @@
               <w:szCs w:val="22"/>
             </w:rPr>
           </w:pPr>
-          <w:hyperlink w:anchor="_Toc243697155" w:history="1">
+          <w:hyperlink w:anchor="_Toc243725380" w:history="1">
             <w:r>
               <w:rPr>
                 <w:rStyle w:val="Hyperlink"/>
@@ -2383,7 +2458,7 @@
               <w:rPr>
                 <w:noProof/>
               </w:rPr>
-              <w:instrText xml:space="preserve"> PAGEREF _Toc243697155 \h </w:instrText>
+              <w:instrText xml:space="preserve"> PAGEREF _Toc243725380 \h </w:instrText>
             </w:r>
             <w:r>
               <w:rPr>
@@ -2424,7 +2499,7 @@
               <w:szCs w:val="22"/>
             </w:rPr>
           </w:pPr>
-          <w:hyperlink w:anchor="_Toc243697156" w:history="1">
+          <w:hyperlink w:anchor="_Toc243725381" w:history="1">
             <w:r>
               <w:rPr>
                 <w:rStyle w:val="Hyperlink"/>
@@ -2448,7 +2523,7 @@
               <w:rPr>
                 <w:noProof/>
               </w:rPr>
-              <w:instrText xml:space="preserve"> PAGEREF _Toc243697156 \h </w:instrText>
+              <w:instrText xml:space="preserve"> PAGEREF _Toc243725381 \h </w:instrText>
             </w:r>
             <w:r>
               <w:rPr>
@@ -2489,7 +2564,7 @@
               <w:szCs w:val="22"/>
             </w:rPr>
           </w:pPr>
-          <w:hyperlink w:anchor="_Toc243697157" w:history="1">
+          <w:hyperlink w:anchor="_Toc243725382" w:history="1">
             <w:r>
               <w:rPr>
                 <w:rStyle w:val="Hyperlink"/>
@@ -2513,7 +2588,7 @@
               <w:rPr>
                 <w:noProof/>
               </w:rPr>
-              <w:instrText xml:space="preserve"> PAGEREF _Toc243697157 \h </w:instrText>
+              <w:instrText xml:space="preserve"> PAGEREF _Toc243725382 \h </w:instrText>
             </w:r>
             <w:r>
               <w:rPr>
@@ -2554,7 +2629,7 @@
               <w:szCs w:val="22"/>
             </w:rPr>
           </w:pPr>
-          <w:hyperlink w:anchor="_Toc243697158" w:history="1">
+          <w:hyperlink w:anchor="_Toc243725383" w:history="1">
             <w:r>
               <w:rPr>
                 <w:rStyle w:val="Hyperlink"/>
@@ -2578,7 +2653,7 @@
               <w:rPr>
                 <w:noProof/>
               </w:rPr>
-              <w:instrText xml:space="preserve"> PAGEREF _Toc243697158 \h </w:instrText>
+              <w:instrText xml:space="preserve"> PAGEREF _Toc243725383 \h </w:instrText>
             </w:r>
             <w:r>
               <w:rPr>
@@ -2619,7 +2694,7 @@
               <w:szCs w:val="22"/>
             </w:rPr>
           </w:pPr>
-          <w:hyperlink w:anchor="_Toc243697159" w:history="1">
+          <w:hyperlink w:anchor="_Toc243725384" w:history="1">
             <w:r>
               <w:rPr>
                 <w:rStyle w:val="Hyperlink"/>
@@ -2643,7 +2718,7 @@
               <w:rPr>
                 <w:noProof/>
               </w:rPr>
-              <w:instrText xml:space="preserve"> PAGEREF _Toc243697159 \h </w:instrText>
+              <w:instrText xml:space="preserve"> PAGEREF _Toc243725384 \h </w:instrText>
             </w:r>
             <w:r>
               <w:rPr>
@@ -2684,7 +2759,7 @@
               <w:szCs w:val="22"/>
             </w:rPr>
           </w:pPr>
-          <w:hyperlink w:anchor="_Toc243697160" w:history="1">
+          <w:hyperlink w:anchor="_Toc243725385" w:history="1">
             <w:r>
               <w:rPr>
                 <w:rStyle w:val="Hyperlink"/>
@@ -2708,7 +2783,7 @@
               <w:rPr>
                 <w:noProof/>
               </w:rPr>
-              <w:instrText xml:space="preserve"> PAGEREF _Toc243697160 \h </w:instrText>
+              <w:instrText xml:space="preserve"> PAGEREF _Toc243725385 \h </w:instrText>
             </w:r>
             <w:r>
               <w:rPr>
@@ -2749,7 +2824,7 @@
               <w:szCs w:val="22"/>
             </w:rPr>
           </w:pPr>
-          <w:hyperlink w:anchor="_Toc243697161" w:history="1">
+          <w:hyperlink w:anchor="_Toc243725386" w:history="1">
             <w:r>
               <w:rPr>
                 <w:rStyle w:val="Hyperlink"/>
@@ -2773,7 +2848,7 @@
               <w:rPr>
                 <w:noProof/>
               </w:rPr>
-              <w:instrText xml:space="preserve"> PAGEREF _Toc243697161 \h </w:instrText>
+              <w:instrText xml:space="preserve"> PAGEREF _Toc243725386 \h </w:instrText>
             </w:r>
             <w:r>
               <w:rPr>
@@ -2814,7 +2889,7 @@
               <w:szCs w:val="22"/>
             </w:rPr>
           </w:pPr>
-          <w:hyperlink w:anchor="_Toc243697162" w:history="1">
+          <w:hyperlink w:anchor="_Toc243725387" w:history="1">
             <w:r>
               <w:rPr>
                 <w:rStyle w:val="Hyperlink"/>
@@ -2838,7 +2913,7 @@
               <w:rPr>
                 <w:noProof/>
               </w:rPr>
-              <w:instrText xml:space="preserve"> PAGEREF _Toc243697162 \h </w:instrText>
+              <w:instrText xml:space="preserve"> PAGEREF _Toc243725387 \h </w:instrText>
             </w:r>
             <w:r>
               <w:rPr>
@@ -2879,7 +2954,7 @@
               <w:szCs w:val="22"/>
             </w:rPr>
           </w:pPr>
-          <w:hyperlink w:anchor="_Toc243697163" w:history="1">
+          <w:hyperlink w:anchor="_Toc243725388" w:history="1">
             <w:r>
               <w:rPr>
                 <w:rStyle w:val="Hyperlink"/>
@@ -2903,7 +2978,7 @@
               <w:rPr>
                 <w:noProof/>
               </w:rPr>
-              <w:instrText xml:space="preserve"> PAGEREF _Toc243697163 \h </w:instrText>
+              <w:instrText xml:space="preserve"> PAGEREF _Toc243725388 \h </w:instrText>
             </w:r>
             <w:r>
               <w:rPr>
@@ -2944,7 +3019,7 @@
               <w:szCs w:val="22"/>
             </w:rPr>
           </w:pPr>
-          <w:hyperlink w:anchor="_Toc243697164" w:history="1">
+          <w:hyperlink w:anchor="_Toc243725389" w:history="1">
             <w:r>
               <w:rPr>
                 <w:rStyle w:val="Hyperlink"/>
@@ -2968,7 +3043,7 @@
               <w:rPr>
                 <w:noProof/>
               </w:rPr>
-              <w:instrText xml:space="preserve"> PAGEREF _Toc243697164 \h </w:instrText>
+              <w:instrText xml:space="preserve"> PAGEREF _Toc243725389 \h </w:instrText>
             </w:r>
             <w:r>
               <w:rPr>
@@ -3009,7 +3084,7 @@
               <w:szCs w:val="22"/>
             </w:rPr>
           </w:pPr>
-          <w:hyperlink w:anchor="_Toc243697165" w:history="1">
+          <w:hyperlink w:anchor="_Toc243725390" w:history="1">
             <w:r>
               <w:rPr>
                 <w:rStyle w:val="Hyperlink"/>
@@ -3033,7 +3108,7 @@
               <w:rPr>
                 <w:noProof/>
               </w:rPr>
-              <w:instrText xml:space="preserve"> PAGEREF _Toc243697165 \h </w:instrText>
+              <w:instrText xml:space="preserve"> PAGEREF _Toc243725390 \h </w:instrText>
             </w:r>
             <w:r>
               <w:rPr>
@@ -3074,7 +3149,7 @@
               <w:szCs w:val="22"/>
             </w:rPr>
           </w:pPr>
-          <w:hyperlink w:anchor="_Toc243697166" w:history="1">
+          <w:hyperlink w:anchor="_Toc243725391" w:history="1">
             <w:r>
               <w:rPr>
                 <w:rStyle w:val="Hyperlink"/>
@@ -3098,7 +3173,7 @@
               <w:rPr>
                 <w:noProof/>
               </w:rPr>
-              <w:instrText xml:space="preserve"> PAGEREF _Toc243697166 \h </w:instrText>
+              <w:instrText xml:space="preserve"> PAGEREF _Toc243725391 \h </w:instrText>
             </w:r>
             <w:r>
               <w:rPr>
@@ -3139,7 +3214,7 @@
               <w:szCs w:val="22"/>
             </w:rPr>
           </w:pPr>
-          <w:hyperlink w:anchor="_Toc243697167" w:history="1">
+          <w:hyperlink w:anchor="_Toc243725392" w:history="1">
             <w:r>
               <w:rPr>
                 <w:rStyle w:val="Hyperlink"/>
@@ -3163,7 +3238,7 @@
               <w:rPr>
                 <w:noProof/>
               </w:rPr>
-              <w:instrText xml:space="preserve"> PAGEREF _Toc243697167 \h </w:instrText>
+              <w:instrText xml:space="preserve"> PAGEREF _Toc243725392 \h </w:instrText>
             </w:r>
             <w:r>
               <w:rPr>
@@ -3204,7 +3279,7 @@
               <w:szCs w:val="22"/>
             </w:rPr>
           </w:pPr>
-          <w:hyperlink w:anchor="_Toc243697168" w:history="1">
+          <w:hyperlink w:anchor="_Toc243725393" w:history="1">
             <w:r>
               <w:rPr>
                 <w:rStyle w:val="Hyperlink"/>
@@ -3228,7 +3303,7 @@
               <w:rPr>
                 <w:noProof/>
               </w:rPr>
-              <w:instrText xml:space="preserve"> PAGEREF _Toc243697168 \h </w:instrText>
+              <w:instrText xml:space="preserve"> PAGEREF _Toc243725393 \h </w:instrText>
             </w:r>
             <w:r>
               <w:rPr>
@@ -3269,7 +3344,7 @@
               <w:szCs w:val="22"/>
             </w:rPr>
           </w:pPr>
-          <w:hyperlink w:anchor="_Toc243697169" w:history="1">
+          <w:hyperlink w:anchor="_Toc243725394" w:history="1">
             <w:r>
               <w:rPr>
                 <w:rStyle w:val="Hyperlink"/>
@@ -3293,7 +3368,7 @@
               <w:rPr>
                 <w:noProof/>
               </w:rPr>
-              <w:instrText xml:space="preserve"> PAGEREF _Toc243697169 \h </w:instrText>
+              <w:instrText xml:space="preserve"> PAGEREF _Toc243725394 \h </w:instrText>
             </w:r>
             <w:r>
               <w:rPr>
@@ -3334,7 +3409,7 @@
               <w:szCs w:val="22"/>
             </w:rPr>
           </w:pPr>
-          <w:hyperlink w:anchor="_Toc243697170" w:history="1">
+          <w:hyperlink w:anchor="_Toc243725395" w:history="1">
             <w:r>
               <w:rPr>
                 <w:rStyle w:val="Hyperlink"/>
@@ -3358,7 +3433,7 @@
               <w:rPr>
                 <w:noProof/>
               </w:rPr>
-              <w:instrText xml:space="preserve"> PAGEREF _Toc243697170 \h </w:instrText>
+              <w:instrText xml:space="preserve"> PAGEREF _Toc243725395 \h </w:instrText>
             </w:r>
             <w:r>
               <w:rPr>
@@ -3399,7 +3474,7 @@
               <w:szCs w:val="22"/>
             </w:rPr>
           </w:pPr>
-          <w:hyperlink w:anchor="_Toc243697171" w:history="1">
+          <w:hyperlink w:anchor="_Toc243725396" w:history="1">
             <w:r>
               <w:rPr>
                 <w:rStyle w:val="Hyperlink"/>
@@ -3423,7 +3498,7 @@
               <w:rPr>
                 <w:noProof/>
               </w:rPr>
-              <w:instrText xml:space="preserve"> PAGEREF _Toc243697171 \h </w:instrText>
+              <w:instrText xml:space="preserve"> PAGEREF _Toc243725396 \h </w:instrText>
             </w:r>
             <w:r>
               <w:rPr>
@@ -3466,7 +3541,7 @@
       <w:pPr>
         <w:pStyle w:val="Heading1"/>
       </w:pPr>
-      <w:bookmarkStart w:id="1" w:name="_Toc243697140"/>
+      <w:bookmarkStart w:id="1" w:name="_Toc243725365"/>
       <w:r>
         <w:lastRenderedPageBreak/>
         <w:t>1  Introduction</w:t>
@@ -3478,10 +3553,10 @@
         <w:spacing w:after="120" w:line="276" w:lineRule="auto"/>
       </w:pPr>
       <w:r>
-        <w:t xml:space="preserve">The mobile server is the only server the staff Android app talks to. It forwards each request </w:t>
+        <w:t>The mobile server is the only server the staff Android app talks to. It forwards each request to the Java backend together with the phone's sign-in token, saves uploaded photos and videos into the shared media folder, and serves those files back to the pho</w:t>
       </w:r>
       <w:r>
-        <w:t>to the Java backend together with the phone's sign-in token, saves uploaded photos and videos into the shared media folder, and serves those files back to the phone.</w:t>
+        <w:t>ne.</w:t>
       </w:r>
     </w:p>
     <w:tbl>
@@ -4032,7 +4107,7 @@
       <w:pPr>
         <w:pStyle w:val="Heading1"/>
       </w:pPr>
-      <w:bookmarkStart w:id="2" w:name="_Toc243697141"/>
+      <w:bookmarkStart w:id="2" w:name="_Toc243725366"/>
       <w:r>
         <w:lastRenderedPageBreak/>
         <w:t>2  What it adds on top of the backend</w:t>
@@ -4043,7 +4118,7 @@
       <w:pPr>
         <w:pStyle w:val="Heading2"/>
       </w:pPr>
-      <w:bookmarkStart w:id="3" w:name="_Toc243697142"/>
+      <w:bookmarkStart w:id="3" w:name="_Toc243725367"/>
       <w:r>
         <w:t>2.1  Photo and video uploads</w:t>
       </w:r>
@@ -4437,7 +4512,7 @@
       <w:pPr>
         <w:pStyle w:val="Heading2"/>
       </w:pPr>
-      <w:bookmarkStart w:id="4" w:name="_Toc243697143"/>
+      <w:bookmarkStart w:id="4" w:name="_Toc243725368"/>
       <w:r>
         <w:t>2.2  Media serving and URL rewriting</w:t>
       </w:r>
@@ -4496,7 +4571,10 @@
         <w:t>media/...</w:t>
       </w:r>
       <w:r>
-        <w:t>, which the app resolves against its own base address - USB, LAN or tunnel alike.</w:t>
+        <w:t>, which the app resolves</w:t>
+      </w:r>
+      <w:r>
+        <w:t xml:space="preserve"> against its own base address - USB, LAN or tunnel alike.</w:t>
       </w:r>
     </w:p>
     <w:p>
@@ -4541,10 +4619,10 @@
         <w:t>mediaKeyOf</w:t>
       </w:r>
       <w:r>
-        <w:t xml:space="preserve"> in</w:t>
+        <w:t xml:space="preserve"> in CampaignFormViewModel.k</w:t>
       </w:r>
       <w:r>
-        <w:t xml:space="preserve"> CampaignFormViewModel.kt) before saving, and the backend does the same (</w:t>
+        <w:t>t) before saving, and the backend does the same (</w:t>
       </w:r>
       <w:r>
         <w:rPr>
@@ -4563,7 +4641,7 @@
       <w:pPr>
         <w:pStyle w:val="Heading2"/>
       </w:pPr>
-      <w:bookmarkStart w:id="5" w:name="_Toc243697144"/>
+      <w:bookmarkStart w:id="5" w:name="_Toc243725369"/>
       <w:r>
         <w:t>2.3  Passing on the sign-in token</w:t>
       </w:r>
@@ -4574,10 +4652,10 @@
         <w:spacing w:after="120" w:line="276" w:lineRule="auto"/>
       </w:pPr>
       <w:r>
-        <w:t>Since 3 October 2026 only approved phones may use this server (see the Backend S</w:t>
+        <w:t>Since 3 October 2026 only approved phones may use this server (see the Backend Server document, Approved</w:t>
       </w:r>
       <w:r>
-        <w:t>erver document, Approved phones). The server itself makes no approval decision; it makes sure the backend can:</w:t>
+        <w:t xml:space="preserve"> phones). The server itself makes no approval decision; it makes sure the backend can:</w:t>
       </w:r>
     </w:p>
     <w:p>
@@ -4632,7 +4710,7 @@
           <w:sz w:val="19"/>
           <w:szCs w:val="19"/>
         </w:rPr>
-        <w:t>a</w:t>
+        <w:t>app/core/request_context.</w:t>
       </w:r>
       <w:r>
         <w:rPr>
@@ -4641,7 +4719,7 @@
           <w:sz w:val="19"/>
           <w:szCs w:val="19"/>
         </w:rPr>
-        <w:t>pp/core/request_context.py</w:t>
+        <w:t>py</w:t>
       </w:r>
       <w:r>
         <w:t>).</w:t>
@@ -4704,19 +4782,13 @@
           <w:sz w:val="19"/>
           <w:szCs w:val="19"/>
         </w:rPr>
-        <w:t>GET /</w:t>
+        <w:t>GET /auth/device/challenge</w:t>
       </w:r>
       <w:r>
-        <w:rPr>
-          <w:rFonts w:ascii="Consolas" w:eastAsia="Consolas" w:hAnsi="Consolas" w:cs="Consolas"/>
-          <w:color w:val="3B3F3D"/>
-          <w:sz w:val="19"/>
-          <w:szCs w:val="19"/>
-        </w:rPr>
-        <w:t>auth/device/challenge</w:t>
+        <w:t xml:space="preserve"> re</w:t>
       </w:r>
       <w:r>
-        <w:t xml:space="preserve"> returns the one-time value the phone signs, and </w:t>
+        <w:t xml:space="preserve">turns the one-time value the phone signs, and </w:t>
       </w:r>
       <w:r>
         <w:rPr>
@@ -4762,16 +4834,7 @@
           <w:sz w:val="19"/>
           <w:szCs w:val="19"/>
         </w:rPr>
-        <w:t>/api/auth</w:t>
-      </w:r>
-      <w:r>
-        <w:rPr>
-          <w:rFonts w:ascii="Consolas" w:eastAsia="Consolas" w:hAnsi="Consolas" w:cs="Consolas"/>
-          <w:color w:val="3B3F3D"/>
-          <w:sz w:val="19"/>
-          <w:szCs w:val="19"/>
-        </w:rPr>
-        <w:t>/me</w:t>
+        <w:t>/api/auth/me</w:t>
       </w:r>
       <w:r>
         <w:t xml:space="preserve"> (</w:t>
@@ -4783,7 +4846,16 @@
           <w:sz w:val="19"/>
           <w:szCs w:val="19"/>
         </w:rPr>
-        <w:t>_require_approved_phone</w:t>
+        <w:t>_require_approved_p</w:t>
+      </w:r>
+      <w:r>
+        <w:rPr>
+          <w:rFonts w:ascii="Consolas" w:eastAsia="Consolas" w:hAnsi="Consolas" w:cs="Consolas"/>
+          <w:color w:val="3B3F3D"/>
+          <w:sz w:val="19"/>
+          <w:szCs w:val="19"/>
+        </w:rPr>
+        <w:t>hone</w:t>
       </w:r>
       <w:r>
         <w:t xml:space="preserve"> in </w:t>
@@ -4836,7 +4908,10 @@
         <w:t xml:space="preserve">Where to adjust: </w:t>
       </w:r>
       <w:r>
-        <w:t xml:space="preserve">If a new route calls the backend, use the shared </w:t>
+        <w:t>If a ne</w:t>
+      </w:r>
+      <w:r>
+        <w:t xml:space="preserve">w route calls the backend, use the shared </w:t>
       </w:r>
       <w:r>
         <w:rPr>
@@ -4872,19 +4947,19 @@
         <w:t>_require_approved_phone()</w:t>
       </w:r>
       <w:r>
-        <w:t xml:space="preserve"> or an equivalent</w:t>
-      </w:r>
-      <w:r>
-        <w:t xml:space="preserve"> check first.</w:t>
+        <w:t xml:space="preserve"> or an equivalent check first.</w:t>
       </w:r>
     </w:p>
     <w:p>
       <w:pPr>
         <w:pStyle w:val="Heading2"/>
       </w:pPr>
-      <w:bookmarkStart w:id="6" w:name="_Toc243697145"/>
+      <w:bookmarkStart w:id="6" w:name="_Toc243725370"/>
       <w:r>
-        <w:t>2.4  Trip list sized to load</w:t>
+        <w:t xml:space="preserve">2.4  Trip </w:t>
+      </w:r>
+      <w:r>
+        <w:t>list sized to load</w:t>
       </w:r>
       <w:bookmarkEnd w:id="6"/>
     </w:p>
@@ -4912,7 +4987,7 @@
       <w:pPr>
         <w:pStyle w:val="Heading2"/>
       </w:pPr>
-      <w:bookmarkStart w:id="7" w:name="_Toc243697146"/>
+      <w:bookmarkStart w:id="7" w:name="_Toc243725371"/>
       <w:r>
         <w:t>2.5  Other behaviour</w:t>
       </w:r>
@@ -4953,13 +5028,13 @@
         <w:t>app/core/backend_client.py</w:t>
       </w:r>
       <w:r>
-        <w:t xml:space="preserve"> never passes on technical details. A backend that can't be reached becomes 503 "We can't reach our server right now ...", a slow one 504, and an</w:t>
+        <w:t xml:space="preserve"> never passes on technical details. A backend that can't be reached becomes 503 "We can't reach our server right now ...", a slow one 504, and any</w:t>
       </w:r>
       <w:r>
-        <w:t>y backend 500 becomes "Something went wrong on our side ..." - the real error goes to this server's log. A reason the backend wrote for people (any 4xx, or a deliberate 503 such as "Text messages are not set up yet.") passes through; a 4xx without one gets</w:t>
+        <w:t xml:space="preserve"> backend 500 becomes "Something went wrong on our side ..." - the real error goes to this server's log. A reason the backend wrote for people (any 4xx, or a deliberate 503 such as "Text messages are not set up yet.") passes through; a 4xx without one gets </w:t>
       </w:r>
       <w:r>
-        <w:t xml:space="preserve"> a plain sentence for its status. </w:t>
+        <w:t xml:space="preserve">a plain sentence for its status. </w:t>
       </w:r>
       <w:r>
         <w:rPr>
@@ -4997,10 +5072,7 @@
         <w:spacing w:after="60" w:line="264" w:lineRule="auto"/>
       </w:pPr>
       <w:r>
-        <w:t>Campa</w:t>
-      </w:r>
-      <w:r>
-        <w:t xml:space="preserve">ign products: </w:t>
+        <w:t xml:space="preserve">Campaign products: </w:t>
       </w:r>
       <w:r>
         <w:rPr>
@@ -5061,7 +5133,10 @@
         <w:t>X-Actor-User-Id</w:t>
       </w:r>
       <w:r>
-        <w:t xml:space="preserve"> header from the app and pass it on, but the backend replaces it with the user in the verified token, so a wrong or altered value has no effect.</w:t>
+        <w:t xml:space="preserve"> hea</w:t>
+      </w:r>
+      <w:r>
+        <w:t>der from the app and pass it on, but the backend replaces it with the user in the verified token, so a wrong or altered value has no effect.</w:t>
       </w:r>
     </w:p>
     <w:p>
@@ -5087,10 +5162,10 @@
         <w:t xml:space="preserve">Security: </w:t>
       </w:r>
       <w:r>
-        <w:t>This server is reachable from the internet through the tunnel. Every request it passes on is checked</w:t>
+        <w:t xml:space="preserve">This server is reachable from the internet through the tunnel. Every request it passes on is checked by </w:t>
       </w:r>
       <w:r>
-        <w:t xml:space="preserve"> by the backend for a token issued to an approved phone, and the acting user is taken from that token (closed on 3 October 2026; previously the id from the phone was trusted). Keep the </w:t>
+        <w:t xml:space="preserve">the backend for a token issued to an approved phone, and the acting user is taken from that token (closed on 3 October 2026; previously the id from the phone was trusted). Keep the </w:t>
       </w:r>
       <w:r>
         <w:rPr>
@@ -5102,10 +5177,10 @@
         <w:t>X-Client: mobile</w:t>
       </w:r>
       <w:r>
-        <w:t xml:space="preserve"> mark on every backend call: without it the backend tre</w:t>
+        <w:t xml:space="preserve"> mark on every backend call: without it the backend treats </w:t>
       </w:r>
       <w:r>
-        <w:t>ats the call as coming from the company computer.</w:t>
+        <w:t>the call as coming from the company computer.</w:t>
       </w:r>
     </w:p>
     <w:p>
@@ -5117,7 +5192,7 @@
       <w:pPr>
         <w:pStyle w:val="Heading1"/>
       </w:pPr>
-      <w:bookmarkStart w:id="8" w:name="_Toc243697147"/>
+      <w:bookmarkStart w:id="8" w:name="_Toc243725372"/>
       <w:r>
         <w:lastRenderedPageBreak/>
         <w:t>3  Routes</w:t>
@@ -5162,10 +5237,10 @@
         <w:t xml:space="preserve">Note: </w:t>
       </w:r>
       <w:r>
-        <w:t>Since 9 October 2026: product lists and singl</w:t>
+        <w:t>Since 9 October 2026: product lists and single pr</w:t>
       </w:r>
       <w:r>
-        <w:t>e products include retired ones (</w:t>
+        <w:t>oducts include retired ones (</w:t>
       </w:r>
       <w:r>
         <w:rPr>
@@ -5225,17 +5300,17 @@
         <w:t>/unretire</w:t>
       </w:r>
       <w:r>
-        <w:t xml:space="preserve"> serve the app's retire feature; the API description pages are off; and the backend refuses customer accounts at sig</w:t>
+        <w:t xml:space="preserve"> serve the app's retire feature; the API description pages are off; and the backend refuses customer accounts at sign-in</w:t>
       </w:r>
       <w:r>
-        <w:t>n-in.</w:t>
+        <w:t>.</w:t>
       </w:r>
     </w:p>
     <w:p>
       <w:pPr>
         <w:pStyle w:val="Heading2"/>
       </w:pPr>
-      <w:bookmarkStart w:id="9" w:name="_Toc243697148"/>
+      <w:bookmarkStart w:id="9" w:name="_Toc243725373"/>
       <w:r>
         <w:t>3.1  ai_chat.py</w:t>
       </w:r>
@@ -5680,7 +5755,7 @@
       <w:pPr>
         <w:pStyle w:val="Heading2"/>
       </w:pPr>
-      <w:bookmarkStart w:id="10" w:name="_Toc243697149"/>
+      <w:bookmarkStart w:id="10" w:name="_Toc243725374"/>
       <w:r>
         <w:t>3.2  auth.py</w:t>
       </w:r>
@@ -6896,7 +6971,7 @@
       <w:pPr>
         <w:pStyle w:val="Heading2"/>
       </w:pPr>
-      <w:bookmarkStart w:id="11" w:name="_Toc243697150"/>
+      <w:bookmarkStart w:id="11" w:name="_Toc243725375"/>
       <w:r>
         <w:t>3.3  bulk_orders.py</w:t>
       </w:r>
@@ -7835,7 +7910,7 @@
       <w:pPr>
         <w:pStyle w:val="Heading2"/>
       </w:pPr>
-      <w:bookmarkStart w:id="12" w:name="_Toc243697151"/>
+      <w:bookmarkStart w:id="12" w:name="_Toc243725376"/>
       <w:r>
         <w:t>3.4  deliveries.py</w:t>
       </w:r>
@@ -9023,7 +9098,7 @@
       <w:pPr>
         <w:pStyle w:val="Heading2"/>
       </w:pPr>
-      <w:bookmarkStart w:id="13" w:name="_Toc243697152"/>
+      <w:bookmarkStart w:id="13" w:name="_Toc243725377"/>
       <w:r>
         <w:t>3.5  expenses.py</w:t>
       </w:r>
@@ -9711,7 +9786,7 @@
       <w:pPr>
         <w:pStyle w:val="Heading2"/>
       </w:pPr>
-      <w:bookmarkStart w:id="14" w:name="_Toc243697153"/>
+      <w:bookmarkStart w:id="14" w:name="_Toc243725378"/>
       <w:r>
         <w:t>3.6  finance.py</w:t>
       </w:r>
@@ -10769,7 +10844,7 @@
       <w:pPr>
         <w:pStyle w:val="Heading2"/>
       </w:pPr>
-      <w:bookmarkStart w:id="15" w:name="_Toc243697154"/>
+      <w:bookmarkStart w:id="15" w:name="_Toc243725379"/>
       <w:r>
         <w:t>3.7  health.py</w:t>
       </w:r>
@@ -11076,7 +11151,7 @@
       <w:pPr>
         <w:pStyle w:val="Heading2"/>
       </w:pPr>
-      <w:bookmarkStart w:id="16" w:name="_Toc243697155"/>
+      <w:bookmarkStart w:id="16" w:name="_Toc243725380"/>
       <w:r>
         <w:t>3.8  insights.py</w:t>
       </w:r>
@@ -11507,7 +11582,7 @@
       <w:pPr>
         <w:pStyle w:val="Heading2"/>
       </w:pPr>
-      <w:bookmarkStart w:id="17" w:name="_Toc243697156"/>
+      <w:bookmarkStart w:id="17" w:name="_Toc243725381"/>
       <w:r>
         <w:t>3.9  settings.py</w:t>
       </w:r>
@@ -11952,7 +12027,7 @@
       <w:pPr>
         <w:pStyle w:val="Heading2"/>
       </w:pPr>
-      <w:bookmarkStart w:id="18" w:name="_Toc243697157"/>
+      <w:bookmarkStart w:id="18" w:name="_Toc243725382"/>
       <w:r>
         <w:t>3.10  machines_vehicles.py</w:t>
       </w:r>
@@ -12383,7 +12458,7 @@
       <w:pPr>
         <w:pStyle w:val="Heading2"/>
       </w:pPr>
-      <w:bookmarkStart w:id="19" w:name="_Toc243697158"/>
+      <w:bookmarkStart w:id="19" w:name="_Toc243725383"/>
       <w:r>
         <w:lastRenderedPageBreak/>
         <w:t>3.11  marketing.py</w:t>
@@ -13822,7 +13897,7 @@
       <w:pPr>
         <w:pStyle w:val="Heading2"/>
       </w:pPr>
-      <w:bookmarkStart w:id="20" w:name="_Toc243697159"/>
+      <w:bookmarkStart w:id="20" w:name="_Toc243725384"/>
       <w:r>
         <w:t>3.12  orders.py</w:t>
       </w:r>
@@ -14267,7 +14342,7 @@
       <w:pPr>
         <w:pStyle w:val="Heading2"/>
       </w:pPr>
-      <w:bookmarkStart w:id="21" w:name="_Toc243697160"/>
+      <w:bookmarkStart w:id="21" w:name="_Toc243725385"/>
       <w:r>
         <w:t>3.13  products.py</w:t>
       </w:r>
@@ -15713,7 +15788,7 @@
       <w:pPr>
         <w:pStyle w:val="Heading2"/>
       </w:pPr>
-      <w:bookmarkStart w:id="22" w:name="_Toc243697161"/>
+      <w:bookmarkStart w:id="22" w:name="_Toc243725386"/>
       <w:r>
         <w:t>3.14  shipping.py</w:t>
       </w:r>
@@ -16387,7 +16462,7 @@
       <w:pPr>
         <w:pStyle w:val="Heading2"/>
       </w:pPr>
-      <w:bookmarkStart w:id="23" w:name="_Toc243697162"/>
+      <w:bookmarkStart w:id="23" w:name="_Toc243725387"/>
       <w:r>
         <w:t>3.15  showcase.py</w:t>
       </w:r>
@@ -17180,7 +17255,7 @@
       <w:pPr>
         <w:pStyle w:val="Heading2"/>
       </w:pPr>
-      <w:bookmarkStart w:id="24" w:name="_Toc243697163"/>
+      <w:bookmarkStart w:id="24" w:name="_Toc243725388"/>
       <w:r>
         <w:t>3.16  sms_queue.py</w:t>
       </w:r>
@@ -17494,7 +17569,7 @@
       <w:pPr>
         <w:pStyle w:val="Heading2"/>
       </w:pPr>
-      <w:bookmarkStart w:id="25" w:name="_Toc243697164"/>
+      <w:bookmarkStart w:id="25" w:name="_Toc243725389"/>
       <w:r>
         <w:t>3.17  transactions.py</w:t>
       </w:r>
@@ -19316,7 +19391,7 @@
       <w:pPr>
         <w:pStyle w:val="Heading2"/>
       </w:pPr>
-      <w:bookmarkStart w:id="26" w:name="_Toc243697165"/>
+      <w:bookmarkStart w:id="26" w:name="_Toc243725390"/>
       <w:r>
         <w:t>3.18  trees.py</w:t>
       </w:r>
@@ -21096,7 +21171,7 @@
       <w:pPr>
         <w:pStyle w:val="Heading2"/>
       </w:pPr>
-      <w:bookmarkStart w:id="27" w:name="_Toc243697166"/>
+      <w:bookmarkStart w:id="27" w:name="_Toc243725391"/>
       <w:r>
         <w:t>3.19  trips.py</w:t>
       </w:r>
@@ -22632,7 +22707,7 @@
       <w:pPr>
         <w:pStyle w:val="Heading2"/>
       </w:pPr>
-      <w:bookmarkStart w:id="28" w:name="_Toc243697167"/>
+      <w:bookmarkStart w:id="28" w:name="_Toc243725392"/>
       <w:r>
         <w:t>3.20  uploads.py</w:t>
       </w:r>
@@ -23203,7 +23278,7 @@
       <w:pPr>
         <w:pStyle w:val="Heading2"/>
       </w:pPr>
-      <w:bookmarkStart w:id="29" w:name="_Toc243697168"/>
+      <w:bookmarkStart w:id="29" w:name="_Toc243725393"/>
       <w:r>
         <w:t>3.21  users.py</w:t>
       </w:r>
@@ -23648,7 +23723,7 @@
       <w:pPr>
         <w:pStyle w:val="Heading2"/>
       </w:pPr>
-      <w:bookmarkStart w:id="30" w:name="_Toc243697169"/>
+      <w:bookmarkStart w:id="30" w:name="_Toc243725394"/>
       <w:r>
         <w:t>3.22  workers.py</w:t>
       </w:r>
@@ -24224,7 +24299,7 @@
       <w:pPr>
         <w:pStyle w:val="Heading1"/>
       </w:pPr>
-      <w:bookmarkStart w:id="31" w:name="_Toc243697170"/>
+      <w:bookmarkStart w:id="31" w:name="_Toc243725395"/>
       <w:r>
         <w:lastRenderedPageBreak/>
         <w:t>4  Configuration</w:t>
@@ -24688,7 +24763,7 @@
       <w:pPr>
         <w:pStyle w:val="Heading1"/>
       </w:pPr>
-      <w:bookmarkStart w:id="32" w:name="_Toc243697171"/>
+      <w:bookmarkStart w:id="32" w:name="_Toc243725396"/>
       <w:r>
         <w:lastRenderedPageBreak/>
         <w:t>5  Running and checking</w:t>
@@ -24868,15 +24943,7 @@
         <w:sz w:val="16"/>
         <w:szCs w:val="16"/>
       </w:rPr>
-      <w:t xml:space="preserve">DWS-MOB-01 </w:t>
-    </w:r>
-    <w:r>
-      <w:rPr>
-        <w:color w:val="5F6B66"/>
-        <w:sz w:val="16"/>
-        <w:szCs w:val="16"/>
-      </w:rPr>
-      <w:t xml:space="preserve"> |  Version 1.1  |  Internal</w:t>
+      <w:t>DWS-MOB-01  |  Version 1.1  |  Internal</w:t>
     </w:r>
     <w:r>
       <w:rPr>
@@ -25058,10 +25125,10 @@
 <file path=word/numbering.xml><?xml version="1.0" encoding="utf-8"?>
 <w:numbering xmlns:wpc="http://schemas.microsoft.com/office/word/2010/wordprocessingCanvas" xmlns:cx="http://schemas.microsoft.com/office/drawing/2014/chartex" xmlns:cx1="http://schemas.microsoft.com/office/drawing/2015/9/8/chartex" xmlns:mc="http://schemas.openxmlformats.org/markup-compatibility/2006" xmlns:o="urn:schemas-microsoft-com:office:office" xmlns:r="http://schemas.openxmlformats.org/officeDocument/2006/relationships" xmlns:m="http://schemas.openxmlformats.org/officeDocument/2006/math" xmlns:v="urn:schemas-microsoft-com:vml" xmlns:wp14="http://schemas.microsoft.com/office/word/2010/wordprocessingDrawing" xmlns:wp="http://schemas.openxmlformats.org/drawingml/2006/wordprocessingDrawing" xmlns:w10="urn:schemas-microsoft-com:office:word" xmlns:w="http://schemas.openxmlformats.org/wordprocessingml/2006/main" xmlns:w14="http://schemas.microsoft.com/office/word/2010/wordml" xmlns:w15="http://schemas.microsoft.com/office/word/2012/wordml" xmlns:w16se="http://schemas.microsoft.com/office/word/2015/wordml/symex" xmlns:wpg="http://schemas.microsoft.com/office/word/2010/wordprocessingGroup" xmlns:wpi="http://schemas.microsoft.com/office/word/2010/wordprocessingInk" xmlns:wne="http://schemas.microsoft.com/office/word/2006/wordml" xmlns:wps="http://schemas.microsoft.com/office/word/2010/wordprocessingShape" mc:Ignorable="w14 w15 w16se wp14">
   <w:abstractNum w:abstractNumId="0" w15:restartNumberingAfterBreak="0">
-    <w:nsid w:val="368C518E"/>
+    <w:nsid w:val="20116B7F"/>
     <w:multiLevelType w:val="hybridMultilevel"/>
-    <w:tmpl w:val="15001B14"/>
-    <w:lvl w:ilvl="0" w:tplc="12942056" w:tentative="1">
+    <w:tmpl w:val="5FA4A836"/>
+    <w:lvl w:ilvl="0" w:tplc="D09EC6E2" w:tentative="1">
       <w:start w:val="1"/>
       <w:numFmt w:val="bullet"/>
       <w:lvlText w:val="●"/>
@@ -25070,7 +25137,7 @@
         <w:ind w:left="720" w:hanging="360"/>
       </w:pPr>
     </w:lvl>
-    <w:lvl w:ilvl="1" w:tplc="F42E271C" w:tentative="1">
+    <w:lvl w:ilvl="1" w:tplc="86E69B4E" w:tentative="1">
       <w:start w:val="1"/>
       <w:numFmt w:val="bullet"/>
       <w:lvlText w:val="○"/>
@@ -25079,7 +25146,7 @@
         <w:ind w:left="1440" w:hanging="360"/>
       </w:pPr>
     </w:lvl>
-    <w:lvl w:ilvl="2" w:tplc="B38EFF62" w:tentative="1">
+    <w:lvl w:ilvl="2" w:tplc="AA7830C8" w:tentative="1">
       <w:start w:val="1"/>
       <w:numFmt w:val="bullet"/>
       <w:lvlText w:val="■"/>
@@ -25088,7 +25155,7 @@
         <w:ind w:left="2160" w:hanging="360"/>
       </w:pPr>
     </w:lvl>
-    <w:lvl w:ilvl="3" w:tplc="EBAA8254" w:tentative="1">
+    <w:lvl w:ilvl="3" w:tplc="E7ECFE24" w:tentative="1">
       <w:start w:val="1"/>
       <w:numFmt w:val="bullet"/>
       <w:lvlText w:val="●"/>
@@ -25097,7 +25164,7 @@
         <w:ind w:left="2880" w:hanging="360"/>
       </w:pPr>
     </w:lvl>
-    <w:lvl w:ilvl="4" w:tplc="46848FB8" w:tentative="1">
+    <w:lvl w:ilvl="4" w:tplc="61E61A84" w:tentative="1">
       <w:start w:val="1"/>
       <w:numFmt w:val="bullet"/>
       <w:lvlText w:val="○"/>
@@ -25106,7 +25173,7 @@
         <w:ind w:left="3600" w:hanging="360"/>
       </w:pPr>
     </w:lvl>
-    <w:lvl w:ilvl="5" w:tplc="00982596" w:tentative="1">
+    <w:lvl w:ilvl="5" w:tplc="994C8DAA" w:tentative="1">
       <w:start w:val="1"/>
       <w:numFmt w:val="bullet"/>
       <w:lvlText w:val="■"/>
@@ -25115,7 +25182,7 @@
         <w:ind w:left="4320" w:hanging="360"/>
       </w:pPr>
     </w:lvl>
-    <w:lvl w:ilvl="6" w:tplc="78C0F388" w:tentative="1">
+    <w:lvl w:ilvl="6" w:tplc="14C8A2E8" w:tentative="1">
       <w:start w:val="1"/>
       <w:numFmt w:val="bullet"/>
       <w:lvlText w:val="●"/>
@@ -25124,7 +25191,7 @@
         <w:ind w:left="5040" w:hanging="360"/>
       </w:pPr>
     </w:lvl>
-    <w:lvl w:ilvl="7" w:tplc="6994B8E4" w:tentative="1">
+    <w:lvl w:ilvl="7" w:tplc="3CA4B8D6" w:tentative="1">
       <w:start w:val="1"/>
       <w:numFmt w:val="bullet"/>
       <w:lvlText w:val="●"/>
@@ -25133,7 +25200,7 @@
         <w:ind w:left="5760" w:hanging="360"/>
       </w:pPr>
     </w:lvl>
-    <w:lvl w:ilvl="8" w:tplc="962C8B26" w:tentative="1">
+    <w:lvl w:ilvl="8" w:tplc="95F0AC70" w:tentative="1">
       <w:start w:val="1"/>
       <w:numFmt w:val="bullet"/>
       <w:lvlText w:val="●"/>
@@ -25144,10 +25211,10 @@
     </w:lvl>
   </w:abstractNum>
   <w:abstractNum w:abstractNumId="1" w15:restartNumberingAfterBreak="0">
-    <w:nsid w:val="39275BF9"/>
+    <w:nsid w:val="5DD74E05"/>
     <w:multiLevelType w:val="hybridMultilevel"/>
-    <w:tmpl w:val="4344EEF2"/>
-    <w:lvl w:ilvl="0" w:tplc="41967548" w:tentative="1">
+    <w:tmpl w:val="9FE4848A"/>
+    <w:lvl w:ilvl="0" w:tplc="1EE0D31C" w:tentative="1">
       <w:start w:val="1"/>
       <w:numFmt w:val="decimal"/>
       <w:lvlText w:val="%1."/>
@@ -25156,7 +25223,7 @@
         <w:ind w:left="540" w:hanging="300"/>
       </w:pPr>
     </w:lvl>
-    <w:lvl w:ilvl="1" w:tplc="A5ECBCFA" w:tentative="1">
+    <w:lvl w:ilvl="1" w:tplc="8774D63E" w:tentative="1">
       <w:start w:val="1"/>
       <w:numFmt w:val="lowerLetter"/>
       <w:lvlText w:val="%2."/>
@@ -25165,7 +25232,7 @@
         <w:ind w:left="940" w:hanging="300"/>
       </w:pPr>
     </w:lvl>
-    <w:lvl w:ilvl="2" w:tplc="3C5872CC" w:tentative="1">
+    <w:lvl w:ilvl="2" w:tplc="B0205C24" w:tentative="1">
       <w:start w:val="1"/>
       <w:numFmt w:val="lowerRoman"/>
       <w:lvlText w:val="%3."/>
@@ -25174,42 +25241,42 @@
         <w:ind w:left="1340" w:hanging="300"/>
       </w:pPr>
     </w:lvl>
-    <w:lvl w:ilvl="3" w:tplc="8DAA43B6">
+    <w:lvl w:ilvl="3" w:tplc="3D986808">
       <w:numFmt w:val="decimal"/>
       <w:lvlText w:val=""/>
       <w:lvlJc w:val="left"/>
     </w:lvl>
-    <w:lvl w:ilvl="4" w:tplc="2EBC2818">
+    <w:lvl w:ilvl="4" w:tplc="53B47BC0">
       <w:numFmt w:val="decimal"/>
       <w:lvlText w:val=""/>
       <w:lvlJc w:val="left"/>
     </w:lvl>
-    <w:lvl w:ilvl="5" w:tplc="9628E586">
+    <w:lvl w:ilvl="5" w:tplc="0B16C826">
       <w:numFmt w:val="decimal"/>
       <w:lvlText w:val=""/>
       <w:lvlJc w:val="left"/>
     </w:lvl>
-    <w:lvl w:ilvl="6" w:tplc="EAEE6732">
+    <w:lvl w:ilvl="6" w:tplc="090C6AC6">
       <w:numFmt w:val="decimal"/>
       <w:lvlText w:val=""/>
       <w:lvlJc w:val="left"/>
     </w:lvl>
-    <w:lvl w:ilvl="7" w:tplc="809AFFD2">
+    <w:lvl w:ilvl="7" w:tplc="96AA8BD4">
       <w:numFmt w:val="decimal"/>
       <w:lvlText w:val=""/>
       <w:lvlJc w:val="left"/>
     </w:lvl>
-    <w:lvl w:ilvl="8" w:tplc="AF8E6498">
+    <w:lvl w:ilvl="8" w:tplc="D60AD56A">
       <w:numFmt w:val="decimal"/>
       <w:lvlText w:val=""/>
       <w:lvlJc w:val="left"/>
     </w:lvl>
   </w:abstractNum>
   <w:abstractNum w:abstractNumId="2" w15:restartNumberingAfterBreak="0">
-    <w:nsid w:val="5C4E68E4"/>
+    <w:nsid w:val="6C5E27E2"/>
     <w:multiLevelType w:val="hybridMultilevel"/>
-    <w:tmpl w:val="7F9AD2EE"/>
-    <w:lvl w:ilvl="0" w:tplc="8898B54C">
+    <w:tmpl w:val="6EF64BE4"/>
+    <w:lvl w:ilvl="0" w:tplc="F7AC0C1E">
       <w:start w:val="1"/>
       <w:numFmt w:val="bullet"/>
       <w:lvlText w:val="•"/>
@@ -25218,7 +25285,7 @@
         <w:ind w:left="540" w:hanging="300"/>
       </w:pPr>
     </w:lvl>
-    <w:lvl w:ilvl="1" w:tplc="D624E4F6" w:tentative="1">
+    <w:lvl w:ilvl="1" w:tplc="1570E278" w:tentative="1">
       <w:start w:val="1"/>
       <w:numFmt w:val="bullet"/>
       <w:lvlText w:val="–"/>
@@ -25227,7 +25294,7 @@
         <w:ind w:left="940" w:hanging="300"/>
       </w:pPr>
     </w:lvl>
-    <w:lvl w:ilvl="2" w:tplc="3B581F56" w:tentative="1">
+    <w:lvl w:ilvl="2" w:tplc="AB64AEA4" w:tentative="1">
       <w:start w:val="1"/>
       <w:numFmt w:val="bullet"/>
       <w:lvlText w:val="◦"/>
@@ -25236,32 +25303,32 @@
         <w:ind w:left="1340" w:hanging="300"/>
       </w:pPr>
     </w:lvl>
-    <w:lvl w:ilvl="3" w:tplc="A1E69CB4">
+    <w:lvl w:ilvl="3" w:tplc="503446CA">
       <w:numFmt w:val="decimal"/>
       <w:lvlText w:val=""/>
       <w:lvlJc w:val="left"/>
     </w:lvl>
-    <w:lvl w:ilvl="4" w:tplc="1F764EA6">
+    <w:lvl w:ilvl="4" w:tplc="31E69024">
       <w:numFmt w:val="decimal"/>
       <w:lvlText w:val=""/>
       <w:lvlJc w:val="left"/>
     </w:lvl>
-    <w:lvl w:ilvl="5" w:tplc="A2C034CA">
+    <w:lvl w:ilvl="5" w:tplc="38323D9C">
       <w:numFmt w:val="decimal"/>
       <w:lvlText w:val=""/>
       <w:lvlJc w:val="left"/>
     </w:lvl>
-    <w:lvl w:ilvl="6" w:tplc="78B40110">
+    <w:lvl w:ilvl="6" w:tplc="E75A044C">
       <w:numFmt w:val="decimal"/>
       <w:lvlText w:val=""/>
       <w:lvlJc w:val="left"/>
     </w:lvl>
-    <w:lvl w:ilvl="7" w:tplc="19E4B058">
+    <w:lvl w:ilvl="7" w:tplc="10C47766">
       <w:numFmt w:val="decimal"/>
       <w:lvlText w:val=""/>
       <w:lvlJc w:val="left"/>
     </w:lvl>
-    <w:lvl w:ilvl="8" w:tplc="B5C6DBA2">
+    <w:lvl w:ilvl="8" w:tplc="E78A2794">
       <w:numFmt w:val="decimal"/>
       <w:lvlText w:val=""/>
       <w:lvlJc w:val="left"/>
@@ -25903,7 +25970,7 @@
     <w:autoRedefine/>
     <w:uiPriority w:val="39"/>
     <w:unhideWhenUsed/>
-    <w:rsid w:val="00F81614"/>
+    <w:rsid w:val="00D36EE1"/>
     <w:pPr>
       <w:spacing w:after="100"/>
     </w:pPr>
@@ -25915,7 +25982,7 @@
     <w:autoRedefine/>
     <w:uiPriority w:val="39"/>
     <w:unhideWhenUsed/>
-    <w:rsid w:val="00F81614"/>
+    <w:rsid w:val="00D36EE1"/>
     <w:pPr>
       <w:spacing w:after="100"/>
       <w:ind w:left="210"/>

--- a/documentation/05 Mobile/Mobile Server (BFF).docx
+++ b/documentation/05 Mobile/Mobile Server (BFF).docx
@@ -80,7 +80,7 @@
           <w:left w:w="10" w:type="dxa"/>
           <w:right w:w="10" w:type="dxa"/>
         </w:tblCellMar>
-        <w:tblLook w:val="04A0" w:firstRow="1" w:lastRow="0" w:firstColumn="1" w:lastColumn="0" w:noHBand="0" w:noVBand="1"/>
+        <w:tblLook w:val="0000" w:firstRow="0" w:lastRow="0" w:firstColumn="0" w:lastColumn="0" w:noHBand="0" w:noVBand="0"/>
       </w:tblPr>
       <w:tblGrid>
         <w:gridCol w:w="2600"/>
@@ -289,7 +289,7 @@
                 <w:sz w:val="20"/>
                 <w:szCs w:val="20"/>
               </w:rPr>
-              <w:t>24 October 2026</w:t>
+              <w:t>26 October 2026</w:t>
             </w:r>
           </w:p>
         </w:tc>
@@ -461,7 +461,7 @@
           <w:left w:w="10" w:type="dxa"/>
           <w:right w:w="10" w:type="dxa"/>
         </w:tblCellMar>
-        <w:tblLook w:val="04A0" w:firstRow="1" w:lastRow="0" w:firstColumn="1" w:lastColumn="0" w:noHBand="0" w:noVBand="1"/>
+        <w:tblLook w:val="0000" w:firstRow="0" w:lastRow="0" w:firstColumn="0" w:lastColumn="0" w:noHBand="0" w:noVBand="0"/>
       </w:tblPr>
       <w:tblGrid>
         <w:gridCol w:w="1300"/>
@@ -1392,6 +1392,81 @@
           </w:p>
         </w:tc>
       </w:tr>
+      <w:tr>
+        <w:tblPrEx>
+          <w:tblCellMar>
+            <w:top w:w="0" w:type="dxa"/>
+            <w:bottom w:w="0" w:type="dxa"/>
+          </w:tblCellMar>
+        </w:tblPrEx>
+        <w:tc>
+          <w:tcPr>
+            <w:tcW w:w="1300" w:type="dxa"/>
+            <w:tcMar>
+              <w:top w:w="50" w:type="dxa"/>
+              <w:left w:w="90" w:type="dxa"/>
+              <w:bottom w:w="50" w:type="dxa"/>
+              <w:right w:w="90" w:type="dxa"/>
+            </w:tcMar>
+          </w:tcPr>
+          <w:p>
+            <w:r>
+              <w:rPr>
+                <w:sz w:val="19"/>
+                <w:szCs w:val="19"/>
+              </w:rPr>
+              <w:t>1.1</w:t>
+            </w:r>
+          </w:p>
+        </w:tc>
+        <w:tc>
+          <w:tcPr>
+            <w:tcW w:w="1900" w:type="dxa"/>
+            <w:tcMar>
+              <w:top w:w="50" w:type="dxa"/>
+              <w:left w:w="90" w:type="dxa"/>
+              <w:bottom w:w="50" w:type="dxa"/>
+              <w:right w:w="90" w:type="dxa"/>
+            </w:tcMar>
+          </w:tcPr>
+          <w:p>
+            <w:r>
+              <w:rPr>
+                <w:sz w:val="19"/>
+                <w:szCs w:val="19"/>
+              </w:rPr>
+              <w:t>26 October 2026</w:t>
+            </w:r>
+          </w:p>
+        </w:tc>
+        <w:tc>
+          <w:tcPr>
+            <w:tcW w:w="6438" w:type="dxa"/>
+            <w:tcMar>
+              <w:top w:w="50" w:type="dxa"/>
+              <w:left w:w="90" w:type="dxa"/>
+              <w:bottom w:w="50" w:type="dxa"/>
+              <w:right w:w="90" w:type="dxa"/>
+            </w:tcMar>
+          </w:tcPr>
+          <w:p>
+            <w:r>
+              <w:rPr>
+                <w:sz w:val="19"/>
+                <w:szCs w:val="19"/>
+              </w:rPr>
+              <w:t>Campaign retire routes (POST /marketing/campaigns/{cam</w:t>
+            </w:r>
+            <w:r>
+              <w:rPr>
+                <w:sz w:val="19"/>
+                <w:szCs w:val="19"/>
+              </w:rPr>
+              <w:t>paign_id}/retire and /unretire); GET /marketing/campaigns passes includeRetired on only when the app asks.</w:t>
+            </w:r>
+          </w:p>
+        </w:tc>
+      </w:tr>
     </w:tbl>
     <w:p>
       <w:pPr>
@@ -1403,15 +1478,7 @@
           <w:sz w:val="20"/>
           <w:szCs w:val="20"/>
         </w:rPr>
-        <w:t xml:space="preserve">Keep this document up to date: when a feature, setting or server changes, </w:t>
-      </w:r>
-      <w:r>
-        <w:rPr>
-          <w:color w:val="5F6B66"/>
-          <w:sz w:val="20"/>
-          <w:szCs w:val="20"/>
-        </w:rPr>
-        <w:t>edit the matching section here and add a line to the table above.</w:t>
+        <w:t>Keep this document up to date: when a feature, setting or server changes, edit the matching section here and add a line to the table above.</w:t>
       </w:r>
     </w:p>
     <w:p>
@@ -1432,7 +1499,7 @@
     <w:sdt>
       <w:sdtPr>
         <w:alias w:val="Contents"/>
-        <w:id w:val="569779895"/>
+        <w:id w:val="-2010286354"/>
       </w:sdtPr>
       <w:sdtEndPr/>
       <w:sdtContent>
@@ -1459,7 +1526,7 @@
           <w:r>
             <w:fldChar w:fldCharType="separate"/>
           </w:r>
-          <w:hyperlink w:anchor="_Toc243725365" w:history="1">
+          <w:hyperlink w:anchor="_Toc243926802" w:history="1">
             <w:r>
               <w:rPr>
                 <w:rStyle w:val="Hyperlink"/>
@@ -1483,7 +1550,7 @@
               <w:rPr>
                 <w:noProof/>
               </w:rPr>
-              <w:instrText xml:space="preserve"> PAGEREF _Toc243725365 \h </w:instrText>
+              <w:instrText xml:space="preserve"> PAGEREF _Toc243926802 \h </w:instrText>
             </w:r>
             <w:r>
               <w:rPr>
@@ -1524,7 +1591,7 @@
               <w:szCs w:val="22"/>
             </w:rPr>
           </w:pPr>
-          <w:hyperlink w:anchor="_Toc243725366" w:history="1">
+          <w:hyperlink w:anchor="_Toc243926803" w:history="1">
             <w:r>
               <w:rPr>
                 <w:rStyle w:val="Hyperlink"/>
@@ -1548,7 +1615,7 @@
               <w:rPr>
                 <w:noProof/>
               </w:rPr>
-              <w:instrText xml:space="preserve"> PAGEREF _Toc243725366 \h </w:instrText>
+              <w:instrText xml:space="preserve"> PAGEREF _Toc243926803 \h </w:instrText>
             </w:r>
             <w:r>
               <w:rPr>
@@ -1589,7 +1656,7 @@
               <w:szCs w:val="22"/>
             </w:rPr>
           </w:pPr>
-          <w:hyperlink w:anchor="_Toc243725367" w:history="1">
+          <w:hyperlink w:anchor="_Toc243926804" w:history="1">
             <w:r>
               <w:rPr>
                 <w:rStyle w:val="Hyperlink"/>
@@ -1613,7 +1680,7 @@
               <w:rPr>
                 <w:noProof/>
               </w:rPr>
-              <w:instrText xml:space="preserve"> PAGEREF _Toc243725367 \h </w:instrText>
+              <w:instrText xml:space="preserve"> PAGEREF _Toc243926804 \h </w:instrText>
             </w:r>
             <w:r>
               <w:rPr>
@@ -1654,7 +1721,7 @@
               <w:szCs w:val="22"/>
             </w:rPr>
           </w:pPr>
-          <w:hyperlink w:anchor="_Toc243725368" w:history="1">
+          <w:hyperlink w:anchor="_Toc243926805" w:history="1">
             <w:r>
               <w:rPr>
                 <w:rStyle w:val="Hyperlink"/>
@@ -1678,7 +1745,7 @@
               <w:rPr>
                 <w:noProof/>
               </w:rPr>
-              <w:instrText xml:space="preserve"> PAGEREF _Toc243725368 \h </w:instrText>
+              <w:instrText xml:space="preserve"> PAGEREF _Toc243926805 \h </w:instrText>
             </w:r>
             <w:r>
               <w:rPr>
@@ -1719,7 +1786,7 @@
               <w:szCs w:val="22"/>
             </w:rPr>
           </w:pPr>
-          <w:hyperlink w:anchor="_Toc243725369" w:history="1">
+          <w:hyperlink w:anchor="_Toc243926806" w:history="1">
             <w:r>
               <w:rPr>
                 <w:rStyle w:val="Hyperlink"/>
@@ -1743,7 +1810,7 @@
               <w:rPr>
                 <w:noProof/>
               </w:rPr>
-              <w:instrText xml:space="preserve"> PAGEREF _Toc243725369 \h </w:instrText>
+              <w:instrText xml:space="preserve"> PAGEREF _Toc243926806 \h </w:instrText>
             </w:r>
             <w:r>
               <w:rPr>
@@ -1784,7 +1851,7 @@
               <w:szCs w:val="22"/>
             </w:rPr>
           </w:pPr>
-          <w:hyperlink w:anchor="_Toc243725370" w:history="1">
+          <w:hyperlink w:anchor="_Toc243926807" w:history="1">
             <w:r>
               <w:rPr>
                 <w:rStyle w:val="Hyperlink"/>
@@ -1808,7 +1875,7 @@
               <w:rPr>
                 <w:noProof/>
               </w:rPr>
-              <w:instrText xml:space="preserve"> PAGEREF _Toc243725370 \h </w:instrText>
+              <w:instrText xml:space="preserve"> PAGEREF _Toc243926807 \h </w:instrText>
             </w:r>
             <w:r>
               <w:rPr>
@@ -1849,7 +1916,7 @@
               <w:szCs w:val="22"/>
             </w:rPr>
           </w:pPr>
-          <w:hyperlink w:anchor="_Toc243725371" w:history="1">
+          <w:hyperlink w:anchor="_Toc243926808" w:history="1">
             <w:r>
               <w:rPr>
                 <w:rStyle w:val="Hyperlink"/>
@@ -1873,7 +1940,7 @@
               <w:rPr>
                 <w:noProof/>
               </w:rPr>
-              <w:instrText xml:space="preserve"> PAGEREF _Toc243725371 \h </w:instrText>
+              <w:instrText xml:space="preserve"> PAGEREF _Toc243926808 \h </w:instrText>
             </w:r>
             <w:r>
               <w:rPr>
@@ -1914,7 +1981,7 @@
               <w:szCs w:val="22"/>
             </w:rPr>
           </w:pPr>
-          <w:hyperlink w:anchor="_Toc243725372" w:history="1">
+          <w:hyperlink w:anchor="_Toc243926809" w:history="1">
             <w:r>
               <w:rPr>
                 <w:rStyle w:val="Hyperlink"/>
@@ -1938,7 +2005,7 @@
               <w:rPr>
                 <w:noProof/>
               </w:rPr>
-              <w:instrText xml:space="preserve"> PAGEREF _Toc243725372 \h </w:instrText>
+              <w:instrText xml:space="preserve"> PAGEREF _Toc243926809 \h </w:instrText>
             </w:r>
             <w:r>
               <w:rPr>
@@ -1979,7 +2046,7 @@
               <w:szCs w:val="22"/>
             </w:rPr>
           </w:pPr>
-          <w:hyperlink w:anchor="_Toc243725373" w:history="1">
+          <w:hyperlink w:anchor="_Toc243926810" w:history="1">
             <w:r>
               <w:rPr>
                 <w:rStyle w:val="Hyperlink"/>
@@ -2003,7 +2070,7 @@
               <w:rPr>
                 <w:noProof/>
               </w:rPr>
-              <w:instrText xml:space="preserve"> PAGEREF _Toc243725373 \h </w:instrText>
+              <w:instrText xml:space="preserve"> PAGEREF _Toc243926810 \h </w:instrText>
             </w:r>
             <w:r>
               <w:rPr>
@@ -2044,7 +2111,7 @@
               <w:szCs w:val="22"/>
             </w:rPr>
           </w:pPr>
-          <w:hyperlink w:anchor="_Toc243725374" w:history="1">
+          <w:hyperlink w:anchor="_Toc243926811" w:history="1">
             <w:r>
               <w:rPr>
                 <w:rStyle w:val="Hyperlink"/>
@@ -2068,7 +2135,7 @@
               <w:rPr>
                 <w:noProof/>
               </w:rPr>
-              <w:instrText xml:space="preserve"> PAGEREF _Toc243725374 \h </w:instrText>
+              <w:instrText xml:space="preserve"> PAGEREF _Toc243926811 \h </w:instrText>
             </w:r>
             <w:r>
               <w:rPr>
@@ -2109,7 +2176,7 @@
               <w:szCs w:val="22"/>
             </w:rPr>
           </w:pPr>
-          <w:hyperlink w:anchor="_Toc243725375" w:history="1">
+          <w:hyperlink w:anchor="_Toc243926812" w:history="1">
             <w:r>
               <w:rPr>
                 <w:rStyle w:val="Hyperlink"/>
@@ -2133,7 +2200,7 @@
               <w:rPr>
                 <w:noProof/>
               </w:rPr>
-              <w:instrText xml:space="preserve"> PAGEREF _Toc243725375 \h </w:instrText>
+              <w:instrText xml:space="preserve"> PAGEREF _Toc243926812 \h </w:instrText>
             </w:r>
             <w:r>
               <w:rPr>
@@ -2174,7 +2241,7 @@
               <w:szCs w:val="22"/>
             </w:rPr>
           </w:pPr>
-          <w:hyperlink w:anchor="_Toc243725376" w:history="1">
+          <w:hyperlink w:anchor="_Toc243926813" w:history="1">
             <w:r>
               <w:rPr>
                 <w:rStyle w:val="Hyperlink"/>
@@ -2198,7 +2265,7 @@
               <w:rPr>
                 <w:noProof/>
               </w:rPr>
-              <w:instrText xml:space="preserve"> PAGEREF _Toc243725376 \h </w:instrText>
+              <w:instrText xml:space="preserve"> PAGEREF _Toc243926813 \h </w:instrText>
             </w:r>
             <w:r>
               <w:rPr>
@@ -2239,7 +2306,7 @@
               <w:szCs w:val="22"/>
             </w:rPr>
           </w:pPr>
-          <w:hyperlink w:anchor="_Toc243725377" w:history="1">
+          <w:hyperlink w:anchor="_Toc243926814" w:history="1">
             <w:r>
               <w:rPr>
                 <w:rStyle w:val="Hyperlink"/>
@@ -2263,7 +2330,7 @@
               <w:rPr>
                 <w:noProof/>
               </w:rPr>
-              <w:instrText xml:space="preserve"> PAGEREF _Toc243725377 \h </w:instrText>
+              <w:instrText xml:space="preserve"> PAGEREF _Toc243926814 \h </w:instrText>
             </w:r>
             <w:r>
               <w:rPr>
@@ -2304,7 +2371,7 @@
               <w:szCs w:val="22"/>
             </w:rPr>
           </w:pPr>
-          <w:hyperlink w:anchor="_Toc243725378" w:history="1">
+          <w:hyperlink w:anchor="_Toc243926815" w:history="1">
             <w:r>
               <w:rPr>
                 <w:rStyle w:val="Hyperlink"/>
@@ -2328,7 +2395,7 @@
               <w:rPr>
                 <w:noProof/>
               </w:rPr>
-              <w:instrText xml:space="preserve"> PAGEREF _Toc243725378 \h </w:instrText>
+              <w:instrText xml:space="preserve"> PAGEREF _Toc243926815 \h </w:instrText>
             </w:r>
             <w:r>
               <w:rPr>
@@ -2369,7 +2436,7 @@
               <w:szCs w:val="22"/>
             </w:rPr>
           </w:pPr>
-          <w:hyperlink w:anchor="_Toc243725379" w:history="1">
+          <w:hyperlink w:anchor="_Toc243926816" w:history="1">
             <w:r>
               <w:rPr>
                 <w:rStyle w:val="Hyperlink"/>
@@ -2393,7 +2460,7 @@
               <w:rPr>
                 <w:noProof/>
               </w:rPr>
-              <w:instrText xml:space="preserve"> PAGEREF _Toc243725379 \h </w:instrText>
+              <w:instrText xml:space="preserve"> PAGEREF _Toc243926816 \h </w:instrText>
             </w:r>
             <w:r>
               <w:rPr>
@@ -2434,7 +2501,7 @@
               <w:szCs w:val="22"/>
             </w:rPr>
           </w:pPr>
-          <w:hyperlink w:anchor="_Toc243725380" w:history="1">
+          <w:hyperlink w:anchor="_Toc243926817" w:history="1">
             <w:r>
               <w:rPr>
                 <w:rStyle w:val="Hyperlink"/>
@@ -2458,7 +2525,7 @@
               <w:rPr>
                 <w:noProof/>
               </w:rPr>
-              <w:instrText xml:space="preserve"> PAGEREF _Toc243725380 \h </w:instrText>
+              <w:instrText xml:space="preserve"> PAGEREF _Toc243926817 \h </w:instrText>
             </w:r>
             <w:r>
               <w:rPr>
@@ -2499,7 +2566,7 @@
               <w:szCs w:val="22"/>
             </w:rPr>
           </w:pPr>
-          <w:hyperlink w:anchor="_Toc243725381" w:history="1">
+          <w:hyperlink w:anchor="_Toc243926818" w:history="1">
             <w:r>
               <w:rPr>
                 <w:rStyle w:val="Hyperlink"/>
@@ -2523,7 +2590,7 @@
               <w:rPr>
                 <w:noProof/>
               </w:rPr>
-              <w:instrText xml:space="preserve"> PAGEREF _Toc243725381 \h </w:instrText>
+              <w:instrText xml:space="preserve"> PAGEREF _Toc243926818 \h </w:instrText>
             </w:r>
             <w:r>
               <w:rPr>
@@ -2564,7 +2631,7 @@
               <w:szCs w:val="22"/>
             </w:rPr>
           </w:pPr>
-          <w:hyperlink w:anchor="_Toc243725382" w:history="1">
+          <w:hyperlink w:anchor="_Toc243926819" w:history="1">
             <w:r>
               <w:rPr>
                 <w:rStyle w:val="Hyperlink"/>
@@ -2588,7 +2655,7 @@
               <w:rPr>
                 <w:noProof/>
               </w:rPr>
-              <w:instrText xml:space="preserve"> PAGEREF _Toc243725382 \h </w:instrText>
+              <w:instrText xml:space="preserve"> PAGEREF _Toc243926819 \h </w:instrText>
             </w:r>
             <w:r>
               <w:rPr>
@@ -2629,7 +2696,7 @@
               <w:szCs w:val="22"/>
             </w:rPr>
           </w:pPr>
-          <w:hyperlink w:anchor="_Toc243725383" w:history="1">
+          <w:hyperlink w:anchor="_Toc243926820" w:history="1">
             <w:r>
               <w:rPr>
                 <w:rStyle w:val="Hyperlink"/>
@@ -2653,7 +2720,7 @@
               <w:rPr>
                 <w:noProof/>
               </w:rPr>
-              <w:instrText xml:space="preserve"> PAGEREF _Toc243725383 \h </w:instrText>
+              <w:instrText xml:space="preserve"> PAGEREF _Toc243926820 \h </w:instrText>
             </w:r>
             <w:r>
               <w:rPr>
@@ -2694,7 +2761,7 @@
               <w:szCs w:val="22"/>
             </w:rPr>
           </w:pPr>
-          <w:hyperlink w:anchor="_Toc243725384" w:history="1">
+          <w:hyperlink w:anchor="_Toc243926821" w:history="1">
             <w:r>
               <w:rPr>
                 <w:rStyle w:val="Hyperlink"/>
@@ -2718,7 +2785,7 @@
               <w:rPr>
                 <w:noProof/>
               </w:rPr>
-              <w:instrText xml:space="preserve"> PAGEREF _Toc243725384 \h </w:instrText>
+              <w:instrText xml:space="preserve"> PAGEREF _Toc243926821 \h </w:instrText>
             </w:r>
             <w:r>
               <w:rPr>
@@ -2759,7 +2826,7 @@
               <w:szCs w:val="22"/>
             </w:rPr>
           </w:pPr>
-          <w:hyperlink w:anchor="_Toc243725385" w:history="1">
+          <w:hyperlink w:anchor="_Toc243926822" w:history="1">
             <w:r>
               <w:rPr>
                 <w:rStyle w:val="Hyperlink"/>
@@ -2783,7 +2850,7 @@
               <w:rPr>
                 <w:noProof/>
               </w:rPr>
-              <w:instrText xml:space="preserve"> PAGEREF _Toc243725385 \h </w:instrText>
+              <w:instrText xml:space="preserve"> PAGEREF _Toc243926822 \h </w:instrText>
             </w:r>
             <w:r>
               <w:rPr>
@@ -2824,7 +2891,7 @@
               <w:szCs w:val="22"/>
             </w:rPr>
           </w:pPr>
-          <w:hyperlink w:anchor="_Toc243725386" w:history="1">
+          <w:hyperlink w:anchor="_Toc243926823" w:history="1">
             <w:r>
               <w:rPr>
                 <w:rStyle w:val="Hyperlink"/>
@@ -2848,7 +2915,7 @@
               <w:rPr>
                 <w:noProof/>
               </w:rPr>
-              <w:instrText xml:space="preserve"> PAGEREF _Toc243725386 \h </w:instrText>
+              <w:instrText xml:space="preserve"> PAGEREF _Toc243926823 \h </w:instrText>
             </w:r>
             <w:r>
               <w:rPr>
@@ -2889,7 +2956,7 @@
               <w:szCs w:val="22"/>
             </w:rPr>
           </w:pPr>
-          <w:hyperlink w:anchor="_Toc243725387" w:history="1">
+          <w:hyperlink w:anchor="_Toc243926824" w:history="1">
             <w:r>
               <w:rPr>
                 <w:rStyle w:val="Hyperlink"/>
@@ -2913,7 +2980,7 @@
               <w:rPr>
                 <w:noProof/>
               </w:rPr>
-              <w:instrText xml:space="preserve"> PAGEREF _Toc243725387 \h </w:instrText>
+              <w:instrText xml:space="preserve"> PAGEREF _Toc243926824 \h </w:instrText>
             </w:r>
             <w:r>
               <w:rPr>
@@ -2954,7 +3021,7 @@
               <w:szCs w:val="22"/>
             </w:rPr>
           </w:pPr>
-          <w:hyperlink w:anchor="_Toc243725388" w:history="1">
+          <w:hyperlink w:anchor="_Toc243926825" w:history="1">
             <w:r>
               <w:rPr>
                 <w:rStyle w:val="Hyperlink"/>
@@ -2978,7 +3045,7 @@
               <w:rPr>
                 <w:noProof/>
               </w:rPr>
-              <w:instrText xml:space="preserve"> PAGEREF _Toc243725388 \h </w:instrText>
+              <w:instrText xml:space="preserve"> PAGEREF _Toc243926825 \h </w:instrText>
             </w:r>
             <w:r>
               <w:rPr>
@@ -3019,7 +3086,7 @@
               <w:szCs w:val="22"/>
             </w:rPr>
           </w:pPr>
-          <w:hyperlink w:anchor="_Toc243725389" w:history="1">
+          <w:hyperlink w:anchor="_Toc243926826" w:history="1">
             <w:r>
               <w:rPr>
                 <w:rStyle w:val="Hyperlink"/>
@@ -3043,7 +3110,7 @@
               <w:rPr>
                 <w:noProof/>
               </w:rPr>
-              <w:instrText xml:space="preserve"> PAGEREF _Toc243725389 \h </w:instrText>
+              <w:instrText xml:space="preserve"> PAGEREF _Toc243926826 \h </w:instrText>
             </w:r>
             <w:r>
               <w:rPr>
@@ -3060,7 +3127,7 @@
               <w:rPr>
                 <w:noProof/>
               </w:rPr>
-              <w:t>13</w:t>
+              <w:t>14</w:t>
             </w:r>
             <w:r>
               <w:rPr>
@@ -3084,7 +3151,7 @@
               <w:szCs w:val="22"/>
             </w:rPr>
           </w:pPr>
-          <w:hyperlink w:anchor="_Toc243725390" w:history="1">
+          <w:hyperlink w:anchor="_Toc243926827" w:history="1">
             <w:r>
               <w:rPr>
                 <w:rStyle w:val="Hyperlink"/>
@@ -3108,7 +3175,7 @@
               <w:rPr>
                 <w:noProof/>
               </w:rPr>
-              <w:instrText xml:space="preserve"> PAGEREF _Toc243725390 \h </w:instrText>
+              <w:instrText xml:space="preserve"> PAGEREF _Toc243926827 \h </w:instrText>
             </w:r>
             <w:r>
               <w:rPr>
@@ -3149,7 +3216,7 @@
               <w:szCs w:val="22"/>
             </w:rPr>
           </w:pPr>
-          <w:hyperlink w:anchor="_Toc243725391" w:history="1">
+          <w:hyperlink w:anchor="_Toc243926828" w:history="1">
             <w:r>
               <w:rPr>
                 <w:rStyle w:val="Hyperlink"/>
@@ -3173,7 +3240,7 @@
               <w:rPr>
                 <w:noProof/>
               </w:rPr>
-              <w:instrText xml:space="preserve"> PAGEREF _Toc243725391 \h </w:instrText>
+              <w:instrText xml:space="preserve"> PAGEREF _Toc243926828 \h </w:instrText>
             </w:r>
             <w:r>
               <w:rPr>
@@ -3214,7 +3281,7 @@
               <w:szCs w:val="22"/>
             </w:rPr>
           </w:pPr>
-          <w:hyperlink w:anchor="_Toc243725392" w:history="1">
+          <w:hyperlink w:anchor="_Toc243926829" w:history="1">
             <w:r>
               <w:rPr>
                 <w:rStyle w:val="Hyperlink"/>
@@ -3238,7 +3305,7 @@
               <w:rPr>
                 <w:noProof/>
               </w:rPr>
-              <w:instrText xml:space="preserve"> PAGEREF _Toc243725392 \h </w:instrText>
+              <w:instrText xml:space="preserve"> PAGEREF _Toc243926829 \h </w:instrText>
             </w:r>
             <w:r>
               <w:rPr>
@@ -3279,7 +3346,7 @@
               <w:szCs w:val="22"/>
             </w:rPr>
           </w:pPr>
-          <w:hyperlink w:anchor="_Toc243725393" w:history="1">
+          <w:hyperlink w:anchor="_Toc243926830" w:history="1">
             <w:r>
               <w:rPr>
                 <w:rStyle w:val="Hyperlink"/>
@@ -3303,7 +3370,7 @@
               <w:rPr>
                 <w:noProof/>
               </w:rPr>
-              <w:instrText xml:space="preserve"> PAGEREF _Toc243725393 \h </w:instrText>
+              <w:instrText xml:space="preserve"> PAGEREF _Toc243926830 \h </w:instrText>
             </w:r>
             <w:r>
               <w:rPr>
@@ -3320,7 +3387,7 @@
               <w:rPr>
                 <w:noProof/>
               </w:rPr>
-              <w:t>15</w:t>
+              <w:t>16</w:t>
             </w:r>
             <w:r>
               <w:rPr>
@@ -3344,7 +3411,7 @@
               <w:szCs w:val="22"/>
             </w:rPr>
           </w:pPr>
-          <w:hyperlink w:anchor="_Toc243725394" w:history="1">
+          <w:hyperlink w:anchor="_Toc243926831" w:history="1">
             <w:r>
               <w:rPr>
                 <w:rStyle w:val="Hyperlink"/>
@@ -3368,7 +3435,7 @@
               <w:rPr>
                 <w:noProof/>
               </w:rPr>
-              <w:instrText xml:space="preserve"> PAGEREF _Toc243725394 \h </w:instrText>
+              <w:instrText xml:space="preserve"> PAGEREF _Toc243926831 \h </w:instrText>
             </w:r>
             <w:r>
               <w:rPr>
@@ -3409,7 +3476,7 @@
               <w:szCs w:val="22"/>
             </w:rPr>
           </w:pPr>
-          <w:hyperlink w:anchor="_Toc243725395" w:history="1">
+          <w:hyperlink w:anchor="_Toc243926832" w:history="1">
             <w:r>
               <w:rPr>
                 <w:rStyle w:val="Hyperlink"/>
@@ -3433,7 +3500,7 @@
               <w:rPr>
                 <w:noProof/>
               </w:rPr>
-              <w:instrText xml:space="preserve"> PAGEREF _Toc243725395 \h </w:instrText>
+              <w:instrText xml:space="preserve"> PAGEREF _Toc243926832 \h </w:instrText>
             </w:r>
             <w:r>
               <w:rPr>
@@ -3474,7 +3541,7 @@
               <w:szCs w:val="22"/>
             </w:rPr>
           </w:pPr>
-          <w:hyperlink w:anchor="_Toc243725396" w:history="1">
+          <w:hyperlink w:anchor="_Toc243926833" w:history="1">
             <w:r>
               <w:rPr>
                 <w:rStyle w:val="Hyperlink"/>
@@ -3498,7 +3565,7 @@
               <w:rPr>
                 <w:noProof/>
               </w:rPr>
-              <w:instrText xml:space="preserve"> PAGEREF _Toc243725396 \h </w:instrText>
+              <w:instrText xml:space="preserve"> PAGEREF _Toc243926833 \h </w:instrText>
             </w:r>
             <w:r>
               <w:rPr>
@@ -3541,7 +3608,7 @@
       <w:pPr>
         <w:pStyle w:val="Heading1"/>
       </w:pPr>
-      <w:bookmarkStart w:id="1" w:name="_Toc243725365"/>
+      <w:bookmarkStart w:id="1" w:name="_Toc243926802"/>
       <w:r>
         <w:lastRenderedPageBreak/>
         <w:t>1  Introduction</w:t>
@@ -3575,7 +3642,7 @@
           <w:left w:w="10" w:type="dxa"/>
           <w:right w:w="10" w:type="dxa"/>
         </w:tblCellMar>
-        <w:tblLook w:val="04A0" w:firstRow="1" w:lastRow="0" w:firstColumn="1" w:lastColumn="0" w:noHBand="0" w:noVBand="1"/>
+        <w:tblLook w:val="0000" w:firstRow="0" w:lastRow="0" w:firstColumn="0" w:lastColumn="0" w:noHBand="0" w:noVBand="0"/>
       </w:tblPr>
       <w:tblGrid>
         <w:gridCol w:w="2551"/>
@@ -4107,7 +4174,7 @@
       <w:pPr>
         <w:pStyle w:val="Heading1"/>
       </w:pPr>
-      <w:bookmarkStart w:id="2" w:name="_Toc243725366"/>
+      <w:bookmarkStart w:id="2" w:name="_Toc243926803"/>
       <w:r>
         <w:lastRenderedPageBreak/>
         <w:t>2  What it adds on top of the backend</w:t>
@@ -4118,7 +4185,7 @@
       <w:pPr>
         <w:pStyle w:val="Heading2"/>
       </w:pPr>
-      <w:bookmarkStart w:id="3" w:name="_Toc243725367"/>
+      <w:bookmarkStart w:id="3" w:name="_Toc243926804"/>
       <w:r>
         <w:t>2.1  Photo and video uploads</w:t>
       </w:r>
@@ -4157,7 +4224,7 @@
           <w:left w:w="10" w:type="dxa"/>
           <w:right w:w="10" w:type="dxa"/>
         </w:tblCellMar>
-        <w:tblLook w:val="04A0" w:firstRow="1" w:lastRow="0" w:firstColumn="1" w:lastColumn="0" w:noHBand="0" w:noVBand="1"/>
+        <w:tblLook w:val="0000" w:firstRow="0" w:lastRow="0" w:firstColumn="0" w:lastColumn="0" w:noHBand="0" w:noVBand="0"/>
       </w:tblPr>
       <w:tblGrid>
         <w:gridCol w:w="2551"/>
@@ -4283,7 +4350,14 @@
                 <w:sz w:val="19"/>
                 <w:szCs w:val="19"/>
               </w:rPr>
-              <w:t>Image up to 15 MB; resized to at most 1600 px and saved as JPEG (quality 85) in media/products, named after the product plus a short random suffix</w:t>
+              <w:t>Image up to 15 MB; resized to at most 1600 px and s</w:t>
+            </w:r>
+            <w:r>
+              <w:rPr>
+                <w:sz w:val="19"/>
+                <w:szCs w:val="19"/>
+              </w:rPr>
+              <w:t>aved as JPEG (quality 85) in media/products, named after the product plus a short random suffix</w:t>
             </w:r>
           </w:p>
         </w:tc>
@@ -4403,14 +4477,7 @@
                 <w:sz w:val="19"/>
                 <w:szCs w:val="19"/>
               </w:rPr>
-              <w:t>Bulk Orders page picture (since 9 October 2026): image, same rules as a product photo, saved in media/showcase; Mark</w:t>
-            </w:r>
-            <w:r>
-              <w:rPr>
-                <w:sz w:val="19"/>
-                <w:szCs w:val="19"/>
-              </w:rPr>
-              <w:t>eter, Admin or SuperAdmin only</w:t>
+              <w:t>Bulk Orders page picture (since 9 October 2026): image, same rules as a product photo, saved in media/showcase; Marketer, Admin or SuperAdmin only</w:t>
             </w:r>
           </w:p>
         </w:tc>
@@ -4512,7 +4579,7 @@
       <w:pPr>
         <w:pStyle w:val="Heading2"/>
       </w:pPr>
-      <w:bookmarkStart w:id="4" w:name="_Toc243725368"/>
+      <w:bookmarkStart w:id="4" w:name="_Toc243926805"/>
       <w:r>
         <w:t>2.2  Media serving and URL rewriting</w:t>
       </w:r>
@@ -4571,10 +4638,7 @@
         <w:t>media/...</w:t>
       </w:r>
       <w:r>
-        <w:t>, which the app resolves</w:t>
-      </w:r>
-      <w:r>
-        <w:t xml:space="preserve"> against its own base address - USB, LAN or tunnel alike.</w:t>
+        <w:t>, which the app resolves against its own base address - USB, LAN or tunnel alike.</w:t>
       </w:r>
     </w:p>
     <w:p>
@@ -4595,7 +4659,10 @@
         <w:t xml:space="preserve">Note: </w:t>
       </w:r>
       <w:r>
-        <w:t xml:space="preserve">Because of this rewriting, a campaign or product the phone loads carries </w:t>
+        <w:t>Because of this r</w:t>
+      </w:r>
+      <w:r>
+        <w:t xml:space="preserve">ewriting, a campaign or product the phone loads carries </w:t>
       </w:r>
       <w:r>
         <w:rPr>
@@ -4619,10 +4686,7 @@
         <w:t>mediaKeyOf</w:t>
       </w:r>
       <w:r>
-        <w:t xml:space="preserve"> in CampaignFormViewModel.k</w:t>
-      </w:r>
-      <w:r>
-        <w:t>t) before saving, and the backend does the same (</w:t>
+        <w:t xml:space="preserve"> in CampaignFormViewModel.kt) before saving, and the backend does the same (</w:t>
       </w:r>
       <w:r>
         <w:rPr>
@@ -4634,14 +4698,17 @@
         <w:t>MediaUrls.toKey</w:t>
       </w:r>
       <w:r>
-        <w:t>), so editing never drops an existing photo or video.</w:t>
+        <w:t>), so editing nev</w:t>
+      </w:r>
+      <w:r>
+        <w:t>er drops an existing photo or video.</w:t>
       </w:r>
     </w:p>
     <w:p>
       <w:pPr>
         <w:pStyle w:val="Heading2"/>
       </w:pPr>
-      <w:bookmarkStart w:id="5" w:name="_Toc243725369"/>
+      <w:bookmarkStart w:id="5" w:name="_Toc243926806"/>
       <w:r>
         <w:t>2.3  Passing on the sign-in token</w:t>
       </w:r>
@@ -4652,10 +4719,10 @@
         <w:spacing w:after="120" w:line="276" w:lineRule="auto"/>
       </w:pPr>
       <w:r>
-        <w:t>Since 3 October 2026 only approved phones may use this server (see the Backend Server document, Approved</w:t>
+        <w:t>Since 3 October 2026 only approved phones may use this server (see the Backend Server document, Approved phones). The server itself makes no approval decision; it makes sure the backend</w:t>
       </w:r>
       <w:r>
-        <w:t xml:space="preserve"> phones). The server itself makes no approval decision; it makes sure the backend can:</w:t>
+        <w:t xml:space="preserve"> can:</w:t>
       </w:r>
     </w:p>
     <w:p>
@@ -4710,16 +4777,7 @@
           <w:sz w:val="19"/>
           <w:szCs w:val="19"/>
         </w:rPr>
-        <w:t>app/core/request_context.</w:t>
-      </w:r>
-      <w:r>
-        <w:rPr>
-          <w:rFonts w:ascii="Consolas" w:eastAsia="Consolas" w:hAnsi="Consolas" w:cs="Consolas"/>
-          <w:color w:val="3B3F3D"/>
-          <w:sz w:val="19"/>
-          <w:szCs w:val="19"/>
-        </w:rPr>
-        <w:t>py</w:t>
+        <w:t>app/core/request_context.py</w:t>
       </w:r>
       <w:r>
         <w:t>).</w:t>
@@ -4785,10 +4843,7 @@
         <w:t>GET /auth/device/challenge</w:t>
       </w:r>
       <w:r>
-        <w:t xml:space="preserve"> re</w:t>
-      </w:r>
-      <w:r>
-        <w:t xml:space="preserve">turns the one-time value the phone signs, and </w:t>
+        <w:t xml:space="preserve"> returns the one-time value the phone signs, and </w:t>
       </w:r>
       <w:r>
         <w:rPr>
@@ -4800,7 +4855,10 @@
         <w:t>POST /auth/login</w:t>
       </w:r>
       <w:r>
-        <w:t xml:space="preserve"> forwards the signed proof (</w:t>
+        <w:t xml:space="preserve"> forw</w:t>
+      </w:r>
+      <w:r>
+        <w:t>ards the signed proof (</w:t>
       </w:r>
       <w:r>
         <w:rPr>
@@ -4846,16 +4904,7 @@
           <w:sz w:val="19"/>
           <w:szCs w:val="19"/>
         </w:rPr>
-        <w:t>_require_approved_p</w:t>
-      </w:r>
-      <w:r>
-        <w:rPr>
-          <w:rFonts w:ascii="Consolas" w:eastAsia="Consolas" w:hAnsi="Consolas" w:cs="Consolas"/>
-          <w:color w:val="3B3F3D"/>
-          <w:sz w:val="19"/>
-          <w:szCs w:val="19"/>
-        </w:rPr>
-        <w:t>hone</w:t>
+        <w:t>_require_approved_phone</w:t>
       </w:r>
       <w:r>
         <w:t xml:space="preserve"> in </w:t>
@@ -4870,7 +4919,10 @@
         <w:t>routers/uploads.py</w:t>
       </w:r>
       <w:r>
-        <w:t>). A phone that is not approved cannot upload. The showcase upload also checks the role that answer gives (</w:t>
+        <w:t>). A phone that is not approved cannot up</w:t>
+      </w:r>
+      <w:r>
+        <w:t>load. The showcase upload also checks the role that answer gives (</w:t>
       </w:r>
       <w:r>
         <w:rPr>
@@ -4908,10 +4960,7 @@
         <w:t xml:space="preserve">Where to adjust: </w:t>
       </w:r>
       <w:r>
-        <w:t>If a ne</w:t>
-      </w:r>
-      <w:r>
-        <w:t xml:space="preserve">w route calls the backend, use the shared </w:t>
+        <w:t xml:space="preserve">If a new route calls the backend, use the shared </w:t>
       </w:r>
       <w:r>
         <w:rPr>
@@ -4923,7 +4972,10 @@
         <w:t>backend_client</w:t>
       </w:r>
       <w:r>
-        <w:t xml:space="preserve"> functions so the token and the </w:t>
+        <w:t xml:space="preserve"> functions </w:t>
+      </w:r>
+      <w:r>
+        <w:t xml:space="preserve">so the token and the </w:t>
       </w:r>
       <w:r>
         <w:rPr>
@@ -4954,12 +5006,9 @@
       <w:pPr>
         <w:pStyle w:val="Heading2"/>
       </w:pPr>
-      <w:bookmarkStart w:id="6" w:name="_Toc243725370"/>
+      <w:bookmarkStart w:id="6" w:name="_Toc243926807"/>
       <w:r>
-        <w:t xml:space="preserve">2.4  Trip </w:t>
-      </w:r>
-      <w:r>
-        <w:t>list sized to load</w:t>
+        <w:t>2.4  Trip list sized to load</w:t>
       </w:r>
       <w:bookmarkEnd w:id="6"/>
     </w:p>
@@ -4968,7 +5017,10 @@
         <w:spacing w:after="120" w:line="276" w:lineRule="auto"/>
       </w:pPr>
       <w:r>
-        <w:t xml:space="preserve">Following the business rule "send only 3-6 trips, fewer at busy times", </w:t>
+        <w:t>Following the business rule "send only 3-6 trips</w:t>
+      </w:r>
+      <w:r>
+        <w:t xml:space="preserve">, fewer at busy times", </w:t>
       </w:r>
       <w:r>
         <w:rPr>
@@ -4987,7 +5039,7 @@
       <w:pPr>
         <w:pStyle w:val="Heading2"/>
       </w:pPr>
-      <w:bookmarkStart w:id="7" w:name="_Toc243725371"/>
+      <w:bookmarkStart w:id="7" w:name="_Toc243926808"/>
       <w:r>
         <w:t>2.5  Other behaviour</w:t>
       </w:r>
@@ -5025,16 +5077,22 @@
           <w:sz w:val="19"/>
           <w:szCs w:val="19"/>
         </w:rPr>
-        <w:t>app/core/backend_client.py</w:t>
+        <w:t>app/co</w:t>
       </w:r>
       <w:r>
-        <w:t xml:space="preserve"> never passes on technical details. A backend that can't be reached becomes 503 "We can't reach our server right now ...", a slow one 504, and any</w:t>
+        <w:rPr>
+          <w:rFonts w:ascii="Consolas" w:eastAsia="Consolas" w:hAnsi="Consolas" w:cs="Consolas"/>
+          <w:color w:val="3B3F3D"/>
+          <w:sz w:val="19"/>
+          <w:szCs w:val="19"/>
+        </w:rPr>
+        <w:t>re/backend_client.py</w:t>
       </w:r>
       <w:r>
-        <w:t xml:space="preserve"> backend 500 becomes "Something went wrong on our side ..." - the real error goes to this server's log. A reason the backend wrote for people (any 4xx, or a deliberate 503 such as "Text messages are not set up yet.") passes through; a 4xx without one gets </w:t>
+        <w:t xml:space="preserve"> never passes on technical details. A backend that can't be reached becomes 503 "We can't reach our server right now ...", a slow one 504, and any backend 500 becomes "Something went wrong on our side ..." - the real error goes to this </w:t>
       </w:r>
       <w:r>
-        <w:t xml:space="preserve">a plain sentence for its status. </w:t>
+        <w:t xml:space="preserve">server's log. A reason the backend wrote for people (any 4xx, or a deliberate 503 such as "Text messages are not set up yet.") passes through; a 4xx without one gets a plain sentence for its status. </w:t>
       </w:r>
       <w:r>
         <w:rPr>
@@ -5081,7 +5139,16 @@
           <w:sz w:val="19"/>
           <w:szCs w:val="19"/>
         </w:rPr>
-        <w:t>GET /marketing/campaigns/{campaign_id}/products</w:t>
+        <w:t>GET /marketing/campaigns/{campa</w:t>
+      </w:r>
+      <w:r>
+        <w:rPr>
+          <w:rFonts w:ascii="Consolas" w:eastAsia="Consolas" w:hAnsi="Consolas" w:cs="Consolas"/>
+          <w:color w:val="3B3F3D"/>
+          <w:sz w:val="19"/>
+          <w:szCs w:val="19"/>
+        </w:rPr>
+        <w:t>ign_id}/products</w:t>
       </w:r>
       <w:r>
         <w:t xml:space="preserve"> reads and </w:t>
@@ -5121,7 +5188,74 @@
         <w:spacing w:after="60" w:line="264" w:lineRule="auto"/>
       </w:pPr>
       <w:r>
-        <w:t xml:space="preserve">Endpoints that change data still take an </w:t>
+        <w:t xml:space="preserve">Retiring a campaign (26 October 2026): </w:t>
+      </w:r>
+      <w:r>
+        <w:rPr>
+          <w:rFonts w:ascii="Consolas" w:eastAsia="Consolas" w:hAnsi="Consolas" w:cs="Consolas"/>
+          <w:color w:val="3B3F3D"/>
+          <w:sz w:val="19"/>
+          <w:szCs w:val="19"/>
+        </w:rPr>
+        <w:t>POST /marketing/campaigns/{campaign_id}/retire</w:t>
+      </w:r>
+      <w:r>
+        <w:t xml:space="preserve"> and </w:t>
+      </w:r>
+      <w:r>
+        <w:rPr>
+          <w:rFonts w:ascii="Consolas" w:eastAsia="Consolas" w:hAnsi="Consolas" w:cs="Consolas"/>
+          <w:color w:val="3B3F3D"/>
+          <w:sz w:val="19"/>
+          <w:szCs w:val="19"/>
+        </w:rPr>
+        <w:t>/unretire</w:t>
+      </w:r>
+      <w:r>
+        <w:t xml:space="preserve"> with the a</w:t>
+      </w:r>
+      <w:r>
+        <w:t xml:space="preserve">cting user. </w:t>
+      </w:r>
+      <w:r>
+        <w:rPr>
+          <w:rFonts w:ascii="Consolas" w:eastAsia="Consolas" w:hAnsi="Consolas" w:cs="Consolas"/>
+          <w:color w:val="3B3F3D"/>
+          <w:sz w:val="19"/>
+          <w:szCs w:val="19"/>
+        </w:rPr>
+        <w:t>GET /marketing/campaigns?includeRetired=true</w:t>
+      </w:r>
+      <w:r>
+        <w:t xml:space="preserve"> (the app's Marketing list) includes retired campaigns, marked </w:t>
+      </w:r>
+      <w:r>
+        <w:rPr>
+          <w:rFonts w:ascii="Consolas" w:eastAsia="Consolas" w:hAnsi="Consolas" w:cs="Consolas"/>
+          <w:color w:val="3B3F3D"/>
+          <w:sz w:val="19"/>
+          <w:szCs w:val="19"/>
+        </w:rPr>
+        <w:t>isRetired</w:t>
+      </w:r>
+      <w:r>
+        <w:t>; without it (Home, and app copies from before) they are left out, so an older app never shows a retired campaign as running.</w:t>
+      </w:r>
+    </w:p>
+    <w:p>
+      <w:pPr>
+        <w:pStyle w:val="ListParagraph"/>
+        <w:numPr>
+          <w:ilvl w:val="0"/>
+          <w:numId w:val="2"/>
+        </w:numPr>
+        <w:spacing w:after="60" w:line="264" w:lineRule="auto"/>
+      </w:pPr>
+      <w:r>
+        <w:t>En</w:t>
+      </w:r>
+      <w:r>
+        <w:t xml:space="preserve">dpoints that change data still take an </w:t>
       </w:r>
       <w:r>
         <w:rPr>
@@ -5133,10 +5267,7 @@
         <w:t>X-Actor-User-Id</w:t>
       </w:r>
       <w:r>
-        <w:t xml:space="preserve"> hea</w:t>
-      </w:r>
-      <w:r>
-        <w:t>der from the app and pass it on, but the backend replaces it with the user in the verified token, so a wrong or altered value has no effect.</w:t>
+        <w:t xml:space="preserve"> header from the app and pass it on, but the backend replaces it with the user in the verified token, so a wrong or altered value has no effect.</w:t>
       </w:r>
     </w:p>
     <w:p>
@@ -5162,10 +5293,10 @@
         <w:t xml:space="preserve">Security: </w:t>
       </w:r>
       <w:r>
-        <w:t xml:space="preserve">This server is reachable from the internet through the tunnel. Every request it passes on is checked by </w:t>
+        <w:t>This server is reachable from the internet thr</w:t>
       </w:r>
       <w:r>
-        <w:t xml:space="preserve">the backend for a token issued to an approved phone, and the acting user is taken from that token (closed on 3 October 2026; previously the id from the phone was trusted). Keep the </w:t>
+        <w:t xml:space="preserve">ough the tunnel. Every request it passes on is checked by the backend for a token issued to an approved phone, and the acting user is taken from that token (closed on 3 October 2026; previously the id from the phone was trusted). Keep the </w:t>
       </w:r>
       <w:r>
         <w:rPr>
@@ -5177,10 +5308,10 @@
         <w:t>X-Client: mobile</w:t>
       </w:r>
       <w:r>
-        <w:t xml:space="preserve"> mark on every backend call: without it the backend treats </w:t>
+        <w:t xml:space="preserve"> </w:t>
       </w:r>
       <w:r>
-        <w:t>the call as coming from the company computer.</w:t>
+        <w:t>mark on every backend call: without it the backend treats the call as coming from the company computer.</w:t>
       </w:r>
     </w:p>
     <w:p>
@@ -5192,7 +5323,7 @@
       <w:pPr>
         <w:pStyle w:val="Heading1"/>
       </w:pPr>
-      <w:bookmarkStart w:id="8" w:name="_Toc243725372"/>
+      <w:bookmarkStart w:id="8" w:name="_Toc243926809"/>
       <w:r>
         <w:lastRenderedPageBreak/>
         <w:t>3  Routes</w:t>
@@ -5237,10 +5368,7 @@
         <w:t xml:space="preserve">Note: </w:t>
       </w:r>
       <w:r>
-        <w:t>Since 9 October 2026: product lists and single pr</w:t>
-      </w:r>
-      <w:r>
-        <w:t>oducts include retired ones (</w:t>
+        <w:t>Since 9 October 2026: product lists and single products include retired ones (</w:t>
       </w:r>
       <w:r>
         <w:rPr>
@@ -5300,17 +5428,17 @@
         <w:t>/unretire</w:t>
       </w:r>
       <w:r>
-        <w:t xml:space="preserve"> serve the app's retire feature; the API description pages are off; and the backend refuses customer accounts at sign-in</w:t>
+        <w:t xml:space="preserve"> serv</w:t>
       </w:r>
       <w:r>
-        <w:t>.</w:t>
+        <w:t>e the app's retire feature; the API description pages are off; and the backend refuses customer accounts at sign-in.</w:t>
       </w:r>
     </w:p>
     <w:p>
       <w:pPr>
         <w:pStyle w:val="Heading2"/>
       </w:pPr>
-      <w:bookmarkStart w:id="9" w:name="_Toc243725373"/>
+      <w:bookmarkStart w:id="9" w:name="_Toc243926810"/>
       <w:r>
         <w:t>3.1  ai_chat.py</w:t>
       </w:r>
@@ -5332,7 +5460,7 @@
           <w:left w:w="10" w:type="dxa"/>
           <w:right w:w="10" w:type="dxa"/>
         </w:tblCellMar>
-        <w:tblLook w:val="04A0" w:firstRow="1" w:lastRow="0" w:firstColumn="1" w:lastColumn="0" w:noHBand="0" w:noVBand="1"/>
+        <w:tblLook w:val="0000" w:firstRow="0" w:lastRow="0" w:firstColumn="0" w:lastColumn="0" w:noHBand="0" w:noVBand="0"/>
       </w:tblPr>
       <w:tblGrid>
         <w:gridCol w:w="876"/>
@@ -5755,7 +5883,7 @@
       <w:pPr>
         <w:pStyle w:val="Heading2"/>
       </w:pPr>
-      <w:bookmarkStart w:id="10" w:name="_Toc243725374"/>
+      <w:bookmarkStart w:id="10" w:name="_Toc243926811"/>
       <w:r>
         <w:t>3.2  auth.py</w:t>
       </w:r>
@@ -5777,7 +5905,7 @@
           <w:left w:w="10" w:type="dxa"/>
           <w:right w:w="10" w:type="dxa"/>
         </w:tblCellMar>
-        <w:tblLook w:val="04A0" w:firstRow="1" w:lastRow="0" w:firstColumn="1" w:lastColumn="0" w:noHBand="0" w:noVBand="1"/>
+        <w:tblLook w:val="0000" w:firstRow="0" w:lastRow="0" w:firstColumn="0" w:lastColumn="0" w:noHBand="0" w:noVBand="0"/>
       </w:tblPr>
       <w:tblGrid>
         <w:gridCol w:w="876"/>
@@ -6971,7 +7099,7 @@
       <w:pPr>
         <w:pStyle w:val="Heading2"/>
       </w:pPr>
-      <w:bookmarkStart w:id="11" w:name="_Toc243725375"/>
+      <w:bookmarkStart w:id="11" w:name="_Toc243926812"/>
       <w:r>
         <w:t>3.3  bulk_orders.py</w:t>
       </w:r>
@@ -6993,7 +7121,7 @@
           <w:left w:w="10" w:type="dxa"/>
           <w:right w:w="10" w:type="dxa"/>
         </w:tblCellMar>
-        <w:tblLook w:val="04A0" w:firstRow="1" w:lastRow="0" w:firstColumn="1" w:lastColumn="0" w:noHBand="0" w:noVBand="1"/>
+        <w:tblLook w:val="0000" w:firstRow="0" w:lastRow="0" w:firstColumn="0" w:lastColumn="0" w:noHBand="0" w:noVBand="0"/>
       </w:tblPr>
       <w:tblGrid>
         <w:gridCol w:w="876"/>
@@ -7910,7 +8038,7 @@
       <w:pPr>
         <w:pStyle w:val="Heading2"/>
       </w:pPr>
-      <w:bookmarkStart w:id="12" w:name="_Toc243725376"/>
+      <w:bookmarkStart w:id="12" w:name="_Toc243926813"/>
       <w:r>
         <w:t>3.4  deliveries.py</w:t>
       </w:r>
@@ -7932,7 +8060,7 @@
           <w:left w:w="10" w:type="dxa"/>
           <w:right w:w="10" w:type="dxa"/>
         </w:tblCellMar>
-        <w:tblLook w:val="04A0" w:firstRow="1" w:lastRow="0" w:firstColumn="1" w:lastColumn="0" w:noHBand="0" w:noVBand="1"/>
+        <w:tblLook w:val="0000" w:firstRow="0" w:lastRow="0" w:firstColumn="0" w:lastColumn="0" w:noHBand="0" w:noVBand="0"/>
       </w:tblPr>
       <w:tblGrid>
         <w:gridCol w:w="876"/>
@@ -9098,7 +9226,7 @@
       <w:pPr>
         <w:pStyle w:val="Heading2"/>
       </w:pPr>
-      <w:bookmarkStart w:id="13" w:name="_Toc243725377"/>
+      <w:bookmarkStart w:id="13" w:name="_Toc243926814"/>
       <w:r>
         <w:t>3.5  expenses.py</w:t>
       </w:r>
@@ -9120,7 +9248,7 @@
           <w:left w:w="10" w:type="dxa"/>
           <w:right w:w="10" w:type="dxa"/>
         </w:tblCellMar>
-        <w:tblLook w:val="04A0" w:firstRow="1" w:lastRow="0" w:firstColumn="1" w:lastColumn="0" w:noHBand="0" w:noVBand="1"/>
+        <w:tblLook w:val="0000" w:firstRow="0" w:lastRow="0" w:firstColumn="0" w:lastColumn="0" w:noHBand="0" w:noVBand="0"/>
       </w:tblPr>
       <w:tblGrid>
         <w:gridCol w:w="876"/>
@@ -9786,7 +9914,7 @@
       <w:pPr>
         <w:pStyle w:val="Heading2"/>
       </w:pPr>
-      <w:bookmarkStart w:id="14" w:name="_Toc243725378"/>
+      <w:bookmarkStart w:id="14" w:name="_Toc243926815"/>
       <w:r>
         <w:t>3.6  finance.py</w:t>
       </w:r>
@@ -9808,7 +9936,7 @@
           <w:left w:w="10" w:type="dxa"/>
           <w:right w:w="10" w:type="dxa"/>
         </w:tblCellMar>
-        <w:tblLook w:val="04A0" w:firstRow="1" w:lastRow="0" w:firstColumn="1" w:lastColumn="0" w:noHBand="0" w:noVBand="1"/>
+        <w:tblLook w:val="0000" w:firstRow="0" w:lastRow="0" w:firstColumn="0" w:lastColumn="0" w:noHBand="0" w:noVBand="0"/>
       </w:tblPr>
       <w:tblGrid>
         <w:gridCol w:w="876"/>
@@ -10844,7 +10972,7 @@
       <w:pPr>
         <w:pStyle w:val="Heading2"/>
       </w:pPr>
-      <w:bookmarkStart w:id="15" w:name="_Toc243725379"/>
+      <w:bookmarkStart w:id="15" w:name="_Toc243926816"/>
       <w:r>
         <w:t>3.7  health.py</w:t>
       </w:r>
@@ -10866,7 +10994,7 @@
           <w:left w:w="10" w:type="dxa"/>
           <w:right w:w="10" w:type="dxa"/>
         </w:tblCellMar>
-        <w:tblLook w:val="04A0" w:firstRow="1" w:lastRow="0" w:firstColumn="1" w:lastColumn="0" w:noHBand="0" w:noVBand="1"/>
+        <w:tblLook w:val="0000" w:firstRow="0" w:lastRow="0" w:firstColumn="0" w:lastColumn="0" w:noHBand="0" w:noVBand="0"/>
       </w:tblPr>
       <w:tblGrid>
         <w:gridCol w:w="876"/>
@@ -11151,7 +11279,7 @@
       <w:pPr>
         <w:pStyle w:val="Heading2"/>
       </w:pPr>
-      <w:bookmarkStart w:id="16" w:name="_Toc243725380"/>
+      <w:bookmarkStart w:id="16" w:name="_Toc243926817"/>
       <w:r>
         <w:t>3.8  insights.py</w:t>
       </w:r>
@@ -11173,7 +11301,7 @@
           <w:left w:w="10" w:type="dxa"/>
           <w:right w:w="10" w:type="dxa"/>
         </w:tblCellMar>
-        <w:tblLook w:val="04A0" w:firstRow="1" w:lastRow="0" w:firstColumn="1" w:lastColumn="0" w:noHBand="0" w:noVBand="1"/>
+        <w:tblLook w:val="0000" w:firstRow="0" w:lastRow="0" w:firstColumn="0" w:lastColumn="0" w:noHBand="0" w:noVBand="0"/>
       </w:tblPr>
       <w:tblGrid>
         <w:gridCol w:w="876"/>
@@ -11582,7 +11710,7 @@
       <w:pPr>
         <w:pStyle w:val="Heading2"/>
       </w:pPr>
-      <w:bookmarkStart w:id="17" w:name="_Toc243725381"/>
+      <w:bookmarkStart w:id="17" w:name="_Toc243926818"/>
       <w:r>
         <w:t>3.9  settings.py</w:t>
       </w:r>
@@ -11604,7 +11732,7 @@
           <w:left w:w="10" w:type="dxa"/>
           <w:right w:w="10" w:type="dxa"/>
         </w:tblCellMar>
-        <w:tblLook w:val="04A0" w:firstRow="1" w:lastRow="0" w:firstColumn="1" w:lastColumn="0" w:noHBand="0" w:noVBand="1"/>
+        <w:tblLook w:val="0000" w:firstRow="0" w:lastRow="0" w:firstColumn="0" w:lastColumn="0" w:noHBand="0" w:noVBand="0"/>
       </w:tblPr>
       <w:tblGrid>
         <w:gridCol w:w="876"/>
@@ -12027,7 +12155,7 @@
       <w:pPr>
         <w:pStyle w:val="Heading2"/>
       </w:pPr>
-      <w:bookmarkStart w:id="18" w:name="_Toc243725382"/>
+      <w:bookmarkStart w:id="18" w:name="_Toc243926819"/>
       <w:r>
         <w:t>3.10  machines_vehicles.py</w:t>
       </w:r>
@@ -12049,7 +12177,7 @@
           <w:left w:w="10" w:type="dxa"/>
           <w:right w:w="10" w:type="dxa"/>
         </w:tblCellMar>
-        <w:tblLook w:val="04A0" w:firstRow="1" w:lastRow="0" w:firstColumn="1" w:lastColumn="0" w:noHBand="0" w:noVBand="1"/>
+        <w:tblLook w:val="0000" w:firstRow="0" w:lastRow="0" w:firstColumn="0" w:lastColumn="0" w:noHBand="0" w:noVBand="0"/>
       </w:tblPr>
       <w:tblGrid>
         <w:gridCol w:w="876"/>
@@ -12458,7 +12586,7 @@
       <w:pPr>
         <w:pStyle w:val="Heading2"/>
       </w:pPr>
-      <w:bookmarkStart w:id="19" w:name="_Toc243725383"/>
+      <w:bookmarkStart w:id="19" w:name="_Toc243926820"/>
       <w:r>
         <w:lastRenderedPageBreak/>
         <w:t>3.11  marketing.py</w:t>
@@ -12481,7 +12609,7 @@
           <w:left w:w="10" w:type="dxa"/>
           <w:right w:w="10" w:type="dxa"/>
         </w:tblCellMar>
-        <w:tblLook w:val="04A0" w:firstRow="1" w:lastRow="0" w:firstColumn="1" w:lastColumn="0" w:noHBand="0" w:noVBand="1"/>
+        <w:tblLook w:val="0000" w:firstRow="0" w:lastRow="0" w:firstColumn="0" w:lastColumn="0" w:noHBand="0" w:noVBand="0"/>
       </w:tblPr>
       <w:tblGrid>
         <w:gridCol w:w="876"/>
@@ -13567,7 +13695,7 @@
                 <w:sz w:val="19"/>
                 <w:szCs w:val="19"/>
               </w:rPr>
-              <w:t>/marketing/campaigns/{campaign_id}/products/{product_id}</w:t>
+              <w:t>/marketing/campaigns/{campaign_id}/retire</w:t>
             </w:r>
           </w:p>
         </w:tc>
@@ -13591,7 +13719,7 @@
                 <w:sz w:val="19"/>
                 <w:szCs w:val="19"/>
               </w:rPr>
-              <w:t>Link product</w:t>
+              <w:t>Retire campaign</w:t>
             </w:r>
           </w:p>
         </w:tc>
@@ -13615,7 +13743,7 @@
                 <w:sz w:val="19"/>
                 <w:szCs w:val="19"/>
               </w:rPr>
-              <w:t>POST /api/marketing/campaigns/{campaign_id}/products/{product_id}</w:t>
+              <w:t>POST /api/marketing/campaigns/{campaign_id}/retire</w:t>
             </w:r>
           </w:p>
         </w:tc>
@@ -13634,6 +13762,13 @@
             <w:pPr>
               <w:spacing w:after="20" w:line="252" w:lineRule="auto"/>
             </w:pPr>
+            <w:r>
+              <w:rPr>
+                <w:sz w:val="19"/>
+                <w:szCs w:val="19"/>
+              </w:rPr>
+              <w:t>acting user id</w:t>
+            </w:r>
           </w:p>
         </w:tc>
       </w:tr>
@@ -13666,7 +13801,7 @@
                 <w:sz w:val="19"/>
                 <w:szCs w:val="19"/>
               </w:rPr>
-              <w:t>GET</w:t>
+              <w:t>POST</w:t>
             </w:r>
           </w:p>
         </w:tc>
@@ -13689,7 +13824,7 @@
                 <w:sz w:val="19"/>
                 <w:szCs w:val="19"/>
               </w:rPr>
-              <w:t>/marketing/campaigns/{campaign_id}/products</w:t>
+              <w:t>/marketing/campaigns/{campaign_id}/unretire</w:t>
             </w:r>
           </w:p>
         </w:tc>
@@ -13712,7 +13847,7 @@
                 <w:sz w:val="19"/>
                 <w:szCs w:val="19"/>
               </w:rPr>
-              <w:t>Campaign products</w:t>
+              <w:t>Unretire campaign</w:t>
             </w:r>
           </w:p>
         </w:tc>
@@ -13735,7 +13870,7 @@
                 <w:sz w:val="19"/>
                 <w:szCs w:val="19"/>
               </w:rPr>
-              <w:t>GET /api/marketing/campaigns/{campaign_id}/products</w:t>
+              <w:t>POST /api/marketing/campaigns/{campaign_id}/unretire</w:t>
             </w:r>
           </w:p>
         </w:tc>
@@ -13753,6 +13888,13 @@
             <w:pPr>
               <w:spacing w:after="20" w:line="252" w:lineRule="auto"/>
             </w:pPr>
+            <w:r>
+              <w:rPr>
+                <w:sz w:val="19"/>
+                <w:szCs w:val="19"/>
+              </w:rPr>
+              <w:t>acting user id</w:t>
+            </w:r>
           </w:p>
         </w:tc>
       </w:tr>
@@ -13786,6 +13928,249 @@
                 <w:sz w:val="19"/>
                 <w:szCs w:val="19"/>
               </w:rPr>
+              <w:t>POST</w:t>
+            </w:r>
+          </w:p>
+        </w:tc>
+        <w:tc>
+          <w:tcPr>
+            <w:tcW w:w="2628" w:type="dxa"/>
+            <w:shd w:val="clear" w:color="auto" w:fill="F4F5F3"/>
+            <w:tcMar>
+              <w:top w:w="50" w:type="dxa"/>
+              <w:left w:w="90" w:type="dxa"/>
+              <w:bottom w:w="50" w:type="dxa"/>
+              <w:right w:w="90" w:type="dxa"/>
+            </w:tcMar>
+          </w:tcPr>
+          <w:p>
+            <w:pPr>
+              <w:spacing w:after="20" w:line="252" w:lineRule="auto"/>
+            </w:pPr>
+            <w:r>
+              <w:rPr>
+                <w:sz w:val="19"/>
+                <w:szCs w:val="19"/>
+              </w:rPr>
+              <w:t>/marketing/campaigns/{campaign_id}/products/{product_id}</w:t>
+            </w:r>
+          </w:p>
+        </w:tc>
+        <w:tc>
+          <w:tcPr>
+            <w:tcW w:w="2080" w:type="dxa"/>
+            <w:shd w:val="clear" w:color="auto" w:fill="F4F5F3"/>
+            <w:tcMar>
+              <w:top w:w="50" w:type="dxa"/>
+              <w:left w:w="90" w:type="dxa"/>
+              <w:bottom w:w="50" w:type="dxa"/>
+              <w:right w:w="90" w:type="dxa"/>
+            </w:tcMar>
+          </w:tcPr>
+          <w:p>
+            <w:pPr>
+              <w:spacing w:after="20" w:line="252" w:lineRule="auto"/>
+            </w:pPr>
+            <w:r>
+              <w:rPr>
+                <w:sz w:val="19"/>
+                <w:szCs w:val="19"/>
+              </w:rPr>
+              <w:t>Link product</w:t>
+            </w:r>
+          </w:p>
+        </w:tc>
+        <w:tc>
+          <w:tcPr>
+            <w:tcW w:w="2847" w:type="dxa"/>
+            <w:shd w:val="clear" w:color="auto" w:fill="F4F5F3"/>
+            <w:tcMar>
+              <w:top w:w="50" w:type="dxa"/>
+              <w:left w:w="90" w:type="dxa"/>
+              <w:bottom w:w="50" w:type="dxa"/>
+              <w:right w:w="90" w:type="dxa"/>
+            </w:tcMar>
+          </w:tcPr>
+          <w:p>
+            <w:pPr>
+              <w:spacing w:after="20" w:line="252" w:lineRule="auto"/>
+            </w:pPr>
+            <w:r>
+              <w:rPr>
+                <w:sz w:val="19"/>
+                <w:szCs w:val="19"/>
+              </w:rPr>
+              <w:t>POST /api/marketing/campaigns/{campaign_id}/products/{product_id}</w:t>
+            </w:r>
+          </w:p>
+        </w:tc>
+        <w:tc>
+          <w:tcPr>
+            <w:tcW w:w="1207" w:type="dxa"/>
+            <w:shd w:val="clear" w:color="auto" w:fill="F4F5F3"/>
+            <w:tcMar>
+              <w:top w:w="50" w:type="dxa"/>
+              <w:left w:w="90" w:type="dxa"/>
+              <w:bottom w:w="50" w:type="dxa"/>
+              <w:right w:w="90" w:type="dxa"/>
+            </w:tcMar>
+          </w:tcPr>
+          <w:p>
+            <w:pPr>
+              <w:spacing w:after="20" w:line="252" w:lineRule="auto"/>
+            </w:pPr>
+          </w:p>
+        </w:tc>
+      </w:tr>
+      <w:tr>
+        <w:tblPrEx>
+          <w:tblCellMar>
+            <w:top w:w="0" w:type="dxa"/>
+            <w:bottom w:w="0" w:type="dxa"/>
+          </w:tblCellMar>
+        </w:tblPrEx>
+        <w:trPr>
+          <w:cantSplit/>
+        </w:trPr>
+        <w:tc>
+          <w:tcPr>
+            <w:tcW w:w="876" w:type="dxa"/>
+            <w:tcMar>
+              <w:top w:w="50" w:type="dxa"/>
+              <w:left w:w="90" w:type="dxa"/>
+              <w:bottom w:w="50" w:type="dxa"/>
+              <w:right w:w="90" w:type="dxa"/>
+            </w:tcMar>
+          </w:tcPr>
+          <w:p>
+            <w:pPr>
+              <w:spacing w:after="20" w:line="252" w:lineRule="auto"/>
+            </w:pPr>
+            <w:r>
+              <w:rPr>
+                <w:sz w:val="19"/>
+                <w:szCs w:val="19"/>
+              </w:rPr>
+              <w:t>GET</w:t>
+            </w:r>
+          </w:p>
+        </w:tc>
+        <w:tc>
+          <w:tcPr>
+            <w:tcW w:w="2628" w:type="dxa"/>
+            <w:tcMar>
+              <w:top w:w="50" w:type="dxa"/>
+              <w:left w:w="90" w:type="dxa"/>
+              <w:bottom w:w="50" w:type="dxa"/>
+              <w:right w:w="90" w:type="dxa"/>
+            </w:tcMar>
+          </w:tcPr>
+          <w:p>
+            <w:pPr>
+              <w:spacing w:after="20" w:line="252" w:lineRule="auto"/>
+            </w:pPr>
+            <w:r>
+              <w:rPr>
+                <w:sz w:val="19"/>
+                <w:szCs w:val="19"/>
+              </w:rPr>
+              <w:t>/marketing/campaigns/{campaign_id}/products</w:t>
+            </w:r>
+          </w:p>
+        </w:tc>
+        <w:tc>
+          <w:tcPr>
+            <w:tcW w:w="2080" w:type="dxa"/>
+            <w:tcMar>
+              <w:top w:w="50" w:type="dxa"/>
+              <w:left w:w="90" w:type="dxa"/>
+              <w:bottom w:w="50" w:type="dxa"/>
+              <w:right w:w="90" w:type="dxa"/>
+            </w:tcMar>
+          </w:tcPr>
+          <w:p>
+            <w:pPr>
+              <w:spacing w:after="20" w:line="252" w:lineRule="auto"/>
+            </w:pPr>
+            <w:r>
+              <w:rPr>
+                <w:sz w:val="19"/>
+                <w:szCs w:val="19"/>
+              </w:rPr>
+              <w:t>Campaign products</w:t>
+            </w:r>
+          </w:p>
+        </w:tc>
+        <w:tc>
+          <w:tcPr>
+            <w:tcW w:w="2847" w:type="dxa"/>
+            <w:tcMar>
+              <w:top w:w="50" w:type="dxa"/>
+              <w:left w:w="90" w:type="dxa"/>
+              <w:bottom w:w="50" w:type="dxa"/>
+              <w:right w:w="90" w:type="dxa"/>
+            </w:tcMar>
+          </w:tcPr>
+          <w:p>
+            <w:pPr>
+              <w:spacing w:after="20" w:line="252" w:lineRule="auto"/>
+            </w:pPr>
+            <w:r>
+              <w:rPr>
+                <w:sz w:val="19"/>
+                <w:szCs w:val="19"/>
+              </w:rPr>
+              <w:t>GET /api/marketing/campaigns/{campaign_id}/products</w:t>
+            </w:r>
+          </w:p>
+        </w:tc>
+        <w:tc>
+          <w:tcPr>
+            <w:tcW w:w="1207" w:type="dxa"/>
+            <w:tcMar>
+              <w:top w:w="50" w:type="dxa"/>
+              <w:left w:w="90" w:type="dxa"/>
+              <w:bottom w:w="50" w:type="dxa"/>
+              <w:right w:w="90" w:type="dxa"/>
+            </w:tcMar>
+          </w:tcPr>
+          <w:p>
+            <w:pPr>
+              <w:spacing w:after="20" w:line="252" w:lineRule="auto"/>
+            </w:pPr>
+          </w:p>
+        </w:tc>
+      </w:tr>
+      <w:tr>
+        <w:tblPrEx>
+          <w:tblCellMar>
+            <w:top w:w="0" w:type="dxa"/>
+            <w:bottom w:w="0" w:type="dxa"/>
+          </w:tblCellMar>
+        </w:tblPrEx>
+        <w:trPr>
+          <w:cantSplit/>
+        </w:trPr>
+        <w:tc>
+          <w:tcPr>
+            <w:tcW w:w="876" w:type="dxa"/>
+            <w:shd w:val="clear" w:color="auto" w:fill="F4F5F3"/>
+            <w:tcMar>
+              <w:top w:w="50" w:type="dxa"/>
+              <w:left w:w="90" w:type="dxa"/>
+              <w:bottom w:w="50" w:type="dxa"/>
+              <w:right w:w="90" w:type="dxa"/>
+            </w:tcMar>
+          </w:tcPr>
+          <w:p>
+            <w:pPr>
+              <w:spacing w:after="20" w:line="252" w:lineRule="auto"/>
+            </w:pPr>
+            <w:r>
+              <w:rPr>
+                <w:sz w:val="19"/>
+                <w:szCs w:val="19"/>
+              </w:rPr>
               <w:t>PUT</w:t>
             </w:r>
           </w:p>
@@ -13897,7 +14282,7 @@
       <w:pPr>
         <w:pStyle w:val="Heading2"/>
       </w:pPr>
-      <w:bookmarkStart w:id="20" w:name="_Toc243725384"/>
+      <w:bookmarkStart w:id="20" w:name="_Toc243926821"/>
       <w:r>
         <w:t>3.12  orders.py</w:t>
       </w:r>
@@ -13919,7 +14304,7 @@
           <w:left w:w="10" w:type="dxa"/>
           <w:right w:w="10" w:type="dxa"/>
         </w:tblCellMar>
-        <w:tblLook w:val="04A0" w:firstRow="1" w:lastRow="0" w:firstColumn="1" w:lastColumn="0" w:noHBand="0" w:noVBand="1"/>
+        <w:tblLook w:val="0000" w:firstRow="0" w:lastRow="0" w:firstColumn="0" w:lastColumn="0" w:noHBand="0" w:noVBand="0"/>
       </w:tblPr>
       <w:tblGrid>
         <w:gridCol w:w="876"/>
@@ -14342,7 +14727,7 @@
       <w:pPr>
         <w:pStyle w:val="Heading2"/>
       </w:pPr>
-      <w:bookmarkStart w:id="21" w:name="_Toc243725385"/>
+      <w:bookmarkStart w:id="21" w:name="_Toc243926822"/>
       <w:r>
         <w:t>3.13  products.py</w:t>
       </w:r>
@@ -14364,7 +14749,7 @@
           <w:left w:w="10" w:type="dxa"/>
           <w:right w:w="10" w:type="dxa"/>
         </w:tblCellMar>
-        <w:tblLook w:val="04A0" w:firstRow="1" w:lastRow="0" w:firstColumn="1" w:lastColumn="0" w:noHBand="0" w:noVBand="1"/>
+        <w:tblLook w:val="0000" w:firstRow="0" w:lastRow="0" w:firstColumn="0" w:lastColumn="0" w:noHBand="0" w:noVBand="0"/>
       </w:tblPr>
       <w:tblGrid>
         <w:gridCol w:w="876"/>
@@ -14669,6 +15054,7 @@
                 <w:sz w:val="19"/>
                 <w:szCs w:val="19"/>
               </w:rPr>
+              <w:lastRenderedPageBreak/>
               <w:t>GET</w:t>
             </w:r>
           </w:p>
@@ -15162,7 +15548,6 @@
                 <w:sz w:val="19"/>
                 <w:szCs w:val="19"/>
               </w:rPr>
-              <w:lastRenderedPageBreak/>
               <w:t>PATCH</w:t>
             </w:r>
           </w:p>
@@ -15788,7 +16173,7 @@
       <w:pPr>
         <w:pStyle w:val="Heading2"/>
       </w:pPr>
-      <w:bookmarkStart w:id="22" w:name="_Toc243725386"/>
+      <w:bookmarkStart w:id="22" w:name="_Toc243926823"/>
       <w:r>
         <w:t>3.14  shipping.py</w:t>
       </w:r>
@@ -15810,7 +16195,7 @@
           <w:left w:w="10" w:type="dxa"/>
           <w:right w:w="10" w:type="dxa"/>
         </w:tblCellMar>
-        <w:tblLook w:val="04A0" w:firstRow="1" w:lastRow="0" w:firstColumn="1" w:lastColumn="0" w:noHBand="0" w:noVBand="1"/>
+        <w:tblLook w:val="0000" w:firstRow="0" w:lastRow="0" w:firstColumn="0" w:lastColumn="0" w:noHBand="0" w:noVBand="0"/>
       </w:tblPr>
       <w:tblGrid>
         <w:gridCol w:w="876"/>
@@ -16462,7 +16847,7 @@
       <w:pPr>
         <w:pStyle w:val="Heading2"/>
       </w:pPr>
-      <w:bookmarkStart w:id="23" w:name="_Toc243725387"/>
+      <w:bookmarkStart w:id="23" w:name="_Toc243926824"/>
       <w:r>
         <w:t>3.15  showcase.py</w:t>
       </w:r>
@@ -16484,7 +16869,7 @@
           <w:left w:w="10" w:type="dxa"/>
           <w:right w:w="10" w:type="dxa"/>
         </w:tblCellMar>
-        <w:tblLook w:val="04A0" w:firstRow="1" w:lastRow="0" w:firstColumn="1" w:lastColumn="0" w:noHBand="0" w:noVBand="1"/>
+        <w:tblLook w:val="0000" w:firstRow="0" w:lastRow="0" w:firstColumn="0" w:lastColumn="0" w:noHBand="0" w:noVBand="0"/>
       </w:tblPr>
       <w:tblGrid>
         <w:gridCol w:w="876"/>
@@ -17255,7 +17640,7 @@
       <w:pPr>
         <w:pStyle w:val="Heading2"/>
       </w:pPr>
-      <w:bookmarkStart w:id="24" w:name="_Toc243725388"/>
+      <w:bookmarkStart w:id="24" w:name="_Toc243926825"/>
       <w:r>
         <w:t>3.16  sms_queue.py</w:t>
       </w:r>
@@ -17277,7 +17662,7 @@
           <w:left w:w="10" w:type="dxa"/>
           <w:right w:w="10" w:type="dxa"/>
         </w:tblCellMar>
-        <w:tblLook w:val="04A0" w:firstRow="1" w:lastRow="0" w:firstColumn="1" w:lastColumn="0" w:noHBand="0" w:noVBand="1"/>
+        <w:tblLook w:val="0000" w:firstRow="0" w:lastRow="0" w:firstColumn="0" w:lastColumn="0" w:noHBand="0" w:noVBand="0"/>
       </w:tblPr>
       <w:tblGrid>
         <w:gridCol w:w="876"/>
@@ -17569,7 +17954,7 @@
       <w:pPr>
         <w:pStyle w:val="Heading2"/>
       </w:pPr>
-      <w:bookmarkStart w:id="25" w:name="_Toc243725389"/>
+      <w:bookmarkStart w:id="25" w:name="_Toc243926826"/>
       <w:r>
         <w:t>3.17  transactions.py</w:t>
       </w:r>
@@ -17591,7 +17976,7 @@
           <w:left w:w="10" w:type="dxa"/>
           <w:right w:w="10" w:type="dxa"/>
         </w:tblCellMar>
-        <w:tblLook w:val="04A0" w:firstRow="1" w:lastRow="0" w:firstColumn="1" w:lastColumn="0" w:noHBand="0" w:noVBand="1"/>
+        <w:tblLook w:val="0000" w:firstRow="0" w:lastRow="0" w:firstColumn="0" w:lastColumn="0" w:noHBand="0" w:noVBand="0"/>
       </w:tblPr>
       <w:tblGrid>
         <w:gridCol w:w="876"/>
@@ -17896,7 +18281,6 @@
                 <w:sz w:val="19"/>
                 <w:szCs w:val="19"/>
               </w:rPr>
-              <w:lastRenderedPageBreak/>
               <w:t>POST</w:t>
             </w:r>
           </w:p>
@@ -19391,7 +19775,7 @@
       <w:pPr>
         <w:pStyle w:val="Heading2"/>
       </w:pPr>
-      <w:bookmarkStart w:id="26" w:name="_Toc243725390"/>
+      <w:bookmarkStart w:id="26" w:name="_Toc243926827"/>
       <w:r>
         <w:t>3.18  trees.py</w:t>
       </w:r>
@@ -19413,7 +19797,7 @@
           <w:left w:w="10" w:type="dxa"/>
           <w:right w:w="10" w:type="dxa"/>
         </w:tblCellMar>
-        <w:tblLook w:val="04A0" w:firstRow="1" w:lastRow="0" w:firstColumn="1" w:lastColumn="0" w:noHBand="0" w:noVBand="1"/>
+        <w:tblLook w:val="0000" w:firstRow="0" w:lastRow="0" w:firstColumn="0" w:lastColumn="0" w:noHBand="0" w:noVBand="0"/>
       </w:tblPr>
       <w:tblGrid>
         <w:gridCol w:w="876"/>
@@ -20204,6 +20588,7 @@
                 <w:sz w:val="19"/>
                 <w:szCs w:val="19"/>
               </w:rPr>
+              <w:lastRenderedPageBreak/>
               <w:t>POST</w:t>
             </w:r>
           </w:p>
@@ -20570,7 +20955,6 @@
                 <w:sz w:val="19"/>
                 <w:szCs w:val="19"/>
               </w:rPr>
-              <w:lastRenderedPageBreak/>
               <w:t>POST</w:t>
             </w:r>
           </w:p>
@@ -21171,7 +21555,7 @@
       <w:pPr>
         <w:pStyle w:val="Heading2"/>
       </w:pPr>
-      <w:bookmarkStart w:id="27" w:name="_Toc243725391"/>
+      <w:bookmarkStart w:id="27" w:name="_Toc243926828"/>
       <w:r>
         <w:t>3.19  trips.py</w:t>
       </w:r>
@@ -21193,7 +21577,7 @@
           <w:left w:w="10" w:type="dxa"/>
           <w:right w:w="10" w:type="dxa"/>
         </w:tblCellMar>
-        <w:tblLook w:val="04A0" w:firstRow="1" w:lastRow="0" w:firstColumn="1" w:lastColumn="0" w:noHBand="0" w:noVBand="1"/>
+        <w:tblLook w:val="0000" w:firstRow="0" w:lastRow="0" w:firstColumn="0" w:lastColumn="0" w:noHBand="0" w:noVBand="0"/>
       </w:tblPr>
       <w:tblGrid>
         <w:gridCol w:w="876"/>
@@ -22707,7 +23091,7 @@
       <w:pPr>
         <w:pStyle w:val="Heading2"/>
       </w:pPr>
-      <w:bookmarkStart w:id="28" w:name="_Toc243725392"/>
+      <w:bookmarkStart w:id="28" w:name="_Toc243926829"/>
       <w:r>
         <w:t>3.20  uploads.py</w:t>
       </w:r>
@@ -22729,7 +23113,7 @@
           <w:left w:w="10" w:type="dxa"/>
           <w:right w:w="10" w:type="dxa"/>
         </w:tblCellMar>
-        <w:tblLook w:val="04A0" w:firstRow="1" w:lastRow="0" w:firstColumn="1" w:lastColumn="0" w:noHBand="0" w:noVBand="1"/>
+        <w:tblLook w:val="0000" w:firstRow="0" w:lastRow="0" w:firstColumn="0" w:lastColumn="0" w:noHBand="0" w:noVBand="0"/>
       </w:tblPr>
       <w:tblGrid>
         <w:gridCol w:w="876"/>
@@ -23278,8 +23662,9 @@
       <w:pPr>
         <w:pStyle w:val="Heading2"/>
       </w:pPr>
-      <w:bookmarkStart w:id="29" w:name="_Toc243725393"/>
+      <w:bookmarkStart w:id="29" w:name="_Toc243926830"/>
       <w:r>
+        <w:lastRenderedPageBreak/>
         <w:t>3.21  users.py</w:t>
       </w:r>
       <w:bookmarkEnd w:id="29"/>
@@ -23300,7 +23685,7 @@
           <w:left w:w="10" w:type="dxa"/>
           <w:right w:w="10" w:type="dxa"/>
         </w:tblCellMar>
-        <w:tblLook w:val="04A0" w:firstRow="1" w:lastRow="0" w:firstColumn="1" w:lastColumn="0" w:noHBand="0" w:noVBand="1"/>
+        <w:tblLook w:val="0000" w:firstRow="0" w:lastRow="0" w:firstColumn="0" w:lastColumn="0" w:noHBand="0" w:noVBand="0"/>
       </w:tblPr>
       <w:tblGrid>
         <w:gridCol w:w="876"/>
@@ -23723,7 +24108,7 @@
       <w:pPr>
         <w:pStyle w:val="Heading2"/>
       </w:pPr>
-      <w:bookmarkStart w:id="30" w:name="_Toc243725394"/>
+      <w:bookmarkStart w:id="30" w:name="_Toc243926831"/>
       <w:r>
         <w:t>3.22  workers.py</w:t>
       </w:r>
@@ -23745,7 +24130,7 @@
           <w:left w:w="10" w:type="dxa"/>
           <w:right w:w="10" w:type="dxa"/>
         </w:tblCellMar>
-        <w:tblLook w:val="04A0" w:firstRow="1" w:lastRow="0" w:firstColumn="1" w:lastColumn="0" w:noHBand="0" w:noVBand="1"/>
+        <w:tblLook w:val="0000" w:firstRow="0" w:lastRow="0" w:firstColumn="0" w:lastColumn="0" w:noHBand="0" w:noVBand="0"/>
       </w:tblPr>
       <w:tblGrid>
         <w:gridCol w:w="876"/>
@@ -24299,7 +24684,7 @@
       <w:pPr>
         <w:pStyle w:val="Heading1"/>
       </w:pPr>
-      <w:bookmarkStart w:id="31" w:name="_Toc243725395"/>
+      <w:bookmarkStart w:id="31" w:name="_Toc243926832"/>
       <w:r>
         <w:lastRenderedPageBreak/>
         <w:t>4  Configuration</w:t>
@@ -24322,7 +24707,7 @@
           <w:left w:w="10" w:type="dxa"/>
           <w:right w:w="10" w:type="dxa"/>
         </w:tblCellMar>
-        <w:tblLook w:val="04A0" w:firstRow="1" w:lastRow="0" w:firstColumn="1" w:lastColumn="0" w:noHBand="0" w:noVBand="1"/>
+        <w:tblLook w:val="0000" w:firstRow="0" w:lastRow="0" w:firstColumn="0" w:lastColumn="0" w:noHBand="0" w:noVBand="0"/>
       </w:tblPr>
       <w:tblGrid>
         <w:gridCol w:w="2789"/>
@@ -24763,7 +25148,7 @@
       <w:pPr>
         <w:pStyle w:val="Heading1"/>
       </w:pPr>
-      <w:bookmarkStart w:id="32" w:name="_Toc243725396"/>
+      <w:bookmarkStart w:id="32" w:name="_Toc243926833"/>
       <w:r>
         <w:lastRenderedPageBreak/>
         <w:t>5  Running and checking</w:t>
@@ -25125,10 +25510,10 @@
 <file path=word/numbering.xml><?xml version="1.0" encoding="utf-8"?>
 <w:numbering xmlns:wpc="http://schemas.microsoft.com/office/word/2010/wordprocessingCanvas" xmlns:cx="http://schemas.microsoft.com/office/drawing/2014/chartex" xmlns:cx1="http://schemas.microsoft.com/office/drawing/2015/9/8/chartex" xmlns:mc="http://schemas.openxmlformats.org/markup-compatibility/2006" xmlns:o="urn:schemas-microsoft-com:office:office" xmlns:r="http://schemas.openxmlformats.org/officeDocument/2006/relationships" xmlns:m="http://schemas.openxmlformats.org/officeDocument/2006/math" xmlns:v="urn:schemas-microsoft-com:vml" xmlns:wp14="http://schemas.microsoft.com/office/word/2010/wordprocessingDrawing" xmlns:wp="http://schemas.openxmlformats.org/drawingml/2006/wordprocessingDrawing" xmlns:w10="urn:schemas-microsoft-com:office:word" xmlns:w="http://schemas.openxmlformats.org/wordprocessingml/2006/main" xmlns:w14="http://schemas.microsoft.com/office/word/2010/wordml" xmlns:w15="http://schemas.microsoft.com/office/word/2012/wordml" xmlns:w16se="http://schemas.microsoft.com/office/word/2015/wordml/symex" xmlns:wpg="http://schemas.microsoft.com/office/word/2010/wordprocessingGroup" xmlns:wpi="http://schemas.microsoft.com/office/word/2010/wordprocessingInk" xmlns:wne="http://schemas.microsoft.com/office/word/2006/wordml" xmlns:wps="http://schemas.microsoft.com/office/word/2010/wordprocessingShape" mc:Ignorable="w14 w15 w16se wp14">
   <w:abstractNum w:abstractNumId="0" w15:restartNumberingAfterBreak="0">
-    <w:nsid w:val="20116B7F"/>
+    <w:nsid w:val="01B3548A"/>
     <w:multiLevelType w:val="hybridMultilevel"/>
-    <w:tmpl w:val="5FA4A836"/>
-    <w:lvl w:ilvl="0" w:tplc="D09EC6E2" w:tentative="1">
+    <w:tmpl w:val="DC7C182E"/>
+    <w:lvl w:ilvl="0" w:tplc="FCBC6F80" w:tentative="1">
       <w:start w:val="1"/>
       <w:numFmt w:val="bullet"/>
       <w:lvlText w:val="●"/>
@@ -25137,7 +25522,7 @@
         <w:ind w:left="720" w:hanging="360"/>
       </w:pPr>
     </w:lvl>
-    <w:lvl w:ilvl="1" w:tplc="86E69B4E" w:tentative="1">
+    <w:lvl w:ilvl="1" w:tplc="05AE39B8" w:tentative="1">
       <w:start w:val="1"/>
       <w:numFmt w:val="bullet"/>
       <w:lvlText w:val="○"/>
@@ -25146,7 +25531,7 @@
         <w:ind w:left="1440" w:hanging="360"/>
       </w:pPr>
     </w:lvl>
-    <w:lvl w:ilvl="2" w:tplc="AA7830C8" w:tentative="1">
+    <w:lvl w:ilvl="2" w:tplc="BC045C06" w:tentative="1">
       <w:start w:val="1"/>
       <w:numFmt w:val="bullet"/>
       <w:lvlText w:val="■"/>
@@ -25155,7 +25540,7 @@
         <w:ind w:left="2160" w:hanging="360"/>
       </w:pPr>
     </w:lvl>
-    <w:lvl w:ilvl="3" w:tplc="E7ECFE24" w:tentative="1">
+    <w:lvl w:ilvl="3" w:tplc="AC4ECCFE" w:tentative="1">
       <w:start w:val="1"/>
       <w:numFmt w:val="bullet"/>
       <w:lvlText w:val="●"/>
@@ -25164,7 +25549,7 @@
         <w:ind w:left="2880" w:hanging="360"/>
       </w:pPr>
     </w:lvl>
-    <w:lvl w:ilvl="4" w:tplc="61E61A84" w:tentative="1">
+    <w:lvl w:ilvl="4" w:tplc="EAA66110" w:tentative="1">
       <w:start w:val="1"/>
       <w:numFmt w:val="bullet"/>
       <w:lvlText w:val="○"/>
@@ -25173,7 +25558,7 @@
         <w:ind w:left="3600" w:hanging="360"/>
       </w:pPr>
     </w:lvl>
-    <w:lvl w:ilvl="5" w:tplc="994C8DAA" w:tentative="1">
+    <w:lvl w:ilvl="5" w:tplc="3DF41C86" w:tentative="1">
       <w:start w:val="1"/>
       <w:numFmt w:val="bullet"/>
       <w:lvlText w:val="■"/>
@@ -25182,7 +25567,7 @@
         <w:ind w:left="4320" w:hanging="360"/>
       </w:pPr>
     </w:lvl>
-    <w:lvl w:ilvl="6" w:tplc="14C8A2E8" w:tentative="1">
+    <w:lvl w:ilvl="6" w:tplc="B4C44148" w:tentative="1">
       <w:start w:val="1"/>
       <w:numFmt w:val="bullet"/>
       <w:lvlText w:val="●"/>
@@ -25191,7 +25576,7 @@
         <w:ind w:left="5040" w:hanging="360"/>
       </w:pPr>
     </w:lvl>
-    <w:lvl w:ilvl="7" w:tplc="3CA4B8D6" w:tentative="1">
+    <w:lvl w:ilvl="7" w:tplc="F9109D20" w:tentative="1">
       <w:start w:val="1"/>
       <w:numFmt w:val="bullet"/>
       <w:lvlText w:val="●"/>
@@ -25200,7 +25585,7 @@
         <w:ind w:left="5760" w:hanging="360"/>
       </w:pPr>
     </w:lvl>
-    <w:lvl w:ilvl="8" w:tplc="95F0AC70" w:tentative="1">
+    <w:lvl w:ilvl="8" w:tplc="6D84C368" w:tentative="1">
       <w:start w:val="1"/>
       <w:numFmt w:val="bullet"/>
       <w:lvlText w:val="●"/>
@@ -25211,10 +25596,10 @@
     </w:lvl>
   </w:abstractNum>
   <w:abstractNum w:abstractNumId="1" w15:restartNumberingAfterBreak="0">
-    <w:nsid w:val="5DD74E05"/>
+    <w:nsid w:val="12D824BC"/>
     <w:multiLevelType w:val="hybridMultilevel"/>
-    <w:tmpl w:val="9FE4848A"/>
-    <w:lvl w:ilvl="0" w:tplc="1EE0D31C" w:tentative="1">
+    <w:tmpl w:val="0FA46A9C"/>
+    <w:lvl w:ilvl="0" w:tplc="821854EE" w:tentative="1">
       <w:start w:val="1"/>
       <w:numFmt w:val="decimal"/>
       <w:lvlText w:val="%1."/>
@@ -25223,7 +25608,7 @@
         <w:ind w:left="540" w:hanging="300"/>
       </w:pPr>
     </w:lvl>
-    <w:lvl w:ilvl="1" w:tplc="8774D63E" w:tentative="1">
+    <w:lvl w:ilvl="1" w:tplc="9EB2AB3E" w:tentative="1">
       <w:start w:val="1"/>
       <w:numFmt w:val="lowerLetter"/>
       <w:lvlText w:val="%2."/>
@@ -25232,7 +25617,7 @@
         <w:ind w:left="940" w:hanging="300"/>
       </w:pPr>
     </w:lvl>
-    <w:lvl w:ilvl="2" w:tplc="B0205C24" w:tentative="1">
+    <w:lvl w:ilvl="2" w:tplc="ED9867DC" w:tentative="1">
       <w:start w:val="1"/>
       <w:numFmt w:val="lowerRoman"/>
       <w:lvlText w:val="%3."/>
@@ -25241,42 +25626,42 @@
         <w:ind w:left="1340" w:hanging="300"/>
       </w:pPr>
     </w:lvl>
-    <w:lvl w:ilvl="3" w:tplc="3D986808">
+    <w:lvl w:ilvl="3" w:tplc="D9DEA192">
       <w:numFmt w:val="decimal"/>
       <w:lvlText w:val=""/>
       <w:lvlJc w:val="left"/>
     </w:lvl>
-    <w:lvl w:ilvl="4" w:tplc="53B47BC0">
+    <w:lvl w:ilvl="4" w:tplc="E1B4444E">
       <w:numFmt w:val="decimal"/>
       <w:lvlText w:val=""/>
       <w:lvlJc w:val="left"/>
     </w:lvl>
-    <w:lvl w:ilvl="5" w:tplc="0B16C826">
+    <w:lvl w:ilvl="5" w:tplc="BD6AFC3C">
       <w:numFmt w:val="decimal"/>
       <w:lvlText w:val=""/>
       <w:lvlJc w:val="left"/>
     </w:lvl>
-    <w:lvl w:ilvl="6" w:tplc="090C6AC6">
+    <w:lvl w:ilvl="6" w:tplc="0D9C7F66">
       <w:numFmt w:val="decimal"/>
       <w:lvlText w:val=""/>
       <w:lvlJc w:val="left"/>
     </w:lvl>
-    <w:lvl w:ilvl="7" w:tplc="96AA8BD4">
+    <w:lvl w:ilvl="7" w:tplc="E0C6CB18">
       <w:numFmt w:val="decimal"/>
       <w:lvlText w:val=""/>
       <w:lvlJc w:val="left"/>
     </w:lvl>
-    <w:lvl w:ilvl="8" w:tplc="D60AD56A">
+    <w:lvl w:ilvl="8" w:tplc="04E4DA82">
       <w:numFmt w:val="decimal"/>
       <w:lvlText w:val=""/>
       <w:lvlJc w:val="left"/>
     </w:lvl>
   </w:abstractNum>
   <w:abstractNum w:abstractNumId="2" w15:restartNumberingAfterBreak="0">
-    <w:nsid w:val="6C5E27E2"/>
+    <w:nsid w:val="74204BF5"/>
     <w:multiLevelType w:val="hybridMultilevel"/>
-    <w:tmpl w:val="6EF64BE4"/>
-    <w:lvl w:ilvl="0" w:tplc="F7AC0C1E">
+    <w:tmpl w:val="6080A48A"/>
+    <w:lvl w:ilvl="0" w:tplc="AA90D02A">
       <w:start w:val="1"/>
       <w:numFmt w:val="bullet"/>
       <w:lvlText w:val="•"/>
@@ -25285,7 +25670,7 @@
         <w:ind w:left="540" w:hanging="300"/>
       </w:pPr>
     </w:lvl>
-    <w:lvl w:ilvl="1" w:tplc="1570E278" w:tentative="1">
+    <w:lvl w:ilvl="1" w:tplc="5C4E7688" w:tentative="1">
       <w:start w:val="1"/>
       <w:numFmt w:val="bullet"/>
       <w:lvlText w:val="–"/>
@@ -25294,7 +25679,7 @@
         <w:ind w:left="940" w:hanging="300"/>
       </w:pPr>
     </w:lvl>
-    <w:lvl w:ilvl="2" w:tplc="AB64AEA4" w:tentative="1">
+    <w:lvl w:ilvl="2" w:tplc="B502A0BA" w:tentative="1">
       <w:start w:val="1"/>
       <w:numFmt w:val="bullet"/>
       <w:lvlText w:val="◦"/>
@@ -25303,32 +25688,32 @@
         <w:ind w:left="1340" w:hanging="300"/>
       </w:pPr>
     </w:lvl>
-    <w:lvl w:ilvl="3" w:tplc="503446CA">
+    <w:lvl w:ilvl="3" w:tplc="796A661C">
       <w:numFmt w:val="decimal"/>
       <w:lvlText w:val=""/>
       <w:lvlJc w:val="left"/>
     </w:lvl>
-    <w:lvl w:ilvl="4" w:tplc="31E69024">
+    <w:lvl w:ilvl="4" w:tplc="9DE61832">
       <w:numFmt w:val="decimal"/>
       <w:lvlText w:val=""/>
       <w:lvlJc w:val="left"/>
     </w:lvl>
-    <w:lvl w:ilvl="5" w:tplc="38323D9C">
+    <w:lvl w:ilvl="5" w:tplc="B2DE8C2A">
       <w:numFmt w:val="decimal"/>
       <w:lvlText w:val=""/>
       <w:lvlJc w:val="left"/>
     </w:lvl>
-    <w:lvl w:ilvl="6" w:tplc="E75A044C">
+    <w:lvl w:ilvl="6" w:tplc="A78647D2">
       <w:numFmt w:val="decimal"/>
       <w:lvlText w:val=""/>
       <w:lvlJc w:val="left"/>
     </w:lvl>
-    <w:lvl w:ilvl="7" w:tplc="10C47766">
+    <w:lvl w:ilvl="7" w:tplc="D1227BAE">
       <w:numFmt w:val="decimal"/>
       <w:lvlText w:val=""/>
       <w:lvlJc w:val="left"/>
     </w:lvl>
-    <w:lvl w:ilvl="8" w:tplc="E78A2794">
+    <w:lvl w:ilvl="8" w:tplc="1FCA06C6">
       <w:numFmt w:val="decimal"/>
       <w:lvlText w:val=""/>
       <w:lvlJc w:val="left"/>
@@ -25970,7 +26355,7 @@
     <w:autoRedefine/>
     <w:uiPriority w:val="39"/>
     <w:unhideWhenUsed/>
-    <w:rsid w:val="00D36EE1"/>
+    <w:rsid w:val="00D65924"/>
     <w:pPr>
       <w:spacing w:after="100"/>
     </w:pPr>
@@ -25982,7 +26367,7 @@
     <w:autoRedefine/>
     <w:uiPriority w:val="39"/>
     <w:unhideWhenUsed/>
-    <w:rsid w:val="00D36EE1"/>
+    <w:rsid w:val="00D65924"/>
     <w:pPr>
       <w:spacing w:after="100"/>
       <w:ind w:left="210"/>
